--- a/entrega_diseno/CARPETA_ETC88.docx
+++ b/entrega_diseno/CARPETA_ETC88.docx
@@ -2280,6 +2280,96 @@
           <w:sz w:val="22"/>
         </w:rPr>
         <w:t>(lección del Informe 85)</w:t>
+      </w:r>
+    </w:p>
+    <w:p>
+      <w:pPr>
+        <w:spacing w:after="20"/>
+        <w:ind w:left="454"/>
+      </w:pPr>
+      <w:r>
+        <w:rPr>
+          <w:rFonts w:ascii="Calibri" w:hAnsi="Calibri"/>
+          <w:b/>
+          <w:color w:val="1B3A5C"/>
+          <w:sz w:val="22"/>
+        </w:rPr>
+        <w:t xml:space="preserve">11. </w:t>
+      </w:r>
+      <w:r>
+        <w:rPr>
+          <w:rFonts w:ascii="Calibri" w:hAnsi="Calibri"/>
+          <w:b/>
+          <w:color w:val="1A1A1A"/>
+          <w:sz w:val="22"/>
+        </w:rPr>
+        <w:t>Asistencia y puntualidad</w:t>
+      </w:r>
+      <w:r>
+        <w:rPr>
+          <w:rFonts w:ascii="Calibri" w:hAnsi="Calibri"/>
+          <w:color w:val="1A1A1A"/>
+          <w:sz w:val="22"/>
+        </w:rPr>
+        <w:t xml:space="preserve"> — hasta 3 ausencias justificadas; </w:t>
+      </w:r>
+      <w:r>
+        <w:rPr>
+          <w:rFonts w:ascii="Calibri" w:hAnsi="Calibri"/>
+          <w:b/>
+          <w:color w:val="1A1A1A"/>
+          <w:sz w:val="22"/>
+        </w:rPr>
+        <w:t>3 tardanzas = 1 ausencia</w:t>
+      </w:r>
+      <w:r>
+        <w:rPr>
+          <w:rFonts w:ascii="Calibri" w:hAnsi="Calibri"/>
+          <w:color w:val="1A1A1A"/>
+          <w:sz w:val="22"/>
+        </w:rPr>
+        <w:t xml:space="preserve">; las excusas se avisan con antelación. Ensayo General obligatorio. </w:t>
+      </w:r>
+      <w:r>
+        <w:rPr>
+          <w:rFonts w:ascii="Calibri" w:hAnsi="Calibri"/>
+          <w:i/>
+          <w:color w:val="1A1A1A"/>
+          <w:sz w:val="22"/>
+        </w:rPr>
+        <w:t>(ref. ETCs anteriores)</w:t>
+      </w:r>
+    </w:p>
+    <w:p>
+      <w:pPr>
+        <w:spacing w:after="20"/>
+        <w:ind w:left="454"/>
+      </w:pPr>
+      <w:r>
+        <w:rPr>
+          <w:rFonts w:ascii="Calibri" w:hAnsi="Calibri"/>
+          <w:b/>
+          <w:color w:val="1B3A5C"/>
+          <w:sz w:val="22"/>
+        </w:rPr>
+        <w:t xml:space="preserve">12. </w:t>
+      </w:r>
+      <w:r>
+        <w:rPr>
+          <w:rFonts w:ascii="Calibri" w:hAnsi="Calibri"/>
+          <w:b/>
+          <w:color w:val="1A1A1A"/>
+          <w:sz w:val="22"/>
+        </w:rPr>
+        <w:t>Canalizar por la vía correspondiente</w:t>
+      </w:r>
+      <w:r>
+        <w:rPr>
+          <w:rFonts w:ascii="Calibri" w:hAnsi="Calibri"/>
+          <w:color w:val="1A1A1A"/>
+          <w:sz w:val="22"/>
+        </w:rPr>
+        <w:t xml:space="preserve"> — las dudas de cada área van primero a su coordinador, y el coordinador al Co-Dir. No se brinca el canal.</w:t>
       </w:r>
     </w:p>
     <w:p>
@@ -5818,7 +5908,298 @@
           <w:color w:val="1B3A5C"/>
           <w:sz w:val="38"/>
         </w:rPr>
-        <w:t>7. Reglas de la Casa *(para los participantes · se leen al inicio)*</w:t>
+        <w:t>7. Qué debe llevar el equipo</w:t>
+      </w:r>
+    </w:p>
+    <w:tbl>
+      <w:tblPr>
+        <w:tblW w:type="auto" w:w="0"/>
+        <w:jc w:val="center"/>
+        <w:tblLook w:firstColumn="1" w:firstRow="1" w:lastColumn="0" w:lastRow="0" w:noHBand="0" w:noVBand="1" w:val="04A0"/>
+      </w:tblPr>
+      <w:tblGrid>
+        <w:gridCol w:w="9746"/>
+      </w:tblGrid>
+      <w:tr>
+        <w:tc>
+          <w:tcPr>
+            <w:tcW w:type="dxa" w:w="9071"/>
+            <w:shd w:val="clear" w:color="auto" w:fill="F7F1E3"/>
+            <w:tcBorders>
+              <w:left w:val="single" w:sz="24" w:color="E36C4F"/>
+              <w:top w:val="single" w:sz="4" w:color="E8D4A8"/>
+              <w:right w:val="single" w:sz="4" w:color="E8D4A8"/>
+              <w:bottom w:val="single" w:sz="4" w:color="E8D4A8"/>
+            </w:tcBorders>
+          </w:tcPr>
+          <w:p>
+            <w:pPr>
+              <w:spacing w:after="20"/>
+            </w:pPr>
+            <w:r/>
+            <w:r>
+              <w:rPr>
+                <w:rFonts w:ascii="Calibri" w:hAnsi="Calibri"/>
+                <w:i/>
+                <w:color w:val="1B3A5C"/>
+                <w:sz w:val="21"/>
+              </w:rPr>
+              <w:t>(Lista de empaque, ref. ETC 79. El participante recibe su propia lista en la invitación.)</w:t>
+            </w:r>
+          </w:p>
+        </w:tc>
+      </w:tr>
+    </w:tbl>
+    <w:p>
+      <w:pPr>
+        <w:spacing w:after="0"/>
+      </w:pPr>
+    </w:p>
+    <w:p>
+      <w:pPr>
+        <w:pStyle w:val="ListBullet"/>
+        <w:spacing w:after="20"/>
+      </w:pPr>
+      <w:r>
+        <w:rPr>
+          <w:rFonts w:ascii="Calibri" w:hAnsi="Calibri"/>
+          <w:b/>
+          <w:color w:val="1A1A1A"/>
+          <w:sz w:val="22"/>
+        </w:rPr>
+        <w:t>Cama:</w:t>
+      </w:r>
+      <w:r>
+        <w:rPr>
+          <w:rFonts w:ascii="Calibri" w:hAnsi="Calibri"/>
+          <w:color w:val="1A1A1A"/>
+          <w:sz w:val="22"/>
+        </w:rPr>
+        <w:t xml:space="preserve"> juego de sábana twin · almohada · toalla.</w:t>
+      </w:r>
+    </w:p>
+    <w:p>
+      <w:pPr>
+        <w:pStyle w:val="ListBullet"/>
+        <w:spacing w:after="20"/>
+      </w:pPr>
+      <w:r>
+        <w:rPr>
+          <w:rFonts w:ascii="Calibri" w:hAnsi="Calibri"/>
+          <w:b/>
+          <w:color w:val="1A1A1A"/>
+          <w:sz w:val="22"/>
+        </w:rPr>
+        <w:t>Aseo personal:</w:t>
+      </w:r>
+      <w:r>
+        <w:rPr>
+          <w:rFonts w:ascii="Calibri" w:hAnsi="Calibri"/>
+          <w:color w:val="1A1A1A"/>
+          <w:sz w:val="22"/>
+        </w:rPr>
+        <w:t xml:space="preserve"> jabón, pasta dental, desodorante, crema, papel de baño.</w:t>
+      </w:r>
+    </w:p>
+    <w:p>
+      <w:pPr>
+        <w:pStyle w:val="ListBullet"/>
+        <w:spacing w:after="20"/>
+      </w:pPr>
+      <w:r>
+        <w:rPr>
+          <w:rFonts w:ascii="Calibri" w:hAnsi="Calibri"/>
+          <w:b/>
+          <w:color w:val="1A1A1A"/>
+          <w:sz w:val="22"/>
+        </w:rPr>
+        <w:t>Chancletas</w:t>
+      </w:r>
+      <w:r>
+        <w:rPr>
+          <w:rFonts w:ascii="Calibri" w:hAnsi="Calibri"/>
+          <w:color w:val="1A1A1A"/>
+          <w:sz w:val="22"/>
+        </w:rPr>
+        <w:t xml:space="preserve"> plásticas (para la ducha).</w:t>
+      </w:r>
+    </w:p>
+    <w:p>
+      <w:pPr>
+        <w:pStyle w:val="ListBullet"/>
+        <w:spacing w:after="20"/>
+      </w:pPr>
+      <w:r>
+        <w:rPr>
+          <w:rFonts w:ascii="Calibri" w:hAnsi="Calibri"/>
+          <w:b/>
+          <w:color w:val="1A1A1A"/>
+          <w:sz w:val="22"/>
+        </w:rPr>
+        <w:t>Ropa cómoda, fresca y adecuada</w:t>
+      </w:r>
+      <w:r>
+        <w:rPr>
+          <w:rFonts w:ascii="Calibri" w:hAnsi="Calibri"/>
+          <w:color w:val="1A1A1A"/>
+          <w:sz w:val="22"/>
+        </w:rPr>
+        <w:t xml:space="preserve"> — camisetas con manga; pantalones de la rodilla hacia abajo.</w:t>
+      </w:r>
+    </w:p>
+    <w:p>
+      <w:pPr>
+        <w:pStyle w:val="ListBullet"/>
+        <w:spacing w:after="20"/>
+      </w:pPr>
+      <w:r>
+        <w:rPr>
+          <w:rFonts w:ascii="Calibri" w:hAnsi="Calibri"/>
+          <w:b/>
+          <w:color w:val="1A1A1A"/>
+          <w:sz w:val="22"/>
+        </w:rPr>
+        <w:t>Calzado cómodo</w:t>
+      </w:r>
+      <w:r>
+        <w:rPr>
+          <w:rFonts w:ascii="Calibri" w:hAnsi="Calibri"/>
+          <w:color w:val="1A1A1A"/>
+          <w:sz w:val="22"/>
+        </w:rPr>
+        <w:t xml:space="preserve"> (tenis o zapatillas bajas).</w:t>
+      </w:r>
+    </w:p>
+    <w:p>
+      <w:pPr>
+        <w:pStyle w:val="ListBullet"/>
+        <w:spacing w:after="20"/>
+      </w:pPr>
+      <w:r>
+        <w:rPr>
+          <w:rFonts w:ascii="Calibri" w:hAnsi="Calibri"/>
+          <w:b/>
+          <w:color w:val="1A1A1A"/>
+          <w:sz w:val="22"/>
+        </w:rPr>
+        <w:t>Botiquín</w:t>
+      </w:r>
+      <w:r>
+        <w:rPr>
+          <w:rFonts w:ascii="Calibri" w:hAnsi="Calibri"/>
+          <w:color w:val="1A1A1A"/>
+          <w:sz w:val="22"/>
+        </w:rPr>
+        <w:t xml:space="preserve"> y medicamentos personales que pudieras necesitar.</w:t>
+      </w:r>
+    </w:p>
+    <w:p>
+      <w:pPr>
+        <w:pStyle w:val="ListBullet"/>
+        <w:spacing w:after="20"/>
+      </w:pPr>
+      <w:r>
+        <w:rPr>
+          <w:rFonts w:ascii="Calibri" w:hAnsi="Calibri"/>
+          <w:b/>
+          <w:color w:val="1A1A1A"/>
+          <w:sz w:val="22"/>
+        </w:rPr>
+        <w:t>Reloj</w:t>
+      </w:r>
+      <w:r>
+        <w:rPr>
+          <w:rFonts w:ascii="Calibri" w:hAnsi="Calibri"/>
+          <w:color w:val="1A1A1A"/>
+          <w:sz w:val="22"/>
+        </w:rPr>
+        <w:t xml:space="preserve"> para cuidar el horario; </w:t>
+      </w:r>
+      <w:r>
+        <w:rPr>
+          <w:rFonts w:ascii="Calibri" w:hAnsi="Calibri"/>
+          <w:b/>
+          <w:color w:val="1A1A1A"/>
+          <w:sz w:val="22"/>
+        </w:rPr>
+        <w:t>se evita el celular</w:t>
+      </w:r>
+      <w:r>
+        <w:rPr>
+          <w:rFonts w:ascii="Calibri" w:hAnsi="Calibri"/>
+          <w:color w:val="1A1A1A"/>
+          <w:sz w:val="22"/>
+        </w:rPr>
+        <w:t xml:space="preserve"> durante el retiro.</w:t>
+      </w:r>
+    </w:p>
+    <w:p>
+      <w:pPr>
+        <w:pStyle w:val="ListBullet"/>
+        <w:spacing w:after="20"/>
+      </w:pPr>
+      <w:r>
+        <w:rPr>
+          <w:rFonts w:ascii="Calibri" w:hAnsi="Calibri"/>
+          <w:b/>
+          <w:color w:val="1A1A1A"/>
+          <w:sz w:val="22"/>
+        </w:rPr>
+        <w:t>Avisar alergias</w:t>
+      </w:r>
+      <w:r>
+        <w:rPr>
+          <w:rFonts w:ascii="Calibri" w:hAnsi="Calibri"/>
+          <w:color w:val="1A1A1A"/>
+          <w:sz w:val="22"/>
+        </w:rPr>
+        <w:t xml:space="preserve"> alimentarias al equipo de cocina.</w:t>
+      </w:r>
+    </w:p>
+    <w:p>
+      <w:pPr>
+        <w:pStyle w:val="ListBullet"/>
+        <w:spacing w:after="20"/>
+      </w:pPr>
+      <w:r>
+        <w:rPr>
+          <w:rFonts w:ascii="Calibri" w:hAnsi="Calibri"/>
+          <w:b/>
+          <w:color w:val="1A1A1A"/>
+          <w:sz w:val="22"/>
+        </w:rPr>
+        <w:t>No llevar</w:t>
+      </w:r>
+      <w:r>
+        <w:rPr>
+          <w:rFonts w:ascii="Calibri" w:hAnsi="Calibri"/>
+          <w:color w:val="1A1A1A"/>
+          <w:sz w:val="22"/>
+        </w:rPr>
+        <w:t xml:space="preserve"> aparatos electrónicos, prendas ni artículos costosos o innecesarios.</w:t>
+      </w:r>
+    </w:p>
+    <w:p>
+      <w:r>
+        <w:br w:type="page"/>
+      </w:r>
+    </w:p>
+    <w:p>
+      <w:pPr>
+        <w:keepNext/>
+        <w:spacing w:before="320" w:after="120"/>
+        <w:pBdr>
+          <w:bottom w:val="single" w:sz="8" w:space="4" w:color="C0A06C"/>
+        </w:pBdr>
+      </w:pPr>
+      <w:r>
+        <w:rPr>
+          <w:rFonts w:ascii="Calibri" w:hAnsi="Calibri"/>
+          <w:b/>
+          <w:color w:val="1B3A5C"/>
+          <w:sz w:val="38"/>
+        </w:rPr>
+        <w:t>8. Reglas de la Casa *(para los participantes · se leen al inicio)*</w:t>
       </w:r>
     </w:p>
     <w:tbl>
@@ -6106,7 +6487,7 @@
           <w:color w:val="1B3A5C"/>
           <w:sz w:val="38"/>
         </w:rPr>
-        <w:t>8. Cierre — explicaciones finales *(en la clausura)*</w:t>
+        <w:t>9. Cierre — explicaciones finales *(en la clausura)*</w:t>
       </w:r>
     </w:p>
     <w:tbl>
@@ -6367,7 +6748,283 @@
           <w:color w:val="1B3A5C"/>
           <w:sz w:val="38"/>
         </w:rPr>
-        <w:t>9. Directorio del equipo del ETC 88</w:t>
+        <w:t>10. Glosario eteciano</w:t>
+      </w:r>
+    </w:p>
+    <w:p>
+      <w:pPr>
+        <w:pStyle w:val="ListBullet"/>
+        <w:spacing w:after="20"/>
+      </w:pPr>
+      <w:r>
+        <w:rPr>
+          <w:rFonts w:ascii="Calibri" w:hAnsi="Calibri"/>
+          <w:b/>
+          <w:color w:val="1A1A1A"/>
+          <w:sz w:val="22"/>
+        </w:rPr>
+        <w:t>PG (Pequeño Grupo):</w:t>
+      </w:r>
+      <w:r>
+        <w:rPr>
+          <w:rFonts w:ascii="Calibri" w:hAnsi="Calibri"/>
+          <w:color w:val="1A1A1A"/>
+          <w:sz w:val="22"/>
+        </w:rPr>
+        <w:t xml:space="preserve"> el grupo de 6–7 participantes con su pareja de guías; los acompaña todo el retiro.</w:t>
+      </w:r>
+    </w:p>
+    <w:p>
+      <w:pPr>
+        <w:pStyle w:val="ListBullet"/>
+        <w:spacing w:after="20"/>
+      </w:pPr>
+      <w:r>
+        <w:rPr>
+          <w:rFonts w:ascii="Calibri" w:hAnsi="Calibri"/>
+          <w:b/>
+          <w:color w:val="1A1A1A"/>
+          <w:sz w:val="22"/>
+        </w:rPr>
+        <w:t>Plenario:</w:t>
+      </w:r>
+      <w:r>
+        <w:rPr>
+          <w:rFonts w:ascii="Calibri" w:hAnsi="Calibri"/>
+          <w:color w:val="1A1A1A"/>
+          <w:sz w:val="22"/>
+        </w:rPr>
+        <w:t xml:space="preserve"> la reunión de todos en el salón principal.</w:t>
+      </w:r>
+    </w:p>
+    <w:p>
+      <w:pPr>
+        <w:pStyle w:val="ListBullet"/>
+        <w:spacing w:after="20"/>
+      </w:pPr>
+      <w:r>
+        <w:rPr>
+          <w:rFonts w:ascii="Calibri" w:hAnsi="Calibri"/>
+          <w:b/>
+          <w:color w:val="1A1A1A"/>
+          <w:sz w:val="22"/>
+        </w:rPr>
+        <w:t>Palanca:</w:t>
+      </w:r>
+      <w:r>
+        <w:rPr>
+          <w:rFonts w:ascii="Calibri" w:hAnsi="Calibri"/>
+          <w:color w:val="1A1A1A"/>
+          <w:sz w:val="22"/>
+        </w:rPr>
+        <w:t xml:space="preserve"> carta de apoyo y oración que se escribe a un participante (y entre servidores).</w:t>
+      </w:r>
+    </w:p>
+    <w:p>
+      <w:pPr>
+        <w:pStyle w:val="ListBullet"/>
+        <w:spacing w:after="20"/>
+      </w:pPr>
+      <w:r>
+        <w:rPr>
+          <w:rFonts w:ascii="Calibri" w:hAnsi="Calibri"/>
+          <w:b/>
+          <w:color w:val="1A1A1A"/>
+          <w:sz w:val="22"/>
+        </w:rPr>
+        <w:t>Banderín:</w:t>
+      </w:r>
+      <w:r>
+        <w:rPr>
+          <w:rFonts w:ascii="Calibri" w:hAnsi="Calibri"/>
+          <w:color w:val="1A1A1A"/>
+          <w:sz w:val="22"/>
+        </w:rPr>
+        <w:t xml:space="preserve"> el estandarte/insignia del retiro (sábado noche).</w:t>
+      </w:r>
+    </w:p>
+    <w:p>
+      <w:pPr>
+        <w:pStyle w:val="ListBullet"/>
+        <w:spacing w:after="20"/>
+      </w:pPr>
+      <w:r>
+        <w:rPr>
+          <w:rFonts w:ascii="Calibri" w:hAnsi="Calibri"/>
+          <w:b/>
+          <w:color w:val="1A1A1A"/>
+          <w:sz w:val="22"/>
+        </w:rPr>
+        <w:t>Bayuyo:</w:t>
+      </w:r>
+      <w:r>
+        <w:rPr>
+          <w:rFonts w:ascii="Calibri" w:hAnsi="Calibri"/>
+          <w:color w:val="1A1A1A"/>
+          <w:sz w:val="22"/>
+        </w:rPr>
+        <w:t xml:space="preserve"> la oración "Sal y Luz del Mundo" del viernes en la noche (con antifaces).</w:t>
+      </w:r>
+    </w:p>
+    <w:p>
+      <w:pPr>
+        <w:pStyle w:val="ListBullet"/>
+        <w:spacing w:after="20"/>
+      </w:pPr>
+      <w:r>
+        <w:rPr>
+          <w:rFonts w:ascii="Calibri" w:hAnsi="Calibri"/>
+          <w:b/>
+          <w:color w:val="1A1A1A"/>
+          <w:sz w:val="22"/>
+        </w:rPr>
+        <w:t>Lavatorio:</w:t>
+      </w:r>
+      <w:r>
+        <w:rPr>
+          <w:rFonts w:ascii="Calibri" w:hAnsi="Calibri"/>
+          <w:color w:val="1A1A1A"/>
+          <w:sz w:val="22"/>
+        </w:rPr>
+        <w:t xml:space="preserve"> el lavatorio de los pies (Jn 13) en la cena del sábado — momento fuerte.</w:t>
+      </w:r>
+    </w:p>
+    <w:p>
+      <w:pPr>
+        <w:pStyle w:val="ListBullet"/>
+        <w:spacing w:after="20"/>
+      </w:pPr>
+      <w:r>
+        <w:rPr>
+          <w:rFonts w:ascii="Calibri" w:hAnsi="Calibri"/>
+          <w:b/>
+          <w:color w:val="1A1A1A"/>
+          <w:sz w:val="22"/>
+        </w:rPr>
+        <w:t>Padrino/Madrina:</w:t>
+      </w:r>
+      <w:r>
+        <w:rPr>
+          <w:rFonts w:ascii="Calibri" w:hAnsi="Calibri"/>
+          <w:color w:val="1A1A1A"/>
+          <w:sz w:val="22"/>
+        </w:rPr>
+        <w:t xml:space="preserve"> quien apoya espiritual o económicamente a un participante.</w:t>
+      </w:r>
+    </w:p>
+    <w:p>
+      <w:pPr>
+        <w:pStyle w:val="ListBullet"/>
+        <w:spacing w:after="20"/>
+      </w:pPr>
+      <w:r>
+        <w:rPr>
+          <w:rFonts w:ascii="Calibri" w:hAnsi="Calibri"/>
+          <w:b/>
+          <w:color w:val="1A1A1A"/>
+          <w:sz w:val="22"/>
+        </w:rPr>
+        <w:t>Correcaminos:</w:t>
+      </w:r>
+      <w:r>
+        <w:rPr>
+          <w:rFonts w:ascii="Calibri" w:hAnsi="Calibri"/>
+          <w:color w:val="1A1A1A"/>
+          <w:sz w:val="22"/>
+        </w:rPr>
+        <w:t xml:space="preserve"> rol vehicular de apoyo a cocina (compras/diligencias durante el retiro).</w:t>
+      </w:r>
+    </w:p>
+    <w:p>
+      <w:pPr>
+        <w:pStyle w:val="ListBullet"/>
+        <w:spacing w:after="20"/>
+      </w:pPr>
+      <w:r>
+        <w:rPr>
+          <w:rFonts w:ascii="Calibri" w:hAnsi="Calibri"/>
+          <w:b/>
+          <w:color w:val="1A1A1A"/>
+          <w:sz w:val="22"/>
+        </w:rPr>
+        <w:t>Avanzada:</w:t>
+      </w:r>
+      <w:r>
+        <w:rPr>
+          <w:rFonts w:ascii="Calibri" w:hAnsi="Calibri"/>
+          <w:color w:val="1A1A1A"/>
+          <w:sz w:val="22"/>
+        </w:rPr>
+        <w:t xml:space="preserve"> la llegada anticipada del equipo (sobre todo cocina) para montar antes de que lleguen los participantes.</w:t>
+      </w:r>
+    </w:p>
+    <w:p>
+      <w:pPr>
+        <w:pStyle w:val="ListBullet"/>
+        <w:spacing w:after="20"/>
+      </w:pPr>
+      <w:r>
+        <w:rPr>
+          <w:rFonts w:ascii="Calibri" w:hAnsi="Calibri"/>
+          <w:b/>
+          <w:color w:val="1A1A1A"/>
+          <w:sz w:val="22"/>
+        </w:rPr>
+        <w:t>Cuarto Día:</w:t>
+      </w:r>
+      <w:r>
+        <w:rPr>
+          <w:rFonts w:ascii="Calibri" w:hAnsi="Calibri"/>
+          <w:color w:val="1A1A1A"/>
+          <w:sz w:val="22"/>
+        </w:rPr>
+        <w:t xml:space="preserve"> la vida después del retiro — el ETC en realidad ahí comienza.</w:t>
+      </w:r>
+    </w:p>
+    <w:p>
+      <w:pPr>
+        <w:pStyle w:val="ListBullet"/>
+        <w:spacing w:after="20"/>
+      </w:pPr>
+      <w:r>
+        <w:rPr>
+          <w:rFonts w:ascii="Calibri" w:hAnsi="Calibri"/>
+          <w:b/>
+          <w:color w:val="1A1A1A"/>
+          <w:sz w:val="22"/>
+        </w:rPr>
+        <w:t>Profondo:</w:t>
+      </w:r>
+      <w:r>
+        <w:rPr>
+          <w:rFonts w:ascii="Calibri" w:hAnsi="Calibri"/>
+          <w:color w:val="1A1A1A"/>
+          <w:sz w:val="22"/>
+        </w:rPr>
+        <w:t xml:space="preserve"> actividad de recaudación de fondos del equipo.</w:t>
+      </w:r>
+    </w:p>
+    <w:p>
+      <w:r>
+        <w:br w:type="page"/>
+      </w:r>
+    </w:p>
+    <w:p>
+      <w:pPr>
+        <w:keepNext/>
+        <w:spacing w:before="320" w:after="120"/>
+        <w:pBdr>
+          <w:bottom w:val="single" w:sz="8" w:space="4" w:color="C0A06C"/>
+        </w:pBdr>
+      </w:pPr>
+      <w:r>
+        <w:rPr>
+          <w:rFonts w:ascii="Calibri" w:hAnsi="Calibri"/>
+          <w:b/>
+          <w:color w:val="1B3A5C"/>
+          <w:sz w:val="38"/>
+        </w:rPr>
+        <w:t>11. Directorio del equipo del ETC 88</w:t>
       </w:r>
     </w:p>
     <w:tbl>

--- a/entrega_diseno/CARPETA_ETC88.docx
+++ b/entrega_diseno/CARPETA_ETC88.docx
@@ -348,7 +348,7 @@
                 <w:color w:val="1B3A5C"/>
                 <w:sz w:val="21"/>
               </w:rPr>
-              <w:t>guía del retiro</w:t>
+              <w:t>guía del equipo</w:t>
             </w:r>
             <w:r>
               <w:rPr>
@@ -373,7 +373,41 @@
                 <w:color w:val="1B3A5C"/>
                 <w:sz w:val="21"/>
               </w:rPr>
-              <w:t xml:space="preserve"> sobre lo que vivimos en los tres días. (Quiénes pueden servir y cómo se elige el equipo está en los Estatutos; el calendario de formación está en el Plan de Formación — aquí no.) Trae además los dos anexos: </w:t>
+              <w:t xml:space="preserve"> sobre cómo funciona el ETC — su estructura, los roles y responsabilidades de cada grupo, las reglas del proceso, y lo que se vive en los tres días. </w:t>
+            </w:r>
+            <w:r>
+              <w:rPr>
+                <w:rFonts w:ascii="Calibri" w:hAnsi="Calibri"/>
+                <w:i/>
+                <w:color w:val="1B3A5C"/>
+                <w:sz w:val="21"/>
+              </w:rPr>
+              <w:t>(El calendario detallado de las formaciones vive en el Plan de Formación; quiénes pueden servir, en los Estatutos.)</w:t>
+            </w:r>
+            <w:r>
+              <w:rPr>
+                <w:rFonts w:ascii="Calibri" w:hAnsi="Calibri"/>
+                <w:color w:val="1B3A5C"/>
+                <w:sz w:val="21"/>
+              </w:rPr>
+              <w:t xml:space="preserve"> Trae además </w:t>
+            </w:r>
+            <w:r>
+              <w:rPr>
+                <w:rFonts w:ascii="Calibri" w:hAnsi="Calibri"/>
+                <w:b/>
+                <w:color w:val="1B3A5C"/>
+                <w:sz w:val="21"/>
+              </w:rPr>
+              <w:t>cuatro anexos</w:t>
+            </w:r>
+            <w:r>
+              <w:rPr>
+                <w:rFonts w:ascii="Calibri" w:hAnsi="Calibri"/>
+                <w:color w:val="1B3A5C"/>
+                <w:sz w:val="21"/>
+              </w:rPr>
+              <w:t xml:space="preserve">: </w:t>
             </w:r>
             <w:r>
               <w:rPr>
@@ -390,6 +424,40 @@
                 <w:color w:val="1B3A5C"/>
                 <w:sz w:val="21"/>
               </w:rPr>
+              <w:t xml:space="preserve">, </w:t>
+            </w:r>
+            <w:r>
+              <w:rPr>
+                <w:rFonts w:ascii="Calibri" w:hAnsi="Calibri"/>
+                <w:b/>
+                <w:color w:val="1B3A5C"/>
+                <w:sz w:val="21"/>
+              </w:rPr>
+              <w:t>Anexo de Cocina</w:t>
+            </w:r>
+            <w:r>
+              <w:rPr>
+                <w:rFonts w:ascii="Calibri" w:hAnsi="Calibri"/>
+                <w:color w:val="1B3A5C"/>
+                <w:sz w:val="21"/>
+              </w:rPr>
+              <w:t xml:space="preserve">, </w:t>
+            </w:r>
+            <w:r>
+              <w:rPr>
+                <w:rFonts w:ascii="Calibri" w:hAnsi="Calibri"/>
+                <w:b/>
+                <w:color w:val="1B3A5C"/>
+                <w:sz w:val="21"/>
+              </w:rPr>
+              <w:t>Anexo de Música</w:t>
+            </w:r>
+            <w:r>
+              <w:rPr>
+                <w:rFonts w:ascii="Calibri" w:hAnsi="Calibri"/>
+                <w:color w:val="1B3A5C"/>
+                <w:sz w:val="21"/>
+              </w:rPr>
               <w:t xml:space="preserve"> y </w:t>
             </w:r>
             <w:r>
@@ -399,7 +467,7 @@
                 <w:color w:val="1B3A5C"/>
                 <w:sz w:val="21"/>
               </w:rPr>
-              <w:t>Anexo de Cocina</w:t>
+              <w:t>Anexo de Oraciones</w:t>
             </w:r>
             <w:r>
               <w:rPr>
@@ -1148,7 +1216,7 @@
           <w:color w:val="666666"/>
           <w:sz w:val="22"/>
         </w:rPr>
-        <w:t>(El horario detallado está en §6. Los roles de cada área, en §3.)</w:t>
+        <w:t>(El horario detallado está en §7. Las reglas del proceso, en §4.)</w:t>
       </w:r>
     </w:p>
     <w:p>
@@ -1171,7 +1239,7 @@
           <w:color w:val="1B3A5C"/>
           <w:sz w:val="38"/>
         </w:rPr>
-        <w:t>3. Roles durante el retiro</w:t>
+        <w:t>3. Roles y responsabilidades de cada grupo</w:t>
       </w:r>
     </w:p>
     <w:tbl>
@@ -1203,29 +1271,44 @@
             <w:r>
               <w:rPr>
                 <w:rFonts w:ascii="Calibri" w:hAnsi="Calibri"/>
-                <w:i/>
                 <w:color w:val="1B3A5C"/>
                 <w:sz w:val="21"/>
               </w:rPr>
-              <w:t xml:space="preserve">Lo que hace cada área </w:t>
+              <w:t xml:space="preserve">Somos </w:t>
             </w:r>
             <w:r>
               <w:rPr>
                 <w:rFonts w:ascii="Calibri" w:hAnsi="Calibri"/>
-                <w:i/>
+                <w:b/>
                 <w:color w:val="1B3A5C"/>
                 <w:sz w:val="21"/>
               </w:rPr>
-              <w:t>durante los tres días</w:t>
+              <w:t>un solo equipo con funciones distintas</w:t>
             </w:r>
             <w:r>
               <w:rPr>
                 <w:rFonts w:ascii="Calibri" w:hAnsi="Calibri"/>
-                <w:i/>
                 <w:color w:val="1B3A5C"/>
                 <w:sz w:val="21"/>
               </w:rPr>
-              <w:t>. Cómo se conforma y se forma el equipo va en los Estatutos y el Plan de Formación.</w:t>
+              <w:t xml:space="preserve">. Aquí, qué hace y de qué responde cada grupo (en la preparación y en el retiro). Las responsabilidades completas de </w:t>
+            </w:r>
+            <w:r>
+              <w:rPr>
+                <w:rFonts w:ascii="Calibri" w:hAnsi="Calibri"/>
+                <w:b/>
+                <w:color w:val="1B3A5C"/>
+                <w:sz w:val="21"/>
+              </w:rPr>
+              <w:t>Guías, Cocina y Música</w:t>
+            </w:r>
+            <w:r>
+              <w:rPr>
+                <w:rFonts w:ascii="Calibri" w:hAnsi="Calibri"/>
+                <w:color w:val="1B3A5C"/>
+                <w:sz w:val="21"/>
+              </w:rPr>
+              <w:t xml:space="preserve"> están en sus anexos.</w:t>
             </w:r>
           </w:p>
         </w:tc>
@@ -1253,6 +1336,694 @@
     </w:p>
     <w:p>
       <w:pPr>
+        <w:pStyle w:val="ListBullet"/>
+        <w:spacing w:after="20"/>
+      </w:pPr>
+      <w:r>
+        <w:rPr>
+          <w:rFonts w:ascii="Calibri" w:hAnsi="Calibri"/>
+          <w:color w:val="1A1A1A"/>
+          <w:sz w:val="22"/>
+        </w:rPr>
+        <w:t>Conducen el ETC y asumen con conciencia la responsabilidad de dirigirlo.</w:t>
+      </w:r>
+    </w:p>
+    <w:p>
+      <w:pPr>
+        <w:pStyle w:val="ListBullet"/>
+        <w:spacing w:after="20"/>
+      </w:pPr>
+      <w:r>
+        <w:rPr>
+          <w:rFonts w:ascii="Calibri" w:hAnsi="Calibri"/>
+          <w:color w:val="1A1A1A"/>
+          <w:sz w:val="22"/>
+        </w:rPr>
+        <w:t>Escogen el equipo (con el Consejo) e informan a cada quien su responsabilidad.</w:t>
+      </w:r>
+    </w:p>
+    <w:p>
+      <w:pPr>
+        <w:pStyle w:val="ListBullet"/>
+        <w:spacing w:after="20"/>
+      </w:pPr>
+      <w:r>
+        <w:rPr>
+          <w:rFonts w:ascii="Calibri" w:hAnsi="Calibri"/>
+          <w:color w:val="1A1A1A"/>
+          <w:sz w:val="22"/>
+        </w:rPr>
+        <w:t xml:space="preserve">Procuran la </w:t>
+      </w:r>
+      <w:r>
+        <w:rPr>
+          <w:rFonts w:ascii="Calibri" w:hAnsi="Calibri"/>
+          <w:b/>
+          <w:color w:val="1A1A1A"/>
+          <w:sz w:val="22"/>
+        </w:rPr>
+        <w:t>formación espiritual</w:t>
+      </w:r>
+      <w:r>
+        <w:rPr>
+          <w:rFonts w:ascii="Calibri" w:hAnsi="Calibri"/>
+          <w:color w:val="1A1A1A"/>
+          <w:sz w:val="22"/>
+        </w:rPr>
+        <w:t xml:space="preserve"> del equipo.</w:t>
+      </w:r>
+    </w:p>
+    <w:p>
+      <w:pPr>
+        <w:pStyle w:val="ListBullet"/>
+        <w:spacing w:after="20"/>
+      </w:pPr>
+      <w:r>
+        <w:rPr>
+          <w:rFonts w:ascii="Calibri" w:hAnsi="Calibri"/>
+          <w:color w:val="1A1A1A"/>
+          <w:sz w:val="22"/>
+        </w:rPr>
+        <w:t>Planifican las reuniones de forma equilibrada (sin excesos).</w:t>
+      </w:r>
+    </w:p>
+    <w:p>
+      <w:pPr>
+        <w:pStyle w:val="ListBullet"/>
+        <w:spacing w:after="20"/>
+      </w:pPr>
+      <w:r>
+        <w:rPr>
+          <w:rFonts w:ascii="Calibri" w:hAnsi="Calibri"/>
+          <w:color w:val="1A1A1A"/>
+          <w:sz w:val="22"/>
+        </w:rPr>
+        <w:t>Dan seguimiento a testimonios, motivos de cocina y al desenvolvimiento del equipo.</w:t>
+      </w:r>
+    </w:p>
+    <w:p>
+      <w:pPr>
+        <w:pStyle w:val="ListBullet"/>
+        <w:spacing w:after="20"/>
+      </w:pPr>
+      <w:r>
+        <w:rPr>
+          <w:rFonts w:ascii="Calibri" w:hAnsi="Calibri"/>
+          <w:color w:val="1A1A1A"/>
+          <w:sz w:val="22"/>
+        </w:rPr>
+        <w:t xml:space="preserve">Velan por que </w:t>
+      </w:r>
+      <w:r>
+        <w:rPr>
+          <w:rFonts w:ascii="Calibri" w:hAnsi="Calibri"/>
+          <w:b/>
+          <w:color w:val="1A1A1A"/>
+          <w:sz w:val="22"/>
+        </w:rPr>
+        <w:t>en ningún plenario haya un participante que sea hermano o pareja</w:t>
+      </w:r>
+      <w:r>
+        <w:rPr>
+          <w:rFonts w:ascii="Calibri" w:hAnsi="Calibri"/>
+          <w:color w:val="1A1A1A"/>
+          <w:sz w:val="22"/>
+        </w:rPr>
+        <w:t xml:space="preserve"> de un miembro.</w:t>
+      </w:r>
+    </w:p>
+    <w:p>
+      <w:pPr>
+        <w:pStyle w:val="ListBullet"/>
+        <w:spacing w:after="20"/>
+      </w:pPr>
+      <w:r>
+        <w:rPr>
+          <w:rFonts w:ascii="Calibri" w:hAnsi="Calibri"/>
+          <w:color w:val="1A1A1A"/>
+          <w:sz w:val="22"/>
+        </w:rPr>
+        <w:t>Distribuyen funciones (tesorería, captación/ubicación de participantes, materiales, dinámicas, oraciones).</w:t>
+      </w:r>
+    </w:p>
+    <w:p>
+      <w:pPr>
+        <w:pStyle w:val="ListBullet"/>
+        <w:spacing w:after="20"/>
+      </w:pPr>
+      <w:r>
+        <w:rPr>
+          <w:rFonts w:ascii="Calibri" w:hAnsi="Calibri"/>
+          <w:color w:val="1A1A1A"/>
+          <w:sz w:val="22"/>
+        </w:rPr>
+        <w:t>Coordinan la presencia de sacerdotes para las confesiones.</w:t>
+      </w:r>
+    </w:p>
+    <w:p>
+      <w:pPr>
+        <w:pStyle w:val="ListBullet"/>
+        <w:spacing w:after="20"/>
+      </w:pPr>
+      <w:r>
+        <w:rPr>
+          <w:rFonts w:ascii="Calibri" w:hAnsi="Calibri"/>
+          <w:color w:val="1A1A1A"/>
+          <w:sz w:val="22"/>
+        </w:rPr>
+        <w:t xml:space="preserve">Velan por el cumplimiento del </w:t>
+      </w:r>
+      <w:r>
+        <w:rPr>
+          <w:rFonts w:ascii="Calibri" w:hAnsi="Calibri"/>
+          <w:b/>
+          <w:color w:val="1A1A1A"/>
+          <w:sz w:val="22"/>
+        </w:rPr>
+        <w:t>horario</w:t>
+      </w:r>
+      <w:r>
+        <w:rPr>
+          <w:rFonts w:ascii="Calibri" w:hAnsi="Calibri"/>
+          <w:color w:val="1A1A1A"/>
+          <w:sz w:val="22"/>
+        </w:rPr>
+        <w:t>.</w:t>
+      </w:r>
+    </w:p>
+    <w:p>
+      <w:pPr>
+        <w:pStyle w:val="ListBullet"/>
+        <w:spacing w:after="20"/>
+      </w:pPr>
+      <w:r>
+        <w:rPr>
+          <w:rFonts w:ascii="Calibri" w:hAnsi="Calibri"/>
+          <w:color w:val="1A1A1A"/>
+          <w:sz w:val="22"/>
+        </w:rPr>
+        <w:t xml:space="preserve">Evalúan con los Asesores cualquier situación (inasistencia, disciplina, conflicto) y </w:t>
+      </w:r>
+      <w:r>
+        <w:rPr>
+          <w:rFonts w:ascii="Calibri" w:hAnsi="Calibri"/>
+          <w:b/>
+          <w:color w:val="1A1A1A"/>
+          <w:sz w:val="22"/>
+        </w:rPr>
+        <w:t>oran antes de cada decisión, poniendo siempre a la persona por encima de la regla</w:t>
+      </w:r>
+      <w:r>
+        <w:rPr>
+          <w:rFonts w:ascii="Calibri" w:hAnsi="Calibri"/>
+          <w:color w:val="1A1A1A"/>
+          <w:sz w:val="22"/>
+        </w:rPr>
+        <w:t>.</w:t>
+      </w:r>
+    </w:p>
+    <w:p>
+      <w:pPr>
+        <w:pStyle w:val="ListBullet"/>
+        <w:spacing w:after="20"/>
+      </w:pPr>
+      <w:r>
+        <w:rPr>
+          <w:rFonts w:ascii="Calibri" w:hAnsi="Calibri"/>
+          <w:color w:val="1A1A1A"/>
+          <w:sz w:val="22"/>
+        </w:rPr>
+        <w:t xml:space="preserve">Sostienen el sentir de que es </w:t>
+      </w:r>
+      <w:r>
+        <w:rPr>
+          <w:rFonts w:ascii="Calibri" w:hAnsi="Calibri"/>
+          <w:b/>
+          <w:color w:val="1A1A1A"/>
+          <w:sz w:val="22"/>
+        </w:rPr>
+        <w:t>un solo equipo con funciones distintas</w:t>
+      </w:r>
+      <w:r>
+        <w:rPr>
+          <w:rFonts w:ascii="Calibri" w:hAnsi="Calibri"/>
+          <w:color w:val="1A1A1A"/>
+          <w:sz w:val="22"/>
+        </w:rPr>
+        <w:t>.</w:t>
+      </w:r>
+    </w:p>
+    <w:p>
+      <w:pPr>
+        <w:keepNext/>
+        <w:spacing w:before="140" w:after="20"/>
+      </w:pPr>
+      <w:r>
+        <w:rPr>
+          <w:rFonts w:ascii="Calibri" w:hAnsi="Calibri"/>
+          <w:b/>
+          <w:color w:val="E36C4F"/>
+          <w:sz w:val="22"/>
+        </w:rPr>
+        <w:t>3.2 Asesores del Retiro (Laura · Tomás · Frank)</w:t>
+      </w:r>
+    </w:p>
+    <w:p>
+      <w:pPr>
+        <w:pStyle w:val="ListBullet"/>
+        <w:spacing w:after="20"/>
+      </w:pPr>
+      <w:r>
+        <w:rPr>
+          <w:rFonts w:ascii="Calibri" w:hAnsi="Calibri"/>
+          <w:color w:val="1A1A1A"/>
+          <w:sz w:val="22"/>
+        </w:rPr>
+        <w:t xml:space="preserve">Aportan su </w:t>
+      </w:r>
+      <w:r>
+        <w:rPr>
+          <w:rFonts w:ascii="Calibri" w:hAnsi="Calibri"/>
+          <w:b/>
+          <w:color w:val="1A1A1A"/>
+          <w:sz w:val="22"/>
+        </w:rPr>
+        <w:t>experiencia</w:t>
+      </w:r>
+      <w:r>
+        <w:rPr>
+          <w:rFonts w:ascii="Calibri" w:hAnsi="Calibri"/>
+          <w:color w:val="1A1A1A"/>
+          <w:sz w:val="22"/>
+        </w:rPr>
+        <w:t xml:space="preserve"> a la Co-Dirección.</w:t>
+      </w:r>
+    </w:p>
+    <w:p>
+      <w:pPr>
+        <w:pStyle w:val="ListBullet"/>
+        <w:spacing w:after="20"/>
+      </w:pPr>
+      <w:r>
+        <w:rPr>
+          <w:rFonts w:ascii="Calibri" w:hAnsi="Calibri"/>
+          <w:color w:val="1A1A1A"/>
+          <w:sz w:val="22"/>
+        </w:rPr>
+        <w:t>Dan seguimiento a las reuniones; aclaran dudas y explican dinámicas.</w:t>
+      </w:r>
+    </w:p>
+    <w:p>
+      <w:pPr>
+        <w:pStyle w:val="ListBullet"/>
+        <w:spacing w:after="20"/>
+      </w:pPr>
+      <w:r>
+        <w:rPr>
+          <w:rFonts w:ascii="Calibri" w:hAnsi="Calibri"/>
+          <w:color w:val="1A1A1A"/>
+          <w:sz w:val="22"/>
+        </w:rPr>
+        <w:t>Ayudan a los guías a preparar sus testimonios.</w:t>
+      </w:r>
+    </w:p>
+    <w:p>
+      <w:pPr>
+        <w:pStyle w:val="ListBullet"/>
+        <w:spacing w:after="20"/>
+      </w:pPr>
+      <w:r>
+        <w:rPr>
+          <w:rFonts w:ascii="Calibri" w:hAnsi="Calibri"/>
+          <w:color w:val="1A1A1A"/>
+          <w:sz w:val="22"/>
+        </w:rPr>
+        <w:t xml:space="preserve">Están disponibles para </w:t>
+      </w:r>
+      <w:r>
+        <w:rPr>
+          <w:rFonts w:ascii="Calibri" w:hAnsi="Calibri"/>
+          <w:b/>
+          <w:color w:val="1A1A1A"/>
+          <w:sz w:val="22"/>
+        </w:rPr>
+        <w:t>suplir cualquier necesidad</w:t>
+      </w:r>
+      <w:r>
+        <w:rPr>
+          <w:rFonts w:ascii="Calibri" w:hAnsi="Calibri"/>
+          <w:color w:val="1A1A1A"/>
+          <w:sz w:val="22"/>
+        </w:rPr>
+        <w:t xml:space="preserve"> (sustituir un guía o director, dar un testimonio).</w:t>
+      </w:r>
+    </w:p>
+    <w:p>
+      <w:pPr>
+        <w:pStyle w:val="ListBullet"/>
+        <w:spacing w:after="20"/>
+      </w:pPr>
+      <w:r>
+        <w:rPr>
+          <w:rFonts w:ascii="Calibri" w:hAnsi="Calibri"/>
+          <w:color w:val="1A1A1A"/>
+          <w:sz w:val="22"/>
+        </w:rPr>
+        <w:t xml:space="preserve">Durante el retiro son </w:t>
+      </w:r>
+      <w:r>
+        <w:rPr>
+          <w:rFonts w:ascii="Calibri" w:hAnsi="Calibri"/>
+          <w:b/>
+          <w:color w:val="1A1A1A"/>
+          <w:sz w:val="22"/>
+        </w:rPr>
+        <w:t>enlace entre la Dirección y Cocina</w:t>
+      </w:r>
+      <w:r>
+        <w:rPr>
+          <w:rFonts w:ascii="Calibri" w:hAnsi="Calibri"/>
+          <w:color w:val="1A1A1A"/>
+          <w:sz w:val="22"/>
+        </w:rPr>
+        <w:t>; ayudan con el horario; organizan las oraciones y la entrega de palancas.</w:t>
+      </w:r>
+    </w:p>
+    <w:p>
+      <w:pPr>
+        <w:pStyle w:val="ListBullet"/>
+        <w:spacing w:after="20"/>
+      </w:pPr>
+      <w:r>
+        <w:rPr>
+          <w:rFonts w:ascii="Calibri" w:hAnsi="Calibri"/>
+          <w:b/>
+          <w:color w:val="1A1A1A"/>
+          <w:sz w:val="22"/>
+        </w:rPr>
+        <w:t>Coordinan las confesiones</w:t>
+      </w:r>
+      <w:r>
+        <w:rPr>
+          <w:rFonts w:ascii="Calibri" w:hAnsi="Calibri"/>
+          <w:color w:val="1A1A1A"/>
+          <w:sz w:val="22"/>
+        </w:rPr>
+        <w:t xml:space="preserve"> y explican la carta de compromiso; organizan la iglesia para la Eucaristía.</w:t>
+      </w:r>
+    </w:p>
+    <w:p>
+      <w:pPr>
+        <w:pStyle w:val="ListBullet"/>
+        <w:spacing w:after="20"/>
+      </w:pPr>
+      <w:r>
+        <w:rPr>
+          <w:rFonts w:ascii="Calibri" w:hAnsi="Calibri"/>
+          <w:color w:val="1A1A1A"/>
+          <w:sz w:val="22"/>
+        </w:rPr>
+        <w:t>Son enlace con las otras comunidades y los familiares en la clausura.</w:t>
+      </w:r>
+    </w:p>
+    <w:p>
+      <w:pPr>
+        <w:pStyle w:val="ListBullet"/>
+        <w:spacing w:after="20"/>
+      </w:pPr>
+      <w:r>
+        <w:rPr>
+          <w:rFonts w:ascii="Calibri" w:hAnsi="Calibri"/>
+          <w:color w:val="1A1A1A"/>
+          <w:sz w:val="22"/>
+        </w:rPr>
+        <w:t xml:space="preserve">Son </w:t>
+      </w:r>
+      <w:r>
+        <w:rPr>
+          <w:rFonts w:ascii="Calibri" w:hAnsi="Calibri"/>
+          <w:b/>
+          <w:color w:val="1A1A1A"/>
+          <w:sz w:val="22"/>
+        </w:rPr>
+        <w:t>entes conciliadores</w:t>
+      </w:r>
+      <w:r>
+        <w:rPr>
+          <w:rFonts w:ascii="Calibri" w:hAnsi="Calibri"/>
+          <w:color w:val="1A1A1A"/>
+          <w:sz w:val="22"/>
+        </w:rPr>
+        <w:t xml:space="preserve"> ante conflictos; presentan ante el Santísimo a quien va a dar testimonio; sostienen </w:t>
+      </w:r>
+      <w:r>
+        <w:rPr>
+          <w:rFonts w:ascii="Calibri" w:hAnsi="Calibri"/>
+          <w:b/>
+          <w:color w:val="1A1A1A"/>
+          <w:sz w:val="22"/>
+        </w:rPr>
+        <w:t>cadena de oración</w:t>
+      </w:r>
+      <w:r>
+        <w:rPr>
+          <w:rFonts w:ascii="Calibri" w:hAnsi="Calibri"/>
+          <w:color w:val="1A1A1A"/>
+          <w:sz w:val="22"/>
+        </w:rPr>
+        <w:t>.</w:t>
+      </w:r>
+    </w:p>
+    <w:p>
+      <w:pPr>
+        <w:pStyle w:val="ListBullet"/>
+        <w:spacing w:after="20"/>
+      </w:pPr>
+      <w:r>
+        <w:rPr>
+          <w:rFonts w:ascii="Calibri" w:hAnsi="Calibri"/>
+          <w:b/>
+          <w:color w:val="1A1A1A"/>
+          <w:sz w:val="22"/>
+        </w:rPr>
+        <w:t>Frank</w:t>
+      </w:r>
+      <w:r>
+        <w:rPr>
+          <w:rFonts w:ascii="Calibri" w:hAnsi="Calibri"/>
+          <w:color w:val="1A1A1A"/>
+          <w:sz w:val="22"/>
+        </w:rPr>
+        <w:t xml:space="preserve">, además, lleva el </w:t>
+      </w:r>
+      <w:r>
+        <w:rPr>
+          <w:rFonts w:ascii="Calibri" w:hAnsi="Calibri"/>
+          <w:b/>
+          <w:color w:val="1A1A1A"/>
+          <w:sz w:val="22"/>
+        </w:rPr>
+        <w:t>Banderín</w:t>
+      </w:r>
+      <w:r>
+        <w:rPr>
+          <w:rFonts w:ascii="Calibri" w:hAnsi="Calibri"/>
+          <w:color w:val="1A1A1A"/>
+          <w:sz w:val="22"/>
+        </w:rPr>
+        <w:t>.</w:t>
+      </w:r>
+    </w:p>
+    <w:p>
+      <w:pPr>
+        <w:keepNext/>
+        <w:spacing w:before="140" w:after="20"/>
+      </w:pPr>
+      <w:r>
+        <w:rPr>
+          <w:rFonts w:ascii="Calibri" w:hAnsi="Calibri"/>
+          <w:b/>
+          <w:color w:val="E36C4F"/>
+          <w:sz w:val="22"/>
+        </w:rPr>
+        <w:t>3.3 Asesores Espirituales — Padre Paul Ramírez + Sor Angelina Lebrón</w:t>
+      </w:r>
+    </w:p>
+    <w:p>
+      <w:pPr>
+        <w:pStyle w:val="ListBullet"/>
+        <w:spacing w:after="20"/>
+      </w:pPr>
+      <w:r>
+        <w:rPr>
+          <w:rFonts w:ascii="Calibri" w:hAnsi="Calibri"/>
+          <w:color w:val="1A1A1A"/>
+          <w:sz w:val="22"/>
+        </w:rPr>
+        <w:t xml:space="preserve">Acompañan a </w:t>
+      </w:r>
+      <w:r>
+        <w:rPr>
+          <w:rFonts w:ascii="Calibri" w:hAnsi="Calibri"/>
+          <w:b/>
+          <w:color w:val="1A1A1A"/>
+          <w:sz w:val="22"/>
+        </w:rPr>
+        <w:t>todas las áreas</w:t>
+      </w:r>
+      <w:r>
+        <w:rPr>
+          <w:rFonts w:ascii="Calibri" w:hAnsi="Calibri"/>
+          <w:color w:val="1A1A1A"/>
+          <w:sz w:val="22"/>
+        </w:rPr>
+        <w:t xml:space="preserve"> en lo pastoral, durante </w:t>
+      </w:r>
+      <w:r>
+        <w:rPr>
+          <w:rFonts w:ascii="Calibri" w:hAnsi="Calibri"/>
+          <w:b/>
+          <w:color w:val="1A1A1A"/>
+          <w:sz w:val="22"/>
+        </w:rPr>
+        <w:t>todo el proceso</w:t>
+      </w:r>
+      <w:r>
+        <w:rPr>
+          <w:rFonts w:ascii="Calibri" w:hAnsi="Calibri"/>
+          <w:color w:val="1A1A1A"/>
+          <w:sz w:val="22"/>
+        </w:rPr>
+        <w:t xml:space="preserve"> (no solo el retiro).</w:t>
+      </w:r>
+    </w:p>
+    <w:p>
+      <w:pPr>
+        <w:pStyle w:val="ListBullet"/>
+        <w:spacing w:after="20"/>
+      </w:pPr>
+      <w:r>
+        <w:rPr>
+          <w:rFonts w:ascii="Calibri" w:hAnsi="Calibri"/>
+          <w:color w:val="1A1A1A"/>
+          <w:sz w:val="22"/>
+        </w:rPr>
+        <w:t>Disponibles para los guías (testimonios), la cocina (bendiciones) y la música (animación espiritual).</w:t>
+      </w:r>
+    </w:p>
+    <w:p>
+      <w:pPr>
+        <w:pStyle w:val="ListBullet"/>
+        <w:spacing w:after="20"/>
+      </w:pPr>
+      <w:r>
+        <w:rPr>
+          <w:rFonts w:ascii="Calibri" w:hAnsi="Calibri"/>
+          <w:color w:val="1A1A1A"/>
+          <w:sz w:val="22"/>
+        </w:rPr>
+        <w:t xml:space="preserve">Cierran, con la Co-Dirección, el </w:t>
+      </w:r>
+      <w:r>
+        <w:rPr>
+          <w:rFonts w:ascii="Calibri" w:hAnsi="Calibri"/>
+          <w:b/>
+          <w:color w:val="1A1A1A"/>
+          <w:sz w:val="22"/>
+        </w:rPr>
+        <w:t>hilo espiritual</w:t>
+      </w:r>
+      <w:r>
+        <w:rPr>
+          <w:rFonts w:ascii="Calibri" w:hAnsi="Calibri"/>
+          <w:color w:val="1A1A1A"/>
+          <w:sz w:val="22"/>
+        </w:rPr>
+        <w:t xml:space="preserve"> y los </w:t>
+      </w:r>
+      <w:r>
+        <w:rPr>
+          <w:rFonts w:ascii="Calibri" w:hAnsi="Calibri"/>
+          <w:b/>
+          <w:color w:val="1A1A1A"/>
+          <w:sz w:val="22"/>
+        </w:rPr>
+        <w:t>momentos litúrgicos</w:t>
+      </w:r>
+      <w:r>
+        <w:rPr>
+          <w:rFonts w:ascii="Calibri" w:hAnsi="Calibri"/>
+          <w:color w:val="1A1A1A"/>
+          <w:sz w:val="22"/>
+        </w:rPr>
+        <w:t>.</w:t>
+      </w:r>
+    </w:p>
+    <w:p>
+      <w:pPr>
+        <w:pStyle w:val="ListBullet"/>
+        <w:spacing w:after="20"/>
+      </w:pPr>
+      <w:r>
+        <w:rPr>
+          <w:rFonts w:ascii="Calibri" w:hAnsi="Calibri"/>
+          <w:color w:val="1A1A1A"/>
+          <w:sz w:val="22"/>
+        </w:rPr>
+        <w:t xml:space="preserve">Padre Paul </w:t>
+      </w:r>
+      <w:r>
+        <w:rPr>
+          <w:rFonts w:ascii="Calibri" w:hAnsi="Calibri"/>
+          <w:b/>
+          <w:color w:val="1A1A1A"/>
+          <w:sz w:val="22"/>
+        </w:rPr>
+        <w:t>preside la Eucaristía</w:t>
+      </w:r>
+      <w:r>
+        <w:rPr>
+          <w:rFonts w:ascii="Calibri" w:hAnsi="Calibri"/>
+          <w:color w:val="1A1A1A"/>
+          <w:sz w:val="22"/>
+        </w:rPr>
+        <w:t xml:space="preserve">; Sor Angelina acompaña el </w:t>
+      </w:r>
+      <w:r>
+        <w:rPr>
+          <w:rFonts w:ascii="Calibri" w:hAnsi="Calibri"/>
+          <w:b/>
+          <w:color w:val="1A1A1A"/>
+          <w:sz w:val="22"/>
+        </w:rPr>
+        <w:t>Proyecto Esperanza</w:t>
+      </w:r>
+      <w:r>
+        <w:rPr>
+          <w:rFonts w:ascii="Calibri" w:hAnsi="Calibri"/>
+          <w:color w:val="1A1A1A"/>
+          <w:sz w:val="22"/>
+        </w:rPr>
+        <w:t>.</w:t>
+      </w:r>
+    </w:p>
+    <w:p>
+      <w:pPr>
+        <w:keepNext/>
+        <w:spacing w:before="140" w:after="20"/>
+      </w:pPr>
+      <w:r>
+        <w:rPr>
+          <w:rFonts w:ascii="Calibri" w:hAnsi="Calibri"/>
+          <w:b/>
+          <w:color w:val="E36C4F"/>
+          <w:sz w:val="22"/>
+        </w:rPr>
+        <w:t>3.4 Guías (coords: Priscilla + Camila)</w:t>
+      </w:r>
+    </w:p>
+    <w:p>
+      <w:pPr>
         <w:spacing w:after="80"/>
         <w:jc w:val="both"/>
       </w:pPr>
@@ -1262,7 +2033,7 @@
           <w:color w:val="1A1A1A"/>
           <w:sz w:val="22"/>
         </w:rPr>
-        <w:t xml:space="preserve">Conducen el retiro y velan por el horario. Acompañan de cerca testimonios y motivos. Distribuyen funciones (tesorería, ubicación de participantes, dinámicas, oraciones). Velan por que en ningún plenario haya un participante que sea hermano o pareja de su guía. </w:t>
+        <w:t xml:space="preserve">Son el </w:t>
       </w:r>
       <w:r>
         <w:rPr>
@@ -1271,15 +2042,15 @@
           <w:color w:val="1A1A1A"/>
           <w:sz w:val="22"/>
         </w:rPr>
-        <w:t>Oran con los Asesores antes de cada decisión, poniendo siempre a la persona por encima de la regla.</w:t>
-      </w:r>
-      <w:r>
-        <w:rPr>
-          <w:rFonts w:ascii="Calibri" w:hAnsi="Calibri"/>
-          <w:color w:val="1A1A1A"/>
-          <w:sz w:val="22"/>
-        </w:rPr>
-        <w:t xml:space="preserve"> Sostienen el sentir de que es </w:t>
+        <w:t>rostro cara-a-cara</w:t>
+      </w:r>
+      <w:r>
+        <w:rPr>
+          <w:rFonts w:ascii="Calibri" w:hAnsi="Calibri"/>
+          <w:color w:val="1A1A1A"/>
+          <w:sz w:val="22"/>
+        </w:rPr>
+        <w:t xml:space="preserve"> del retiro: acompañan al participante en su pequeño grupo (PG) durante todo el fin de semana. </w:t>
       </w:r>
       <w:r>
         <w:rPr>
@@ -1288,36 +2059,32 @@
           <w:color w:val="1A1A1A"/>
           <w:sz w:val="22"/>
         </w:rPr>
-        <w:t>un solo equipo con funciones distintas.</w:t>
-      </w:r>
-    </w:p>
-    <w:p>
-      <w:pPr>
-        <w:keepNext/>
-        <w:spacing w:before="140" w:after="20"/>
-      </w:pPr>
+        <w:t>7 parejas color-coded</w:t>
+      </w:r>
+      <w:r>
+        <w:rPr>
+          <w:rFonts w:ascii="Calibri" w:hAnsi="Calibri"/>
+          <w:color w:val="1A1A1A"/>
+          <w:sz w:val="22"/>
+        </w:rPr>
+        <w:t xml:space="preserve"> (14 guías). Preparan y dan testimonios, conducen las dinámicas, decoran su espacio de PG, escriben </w:t>
+      </w:r>
       <w:r>
         <w:rPr>
           <w:rFonts w:ascii="Calibri" w:hAnsi="Calibri"/>
           <w:b/>
-          <w:color w:val="E36C4F"/>
-          <w:sz w:val="22"/>
-        </w:rPr>
-        <w:t>3.2 Asesores del Retiro</w:t>
-      </w:r>
-    </w:p>
-    <w:p>
-      <w:pPr>
-        <w:spacing w:after="80"/>
-        <w:jc w:val="both"/>
-      </w:pPr>
-      <w:r>
-        <w:rPr>
-          <w:rFonts w:ascii="Calibri" w:hAnsi="Calibri"/>
-          <w:color w:val="1A1A1A"/>
-          <w:sz w:val="22"/>
-        </w:rPr>
-        <w:t xml:space="preserve">Aportan su experiencia a la Co-Dirección. Durante el retiro son </w:t>
+          <w:color w:val="1A1A1A"/>
+          <w:sz w:val="22"/>
+        </w:rPr>
+        <w:t>palanca a cada uno</w:t>
+      </w:r>
+      <w:r>
+        <w:rPr>
+          <w:rFonts w:ascii="Calibri" w:hAnsi="Calibri"/>
+          <w:color w:val="1A1A1A"/>
+          <w:sz w:val="22"/>
+        </w:rPr>
+        <w:t xml:space="preserve"> de su grupo y guardan </w:t>
       </w:r>
       <w:r>
         <w:rPr>
@@ -1326,184 +2093,15 @@
           <w:color w:val="1A1A1A"/>
           <w:sz w:val="22"/>
         </w:rPr>
-        <w:t>enlace con Cocina</w:t>
-      </w:r>
-      <w:r>
-        <w:rPr>
-          <w:rFonts w:ascii="Calibri" w:hAnsi="Calibri"/>
-          <w:color w:val="1A1A1A"/>
-          <w:sz w:val="22"/>
-        </w:rPr>
-        <w:t xml:space="preserve">, ayudan con el horario, organizan oraciones y entrega de palancas, </w:t>
-      </w:r>
-      <w:r>
-        <w:rPr>
-          <w:rFonts w:ascii="Calibri" w:hAnsi="Calibri"/>
-          <w:b/>
-          <w:color w:val="1A1A1A"/>
-          <w:sz w:val="22"/>
-        </w:rPr>
-        <w:t>coordinan las confesiones</w:t>
-      </w:r>
-      <w:r>
-        <w:rPr>
-          <w:rFonts w:ascii="Calibri" w:hAnsi="Calibri"/>
-          <w:color w:val="1A1A1A"/>
-          <w:sz w:val="22"/>
-        </w:rPr>
-        <w:t xml:space="preserve">, explican la carta de compromiso, organizan la iglesia para la Eucaristía, reciben a las otras comunidades y a los familiares en la clausura. Son </w:t>
-      </w:r>
-      <w:r>
-        <w:rPr>
-          <w:rFonts w:ascii="Calibri" w:hAnsi="Calibri"/>
-          <w:b/>
-          <w:color w:val="1A1A1A"/>
-          <w:sz w:val="22"/>
-        </w:rPr>
-        <w:t>entes conciliadores</w:t>
-      </w:r>
-      <w:r>
-        <w:rPr>
-          <w:rFonts w:ascii="Calibri" w:hAnsi="Calibri"/>
-          <w:color w:val="1A1A1A"/>
-          <w:sz w:val="22"/>
-        </w:rPr>
-        <w:t xml:space="preserve"> y sostienen </w:t>
-      </w:r>
-      <w:r>
-        <w:rPr>
-          <w:rFonts w:ascii="Calibri" w:hAnsi="Calibri"/>
-          <w:b/>
-          <w:color w:val="1A1A1A"/>
-          <w:sz w:val="22"/>
-        </w:rPr>
-        <w:t>cadena de oración</w:t>
-      </w:r>
-      <w:r>
-        <w:rPr>
-          <w:rFonts w:ascii="Calibri" w:hAnsi="Calibri"/>
-          <w:color w:val="1A1A1A"/>
-          <w:sz w:val="22"/>
-        </w:rPr>
-        <w:t xml:space="preserve"> durante todo el retiro.</w:t>
-      </w:r>
-    </w:p>
-    <w:p>
-      <w:pPr>
-        <w:keepNext/>
-        <w:spacing w:before="140" w:after="20"/>
-      </w:pPr>
-      <w:r>
-        <w:rPr>
-          <w:rFonts w:ascii="Calibri" w:hAnsi="Calibri"/>
-          <w:b/>
-          <w:color w:val="E36C4F"/>
-          <w:sz w:val="22"/>
-        </w:rPr>
-        <w:t>3.3 Asesores Espirituales — Padre Paul Ramírez + Sor Angelina Lebrón</w:t>
-      </w:r>
-    </w:p>
-    <w:p>
-      <w:pPr>
-        <w:spacing w:after="80"/>
-        <w:jc w:val="both"/>
-      </w:pPr>
-      <w:r>
-        <w:rPr>
-          <w:rFonts w:ascii="Calibri" w:hAnsi="Calibri"/>
-          <w:color w:val="1A1A1A"/>
-          <w:sz w:val="22"/>
-        </w:rPr>
-        <w:t xml:space="preserve">Acompañan a </w:t>
-      </w:r>
-      <w:r>
-        <w:rPr>
-          <w:rFonts w:ascii="Calibri" w:hAnsi="Calibri"/>
-          <w:b/>
-          <w:color w:val="1A1A1A"/>
-          <w:sz w:val="22"/>
-        </w:rPr>
-        <w:t>todas</w:t>
-      </w:r>
-      <w:r>
-        <w:rPr>
-          <w:rFonts w:ascii="Calibri" w:hAnsi="Calibri"/>
-          <w:color w:val="1A1A1A"/>
-          <w:sz w:val="22"/>
-        </w:rPr>
-        <w:t xml:space="preserve"> las áreas en lo pastoral. Disponibles para los guías (testimonios), la cocina (bendiciones), la música (animación espiritual). Padre Paul preside la Eucaristía final.</w:t>
-      </w:r>
-    </w:p>
-    <w:p>
-      <w:pPr>
-        <w:keepNext/>
-        <w:spacing w:before="140" w:after="20"/>
-      </w:pPr>
-      <w:r>
-        <w:rPr>
-          <w:rFonts w:ascii="Calibri" w:hAnsi="Calibri"/>
-          <w:b/>
-          <w:color w:val="E36C4F"/>
-          <w:sz w:val="22"/>
-        </w:rPr>
-        <w:t>3.4 Guías</w:t>
-      </w:r>
-    </w:p>
-    <w:p>
-      <w:pPr>
-        <w:spacing w:after="80"/>
-        <w:jc w:val="both"/>
-      </w:pPr>
-      <w:r>
-        <w:rPr>
-          <w:rFonts w:ascii="Calibri" w:hAnsi="Calibri"/>
-          <w:i/>
-          <w:color w:val="1A1A1A"/>
-          <w:sz w:val="22"/>
-        </w:rPr>
-        <w:t>Anexo: Guía de Guías 88.</w:t>
-      </w:r>
-      <w:r>
-        <w:rPr>
-          <w:rFonts w:ascii="Calibri" w:hAnsi="Calibri"/>
-          <w:color w:val="1A1A1A"/>
-          <w:sz w:val="22"/>
-        </w:rPr>
-        <w:t xml:space="preserve"> Son el </w:t>
-      </w:r>
-      <w:r>
-        <w:rPr>
-          <w:rFonts w:ascii="Calibri" w:hAnsi="Calibri"/>
-          <w:b/>
-          <w:color w:val="1A1A1A"/>
-          <w:sz w:val="22"/>
-        </w:rPr>
-        <w:t>rostro cara-a-cara</w:t>
-      </w:r>
-      <w:r>
-        <w:rPr>
-          <w:rFonts w:ascii="Calibri" w:hAnsi="Calibri"/>
-          <w:color w:val="1A1A1A"/>
-          <w:sz w:val="22"/>
-        </w:rPr>
-        <w:t xml:space="preserve"> del retiro: acompañan al participante en su pequeño grupo (PG) durante todo el fin de semana. </w:t>
-      </w:r>
-      <w:r>
-        <w:rPr>
-          <w:rFonts w:ascii="Calibri" w:hAnsi="Calibri"/>
-          <w:b/>
-          <w:color w:val="1A1A1A"/>
-          <w:sz w:val="22"/>
-        </w:rPr>
-        <w:t>7 parejas color-coded</w:t>
-      </w:r>
-      <w:r>
-        <w:rPr>
-          <w:rFonts w:ascii="Calibri" w:hAnsi="Calibri"/>
-          <w:color w:val="1A1A1A"/>
-          <w:sz w:val="22"/>
-        </w:rPr>
-        <w:t xml:space="preserve"> (14 guías). Cada guía escribe palanca a cada uno de su grupo y guarda confidencialidad de los testimonios.</w:t>
+        <w:t>confidencialidad</w:t>
+      </w:r>
+      <w:r>
+        <w:rPr>
+          <w:rFonts w:ascii="Calibri" w:hAnsi="Calibri"/>
+          <w:color w:val="1A1A1A"/>
+          <w:sz w:val="22"/>
+        </w:rPr>
+        <w:t xml:space="preserve"> de los testimonios.</w:t>
       </w:r>
     </w:p>
     <w:tbl>
@@ -1539,6 +2137,20 @@
                 <w:color w:val="1B3A5C"/>
                 <w:sz w:val="21"/>
               </w:rPr>
+              <w:t>Responsabilidades completas, secuencia de PG, dinámicas y contenido de los temas: Anexo — Guía de Guías.</w:t>
+            </w:r>
+          </w:p>
+          <w:p>
+            <w:pPr>
+              <w:spacing w:after="20"/>
+            </w:pPr>
+            <w:r>
+              <w:rPr>
+                <w:rFonts w:ascii="Calibri" w:hAnsi="Calibri"/>
+                <w:b/>
+                <w:color w:val="1B3A5C"/>
+                <w:sz w:val="21"/>
+              </w:rPr>
               <w:t>Padre Paul a los Guías:</w:t>
             </w:r>
             <w:r>
@@ -1564,16 +2176,7 @@
                 <w:color w:val="1B3A5C"/>
                 <w:sz w:val="21"/>
               </w:rPr>
-              <w:t xml:space="preserve"> Aprenderse el horario libera para acompañar; la pareja se coordina y ensaya de antemano. </w:t>
-            </w:r>
-            <w:r>
-              <w:rPr>
-                <w:rFonts w:ascii="Calibri" w:hAnsi="Calibri"/>
-                <w:i/>
-                <w:color w:val="1B3A5C"/>
-                <w:sz w:val="21"/>
-              </w:rPr>
-              <w:t>(Cómo se prepara un testimonio: ver Guía de Guías §7.)</w:t>
+              <w:t xml:space="preserve"> Aprenderse el horario libera para acompañar; la pareja se coordina y ensaya de antemano.</w:t>
             </w:r>
           </w:p>
         </w:tc>
@@ -1596,7 +2199,7 @@
           <w:color w:val="E36C4F"/>
           <w:sz w:val="22"/>
         </w:rPr>
-        <w:t>3.5 Cocina</w:t>
+        <w:t>3.5 Cocina (coords: Paloma + Jhonnito)</w:t>
       </w:r>
     </w:p>
     <w:p>
@@ -1607,19 +2210,10 @@
       <w:r>
         <w:rPr>
           <w:rFonts w:ascii="Calibri" w:hAnsi="Calibri"/>
-          <w:i/>
-          <w:color w:val="1A1A1A"/>
-          <w:sz w:val="22"/>
-        </w:rPr>
-        <w:t>Anexo: Anexo de Cocina 88.</w:t>
-      </w:r>
-      <w:r>
-        <w:rPr>
-          <w:rFonts w:ascii="Calibri" w:hAnsi="Calibri"/>
-          <w:color w:val="1A1A1A"/>
-          <w:sz w:val="22"/>
-        </w:rPr>
-        <w:t xml:space="preserve"> No solo cocinan: montan y ambientan el comedor, </w:t>
+          <w:color w:val="1A1A1A"/>
+          <w:sz w:val="22"/>
+        </w:rPr>
+        <w:t xml:space="preserve">No solo cocinan: montan y ambientan el comedor, </w:t>
       </w:r>
       <w:r>
         <w:rPr>
@@ -1636,7 +2230,7 @@
           <w:color w:val="1A1A1A"/>
           <w:sz w:val="22"/>
         </w:rPr>
-        <w:t xml:space="preserve"> a los participantes, y llevan el </w:t>
+        <w:t xml:space="preserve"> a los participantes, llevan el </w:t>
       </w:r>
       <w:r>
         <w:rPr>
@@ -1653,7 +2247,7 @@
           <w:color w:val="1A1A1A"/>
           <w:sz w:val="22"/>
         </w:rPr>
-        <w:t xml:space="preserve"> (Jn 13). Avanzada anticipada. </w:t>
+        <w:t xml:space="preserve"> (Jn 13), buscan donaciones y administran su presupuesto. Avanzada anticipada. </w:t>
       </w:r>
       <w:r>
         <w:rPr>
@@ -1691,6 +2285,20 @@
               <w:spacing w:after="20"/>
             </w:pPr>
             <w:r/>
+            <w:r>
+              <w:rPr>
+                <w:rFonts w:ascii="Calibri" w:hAnsi="Calibri"/>
+                <w:b/>
+                <w:color w:val="1B3A5C"/>
+                <w:sz w:val="21"/>
+              </w:rPr>
+              <w:t>Funciones completas, menú, alergias y ambientación por comida: Anexo — Anexo de Cocina.</w:t>
+            </w:r>
+          </w:p>
+          <w:p>
+            <w:pPr>
+              <w:spacing w:after="20"/>
+            </w:pPr>
             <w:r>
               <w:rPr>
                 <w:rFonts w:ascii="Calibri" w:hAnsi="Calibri"/>
@@ -1763,7 +2371,7 @@
           <w:color w:val="E36C4F"/>
           <w:sz w:val="22"/>
         </w:rPr>
-        <w:t>3.6 Música</w:t>
+        <w:t>3.6 Música (coord: José Tusen)</w:t>
       </w:r>
     </w:p>
     <w:p>
@@ -1777,7 +2385,7 @@
           <w:color w:val="1A1A1A"/>
           <w:sz w:val="22"/>
         </w:rPr>
-        <w:t xml:space="preserve">Amenizan todo el retiro. Llevan la </w:t>
+        <w:t xml:space="preserve">Amenizan todo el retiro; llevan la </w:t>
       </w:r>
       <w:r>
         <w:rPr>
@@ -1794,7 +2402,7 @@
           <w:color w:val="1A1A1A"/>
           <w:sz w:val="22"/>
         </w:rPr>
-        <w:t xml:space="preserve"> ("Bayuyo", con antifaces), la música del despertar, los cantos de la oración a María del sábado, y preparan los cantos de la </w:t>
+        <w:t xml:space="preserve"> ("Bayuyo", con antifaces), la música del despertar, los cantos de la oración a María del sábado y los de la </w:t>
       </w:r>
       <w:r>
         <w:rPr>
@@ -1864,6 +2472,20 @@
                 <w:color w:val="1B3A5C"/>
                 <w:sz w:val="21"/>
               </w:rPr>
+              <w:t>Funciones, materiales, momentos y repertorio: Anexo — Anexo de Música.</w:t>
+            </w:r>
+          </w:p>
+          <w:p>
+            <w:pPr>
+              <w:spacing w:after="20"/>
+            </w:pPr>
+            <w:r>
+              <w:rPr>
+                <w:rFonts w:ascii="Calibri" w:hAnsi="Calibri"/>
+                <w:b/>
+                <w:color w:val="1B3A5C"/>
+                <w:sz w:val="21"/>
+              </w:rPr>
               <w:t>Padre Paul a Música:</w:t>
             </w:r>
             <w:r>
@@ -1904,7 +2526,7 @@
           <w:color w:val="E36C4F"/>
           <w:sz w:val="22"/>
         </w:rPr>
-        <w:t>3.7 Asesores de comunidad</w:t>
+        <w:t>3.7 Asesores de comunidad (La Vega · Santo Domingo)</w:t>
       </w:r>
     </w:p>
     <w:p>
@@ -1950,593 +2572,38 @@
           <w:color w:val="E36C4F"/>
           <w:sz w:val="22"/>
         </w:rPr>
-        <w:t>3.8 Lo que se espera del equipo durante el retiro</w:t>
+        <w:t>3.8 Equipos auxiliares (5)</w:t>
       </w:r>
     </w:p>
     <w:p>
       <w:pPr>
-        <w:spacing w:after="20"/>
-        <w:ind w:left="454"/>
-      </w:pPr>
-      <w:r>
-        <w:rPr>
-          <w:rFonts w:ascii="Calibri" w:hAnsi="Calibri"/>
-          <w:b/>
-          <w:color w:val="1B3A5C"/>
-          <w:sz w:val="22"/>
-        </w:rPr>
-        <w:t xml:space="preserve">1. </w:t>
-      </w:r>
-      <w:r>
-        <w:rPr>
-          <w:rFonts w:ascii="Calibri" w:hAnsi="Calibri"/>
-          <w:b/>
-          <w:color w:val="1A1A1A"/>
-          <w:sz w:val="22"/>
-        </w:rPr>
-        <w:t>Vivir como cristiano</w:t>
-      </w:r>
-      <w:r>
-        <w:rPr>
-          <w:rFonts w:ascii="Calibri" w:hAnsi="Calibri"/>
-          <w:color w:val="1A1A1A"/>
-          <w:sz w:val="22"/>
-        </w:rPr>
-        <w:t xml:space="preserve"> — el testimonio empieza por la vida del servidor.</w:t>
-      </w:r>
-    </w:p>
-    <w:p>
-      <w:pPr>
-        <w:spacing w:after="20"/>
-        <w:ind w:left="454"/>
-      </w:pPr>
-      <w:r>
-        <w:rPr>
-          <w:rFonts w:ascii="Calibri" w:hAnsi="Calibri"/>
-          <w:b/>
-          <w:color w:val="1B3A5C"/>
-          <w:sz w:val="22"/>
-        </w:rPr>
-        <w:t xml:space="preserve">2. </w:t>
-      </w:r>
-      <w:r>
-        <w:rPr>
-          <w:rFonts w:ascii="Calibri" w:hAnsi="Calibri"/>
-          <w:b/>
-          <w:color w:val="1A1A1A"/>
-          <w:sz w:val="22"/>
-        </w:rPr>
-        <w:t>Cuidar el tiempo</w:t>
-      </w:r>
-      <w:r>
-        <w:rPr>
-          <w:rFonts w:ascii="Calibri" w:hAnsi="Calibri"/>
-          <w:color w:val="1A1A1A"/>
-          <w:sz w:val="22"/>
-        </w:rPr>
-        <w:t xml:space="preserve"> — traer reloj, evitar el celular (usos puntuales se acuerdan con la Co-Dir); cuando hay que moverse, el equipo guía y no se entretiene.</w:t>
-      </w:r>
-    </w:p>
-    <w:p>
-      <w:pPr>
-        <w:spacing w:after="20"/>
-        <w:ind w:left="454"/>
-      </w:pPr>
-      <w:r>
-        <w:rPr>
-          <w:rFonts w:ascii="Calibri" w:hAnsi="Calibri"/>
-          <w:b/>
-          <w:color w:val="1B3A5C"/>
-          <w:sz w:val="22"/>
-        </w:rPr>
-        <w:t xml:space="preserve">3. </w:t>
-      </w:r>
-      <w:r>
-        <w:rPr>
-          <w:rFonts w:ascii="Calibri" w:hAnsi="Calibri"/>
-          <w:b/>
-          <w:color w:val="1A1A1A"/>
-          <w:sz w:val="22"/>
-        </w:rPr>
-        <w:t>Terminar la avanzada antes</w:t>
-      </w:r>
-      <w:r>
-        <w:rPr>
-          <w:rFonts w:ascii="Calibri" w:hAnsi="Calibri"/>
-          <w:color w:val="1A1A1A"/>
-          <w:sz w:val="22"/>
-        </w:rPr>
-        <w:t xml:space="preserve"> de que lleguen los participantes.</w:t>
-      </w:r>
-    </w:p>
-    <w:p>
-      <w:pPr>
-        <w:spacing w:after="20"/>
-        <w:ind w:left="454"/>
-      </w:pPr>
-      <w:r>
-        <w:rPr>
-          <w:rFonts w:ascii="Calibri" w:hAnsi="Calibri"/>
-          <w:b/>
-          <w:color w:val="1B3A5C"/>
-          <w:sz w:val="22"/>
-        </w:rPr>
-        <w:t xml:space="preserve">4. </w:t>
-      </w:r>
-      <w:r>
-        <w:rPr>
-          <w:rFonts w:ascii="Calibri" w:hAnsi="Calibri"/>
-          <w:b/>
-          <w:color w:val="1A1A1A"/>
-          <w:sz w:val="22"/>
-        </w:rPr>
-        <w:t>Atmósfera de amistad</w:t>
-      </w:r>
-      <w:r>
-        <w:rPr>
-          <w:rFonts w:ascii="Calibri" w:hAnsi="Calibri"/>
-          <w:color w:val="1A1A1A"/>
-          <w:sz w:val="22"/>
-        </w:rPr>
-        <w:t xml:space="preserve"> — conversar, animar, dar la bienvenida.</w:t>
-      </w:r>
-    </w:p>
-    <w:p>
-      <w:pPr>
-        <w:spacing w:after="20"/>
-        <w:ind w:left="454"/>
-      </w:pPr>
-      <w:r>
-        <w:rPr>
-          <w:rFonts w:ascii="Calibri" w:hAnsi="Calibri"/>
-          <w:b/>
-          <w:color w:val="1B3A5C"/>
-          <w:sz w:val="22"/>
-        </w:rPr>
-        <w:t xml:space="preserve">5. </w:t>
-      </w:r>
-      <w:r>
-        <w:rPr>
-          <w:rFonts w:ascii="Calibri" w:hAnsi="Calibri"/>
-          <w:b/>
-          <w:color w:val="1A1A1A"/>
-          <w:sz w:val="22"/>
-        </w:rPr>
-        <w:t>Palanca a cada participante</w:t>
-      </w:r>
-      <w:r>
-        <w:rPr>
-          <w:rFonts w:ascii="Calibri" w:hAnsi="Calibri"/>
-          <w:color w:val="1A1A1A"/>
-          <w:sz w:val="22"/>
-        </w:rPr>
-        <w:t xml:space="preserve"> del propio grupo.</w:t>
-      </w:r>
-    </w:p>
-    <w:p>
-      <w:pPr>
-        <w:spacing w:after="20"/>
-        <w:ind w:left="454"/>
-      </w:pPr>
-      <w:r>
-        <w:rPr>
-          <w:rFonts w:ascii="Calibri" w:hAnsi="Calibri"/>
-          <w:b/>
-          <w:color w:val="1B3A5C"/>
-          <w:sz w:val="22"/>
-        </w:rPr>
-        <w:t xml:space="preserve">6. </w:t>
-      </w:r>
-      <w:r>
-        <w:rPr>
-          <w:rFonts w:ascii="Calibri" w:hAnsi="Calibri"/>
-          <w:b/>
-          <w:color w:val="1A1A1A"/>
-          <w:sz w:val="22"/>
-        </w:rPr>
-        <w:t>Los intereses propios van después</w:t>
-      </w:r>
-      <w:r>
-        <w:rPr>
-          <w:rFonts w:ascii="Calibri" w:hAnsi="Calibri"/>
-          <w:color w:val="1A1A1A"/>
-          <w:sz w:val="22"/>
-        </w:rPr>
-        <w:t xml:space="preserve"> — el ETC es del participante, no del guía.</w:t>
-      </w:r>
-    </w:p>
-    <w:p>
-      <w:pPr>
-        <w:spacing w:after="20"/>
-        <w:ind w:left="454"/>
-      </w:pPr>
-      <w:r>
-        <w:rPr>
-          <w:rFonts w:ascii="Calibri" w:hAnsi="Calibri"/>
-          <w:b/>
-          <w:color w:val="1B3A5C"/>
-          <w:sz w:val="22"/>
-        </w:rPr>
-        <w:t xml:space="preserve">7. </w:t>
-      </w:r>
-      <w:r>
-        <w:rPr>
-          <w:rFonts w:ascii="Calibri" w:hAnsi="Calibri"/>
-          <w:b/>
-          <w:color w:val="1A1A1A"/>
-          <w:sz w:val="22"/>
-        </w:rPr>
-        <w:t>Cuidar los espacios</w:t>
-      </w:r>
-      <w:r>
-        <w:rPr>
-          <w:rFonts w:ascii="Calibri" w:hAnsi="Calibri"/>
-          <w:color w:val="1A1A1A"/>
-          <w:sz w:val="22"/>
-        </w:rPr>
-        <w:t xml:space="preserve"> — dejar la casa más limpia de como se encontró.</w:t>
-      </w:r>
-    </w:p>
-    <w:p>
-      <w:pPr>
-        <w:spacing w:after="20"/>
-        <w:ind w:left="454"/>
-      </w:pPr>
-      <w:r>
-        <w:rPr>
-          <w:rFonts w:ascii="Calibri" w:hAnsi="Calibri"/>
-          <w:b/>
-          <w:color w:val="1B3A5C"/>
-          <w:sz w:val="22"/>
-        </w:rPr>
-        <w:t xml:space="preserve">8. </w:t>
-      </w:r>
-      <w:r>
-        <w:rPr>
-          <w:rFonts w:ascii="Calibri" w:hAnsi="Calibri"/>
-          <w:b/>
-          <w:color w:val="1A1A1A"/>
-          <w:sz w:val="22"/>
-        </w:rPr>
-        <w:t>Mantener contacto con el grupo después</w:t>
-      </w:r>
-      <w:r>
-        <w:rPr>
-          <w:rFonts w:ascii="Calibri" w:hAnsi="Calibri"/>
-          <w:color w:val="1A1A1A"/>
-          <w:sz w:val="22"/>
-        </w:rPr>
-        <w:t xml:space="preserve"> del retiro.</w:t>
-      </w:r>
-    </w:p>
-    <w:p>
-      <w:pPr>
-        <w:spacing w:after="20"/>
-        <w:ind w:left="454"/>
-      </w:pPr>
-      <w:r>
-        <w:rPr>
-          <w:rFonts w:ascii="Calibri" w:hAnsi="Calibri"/>
-          <w:b/>
-          <w:color w:val="1B3A5C"/>
-          <w:sz w:val="22"/>
-        </w:rPr>
-        <w:t xml:space="preserve">9. </w:t>
-      </w:r>
-      <w:r>
-        <w:rPr>
-          <w:rFonts w:ascii="Calibri" w:hAnsi="Calibri"/>
-          <w:b/>
-          <w:color w:val="1A1A1A"/>
-          <w:sz w:val="22"/>
-        </w:rPr>
-        <w:t>Comunicación con caridad</w:t>
-      </w:r>
-      <w:r>
-        <w:rPr>
-          <w:rFonts w:ascii="Calibri" w:hAnsi="Calibri"/>
-          <w:color w:val="1A1A1A"/>
-          <w:sz w:val="22"/>
-        </w:rPr>
-        <w:t xml:space="preserve"> — antes, durante y después.</w:t>
-      </w:r>
-    </w:p>
-    <w:p>
-      <w:pPr>
-        <w:spacing w:after="20"/>
-        <w:ind w:left="454"/>
-      </w:pPr>
-      <w:r>
-        <w:rPr>
-          <w:rFonts w:ascii="Calibri" w:hAnsi="Calibri"/>
-          <w:b/>
-          <w:color w:val="1B3A5C"/>
-          <w:sz w:val="22"/>
-        </w:rPr>
-        <w:t xml:space="preserve">10. </w:t>
-      </w:r>
-      <w:r>
-        <w:rPr>
-          <w:rFonts w:ascii="Calibri" w:hAnsi="Calibri"/>
-          <w:b/>
-          <w:color w:val="1A1A1A"/>
-          <w:sz w:val="22"/>
-        </w:rPr>
-        <w:t>Participación obligatoria en las oraciones grupales</w:t>
-      </w:r>
-      <w:r>
-        <w:rPr>
-          <w:rFonts w:ascii="Calibri" w:hAnsi="Calibri"/>
-          <w:color w:val="1A1A1A"/>
-          <w:sz w:val="22"/>
-        </w:rPr>
-        <w:t xml:space="preserve"> — todos los equipos, sin excepción (guías y asesores incluidos). </w:t>
-      </w:r>
-      <w:r>
-        <w:rPr>
-          <w:rFonts w:ascii="Calibri" w:hAnsi="Calibri"/>
-          <w:i/>
-          <w:color w:val="1A1A1A"/>
-          <w:sz w:val="22"/>
-        </w:rPr>
-        <w:t>(lección del Informe 85)</w:t>
-      </w:r>
-    </w:p>
-    <w:p>
-      <w:pPr>
-        <w:spacing w:after="20"/>
-        <w:ind w:left="454"/>
-      </w:pPr>
-      <w:r>
-        <w:rPr>
-          <w:rFonts w:ascii="Calibri" w:hAnsi="Calibri"/>
-          <w:b/>
-          <w:color w:val="1B3A5C"/>
-          <w:sz w:val="22"/>
-        </w:rPr>
-        <w:t xml:space="preserve">11. </w:t>
-      </w:r>
-      <w:r>
-        <w:rPr>
-          <w:rFonts w:ascii="Calibri" w:hAnsi="Calibri"/>
-          <w:b/>
-          <w:color w:val="1A1A1A"/>
-          <w:sz w:val="22"/>
-        </w:rPr>
-        <w:t>Asistencia y puntualidad</w:t>
-      </w:r>
-      <w:r>
-        <w:rPr>
-          <w:rFonts w:ascii="Calibri" w:hAnsi="Calibri"/>
-          <w:color w:val="1A1A1A"/>
-          <w:sz w:val="22"/>
-        </w:rPr>
-        <w:t xml:space="preserve"> — hasta 3 ausencias justificadas; </w:t>
-      </w:r>
-      <w:r>
-        <w:rPr>
-          <w:rFonts w:ascii="Calibri" w:hAnsi="Calibri"/>
-          <w:b/>
-          <w:color w:val="1A1A1A"/>
-          <w:sz w:val="22"/>
-        </w:rPr>
-        <w:t>3 tardanzas = 1 ausencia</w:t>
-      </w:r>
-      <w:r>
-        <w:rPr>
-          <w:rFonts w:ascii="Calibri" w:hAnsi="Calibri"/>
-          <w:color w:val="1A1A1A"/>
-          <w:sz w:val="22"/>
-        </w:rPr>
-        <w:t xml:space="preserve">; las excusas se avisan con antelación. Ensayo General obligatorio. </w:t>
-      </w:r>
-      <w:r>
-        <w:rPr>
-          <w:rFonts w:ascii="Calibri" w:hAnsi="Calibri"/>
-          <w:i/>
-          <w:color w:val="1A1A1A"/>
-          <w:sz w:val="22"/>
-        </w:rPr>
-        <w:t>(ref. ETCs anteriores)</w:t>
-      </w:r>
-    </w:p>
-    <w:p>
-      <w:pPr>
-        <w:spacing w:after="20"/>
-        <w:ind w:left="454"/>
-      </w:pPr>
-      <w:r>
-        <w:rPr>
-          <w:rFonts w:ascii="Calibri" w:hAnsi="Calibri"/>
-          <w:b/>
-          <w:color w:val="1B3A5C"/>
-          <w:sz w:val="22"/>
-        </w:rPr>
-        <w:t xml:space="preserve">12. </w:t>
-      </w:r>
-      <w:r>
-        <w:rPr>
-          <w:rFonts w:ascii="Calibri" w:hAnsi="Calibri"/>
-          <w:b/>
-          <w:color w:val="1A1A1A"/>
-          <w:sz w:val="22"/>
-        </w:rPr>
-        <w:t>Canalizar por la vía correspondiente</w:t>
-      </w:r>
-      <w:r>
-        <w:rPr>
-          <w:rFonts w:ascii="Calibri" w:hAnsi="Calibri"/>
-          <w:color w:val="1A1A1A"/>
-          <w:sz w:val="22"/>
-        </w:rPr>
-        <w:t xml:space="preserve"> — las dudas de cada área van primero a su coordinador, y el coordinador al Co-Dir. No se brinca el canal.</w:t>
-      </w:r>
-    </w:p>
-    <w:p>
-      <w:pPr>
         <w:spacing w:after="80"/>
         <w:jc w:val="both"/>
       </w:pPr>
       <w:r>
         <w:rPr>
           <w:rFonts w:ascii="Calibri" w:hAnsi="Calibri"/>
+          <w:color w:val="1A1A1A"/>
+          <w:sz w:val="22"/>
+        </w:rPr>
+        <w:t xml:space="preserve">Equipos de apoyo que se activan durante la preparación: </w:t>
+      </w:r>
+      <w:r>
+        <w:rPr>
+          <w:rFonts w:ascii="Calibri" w:hAnsi="Calibri"/>
           <w:b/>
           <w:color w:val="1A1A1A"/>
           <w:sz w:val="22"/>
         </w:rPr>
-        <w:t>Los 5 principios de comunicación del ETC 88:</w:t>
-      </w:r>
-    </w:p>
-    <w:p>
-      <w:pPr>
-        <w:spacing w:after="20"/>
-        <w:ind w:left="454"/>
-      </w:pPr>
-      <w:r>
-        <w:rPr>
-          <w:rFonts w:ascii="Calibri" w:hAnsi="Calibri"/>
-          <w:b/>
-          <w:color w:val="1B3A5C"/>
-          <w:sz w:val="22"/>
-        </w:rPr>
-        <w:t xml:space="preserve">1. </w:t>
-      </w:r>
-      <w:r>
-        <w:rPr>
-          <w:rFonts w:ascii="Calibri" w:hAnsi="Calibri"/>
-          <w:b/>
-          <w:color w:val="1A1A1A"/>
-          <w:sz w:val="22"/>
-        </w:rPr>
-        <w:t>Enfocados en el participante</w:t>
-      </w:r>
-      <w:r>
-        <w:rPr>
-          <w:rFonts w:ascii="Calibri" w:hAnsi="Calibri"/>
-          <w:color w:val="1A1A1A"/>
-          <w:sz w:val="22"/>
-        </w:rPr>
-        <w:t xml:space="preserve"> — todo lo demás es para él.</w:t>
-      </w:r>
-    </w:p>
-    <w:p>
-      <w:pPr>
-        <w:spacing w:after="20"/>
-        <w:ind w:left="454"/>
-      </w:pPr>
-      <w:r>
-        <w:rPr>
-          <w:rFonts w:ascii="Calibri" w:hAnsi="Calibri"/>
-          <w:b/>
-          <w:color w:val="1B3A5C"/>
-          <w:sz w:val="22"/>
-        </w:rPr>
-        <w:t xml:space="preserve">2. </w:t>
-      </w:r>
-      <w:r>
-        <w:rPr>
-          <w:rFonts w:ascii="Calibri" w:hAnsi="Calibri"/>
-          <w:b/>
-          <w:color w:val="1A1A1A"/>
-          <w:sz w:val="22"/>
-        </w:rPr>
-        <w:t>Transmitir, no reinterpretar</w:t>
-      </w:r>
-      <w:r>
-        <w:rPr>
-          <w:rFonts w:ascii="Calibri" w:hAnsi="Calibri"/>
-          <w:color w:val="1A1A1A"/>
-          <w:sz w:val="22"/>
-        </w:rPr>
-        <w:t xml:space="preserve"> — los mensajes del director bajan tal cual.</w:t>
-      </w:r>
-    </w:p>
-    <w:p>
-      <w:pPr>
-        <w:spacing w:after="20"/>
-        <w:ind w:left="454"/>
-      </w:pPr>
-      <w:r>
-        <w:rPr>
-          <w:rFonts w:ascii="Calibri" w:hAnsi="Calibri"/>
-          <w:b/>
-          <w:color w:val="1B3A5C"/>
-          <w:sz w:val="22"/>
-        </w:rPr>
-        <w:t xml:space="preserve">3. </w:t>
-      </w:r>
-      <w:r>
-        <w:rPr>
-          <w:rFonts w:ascii="Calibri" w:hAnsi="Calibri"/>
-          <w:b/>
-          <w:color w:val="1A1A1A"/>
-          <w:sz w:val="22"/>
-        </w:rPr>
-        <w:t>Un solo equipo, funciones distintas.</w:t>
-      </w:r>
-    </w:p>
-    <w:p>
-      <w:pPr>
-        <w:spacing w:after="20"/>
-        <w:ind w:left="454"/>
-      </w:pPr>
-      <w:r>
-        <w:rPr>
-          <w:rFonts w:ascii="Calibri" w:hAnsi="Calibri"/>
-          <w:b/>
-          <w:color w:val="1B3A5C"/>
-          <w:sz w:val="22"/>
-        </w:rPr>
-        <w:t xml:space="preserve">4. </w:t>
-      </w:r>
-      <w:r>
-        <w:rPr>
-          <w:rFonts w:ascii="Calibri" w:hAnsi="Calibri"/>
-          <w:b/>
-          <w:color w:val="1A1A1A"/>
-          <w:sz w:val="22"/>
-        </w:rPr>
-        <w:t>Servicio y sacrificio antes que protagonismo</w:t>
-      </w:r>
-      <w:r>
-        <w:rPr>
-          <w:rFonts w:ascii="Calibri" w:hAnsi="Calibri"/>
-          <w:color w:val="1A1A1A"/>
-          <w:sz w:val="22"/>
-        </w:rPr>
-        <w:t xml:space="preserve"> — Jn 13, el Lavatorio.</w:t>
-      </w:r>
-    </w:p>
-    <w:p>
-      <w:pPr>
-        <w:spacing w:after="20"/>
-        <w:ind w:left="454"/>
-      </w:pPr>
-      <w:r>
-        <w:rPr>
-          <w:rFonts w:ascii="Calibri" w:hAnsi="Calibri"/>
-          <w:b/>
-          <w:color w:val="1B3A5C"/>
-          <w:sz w:val="22"/>
-        </w:rPr>
-        <w:t xml:space="preserve">5. </w:t>
-      </w:r>
-      <w:r>
-        <w:rPr>
-          <w:rFonts w:ascii="Calibri" w:hAnsi="Calibri"/>
-          <w:b/>
-          <w:color w:val="1A1A1A"/>
-          <w:sz w:val="22"/>
-        </w:rPr>
-        <w:t>Coordinarse y ensayar de antemano</w:t>
-      </w:r>
-      <w:r>
-        <w:rPr>
-          <w:rFonts w:ascii="Calibri" w:hAnsi="Calibri"/>
-          <w:color w:val="1A1A1A"/>
-          <w:sz w:val="22"/>
-        </w:rPr>
-        <w:t xml:space="preserve"> — la fluidez se prepara.</w:t>
+        <w:t>Recaudación / Donaciones · Guagua (Transporte) · Profondo · Intersección (diáspora) · Finanzas / Tesorería.</w:t>
+      </w:r>
+      <w:r>
+        <w:rPr>
+          <w:rFonts w:ascii="Calibri" w:hAnsi="Calibri"/>
+          <w:color w:val="1A1A1A"/>
+          <w:sz w:val="22"/>
+        </w:rPr>
+        <w:t xml:space="preserve"> Los responsables se nombran durante la preparación.</w:t>
       </w:r>
     </w:p>
     <w:p>
@@ -2559,76 +2626,373 @@
           <w:color w:val="1B3A5C"/>
           <w:sz w:val="38"/>
         </w:rPr>
-        <w:t>4. Los temas del retiro</w:t>
-      </w:r>
+        <w:t>4. Reglas del proceso (formación y equipo)</w:t>
+      </w:r>
+    </w:p>
+    <w:tbl>
+      <w:tblPr>
+        <w:tblW w:type="auto" w:w="0"/>
+        <w:jc w:val="center"/>
+        <w:tblLook w:firstColumn="1" w:firstRow="1" w:lastColumn="0" w:lastRow="0" w:noHBand="0" w:noVBand="1" w:val="04A0"/>
+      </w:tblPr>
+      <w:tblGrid>
+        <w:gridCol w:w="9746"/>
+      </w:tblGrid>
+      <w:tr>
+        <w:tc>
+          <w:tcPr>
+            <w:tcW w:type="dxa" w:w="9071"/>
+            <w:shd w:val="clear" w:color="auto" w:fill="F7F1E3"/>
+            <w:tcBorders>
+              <w:left w:val="single" w:sz="24" w:color="E36C4F"/>
+              <w:top w:val="single" w:sz="4" w:color="E8D4A8"/>
+              <w:right w:val="single" w:sz="4" w:color="E8D4A8"/>
+              <w:bottom w:val="single" w:sz="4" w:color="E8D4A8"/>
+            </w:tcBorders>
+          </w:tcPr>
+          <w:p>
+            <w:pPr>
+              <w:spacing w:after="20"/>
+            </w:pPr>
+            <w:r/>
+            <w:r>
+              <w:rPr>
+                <w:rFonts w:ascii="Calibri" w:hAnsi="Calibri"/>
+                <w:color w:val="1B3A5C"/>
+                <w:sz w:val="21"/>
+              </w:rPr>
+              <w:t xml:space="preserve">Lo que se espera de </w:t>
+            </w:r>
+            <w:r>
+              <w:rPr>
+                <w:rFonts w:ascii="Calibri" w:hAnsi="Calibri"/>
+                <w:b/>
+                <w:color w:val="1B3A5C"/>
+                <w:sz w:val="21"/>
+              </w:rPr>
+              <w:t>cada servidor</w:t>
+            </w:r>
+            <w:r>
+              <w:rPr>
+                <w:rFonts w:ascii="Calibri" w:hAnsi="Calibri"/>
+                <w:color w:val="1B3A5C"/>
+                <w:sz w:val="21"/>
+              </w:rPr>
+              <w:t xml:space="preserve"> durante </w:t>
+            </w:r>
+            <w:r>
+              <w:rPr>
+                <w:rFonts w:ascii="Calibri" w:hAnsi="Calibri"/>
+                <w:b/>
+                <w:color w:val="1B3A5C"/>
+                <w:sz w:val="21"/>
+              </w:rPr>
+              <w:t>todo el proceso</w:t>
+            </w:r>
+            <w:r>
+              <w:rPr>
+                <w:rFonts w:ascii="Calibri" w:hAnsi="Calibri"/>
+                <w:color w:val="1B3A5C"/>
+                <w:sz w:val="21"/>
+              </w:rPr>
+              <w:t xml:space="preserve"> — la formación y el retiro. </w:t>
+            </w:r>
+            <w:r>
+              <w:rPr>
+                <w:rFonts w:ascii="Calibri" w:hAnsi="Calibri"/>
+                <w:i/>
+                <w:color w:val="1B3A5C"/>
+                <w:sz w:val="21"/>
+              </w:rPr>
+              <w:t>(ref. ETC 78/79.)</w:t>
+            </w:r>
+          </w:p>
+        </w:tc>
+      </w:tr>
+    </w:tbl>
+    <w:p>
+      <w:pPr>
+        <w:spacing w:after="0"/>
+      </w:pPr>
     </w:p>
     <w:p>
       <w:pPr>
-        <w:spacing w:after="80"/>
-        <w:jc w:val="both"/>
-      </w:pPr>
-      <w:r>
-        <w:rPr>
-          <w:rFonts w:ascii="Calibri" w:hAnsi="Calibri"/>
-          <w:color w:val="1A1A1A"/>
-          <w:sz w:val="22"/>
-        </w:rPr>
-        <w:t xml:space="preserve">Son los </w:t>
-      </w:r>
+        <w:keepNext/>
+        <w:spacing w:before="140" w:after="20"/>
+      </w:pPr>
       <w:r>
         <w:rPr>
           <w:rFonts w:ascii="Calibri" w:hAnsi="Calibri"/>
           <w:b/>
-          <w:color w:val="1A1A1A"/>
-          <w:sz w:val="22"/>
-        </w:rPr>
-        <w:t>9 temas tradicionales del ETC</w:t>
-      </w:r>
-      <w:r>
-        <w:rPr>
-          <w:rFonts w:ascii="Calibri" w:hAnsi="Calibri"/>
-          <w:color w:val="1A1A1A"/>
-          <w:sz w:val="22"/>
-        </w:rPr>
-        <w:t xml:space="preserve">. Cada uno se desarrolla con un </w:t>
-      </w:r>
-      <w:r>
-        <w:rPr>
-          <w:rFonts w:ascii="Calibri" w:hAnsi="Calibri"/>
-          <w:b/>
-          <w:color w:val="1A1A1A"/>
-          <w:sz w:val="22"/>
-        </w:rPr>
-        <w:t>testimonio + una dinámica + el pequeño grupo + el plenario</w:t>
-      </w:r>
-      <w:r>
-        <w:rPr>
-          <w:rFonts w:ascii="Calibri" w:hAnsi="Calibri"/>
-          <w:color w:val="1A1A1A"/>
-          <w:sz w:val="22"/>
-        </w:rPr>
-        <w:t xml:space="preserve">. La temática del 88 los </w:t>
-      </w:r>
-      <w:r>
-        <w:rPr>
-          <w:rFonts w:ascii="Calibri" w:hAnsi="Calibri"/>
-          <w:b/>
-          <w:color w:val="1A1A1A"/>
-          <w:sz w:val="22"/>
-        </w:rPr>
-        <w:t>ambienta</w:t>
-      </w:r>
-      <w:r>
-        <w:rPr>
-          <w:rFonts w:ascii="Calibri" w:hAnsi="Calibri"/>
-          <w:color w:val="1A1A1A"/>
-          <w:sz w:val="22"/>
-        </w:rPr>
-        <w:t>, no los cambia.</w:t>
+          <w:color w:val="E36C4F"/>
+          <w:sz w:val="22"/>
+        </w:rPr>
+        <w:t>4.1 Responsabilidades de cada miembro</w:t>
       </w:r>
     </w:p>
     <w:p>
       <w:pPr>
+        <w:pStyle w:val="ListBullet"/>
+        <w:spacing w:after="20"/>
+      </w:pPr>
+      <w:r>
+        <w:rPr>
+          <w:rFonts w:ascii="Calibri" w:hAnsi="Calibri"/>
+          <w:b/>
+          <w:color w:val="1A1A1A"/>
+          <w:sz w:val="22"/>
+        </w:rPr>
+        <w:t>Conducta y comportamiento cristiano</w:t>
+      </w:r>
+      <w:r>
+        <w:rPr>
+          <w:rFonts w:ascii="Calibri" w:hAnsi="Calibri"/>
+          <w:color w:val="1A1A1A"/>
+          <w:sz w:val="22"/>
+        </w:rPr>
+        <w:t xml:space="preserve"> antes, durante y después del ETC.</w:t>
+      </w:r>
+    </w:p>
+    <w:p>
+      <w:pPr>
+        <w:pStyle w:val="ListBullet"/>
+        <w:spacing w:after="20"/>
+      </w:pPr>
+      <w:r>
+        <w:rPr>
+          <w:rFonts w:ascii="Calibri" w:hAnsi="Calibri"/>
+          <w:b/>
+          <w:color w:val="1A1A1A"/>
+          <w:sz w:val="22"/>
+        </w:rPr>
+        <w:t>Cumplir lo asignado</w:t>
+      </w:r>
+      <w:r>
+        <w:rPr>
+          <w:rFonts w:ascii="Calibri" w:hAnsi="Calibri"/>
+          <w:color w:val="1A1A1A"/>
+          <w:sz w:val="22"/>
+        </w:rPr>
+        <w:t xml:space="preserve"> (testimonio, dinámica, materiales, audiovisuales).</w:t>
+      </w:r>
+    </w:p>
+    <w:p>
+      <w:pPr>
+        <w:pStyle w:val="ListBullet"/>
+        <w:spacing w:after="20"/>
+      </w:pPr>
+      <w:r>
+        <w:rPr>
+          <w:rFonts w:ascii="Calibri" w:hAnsi="Calibri"/>
+          <w:b/>
+          <w:color w:val="1A1A1A"/>
+          <w:sz w:val="22"/>
+        </w:rPr>
+        <w:t>Terminar las tareas antes</w:t>
+      </w:r>
+      <w:r>
+        <w:rPr>
+          <w:rFonts w:ascii="Calibri" w:hAnsi="Calibri"/>
+          <w:color w:val="1A1A1A"/>
+          <w:sz w:val="22"/>
+        </w:rPr>
+        <w:t xml:space="preserve"> de que lleguen los participantes (la avanzada está lista a tiempo).</w:t>
+      </w:r>
+    </w:p>
+    <w:p>
+      <w:pPr>
+        <w:pStyle w:val="ListBullet"/>
+        <w:spacing w:after="20"/>
+      </w:pPr>
+      <w:r>
+        <w:rPr>
+          <w:rFonts w:ascii="Calibri" w:hAnsi="Calibri"/>
+          <w:b/>
+          <w:color w:val="1A1A1A"/>
+          <w:sz w:val="22"/>
+        </w:rPr>
+        <w:t>Atmósfera de amistad</w:t>
+      </w:r>
+      <w:r>
+        <w:rPr>
+          <w:rFonts w:ascii="Calibri" w:hAnsi="Calibri"/>
+          <w:color w:val="1A1A1A"/>
+          <w:sz w:val="22"/>
+        </w:rPr>
+        <w:t xml:space="preserve"> — conversar, animar, dar la bienvenida.</w:t>
+      </w:r>
+    </w:p>
+    <w:p>
+      <w:pPr>
+        <w:pStyle w:val="ListBullet"/>
+        <w:spacing w:after="20"/>
+      </w:pPr>
+      <w:r>
+        <w:rPr>
+          <w:rFonts w:ascii="Calibri" w:hAnsi="Calibri"/>
+          <w:b/>
+          <w:color w:val="1A1A1A"/>
+          <w:sz w:val="22"/>
+        </w:rPr>
+        <w:t>Acompañar el movimiento</w:t>
+      </w:r>
+      <w:r>
+        <w:rPr>
+          <w:rFonts w:ascii="Calibri" w:hAnsi="Calibri"/>
+          <w:color w:val="1A1A1A"/>
+          <w:sz w:val="22"/>
+        </w:rPr>
+        <w:t xml:space="preserve"> de los participantes (respetar el horario; no entretenerse).</w:t>
+      </w:r>
+    </w:p>
+    <w:p>
+      <w:pPr>
+        <w:pStyle w:val="ListBullet"/>
+        <w:spacing w:after="20"/>
+      </w:pPr>
+      <w:r>
+        <w:rPr>
+          <w:rFonts w:ascii="Calibri" w:hAnsi="Calibri"/>
+          <w:b/>
+          <w:color w:val="1A1A1A"/>
+          <w:sz w:val="22"/>
+        </w:rPr>
+        <w:t>Palanca a cada participante</w:t>
+      </w:r>
+      <w:r>
+        <w:rPr>
+          <w:rFonts w:ascii="Calibri" w:hAnsi="Calibri"/>
+          <w:color w:val="1A1A1A"/>
+          <w:sz w:val="22"/>
+        </w:rPr>
+        <w:t xml:space="preserve"> del propio PG.</w:t>
+      </w:r>
+    </w:p>
+    <w:p>
+      <w:pPr>
+        <w:pStyle w:val="ListBullet"/>
+        <w:spacing w:after="20"/>
+      </w:pPr>
+      <w:r>
+        <w:rPr>
+          <w:rFonts w:ascii="Calibri" w:hAnsi="Calibri"/>
+          <w:b/>
+          <w:color w:val="1A1A1A"/>
+          <w:sz w:val="22"/>
+        </w:rPr>
+        <w:t>Poner los intereses propios de último</w:t>
+      </w:r>
+      <w:r>
+        <w:rPr>
+          <w:rFonts w:ascii="Calibri" w:hAnsi="Calibri"/>
+          <w:color w:val="1A1A1A"/>
+          <w:sz w:val="22"/>
+        </w:rPr>
+        <w:t xml:space="preserve"> — el ETC es del participante, no del guía.</w:t>
+      </w:r>
+    </w:p>
+    <w:p>
+      <w:pPr>
+        <w:pStyle w:val="ListBullet"/>
+        <w:spacing w:after="20"/>
+      </w:pPr>
+      <w:r>
+        <w:rPr>
+          <w:rFonts w:ascii="Calibri" w:hAnsi="Calibri"/>
+          <w:b/>
+          <w:color w:val="1A1A1A"/>
+          <w:sz w:val="22"/>
+        </w:rPr>
+        <w:t>Cuidar los espacios</w:t>
+      </w:r>
+      <w:r>
+        <w:rPr>
+          <w:rFonts w:ascii="Calibri" w:hAnsi="Calibri"/>
+          <w:color w:val="1A1A1A"/>
+          <w:sz w:val="22"/>
+        </w:rPr>
+        <w:t xml:space="preserve"> (el lugar del PG, los baños) y mantener contacto con el PG después.</w:t>
+      </w:r>
+    </w:p>
+    <w:p>
+      <w:pPr>
+        <w:pStyle w:val="ListBullet"/>
+        <w:spacing w:after="20"/>
+      </w:pPr>
+      <w:r>
+        <w:rPr>
+          <w:rFonts w:ascii="Calibri" w:hAnsi="Calibri"/>
+          <w:b/>
+          <w:color w:val="1A1A1A"/>
+          <w:sz w:val="22"/>
+        </w:rPr>
+        <w:t>La cocina está en función del ETC</w:t>
+      </w:r>
+      <w:r>
+        <w:rPr>
+          <w:rFonts w:ascii="Calibri" w:hAnsi="Calibri"/>
+          <w:color w:val="1A1A1A"/>
+          <w:sz w:val="22"/>
+        </w:rPr>
+        <w:t>, no el ETC en función de la cocina.</w:t>
+      </w:r>
+    </w:p>
+    <w:p>
+      <w:pPr>
+        <w:pStyle w:val="ListBullet"/>
+        <w:spacing w:after="20"/>
+      </w:pPr>
+      <w:r>
+        <w:rPr>
+          <w:rFonts w:ascii="Calibri" w:hAnsi="Calibri"/>
+          <w:b/>
+          <w:color w:val="1A1A1A"/>
+          <w:sz w:val="22"/>
+        </w:rPr>
+        <w:t>Comunicación con caridad</w:t>
+      </w:r>
+      <w:r>
+        <w:rPr>
+          <w:rFonts w:ascii="Calibri" w:hAnsi="Calibri"/>
+          <w:color w:val="1A1A1A"/>
+          <w:sz w:val="22"/>
+        </w:rPr>
+        <w:t>, respeto y discreción.</w:t>
+      </w:r>
+    </w:p>
+    <w:p>
+      <w:pPr>
+        <w:pStyle w:val="ListBullet"/>
+        <w:spacing w:after="20"/>
+      </w:pPr>
+      <w:r>
+        <w:rPr>
+          <w:rFonts w:ascii="Calibri" w:hAnsi="Calibri"/>
+          <w:color w:val="1A1A1A"/>
+          <w:sz w:val="22"/>
+        </w:rPr>
+        <w:t xml:space="preserve">Somos </w:t>
+      </w:r>
+      <w:r>
+        <w:rPr>
+          <w:rFonts w:ascii="Calibri" w:hAnsi="Calibri"/>
+          <w:b/>
+          <w:color w:val="1A1A1A"/>
+          <w:sz w:val="22"/>
+        </w:rPr>
+        <w:t>instrumentos de la gracia</w:t>
+      </w:r>
+      <w:r>
+        <w:rPr>
+          <w:rFonts w:ascii="Calibri" w:hAnsi="Calibri"/>
+          <w:color w:val="1A1A1A"/>
+          <w:sz w:val="22"/>
+        </w:rPr>
+        <w:t xml:space="preserve"> — ponerse en manos del Señor.</w:t>
+      </w:r>
+    </w:p>
+    <w:p>
+      <w:pPr>
         <w:keepNext/>
         <w:spacing w:before="140" w:after="20"/>
       </w:pPr>
@@ -2639,22 +3003,14 @@
           <w:color w:val="E36C4F"/>
           <w:sz w:val="22"/>
         </w:rPr>
-        <w:t>4.1 Confianza (viernes noche)</w:t>
+        <w:t>4.2 Asistencia y disciplina</w:t>
       </w:r>
     </w:p>
     <w:p>
       <w:pPr>
-        <w:spacing w:after="80"/>
-        <w:jc w:val="both"/>
-      </w:pPr>
-      <w:r>
-        <w:rPr>
-          <w:rFonts w:ascii="Calibri" w:hAnsi="Calibri"/>
-          <w:color w:val="1A1A1A"/>
-          <w:sz w:val="22"/>
-        </w:rPr>
-        <w:t xml:space="preserve">La confianza es </w:t>
-      </w:r>
+        <w:pStyle w:val="ListBullet"/>
+        <w:spacing w:after="20"/>
+      </w:pPr>
       <w:r>
         <w:rPr>
           <w:rFonts w:ascii="Calibri" w:hAnsi="Calibri"/>
@@ -2662,19 +3018,154 @@
           <w:color w:val="1A1A1A"/>
           <w:sz w:val="22"/>
         </w:rPr>
-        <w:t>la piedra angular de la fe y el amor</w:t>
-      </w:r>
-      <w:r>
-        <w:rPr>
-          <w:rFonts w:ascii="Calibri" w:hAnsi="Calibri"/>
-          <w:color w:val="1A1A1A"/>
-          <w:sz w:val="22"/>
-        </w:rPr>
-        <w:t>. ¿En quién confío? ¿Qué rompió mi confianza? ¿Cómo vuelvo a confiar? Sin confianza no se zarpa: es la primera condición para la travesía.</w:t>
+        <w:t>Puntualidad.</w:t>
+      </w:r>
+      <w:r>
+        <w:rPr>
+          <w:rFonts w:ascii="Calibri" w:hAnsi="Calibri"/>
+          <w:color w:val="1A1A1A"/>
+          <w:sz w:val="22"/>
+        </w:rPr>
+        <w:t xml:space="preserve"> Las excusas se comunican a los directores </w:t>
+      </w:r>
+      <w:r>
+        <w:rPr>
+          <w:rFonts w:ascii="Calibri" w:hAnsi="Calibri"/>
+          <w:b/>
+          <w:color w:val="1A1A1A"/>
+          <w:sz w:val="22"/>
+        </w:rPr>
+        <w:t>con antelación</w:t>
+      </w:r>
+      <w:r>
+        <w:rPr>
+          <w:rFonts w:ascii="Calibri" w:hAnsi="Calibri"/>
+          <w:color w:val="1A1A1A"/>
+          <w:sz w:val="22"/>
+        </w:rPr>
+        <w:t>.</w:t>
       </w:r>
     </w:p>
     <w:p>
       <w:pPr>
+        <w:pStyle w:val="ListBullet"/>
+        <w:spacing w:after="20"/>
+      </w:pPr>
+      <w:r>
+        <w:rPr>
+          <w:rFonts w:ascii="Calibri" w:hAnsi="Calibri"/>
+          <w:b/>
+          <w:color w:val="1A1A1A"/>
+          <w:sz w:val="22"/>
+        </w:rPr>
+        <w:t>Máximo 3 ausencias</w:t>
+      </w:r>
+      <w:r>
+        <w:rPr>
+          <w:rFonts w:ascii="Calibri" w:hAnsi="Calibri"/>
+          <w:color w:val="1A1A1A"/>
+          <w:sz w:val="22"/>
+        </w:rPr>
+        <w:t xml:space="preserve"> justificadas; </w:t>
+      </w:r>
+      <w:r>
+        <w:rPr>
+          <w:rFonts w:ascii="Calibri" w:hAnsi="Calibri"/>
+          <w:b/>
+          <w:color w:val="1A1A1A"/>
+          <w:sz w:val="22"/>
+        </w:rPr>
+        <w:t>3 tardanzas = 1 ausencia</w:t>
+      </w:r>
+      <w:r>
+        <w:rPr>
+          <w:rFonts w:ascii="Calibri" w:hAnsi="Calibri"/>
+          <w:color w:val="1A1A1A"/>
+          <w:sz w:val="22"/>
+        </w:rPr>
+        <w:t>. Excederse se conversa con el coord y el Co-Dir.</w:t>
+      </w:r>
+    </w:p>
+    <w:p>
+      <w:pPr>
+        <w:pStyle w:val="ListBullet"/>
+        <w:spacing w:after="20"/>
+      </w:pPr>
+      <w:r>
+        <w:rPr>
+          <w:rFonts w:ascii="Calibri" w:hAnsi="Calibri"/>
+          <w:b/>
+          <w:color w:val="1A1A1A"/>
+          <w:sz w:val="22"/>
+        </w:rPr>
+        <w:t>Ensayo General: asistencia obligatoria</w:t>
+      </w:r>
+      <w:r>
+        <w:rPr>
+          <w:rFonts w:ascii="Calibri" w:hAnsi="Calibri"/>
+          <w:color w:val="1A1A1A"/>
+          <w:sz w:val="22"/>
+        </w:rPr>
+        <w:t xml:space="preserve"> — sin ensayo no se sirve en el retiro.</w:t>
+      </w:r>
+    </w:p>
+    <w:p>
+      <w:pPr>
+        <w:pStyle w:val="ListBullet"/>
+        <w:spacing w:after="20"/>
+      </w:pPr>
+      <w:r>
+        <w:rPr>
+          <w:rFonts w:ascii="Calibri" w:hAnsi="Calibri"/>
+          <w:b/>
+          <w:color w:val="1A1A1A"/>
+          <w:sz w:val="22"/>
+        </w:rPr>
+        <w:t>Participación obligatoria en las oraciones grupales</w:t>
+      </w:r>
+      <w:r>
+        <w:rPr>
+          <w:rFonts w:ascii="Calibri" w:hAnsi="Calibri"/>
+          <w:color w:val="1A1A1A"/>
+          <w:sz w:val="22"/>
+        </w:rPr>
+        <w:t xml:space="preserve"> — todos, sin excepción (guías y asesores incluidos). </w:t>
+      </w:r>
+      <w:r>
+        <w:rPr>
+          <w:rFonts w:ascii="Calibri" w:hAnsi="Calibri"/>
+          <w:i/>
+          <w:color w:val="1A1A1A"/>
+          <w:sz w:val="22"/>
+        </w:rPr>
+        <w:t>(lección del Informe 85)</w:t>
+      </w:r>
+    </w:p>
+    <w:p>
+      <w:pPr>
+        <w:pStyle w:val="ListBullet"/>
+        <w:spacing w:after="20"/>
+      </w:pPr>
+      <w:r>
+        <w:rPr>
+          <w:rFonts w:ascii="Calibri" w:hAnsi="Calibri"/>
+          <w:b/>
+          <w:color w:val="1A1A1A"/>
+          <w:sz w:val="22"/>
+        </w:rPr>
+        <w:t>Canalizar por la vía correspondiente</w:t>
+      </w:r>
+      <w:r>
+        <w:rPr>
+          <w:rFonts w:ascii="Calibri" w:hAnsi="Calibri"/>
+          <w:color w:val="1A1A1A"/>
+          <w:sz w:val="22"/>
+        </w:rPr>
+        <w:t xml:space="preserve"> — las dudas de cada área van primero a su coordinador, y el coordinador al Co-Dir. No se brinca el canal.</w:t>
+      </w:r>
+    </w:p>
+    <w:p>
+      <w:pPr>
         <w:keepNext/>
         <w:spacing w:before="140" w:after="20"/>
       </w:pPr>
@@ -2685,21 +3176,21 @@
           <w:color w:val="E36C4F"/>
           <w:sz w:val="22"/>
         </w:rPr>
-        <w:t>4.2 Singularidad (viernes noche)</w:t>
+        <w:t>4.3 Confidencialidad</w:t>
       </w:r>
     </w:p>
     <w:p>
       <w:pPr>
-        <w:spacing w:after="80"/>
-        <w:jc w:val="both"/>
-      </w:pPr>
-      <w:r>
-        <w:rPr>
-          <w:rFonts w:ascii="Calibri" w:hAnsi="Calibri"/>
-          <w:color w:val="1A1A1A"/>
-          <w:sz w:val="22"/>
-        </w:rPr>
-        <w:t xml:space="preserve">Cada persona es </w:t>
+        <w:pStyle w:val="ListBullet"/>
+        <w:spacing w:after="20"/>
+      </w:pPr>
+      <w:r>
+        <w:rPr>
+          <w:rFonts w:ascii="Calibri" w:hAnsi="Calibri"/>
+          <w:color w:val="1A1A1A"/>
+          <w:sz w:val="22"/>
+        </w:rPr>
+        <w:t xml:space="preserve">Lo que se conversa en reunión de equipo </w:t>
       </w:r>
       <w:r>
         <w:rPr>
@@ -2708,19 +3199,48 @@
           <w:color w:val="1A1A1A"/>
           <w:sz w:val="22"/>
         </w:rPr>
-        <w:t>creación individual de Dios</w:t>
-      </w:r>
-      <w:r>
-        <w:rPr>
-          <w:rFonts w:ascii="Calibri" w:hAnsi="Calibri"/>
-          <w:color w:val="1A1A1A"/>
-          <w:sz w:val="22"/>
-        </w:rPr>
-        <w:t>, un regalo único. Reconocer las cualidades propias y ponerlas al servicio. La diferencia entre estar solo y sentirse en soledad.</w:t>
+        <w:t>no sale del equipo</w:t>
+      </w:r>
+      <w:r>
+        <w:rPr>
+          <w:rFonts w:ascii="Calibri" w:hAnsi="Calibri"/>
+          <w:color w:val="1A1A1A"/>
+          <w:sz w:val="22"/>
+        </w:rPr>
+        <w:t>.</w:t>
       </w:r>
     </w:p>
     <w:p>
       <w:pPr>
+        <w:pStyle w:val="ListBullet"/>
+        <w:spacing w:after="20"/>
+      </w:pPr>
+      <w:r>
+        <w:rPr>
+          <w:rFonts w:ascii="Calibri" w:hAnsi="Calibri"/>
+          <w:b/>
+          <w:color w:val="1A1A1A"/>
+          <w:sz w:val="22"/>
+        </w:rPr>
+        <w:t>Los testimonios de vida son confidenciales para siempre.</w:t>
+      </w:r>
+    </w:p>
+    <w:p>
+      <w:pPr>
+        <w:pStyle w:val="ListBullet"/>
+        <w:spacing w:after="20"/>
+      </w:pPr>
+      <w:r>
+        <w:rPr>
+          <w:rFonts w:ascii="Calibri" w:hAnsi="Calibri"/>
+          <w:color w:val="1A1A1A"/>
+          <w:sz w:val="22"/>
+        </w:rPr>
+        <w:t>La información de salud / alergias / lazos solo se usa para servir; no se comenta fuera.</w:t>
+      </w:r>
+    </w:p>
+    <w:p>
+      <w:pPr>
         <w:keepNext/>
         <w:spacing w:before="140" w:after="20"/>
       </w:pPr>
@@ -2731,331 +3251,159 @@
           <w:color w:val="E36C4F"/>
           <w:sz w:val="22"/>
         </w:rPr>
-        <w:t>4.3 Libertad para Aceptar (sábado mañana)</w:t>
+        <w:t>4.4 Los 5 principios de comunicación del ETC 88</w:t>
       </w:r>
     </w:p>
     <w:p>
       <w:pPr>
-        <w:spacing w:after="80"/>
-        <w:jc w:val="both"/>
-      </w:pPr>
-      <w:r>
-        <w:rPr>
-          <w:rFonts w:ascii="Calibri" w:hAnsi="Calibri"/>
-          <w:color w:val="1A1A1A"/>
-          <w:sz w:val="22"/>
-        </w:rPr>
-        <w:t xml:space="preserve">Aceptar la propia singularidad, lo bueno y lo "no tan bueno", los errores, los cambios. Aceptar a los demás como regalo de Dios. La fe en que Dios es Padre y guía siempre </w:t>
-      </w:r>
-      <w:r>
-        <w:rPr>
-          <w:rFonts w:ascii="Calibri" w:hAnsi="Calibri"/>
-          <w:i/>
-          <w:color w:val="1A1A1A"/>
-          <w:sz w:val="22"/>
-        </w:rPr>
-        <w:t>(Heb 11,1)</w:t>
-      </w:r>
-      <w:r>
-        <w:rPr>
-          <w:rFonts w:ascii="Calibri" w:hAnsi="Calibri"/>
-          <w:color w:val="1A1A1A"/>
-          <w:sz w:val="22"/>
-        </w:rPr>
-        <w:t>.</w:t>
+        <w:spacing w:after="20"/>
+        <w:ind w:left="454"/>
+      </w:pPr>
+      <w:r>
+        <w:rPr>
+          <w:rFonts w:ascii="Calibri" w:hAnsi="Calibri"/>
+          <w:b/>
+          <w:color w:val="1B3A5C"/>
+          <w:sz w:val="22"/>
+        </w:rPr>
+        <w:t xml:space="preserve">1. </w:t>
+      </w:r>
+      <w:r>
+        <w:rPr>
+          <w:rFonts w:ascii="Calibri" w:hAnsi="Calibri"/>
+          <w:b/>
+          <w:color w:val="1A1A1A"/>
+          <w:sz w:val="22"/>
+        </w:rPr>
+        <w:t>Enfocados en el participante</w:t>
+      </w:r>
+      <w:r>
+        <w:rPr>
+          <w:rFonts w:ascii="Calibri" w:hAnsi="Calibri"/>
+          <w:color w:val="1A1A1A"/>
+          <w:sz w:val="22"/>
+        </w:rPr>
+        <w:t xml:space="preserve"> — todo lo demás es para él.</w:t>
       </w:r>
     </w:p>
     <w:p>
       <w:pPr>
-        <w:keepNext/>
-        <w:spacing w:before="140" w:after="20"/>
+        <w:spacing w:after="20"/>
+        <w:ind w:left="454"/>
       </w:pPr>
       <w:r>
         <w:rPr>
           <w:rFonts w:ascii="Calibri" w:hAnsi="Calibri"/>
           <w:b/>
-          <w:color w:val="E36C4F"/>
-          <w:sz w:val="22"/>
-        </w:rPr>
-        <w:t>4.4 Libertad para Entregarse (sábado mediodía)</w:t>
+          <w:color w:val="1B3A5C"/>
+          <w:sz w:val="22"/>
+        </w:rPr>
+        <w:t xml:space="preserve">2. </w:t>
+      </w:r>
+      <w:r>
+        <w:rPr>
+          <w:rFonts w:ascii="Calibri" w:hAnsi="Calibri"/>
+          <w:b/>
+          <w:color w:val="1A1A1A"/>
+          <w:sz w:val="22"/>
+        </w:rPr>
+        <w:t>Transmitir, no reinterpretar</w:t>
+      </w:r>
+      <w:r>
+        <w:rPr>
+          <w:rFonts w:ascii="Calibri" w:hAnsi="Calibri"/>
+          <w:color w:val="1A1A1A"/>
+          <w:sz w:val="22"/>
+        </w:rPr>
+        <w:t xml:space="preserve"> — los mensajes del director bajan tal cual.</w:t>
       </w:r>
     </w:p>
     <w:p>
       <w:pPr>
-        <w:spacing w:after="80"/>
-        <w:jc w:val="both"/>
-      </w:pPr>
-      <w:r>
-        <w:rPr>
-          <w:rFonts w:ascii="Calibri" w:hAnsi="Calibri"/>
-          <w:color w:val="1A1A1A"/>
-          <w:sz w:val="22"/>
-        </w:rPr>
-        <w:t xml:space="preserve">La autenticidad de quien se da tal y como es, sin máscaras. Dar tiempo para </w:t>
-      </w:r>
+        <w:spacing w:after="20"/>
+        <w:ind w:left="454"/>
+      </w:pPr>
       <w:r>
         <w:rPr>
           <w:rFonts w:ascii="Calibri" w:hAnsi="Calibri"/>
           <w:b/>
-          <w:color w:val="1A1A1A"/>
-          <w:sz w:val="22"/>
-        </w:rPr>
-        <w:t>escuchar</w:t>
-      </w:r>
-      <w:r>
-        <w:rPr>
-          <w:rFonts w:ascii="Calibri" w:hAnsi="Calibri"/>
-          <w:color w:val="1A1A1A"/>
-          <w:sz w:val="22"/>
-        </w:rPr>
-        <w:t>. Reconocer los obstáculos a la entrega y soltarlos.</w:t>
+          <w:color w:val="1B3A5C"/>
+          <w:sz w:val="22"/>
+        </w:rPr>
+        <w:t xml:space="preserve">3. </w:t>
+      </w:r>
+      <w:r>
+        <w:rPr>
+          <w:rFonts w:ascii="Calibri" w:hAnsi="Calibri"/>
+          <w:b/>
+          <w:color w:val="1A1A1A"/>
+          <w:sz w:val="22"/>
+        </w:rPr>
+        <w:t>Un solo equipo, funciones distintas.</w:t>
       </w:r>
     </w:p>
     <w:p>
       <w:pPr>
-        <w:keepNext/>
-        <w:spacing w:before="140" w:after="20"/>
+        <w:spacing w:after="20"/>
+        <w:ind w:left="454"/>
       </w:pPr>
       <w:r>
         <w:rPr>
           <w:rFonts w:ascii="Calibri" w:hAnsi="Calibri"/>
           <w:b/>
-          <w:color w:val="E36C4F"/>
-          <w:sz w:val="22"/>
-        </w:rPr>
-        <w:t>4.5 Regalo de la Vida (sábado tarde)</w:t>
+          <w:color w:val="1B3A5C"/>
+          <w:sz w:val="22"/>
+        </w:rPr>
+        <w:t xml:space="preserve">4. </w:t>
+      </w:r>
+      <w:r>
+        <w:rPr>
+          <w:rFonts w:ascii="Calibri" w:hAnsi="Calibri"/>
+          <w:b/>
+          <w:color w:val="1A1A1A"/>
+          <w:sz w:val="22"/>
+        </w:rPr>
+        <w:t>Servicio y sacrificio antes que protagonismo</w:t>
+      </w:r>
+      <w:r>
+        <w:rPr>
+          <w:rFonts w:ascii="Calibri" w:hAnsi="Calibri"/>
+          <w:color w:val="1A1A1A"/>
+          <w:sz w:val="22"/>
+        </w:rPr>
+        <w:t xml:space="preserve"> — Jn 13, el Lavatorio.</w:t>
       </w:r>
     </w:p>
     <w:p>
       <w:pPr>
-        <w:spacing w:after="80"/>
-        <w:jc w:val="both"/>
-      </w:pPr>
-      <w:r>
-        <w:rPr>
-          <w:rFonts w:ascii="Calibri" w:hAnsi="Calibri"/>
-          <w:color w:val="1A1A1A"/>
-          <w:sz w:val="22"/>
-        </w:rPr>
-        <w:t xml:space="preserve">La vida como regalo de Dios. El cuerpo como </w:t>
-      </w:r>
+        <w:spacing w:after="20"/>
+        <w:ind w:left="454"/>
+      </w:pPr>
       <w:r>
         <w:rPr>
           <w:rFonts w:ascii="Calibri" w:hAnsi="Calibri"/>
           <w:b/>
-          <w:color w:val="1A1A1A"/>
-          <w:sz w:val="22"/>
-        </w:rPr>
-        <w:t>templo del Espíritu Santo</w:t>
-      </w:r>
-      <w:r>
-        <w:rPr>
-          <w:rFonts w:ascii="Calibri" w:hAnsi="Calibri"/>
-          <w:color w:val="1A1A1A"/>
-          <w:sz w:val="22"/>
-        </w:rPr>
-        <w:t>. Cuidar la propia vida y la del otro. Vivir agradecido.</w:t>
-      </w:r>
-    </w:p>
-    <w:p>
-      <w:pPr>
-        <w:keepNext/>
-        <w:spacing w:before="140" w:after="20"/>
-      </w:pPr>
+          <w:color w:val="1B3A5C"/>
+          <w:sz w:val="22"/>
+        </w:rPr>
+        <w:t xml:space="preserve">5. </w:t>
+      </w:r>
       <w:r>
         <w:rPr>
           <w:rFonts w:ascii="Calibri" w:hAnsi="Calibri"/>
           <w:b/>
-          <w:color w:val="E36C4F"/>
-          <w:sz w:val="22"/>
-        </w:rPr>
-        <w:t>4.6 Regalo del Perdón (sábado noche · cena del Lavatorio)</w:t>
-      </w:r>
-    </w:p>
-    <w:p>
-      <w:pPr>
-        <w:spacing w:after="80"/>
-        <w:jc w:val="both"/>
-      </w:pPr>
-      <w:r>
-        <w:rPr>
-          <w:rFonts w:ascii="Calibri" w:hAnsi="Calibri"/>
-          <w:color w:val="1A1A1A"/>
-          <w:sz w:val="22"/>
-        </w:rPr>
-        <w:t xml:space="preserve">Perdonarse a sí mismo. Perdonar </w:t>
-      </w:r>
-      <w:r>
-        <w:rPr>
-          <w:rFonts w:ascii="Calibri" w:hAnsi="Calibri"/>
-          <w:b/>
-          <w:color w:val="1A1A1A"/>
-          <w:sz w:val="22"/>
-        </w:rPr>
-        <w:t>77 veces 7</w:t>
-      </w:r>
-      <w:r>
-        <w:rPr>
-          <w:rFonts w:ascii="Calibri" w:hAnsi="Calibri"/>
-          <w:color w:val="1A1A1A"/>
-          <w:sz w:val="22"/>
-        </w:rPr>
-        <w:t xml:space="preserve"> (Mt 18,21-22). La Confesión. </w:t>
-      </w:r>
-      <w:r>
-        <w:rPr>
-          <w:rFonts w:ascii="Calibri" w:hAnsi="Calibri"/>
-          <w:i/>
-          <w:color w:val="1A1A1A"/>
-          <w:sz w:val="22"/>
-        </w:rPr>
-        <w:t>Podemos ir por la vida con cicatrices, pero no con heridas.</w:t>
-      </w:r>
-      <w:r>
-        <w:rPr>
-          <w:rFonts w:ascii="Calibri" w:hAnsi="Calibri"/>
-          <w:color w:val="1A1A1A"/>
-          <w:sz w:val="22"/>
-        </w:rPr>
-        <w:t xml:space="preserve"> Este tema enmarca el </w:t>
-      </w:r>
-      <w:r>
-        <w:rPr>
-          <w:rFonts w:ascii="Calibri" w:hAnsi="Calibri"/>
-          <w:b/>
-          <w:color w:val="1A1A1A"/>
-          <w:sz w:val="22"/>
-        </w:rPr>
-        <w:t>Lavatorio de los pies</w:t>
-      </w:r>
-      <w:r>
-        <w:rPr>
-          <w:rFonts w:ascii="Calibri" w:hAnsi="Calibri"/>
-          <w:color w:val="1A1A1A"/>
-          <w:sz w:val="22"/>
-        </w:rPr>
-        <w:t xml:space="preserve"> (Jn 13), el momento más fuerte del sábado.</w:t>
-      </w:r>
-    </w:p>
-    <w:p>
-      <w:pPr>
-        <w:keepNext/>
-        <w:spacing w:before="140" w:after="20"/>
-      </w:pPr>
-      <w:r>
-        <w:rPr>
-          <w:rFonts w:ascii="Calibri" w:hAnsi="Calibri"/>
-          <w:b/>
-          <w:color w:val="E36C4F"/>
-          <w:sz w:val="22"/>
-        </w:rPr>
-        <w:t>4.7 Nacer de Nuevo (domingo mañana)</w:t>
-      </w:r>
-    </w:p>
-    <w:p>
-      <w:pPr>
-        <w:spacing w:after="80"/>
-        <w:jc w:val="both"/>
-      </w:pPr>
-      <w:r>
-        <w:rPr>
-          <w:rFonts w:ascii="Calibri" w:hAnsi="Calibri"/>
-          <w:color w:val="1A1A1A"/>
-          <w:sz w:val="22"/>
-        </w:rPr>
-        <w:t>Nueva vida en Cristo (Zaqueo, Nicodemo). Renacer como hijos de Dios. El Bautismo. Dejar atrás lo que pesa.</w:t>
-      </w:r>
-    </w:p>
-    <w:p>
-      <w:pPr>
-        <w:keepNext/>
-        <w:spacing w:before="140" w:after="20"/>
-      </w:pPr>
-      <w:r>
-        <w:rPr>
-          <w:rFonts w:ascii="Calibri" w:hAnsi="Calibri"/>
-          <w:b/>
-          <w:color w:val="E36C4F"/>
-          <w:sz w:val="22"/>
-        </w:rPr>
-        <w:t>4.8 Compromiso (domingo mañana)</w:t>
-      </w:r>
-    </w:p>
-    <w:p>
-      <w:pPr>
-        <w:spacing w:after="80"/>
-        <w:jc w:val="both"/>
-      </w:pPr>
-      <w:r>
-        <w:rPr>
-          <w:rFonts w:ascii="Calibri" w:hAnsi="Calibri"/>
-          <w:color w:val="1A1A1A"/>
-          <w:sz w:val="22"/>
-        </w:rPr>
-        <w:t>La responsabilidad cristiana en la sociedad, con Dios, con uno mismo, con la oración. La respuesta del participante: el compromiso de llevar lo vivido a su vida diaria.</w:t>
-      </w:r>
-    </w:p>
-    <w:p>
-      <w:pPr>
-        <w:keepNext/>
-        <w:spacing w:before="140" w:after="20"/>
-      </w:pPr>
-      <w:r>
-        <w:rPr>
-          <w:rFonts w:ascii="Calibri" w:hAnsi="Calibri"/>
-          <w:b/>
-          <w:color w:val="E36C4F"/>
-          <w:sz w:val="22"/>
-        </w:rPr>
-        <w:t>4.9 Cuarto Día (domingo · cierre)</w:t>
-      </w:r>
-    </w:p>
-    <w:p>
-      <w:pPr>
-        <w:spacing w:after="80"/>
-        <w:jc w:val="both"/>
-      </w:pPr>
-      <w:r>
-        <w:rPr>
-          <w:rFonts w:ascii="Calibri" w:hAnsi="Calibri"/>
-          <w:color w:val="1A1A1A"/>
-          <w:sz w:val="22"/>
-        </w:rPr>
-        <w:t xml:space="preserve">Las preguntas que se lleva el participante: ¿He conocido mejor a Jesús? ¿Tengo más deseo de entregarme? ¿Comprendo que </w:t>
-      </w:r>
-      <w:r>
-        <w:rPr>
-          <w:rFonts w:ascii="Calibri" w:hAnsi="Calibri"/>
-          <w:b/>
-          <w:color w:val="1A1A1A"/>
-          <w:sz w:val="22"/>
-        </w:rPr>
-        <w:t>nosotros somos la Iglesia</w:t>
-      </w:r>
-      <w:r>
-        <w:rPr>
-          <w:rFonts w:ascii="Calibri" w:hAnsi="Calibri"/>
-          <w:color w:val="1A1A1A"/>
-          <w:sz w:val="22"/>
-        </w:rPr>
-        <w:t xml:space="preserve">? </w:t>
-      </w:r>
-      <w:r>
-        <w:rPr>
-          <w:rFonts w:ascii="Calibri" w:hAnsi="Calibri"/>
-          <w:i/>
-          <w:color w:val="1A1A1A"/>
-          <w:sz w:val="22"/>
-        </w:rPr>
-        <w:t>El ETC comienza el Cuarto Día</w:t>
-      </w:r>
-      <w:r>
-        <w:rPr>
-          <w:rFonts w:ascii="Calibri" w:hAnsi="Calibri"/>
-          <w:color w:val="1A1A1A"/>
-          <w:sz w:val="22"/>
-        </w:rPr>
-        <w:t xml:space="preserve"> — y se vive en comunidad, nunca solo.</w:t>
+          <w:color w:val="1A1A1A"/>
+          <w:sz w:val="22"/>
+        </w:rPr>
+        <w:t>Coordinarse y ensayar de antemano</w:t>
+      </w:r>
+      <w:r>
+        <w:rPr>
+          <w:rFonts w:ascii="Calibri" w:hAnsi="Calibri"/>
+          <w:color w:val="1A1A1A"/>
+          <w:sz w:val="22"/>
+        </w:rPr>
+        <w:t xml:space="preserve"> — la fluidez se prepara.</w:t>
       </w:r>
     </w:p>
     <w:p>
@@ -3078,7 +3426,535 @@
           <w:color w:val="1B3A5C"/>
           <w:sz w:val="38"/>
         </w:rPr>
-        <w:t>5. El ETC en las Sagradas Escrituras</w:t>
+        <w:t>5. Los temas del retiro</w:t>
+      </w:r>
+    </w:p>
+    <w:p>
+      <w:pPr>
+        <w:spacing w:after="80"/>
+        <w:jc w:val="both"/>
+      </w:pPr>
+      <w:r>
+        <w:rPr>
+          <w:rFonts w:ascii="Calibri" w:hAnsi="Calibri"/>
+          <w:color w:val="1A1A1A"/>
+          <w:sz w:val="22"/>
+        </w:rPr>
+        <w:t xml:space="preserve">Son los </w:t>
+      </w:r>
+      <w:r>
+        <w:rPr>
+          <w:rFonts w:ascii="Calibri" w:hAnsi="Calibri"/>
+          <w:b/>
+          <w:color w:val="1A1A1A"/>
+          <w:sz w:val="22"/>
+        </w:rPr>
+        <w:t>9 temas tradicionales del ETC</w:t>
+      </w:r>
+      <w:r>
+        <w:rPr>
+          <w:rFonts w:ascii="Calibri" w:hAnsi="Calibri"/>
+          <w:color w:val="1A1A1A"/>
+          <w:sz w:val="22"/>
+        </w:rPr>
+        <w:t xml:space="preserve">. Cada uno se desarrolla con un </w:t>
+      </w:r>
+      <w:r>
+        <w:rPr>
+          <w:rFonts w:ascii="Calibri" w:hAnsi="Calibri"/>
+          <w:b/>
+          <w:color w:val="1A1A1A"/>
+          <w:sz w:val="22"/>
+        </w:rPr>
+        <w:t>testimonio + una dinámica + el pequeño grupo + el plenario</w:t>
+      </w:r>
+      <w:r>
+        <w:rPr>
+          <w:rFonts w:ascii="Calibri" w:hAnsi="Calibri"/>
+          <w:color w:val="1A1A1A"/>
+          <w:sz w:val="22"/>
+        </w:rPr>
+        <w:t xml:space="preserve">. La temática del 88 los </w:t>
+      </w:r>
+      <w:r>
+        <w:rPr>
+          <w:rFonts w:ascii="Calibri" w:hAnsi="Calibri"/>
+          <w:b/>
+          <w:color w:val="1A1A1A"/>
+          <w:sz w:val="22"/>
+        </w:rPr>
+        <w:t>ambienta</w:t>
+      </w:r>
+      <w:r>
+        <w:rPr>
+          <w:rFonts w:ascii="Calibri" w:hAnsi="Calibri"/>
+          <w:color w:val="1A1A1A"/>
+          <w:sz w:val="22"/>
+        </w:rPr>
+        <w:t xml:space="preserve">, no los cambia. </w:t>
+      </w:r>
+      <w:r>
+        <w:rPr>
+          <w:rFonts w:ascii="Calibri" w:hAnsi="Calibri"/>
+          <w:i/>
+          <w:color w:val="1A1A1A"/>
+          <w:sz w:val="22"/>
+        </w:rPr>
+        <w:t>(El contenido de conversación de cada tema está en la Guía de Guías §10.)</w:t>
+      </w:r>
+    </w:p>
+    <w:p>
+      <w:pPr>
+        <w:keepNext/>
+        <w:spacing w:before="140" w:after="20"/>
+      </w:pPr>
+      <w:r>
+        <w:rPr>
+          <w:rFonts w:ascii="Calibri" w:hAnsi="Calibri"/>
+          <w:b/>
+          <w:color w:val="E36C4F"/>
+          <w:sz w:val="22"/>
+        </w:rPr>
+        <w:t>5.1 Confianza (viernes noche)</w:t>
+      </w:r>
+    </w:p>
+    <w:p>
+      <w:pPr>
+        <w:spacing w:after="80"/>
+        <w:jc w:val="both"/>
+      </w:pPr>
+      <w:r>
+        <w:rPr>
+          <w:rFonts w:ascii="Calibri" w:hAnsi="Calibri"/>
+          <w:color w:val="1A1A1A"/>
+          <w:sz w:val="22"/>
+        </w:rPr>
+        <w:t xml:space="preserve">La confianza es </w:t>
+      </w:r>
+      <w:r>
+        <w:rPr>
+          <w:rFonts w:ascii="Calibri" w:hAnsi="Calibri"/>
+          <w:b/>
+          <w:color w:val="1A1A1A"/>
+          <w:sz w:val="22"/>
+        </w:rPr>
+        <w:t>la piedra angular de la fe y el amor</w:t>
+      </w:r>
+      <w:r>
+        <w:rPr>
+          <w:rFonts w:ascii="Calibri" w:hAnsi="Calibri"/>
+          <w:color w:val="1A1A1A"/>
+          <w:sz w:val="22"/>
+        </w:rPr>
+        <w:t>. ¿En quién confío? ¿Qué rompió mi confianza? ¿Cómo vuelvo a confiar?</w:t>
+      </w:r>
+    </w:p>
+    <w:p>
+      <w:pPr>
+        <w:keepNext/>
+        <w:spacing w:before="140" w:after="20"/>
+      </w:pPr>
+      <w:r>
+        <w:rPr>
+          <w:rFonts w:ascii="Calibri" w:hAnsi="Calibri"/>
+          <w:b/>
+          <w:color w:val="E36C4F"/>
+          <w:sz w:val="22"/>
+        </w:rPr>
+        <w:t>5.2 Singularidad (viernes noche)</w:t>
+      </w:r>
+    </w:p>
+    <w:p>
+      <w:pPr>
+        <w:spacing w:after="80"/>
+        <w:jc w:val="both"/>
+      </w:pPr>
+      <w:r>
+        <w:rPr>
+          <w:rFonts w:ascii="Calibri" w:hAnsi="Calibri"/>
+          <w:color w:val="1A1A1A"/>
+          <w:sz w:val="22"/>
+        </w:rPr>
+        <w:t xml:space="preserve">Cada persona es </w:t>
+      </w:r>
+      <w:r>
+        <w:rPr>
+          <w:rFonts w:ascii="Calibri" w:hAnsi="Calibri"/>
+          <w:b/>
+          <w:color w:val="1A1A1A"/>
+          <w:sz w:val="22"/>
+        </w:rPr>
+        <w:t>creación individual de Dios</w:t>
+      </w:r>
+      <w:r>
+        <w:rPr>
+          <w:rFonts w:ascii="Calibri" w:hAnsi="Calibri"/>
+          <w:color w:val="1A1A1A"/>
+          <w:sz w:val="22"/>
+        </w:rPr>
+        <w:t>, un regalo único. Reconocer las cualidades propias y ponerlas al servicio. La diferencia entre estar solo y sentirse en soledad.</w:t>
+      </w:r>
+    </w:p>
+    <w:p>
+      <w:pPr>
+        <w:keepNext/>
+        <w:spacing w:before="140" w:after="20"/>
+      </w:pPr>
+      <w:r>
+        <w:rPr>
+          <w:rFonts w:ascii="Calibri" w:hAnsi="Calibri"/>
+          <w:b/>
+          <w:color w:val="E36C4F"/>
+          <w:sz w:val="22"/>
+        </w:rPr>
+        <w:t>5.3 Libertad para Aceptar (sábado mañana)</w:t>
+      </w:r>
+    </w:p>
+    <w:p>
+      <w:pPr>
+        <w:spacing w:after="80"/>
+        <w:jc w:val="both"/>
+      </w:pPr>
+      <w:r>
+        <w:rPr>
+          <w:rFonts w:ascii="Calibri" w:hAnsi="Calibri"/>
+          <w:color w:val="1A1A1A"/>
+          <w:sz w:val="22"/>
+        </w:rPr>
+        <w:t xml:space="preserve">Aceptar la propia singularidad, lo bueno y lo "no tan bueno", los errores, los cambios. Aceptar a los demás como regalo de Dios. La fe en que Dios es Padre y guía siempre </w:t>
+      </w:r>
+      <w:r>
+        <w:rPr>
+          <w:rFonts w:ascii="Calibri" w:hAnsi="Calibri"/>
+          <w:i/>
+          <w:color w:val="1A1A1A"/>
+          <w:sz w:val="22"/>
+        </w:rPr>
+        <w:t>(Heb 11,1)</w:t>
+      </w:r>
+      <w:r>
+        <w:rPr>
+          <w:rFonts w:ascii="Calibri" w:hAnsi="Calibri"/>
+          <w:color w:val="1A1A1A"/>
+          <w:sz w:val="22"/>
+        </w:rPr>
+        <w:t>.</w:t>
+      </w:r>
+    </w:p>
+    <w:p>
+      <w:pPr>
+        <w:keepNext/>
+        <w:spacing w:before="140" w:after="20"/>
+      </w:pPr>
+      <w:r>
+        <w:rPr>
+          <w:rFonts w:ascii="Calibri" w:hAnsi="Calibri"/>
+          <w:b/>
+          <w:color w:val="E36C4F"/>
+          <w:sz w:val="22"/>
+        </w:rPr>
+        <w:t>5.4 Libertad para Entregarse (sábado mediodía)</w:t>
+      </w:r>
+    </w:p>
+    <w:p>
+      <w:pPr>
+        <w:spacing w:after="80"/>
+        <w:jc w:val="both"/>
+      </w:pPr>
+      <w:r>
+        <w:rPr>
+          <w:rFonts w:ascii="Calibri" w:hAnsi="Calibri"/>
+          <w:color w:val="1A1A1A"/>
+          <w:sz w:val="22"/>
+        </w:rPr>
+        <w:t xml:space="preserve">La autenticidad de quien se da tal y como es, sin máscaras. Dar tiempo para </w:t>
+      </w:r>
+      <w:r>
+        <w:rPr>
+          <w:rFonts w:ascii="Calibri" w:hAnsi="Calibri"/>
+          <w:b/>
+          <w:color w:val="1A1A1A"/>
+          <w:sz w:val="22"/>
+        </w:rPr>
+        <w:t>escuchar</w:t>
+      </w:r>
+      <w:r>
+        <w:rPr>
+          <w:rFonts w:ascii="Calibri" w:hAnsi="Calibri"/>
+          <w:color w:val="1A1A1A"/>
+          <w:sz w:val="22"/>
+        </w:rPr>
+        <w:t>. Reconocer los obstáculos a la entrega y soltarlos.</w:t>
+      </w:r>
+    </w:p>
+    <w:p>
+      <w:pPr>
+        <w:keepNext/>
+        <w:spacing w:before="140" w:after="20"/>
+      </w:pPr>
+      <w:r>
+        <w:rPr>
+          <w:rFonts w:ascii="Calibri" w:hAnsi="Calibri"/>
+          <w:b/>
+          <w:color w:val="E36C4F"/>
+          <w:sz w:val="22"/>
+        </w:rPr>
+        <w:t>5.5 Regalo de la Vida (sábado tarde)</w:t>
+      </w:r>
+    </w:p>
+    <w:p>
+      <w:pPr>
+        <w:spacing w:after="80"/>
+        <w:jc w:val="both"/>
+      </w:pPr>
+      <w:r>
+        <w:rPr>
+          <w:rFonts w:ascii="Calibri" w:hAnsi="Calibri"/>
+          <w:color w:val="1A1A1A"/>
+          <w:sz w:val="22"/>
+        </w:rPr>
+        <w:t xml:space="preserve">La vida como regalo de Dios. El cuerpo como </w:t>
+      </w:r>
+      <w:r>
+        <w:rPr>
+          <w:rFonts w:ascii="Calibri" w:hAnsi="Calibri"/>
+          <w:b/>
+          <w:color w:val="1A1A1A"/>
+          <w:sz w:val="22"/>
+        </w:rPr>
+        <w:t>templo del Espíritu Santo</w:t>
+      </w:r>
+      <w:r>
+        <w:rPr>
+          <w:rFonts w:ascii="Calibri" w:hAnsi="Calibri"/>
+          <w:color w:val="1A1A1A"/>
+          <w:sz w:val="22"/>
+        </w:rPr>
+        <w:t>. Cuidar la propia vida y la del otro. Vivir agradecido.</w:t>
+      </w:r>
+    </w:p>
+    <w:p>
+      <w:pPr>
+        <w:keepNext/>
+        <w:spacing w:before="140" w:after="20"/>
+      </w:pPr>
+      <w:r>
+        <w:rPr>
+          <w:rFonts w:ascii="Calibri" w:hAnsi="Calibri"/>
+          <w:b/>
+          <w:color w:val="E36C4F"/>
+          <w:sz w:val="22"/>
+        </w:rPr>
+        <w:t>5.6 Regalo del Perdón (sábado noche · cena del Lavatorio)</w:t>
+      </w:r>
+    </w:p>
+    <w:p>
+      <w:pPr>
+        <w:spacing w:after="80"/>
+        <w:jc w:val="both"/>
+      </w:pPr>
+      <w:r>
+        <w:rPr>
+          <w:rFonts w:ascii="Calibri" w:hAnsi="Calibri"/>
+          <w:color w:val="1A1A1A"/>
+          <w:sz w:val="22"/>
+        </w:rPr>
+        <w:t xml:space="preserve">Perdonarse a sí mismo. Perdonar </w:t>
+      </w:r>
+      <w:r>
+        <w:rPr>
+          <w:rFonts w:ascii="Calibri" w:hAnsi="Calibri"/>
+          <w:b/>
+          <w:color w:val="1A1A1A"/>
+          <w:sz w:val="22"/>
+        </w:rPr>
+        <w:t>77 veces 7</w:t>
+      </w:r>
+      <w:r>
+        <w:rPr>
+          <w:rFonts w:ascii="Calibri" w:hAnsi="Calibri"/>
+          <w:color w:val="1A1A1A"/>
+          <w:sz w:val="22"/>
+        </w:rPr>
+        <w:t xml:space="preserve"> (Mt 18,21-22). La Confesión. </w:t>
+      </w:r>
+      <w:r>
+        <w:rPr>
+          <w:rFonts w:ascii="Calibri" w:hAnsi="Calibri"/>
+          <w:i/>
+          <w:color w:val="1A1A1A"/>
+          <w:sz w:val="22"/>
+        </w:rPr>
+        <w:t>Podemos ir por la vida con cicatrices, pero no con heridas.</w:t>
+      </w:r>
+      <w:r>
+        <w:rPr>
+          <w:rFonts w:ascii="Calibri" w:hAnsi="Calibri"/>
+          <w:color w:val="1A1A1A"/>
+          <w:sz w:val="22"/>
+        </w:rPr>
+        <w:t xml:space="preserve"> Este tema enmarca el </w:t>
+      </w:r>
+      <w:r>
+        <w:rPr>
+          <w:rFonts w:ascii="Calibri" w:hAnsi="Calibri"/>
+          <w:b/>
+          <w:color w:val="1A1A1A"/>
+          <w:sz w:val="22"/>
+        </w:rPr>
+        <w:t>Lavatorio de los pies</w:t>
+      </w:r>
+      <w:r>
+        <w:rPr>
+          <w:rFonts w:ascii="Calibri" w:hAnsi="Calibri"/>
+          <w:color w:val="1A1A1A"/>
+          <w:sz w:val="22"/>
+        </w:rPr>
+        <w:t xml:space="preserve"> (Jn 13), el momento más fuerte del sábado.</w:t>
+      </w:r>
+    </w:p>
+    <w:p>
+      <w:pPr>
+        <w:keepNext/>
+        <w:spacing w:before="140" w:after="20"/>
+      </w:pPr>
+      <w:r>
+        <w:rPr>
+          <w:rFonts w:ascii="Calibri" w:hAnsi="Calibri"/>
+          <w:b/>
+          <w:color w:val="E36C4F"/>
+          <w:sz w:val="22"/>
+        </w:rPr>
+        <w:t>5.7 Nacer de Nuevo (domingo mañana)</w:t>
+      </w:r>
+    </w:p>
+    <w:p>
+      <w:pPr>
+        <w:spacing w:after="80"/>
+        <w:jc w:val="both"/>
+      </w:pPr>
+      <w:r>
+        <w:rPr>
+          <w:rFonts w:ascii="Calibri" w:hAnsi="Calibri"/>
+          <w:color w:val="1A1A1A"/>
+          <w:sz w:val="22"/>
+        </w:rPr>
+        <w:t>Nueva vida en Cristo (Zaqueo, Nicodemo). Renacer como hijos de Dios. El Bautismo. Dejar atrás lo que pesa.</w:t>
+      </w:r>
+    </w:p>
+    <w:p>
+      <w:pPr>
+        <w:keepNext/>
+        <w:spacing w:before="140" w:after="20"/>
+      </w:pPr>
+      <w:r>
+        <w:rPr>
+          <w:rFonts w:ascii="Calibri" w:hAnsi="Calibri"/>
+          <w:b/>
+          <w:color w:val="E36C4F"/>
+          <w:sz w:val="22"/>
+        </w:rPr>
+        <w:t>5.8 Compromiso (domingo mañana)</w:t>
+      </w:r>
+    </w:p>
+    <w:p>
+      <w:pPr>
+        <w:spacing w:after="80"/>
+        <w:jc w:val="both"/>
+      </w:pPr>
+      <w:r>
+        <w:rPr>
+          <w:rFonts w:ascii="Calibri" w:hAnsi="Calibri"/>
+          <w:color w:val="1A1A1A"/>
+          <w:sz w:val="22"/>
+        </w:rPr>
+        <w:t>La responsabilidad cristiana en la sociedad, con Dios, con uno mismo, con la oración. La respuesta del participante: el compromiso de llevar lo vivido a su vida diaria.</w:t>
+      </w:r>
+    </w:p>
+    <w:p>
+      <w:pPr>
+        <w:keepNext/>
+        <w:spacing w:before="140" w:after="20"/>
+      </w:pPr>
+      <w:r>
+        <w:rPr>
+          <w:rFonts w:ascii="Calibri" w:hAnsi="Calibri"/>
+          <w:b/>
+          <w:color w:val="E36C4F"/>
+          <w:sz w:val="22"/>
+        </w:rPr>
+        <w:t>5.9 Cuarto Día (domingo · cierre)</w:t>
+      </w:r>
+    </w:p>
+    <w:p>
+      <w:pPr>
+        <w:spacing w:after="80"/>
+        <w:jc w:val="both"/>
+      </w:pPr>
+      <w:r>
+        <w:rPr>
+          <w:rFonts w:ascii="Calibri" w:hAnsi="Calibri"/>
+          <w:color w:val="1A1A1A"/>
+          <w:sz w:val="22"/>
+        </w:rPr>
+        <w:t xml:space="preserve">Las preguntas que se lleva el participante: ¿He conocido mejor a Jesús? ¿Tengo más deseo de entregarme? ¿Comprendo que </w:t>
+      </w:r>
+      <w:r>
+        <w:rPr>
+          <w:rFonts w:ascii="Calibri" w:hAnsi="Calibri"/>
+          <w:b/>
+          <w:color w:val="1A1A1A"/>
+          <w:sz w:val="22"/>
+        </w:rPr>
+        <w:t>nosotros somos la Iglesia</w:t>
+      </w:r>
+      <w:r>
+        <w:rPr>
+          <w:rFonts w:ascii="Calibri" w:hAnsi="Calibri"/>
+          <w:color w:val="1A1A1A"/>
+          <w:sz w:val="22"/>
+        </w:rPr>
+        <w:t xml:space="preserve">? </w:t>
+      </w:r>
+      <w:r>
+        <w:rPr>
+          <w:rFonts w:ascii="Calibri" w:hAnsi="Calibri"/>
+          <w:i/>
+          <w:color w:val="1A1A1A"/>
+          <w:sz w:val="22"/>
+        </w:rPr>
+        <w:t>El ETC comienza el Cuarto Día</w:t>
+      </w:r>
+      <w:r>
+        <w:rPr>
+          <w:rFonts w:ascii="Calibri" w:hAnsi="Calibri"/>
+          <w:color w:val="1A1A1A"/>
+          <w:sz w:val="22"/>
+        </w:rPr>
+        <w:t xml:space="preserve"> — y se vive en comunidad, nunca solo.</w:t>
+      </w:r>
+    </w:p>
+    <w:p>
+      <w:r>
+        <w:br w:type="page"/>
+      </w:r>
+    </w:p>
+    <w:p>
+      <w:pPr>
+        <w:keepNext/>
+        <w:spacing w:before="320" w:after="120"/>
+        <w:pBdr>
+          <w:bottom w:val="single" w:sz="8" w:space="4" w:color="C0A06C"/>
+        </w:pBdr>
+      </w:pPr>
+      <w:r>
+        <w:rPr>
+          <w:rFonts w:ascii="Calibri" w:hAnsi="Calibri"/>
+          <w:b/>
+          <w:color w:val="1B3A5C"/>
+          <w:sz w:val="38"/>
+        </w:rPr>
+        <w:t>6. El ETC en las Sagradas Escrituras</w:t>
       </w:r>
     </w:p>
     <w:p>
@@ -3442,7 +4318,7 @@
           <w:color w:val="1B3A5C"/>
           <w:sz w:val="38"/>
         </w:rPr>
-        <w:t>6. Horario del ETC 88</w:t>
+        <w:t>7. Horario del ETC 88</w:t>
       </w:r>
     </w:p>
     <w:tbl>
@@ -5908,7 +6784,7 @@
           <w:color w:val="1B3A5C"/>
           <w:sz w:val="38"/>
         </w:rPr>
-        <w:t>7. Qué debe llevar el equipo</w:t>
+        <w:t>8. Qué debe llevar el equipo</w:t>
       </w:r>
     </w:p>
     <w:tbl>
@@ -6199,7 +7075,7 @@
           <w:color w:val="1B3A5C"/>
           <w:sz w:val="38"/>
         </w:rPr>
-        <w:t>8. Reglas de la Casa *(para los participantes · se leen al inicio)*</w:t>
+        <w:t>9. Reglas de la Casa *(para los participantes · se leen al inicio)*</w:t>
       </w:r>
     </w:p>
     <w:tbl>
@@ -6235,7 +7111,7 @@
                 <w:color w:val="1B3A5C"/>
                 <w:sz w:val="21"/>
               </w:rPr>
-              <w:t>(Migradas del ETC 78. Son las reglas del participante — distintas de lo que se espera del equipo, §3.8.)</w:t>
+              <w:t>(Migradas del ETC 78. Son las reglas del participante — distintas de las reglas del equipo, §4.)</w:t>
             </w:r>
           </w:p>
         </w:tc>
@@ -6487,7 +7363,7 @@
           <w:color w:val="1B3A5C"/>
           <w:sz w:val="38"/>
         </w:rPr>
-        <w:t>9. Cierre — explicaciones finales *(en la clausura)*</w:t>
+        <w:t>10. Cierre — explicaciones finales *(en la clausura)*</w:t>
       </w:r>
     </w:p>
     <w:tbl>
@@ -6748,7 +7624,7 @@
           <w:color w:val="1B3A5C"/>
           <w:sz w:val="38"/>
         </w:rPr>
-        <w:t>10. Glosario eteciano</w:t>
+        <w:t>11. Glosario eteciano</w:t>
       </w:r>
     </w:p>
     <w:p>
@@ -7024,7 +7900,7 @@
           <w:color w:val="1B3A5C"/>
           <w:sz w:val="38"/>
         </w:rPr>
-        <w:t>11. Directorio del equipo del ETC 88</w:t>
+        <w:t>12. Directorio del equipo del ETC 88</w:t>
       </w:r>
     </w:p>
     <w:tbl>
@@ -7096,7 +7972,7 @@
           <w:color w:val="666666"/>
           <w:sz w:val="22"/>
         </w:rPr>
-        <w:t>Guía del ETC 88 · borrador V2 · guía del retiro (no estatutos, no formación) · tono descriptivo · lo marcado [POR DEFINIR] espera al director / Asesores Espirituales.</w:t>
+        <w:t>Guía del ETC 88 · borrador V3 · guía del equipo (estructura · roles y responsabilidades · reglas del proceso · retiro) · tono descriptivo · lo marcado [POR DEFINIR] espera al director / Asesores Espirituales.</w:t>
       </w:r>
     </w:p>
     <w:sectPr>

--- a/entrega_diseno/CARPETA_ETC88.docx
+++ b/entrega_diseno/CARPETA_ETC88.docx
@@ -4,13 +4,13 @@
   <w:body>
     <w:p>
       <w:pPr>
-        <w:spacing w:after="120"/>
+        <w:spacing w:after="160"/>
         <w:jc w:val="center"/>
       </w:pPr>
       <w:r>
         <w:drawing>
           <wp:inline xmlns:a="http://schemas.openxmlformats.org/drawingml/2006/main" xmlns:pic="http://schemas.openxmlformats.org/drawingml/2006/picture">
-            <wp:extent cx="1554480" cy="803148"/>
+            <wp:extent cx="1645920" cy="850392"/>
             <wp:docPr id="1" name="Picture 1"/>
             <wp:cNvGraphicFramePr>
               <a:graphicFrameLocks noChangeAspect="1"/>
@@ -23,7 +23,7 @@
                     <pic:cNvPicPr/>
                   </pic:nvPicPr>
                   <pic:blipFill>
-                    <a:blip r:embed="rId9"/>
+                    <a:blip r:embed="rId10"/>
                     <a:stretch>
                       <a:fillRect/>
                     </a:stretch>
@@ -31,7 +31,7 @@
                   <pic:spPr>
                     <a:xfrm>
                       <a:off x="0" y="0"/>
-                      <a:ext cx="1554480" cy="803148"/>
+                      <a:ext cx="1645920" cy="850392"/>
                     </a:xfrm>
                     <a:prstGeom prst="rect"/>
                   </pic:spPr>
@@ -83,6 +83,11 @@
         </w:rPr>
         <w:t>Donde está tu tesoro, allí estará tu corazón</w:t>
       </w:r>
+    </w:p>
+    <w:p>
+      <w:pPr>
+        <w:spacing w:after="120"/>
+      </w:pPr>
     </w:p>
     <w:tbl>
       <w:tblPr>
@@ -487,11 +492,16 @@
       </w:pPr>
     </w:p>
     <w:p>
+      <w:r>
+        <w:br w:type="page"/>
+      </w:r>
+    </w:p>
+    <w:p>
       <w:pPr>
         <w:keepNext/>
-        <w:spacing w:before="320" w:after="120"/>
+        <w:spacing w:before="80" w:after="160"/>
         <w:pBdr>
-          <w:bottom w:val="single" w:sz="8" w:space="4" w:color="C0A06C"/>
+          <w:bottom w:val="single" w:sz="12" w:space="4" w:color="E36C4F"/>
         </w:pBdr>
       </w:pPr>
       <w:r>
@@ -499,7 +509,252 @@
           <w:rFonts w:ascii="Calibri" w:hAnsi="Calibri"/>
           <w:b/>
           <w:color w:val="1B3A5C"/>
-          <w:sz w:val="38"/>
+          <w:sz w:val="40"/>
+        </w:rPr>
+        <w:t>Contenido</w:t>
+      </w:r>
+    </w:p>
+    <w:p>
+      <w:pPr>
+        <w:spacing w:after="40"/>
+      </w:pPr>
+      <w:r>
+        <w:rPr>
+          <w:rFonts w:ascii="Calibri" w:hAnsi="Calibri"/>
+          <w:color w:val="1A1A1A"/>
+          <w:sz w:val="22"/>
+        </w:rPr>
+        <w:t>1. ¿Qué es un ETC?</w:t>
+      </w:r>
+    </w:p>
+    <w:p>
+      <w:pPr>
+        <w:spacing w:after="40"/>
+      </w:pPr>
+      <w:r>
+        <w:rPr>
+          <w:rFonts w:ascii="Calibri" w:hAnsi="Calibri"/>
+          <w:color w:val="1A1A1A"/>
+          <w:sz w:val="22"/>
+        </w:rPr>
+        <w:t>2. El ETC 88: lema y estructura</w:t>
+      </w:r>
+    </w:p>
+    <w:p>
+      <w:pPr>
+        <w:spacing w:after="40"/>
+      </w:pPr>
+      <w:r>
+        <w:rPr>
+          <w:rFonts w:ascii="Calibri" w:hAnsi="Calibri"/>
+          <w:color w:val="1A1A1A"/>
+          <w:sz w:val="22"/>
+        </w:rPr>
+        <w:t>3. Roles y responsabilidades de cada grupo</w:t>
+      </w:r>
+    </w:p>
+    <w:p>
+      <w:pPr>
+        <w:spacing w:after="40"/>
+      </w:pPr>
+      <w:r>
+        <w:rPr>
+          <w:rFonts w:ascii="Calibri" w:hAnsi="Calibri"/>
+          <w:color w:val="1A1A1A"/>
+          <w:sz w:val="22"/>
+        </w:rPr>
+        <w:t>4. Reglas del proceso (formación y equipo)</w:t>
+      </w:r>
+    </w:p>
+    <w:p>
+      <w:pPr>
+        <w:spacing w:after="40"/>
+      </w:pPr>
+      <w:r>
+        <w:rPr>
+          <w:rFonts w:ascii="Calibri" w:hAnsi="Calibri"/>
+          <w:color w:val="1A1A1A"/>
+          <w:sz w:val="22"/>
+        </w:rPr>
+        <w:t>5. Los temas del retiro</w:t>
+      </w:r>
+    </w:p>
+    <w:p>
+      <w:pPr>
+        <w:spacing w:after="40"/>
+      </w:pPr>
+      <w:r>
+        <w:rPr>
+          <w:rFonts w:ascii="Calibri" w:hAnsi="Calibri"/>
+          <w:color w:val="1A1A1A"/>
+          <w:sz w:val="22"/>
+        </w:rPr>
+        <w:t>6. El ETC en las Sagradas Escrituras</w:t>
+      </w:r>
+    </w:p>
+    <w:p>
+      <w:pPr>
+        <w:spacing w:after="40"/>
+      </w:pPr>
+      <w:r>
+        <w:rPr>
+          <w:rFonts w:ascii="Calibri" w:hAnsi="Calibri"/>
+          <w:color w:val="1A1A1A"/>
+          <w:sz w:val="22"/>
+        </w:rPr>
+        <w:t>7. Horario del ETC 88</w:t>
+      </w:r>
+    </w:p>
+    <w:p>
+      <w:pPr>
+        <w:spacing w:after="40"/>
+      </w:pPr>
+      <w:r>
+        <w:rPr>
+          <w:rFonts w:ascii="Calibri" w:hAnsi="Calibri"/>
+          <w:color w:val="1A1A1A"/>
+          <w:sz w:val="22"/>
+        </w:rPr>
+        <w:t>8. Qué debe llevar el equipo</w:t>
+      </w:r>
+    </w:p>
+    <w:p>
+      <w:pPr>
+        <w:spacing w:after="40"/>
+      </w:pPr>
+      <w:r>
+        <w:rPr>
+          <w:rFonts w:ascii="Calibri" w:hAnsi="Calibri"/>
+          <w:color w:val="1A1A1A"/>
+          <w:sz w:val="22"/>
+        </w:rPr>
+        <w:t>9. Reglas de la Casa (para los participantes · se leen al inicio)</w:t>
+      </w:r>
+    </w:p>
+    <w:p>
+      <w:pPr>
+        <w:spacing w:after="40"/>
+      </w:pPr>
+      <w:r>
+        <w:rPr>
+          <w:rFonts w:ascii="Calibri" w:hAnsi="Calibri"/>
+          <w:color w:val="1A1A1A"/>
+          <w:sz w:val="22"/>
+        </w:rPr>
+        <w:t>10. Cierre — explicaciones finales (en la clausura)</w:t>
+      </w:r>
+    </w:p>
+    <w:p>
+      <w:pPr>
+        <w:spacing w:after="40"/>
+      </w:pPr>
+      <w:r>
+        <w:rPr>
+          <w:rFonts w:ascii="Calibri" w:hAnsi="Calibri"/>
+          <w:color w:val="1A1A1A"/>
+          <w:sz w:val="22"/>
+        </w:rPr>
+        <w:t>11. Glosario eteciano</w:t>
+      </w:r>
+    </w:p>
+    <w:p>
+      <w:pPr>
+        <w:spacing w:after="40"/>
+      </w:pPr>
+      <w:r>
+        <w:rPr>
+          <w:rFonts w:ascii="Calibri" w:hAnsi="Calibri"/>
+          <w:color w:val="1A1A1A"/>
+          <w:sz w:val="22"/>
+        </w:rPr>
+        <w:t>12. Directorio del equipo del ETC 88</w:t>
+      </w:r>
+    </w:p>
+    <w:p>
+      <w:pPr>
+        <w:spacing w:before="120"/>
+      </w:pPr>
+      <w:r>
+        <w:rPr>
+          <w:rFonts w:ascii="Calibri" w:hAnsi="Calibri"/>
+          <w:b/>
+          <w:color w:val="E36C4F"/>
+          <w:sz w:val="22"/>
+        </w:rPr>
+        <w:t>Anexos</w:t>
+      </w:r>
+    </w:p>
+    <w:p>
+      <w:pPr>
+        <w:spacing w:after="40"/>
+      </w:pPr>
+      <w:r>
+        <w:rPr>
+          <w:rFonts w:ascii="Calibri" w:hAnsi="Calibri"/>
+          <w:color w:val="1A1A1A"/>
+          <w:sz w:val="22"/>
+        </w:rPr>
+        <w:t>Anexo 1 · Guía de Guías</w:t>
+      </w:r>
+    </w:p>
+    <w:p>
+      <w:pPr>
+        <w:spacing w:after="40"/>
+      </w:pPr>
+      <w:r>
+        <w:rPr>
+          <w:rFonts w:ascii="Calibri" w:hAnsi="Calibri"/>
+          <w:color w:val="1A1A1A"/>
+          <w:sz w:val="22"/>
+        </w:rPr>
+        <w:t>Anexo 2 · Anexo de Cocina</w:t>
+      </w:r>
+    </w:p>
+    <w:p>
+      <w:pPr>
+        <w:spacing w:after="40"/>
+      </w:pPr>
+      <w:r>
+        <w:rPr>
+          <w:rFonts w:ascii="Calibri" w:hAnsi="Calibri"/>
+          <w:color w:val="1A1A1A"/>
+          <w:sz w:val="22"/>
+        </w:rPr>
+        <w:t>Anexo 3 · Anexo de Música</w:t>
+      </w:r>
+    </w:p>
+    <w:p>
+      <w:pPr>
+        <w:spacing w:after="40"/>
+      </w:pPr>
+      <w:r>
+        <w:rPr>
+          <w:rFonts w:ascii="Calibri" w:hAnsi="Calibri"/>
+          <w:color w:val="1A1A1A"/>
+          <w:sz w:val="22"/>
+        </w:rPr>
+        <w:t>Anexo 4 · Anexo de Oraciones</w:t>
+      </w:r>
+    </w:p>
+    <w:p>
+      <w:r>
+        <w:br w:type="page"/>
+      </w:r>
+    </w:p>
+    <w:p>
+      <w:pPr>
+        <w:keepNext/>
+        <w:spacing w:before="80" w:after="160"/>
+        <w:pBdr>
+          <w:bottom w:val="single" w:sz="12" w:space="4" w:color="E36C4F"/>
+        </w:pBdr>
+      </w:pPr>
+      <w:r>
+        <w:rPr>
+          <w:rFonts w:ascii="Calibri" w:hAnsi="Calibri"/>
+          <w:b/>
+          <w:color w:val="1B3A5C"/>
+          <w:sz w:val="40"/>
         </w:rPr>
         <w:t>1. ¿Qué es un ETC?</w:t>
       </w:r>
@@ -656,9 +911,9 @@
     <w:p>
       <w:pPr>
         <w:keepNext/>
-        <w:spacing w:before="320" w:after="120"/>
+        <w:spacing w:before="80" w:after="160"/>
         <w:pBdr>
-          <w:bottom w:val="single" w:sz="8" w:space="4" w:color="C0A06C"/>
+          <w:bottom w:val="single" w:sz="12" w:space="4" w:color="E36C4F"/>
         </w:pBdr>
       </w:pPr>
       <w:r>
@@ -666,7 +921,7 @@
           <w:rFonts w:ascii="Calibri" w:hAnsi="Calibri"/>
           <w:b/>
           <w:color w:val="1B3A5C"/>
-          <w:sz w:val="38"/>
+          <w:sz w:val="40"/>
         </w:rPr>
         <w:t>2. El ETC 88: lema y estructura</w:t>
       </w:r>
@@ -817,14 +1072,14 @@
     <w:p>
       <w:pPr>
         <w:keepNext/>
-        <w:spacing w:before="140" w:after="20"/>
-      </w:pPr>
-      <w:r>
-        <w:rPr>
-          <w:rFonts w:ascii="Calibri" w:hAnsi="Calibri"/>
-          <w:b/>
-          <w:color w:val="E36C4F"/>
-          <w:sz w:val="22"/>
+        <w:spacing w:before="200" w:after="40"/>
+      </w:pPr>
+      <w:r>
+        <w:rPr>
+          <w:rFonts w:ascii="Calibri" w:hAnsi="Calibri"/>
+          <w:b/>
+          <w:color w:val="1B3A5C"/>
+          <w:sz w:val="26"/>
         </w:rPr>
         <w:t>Cómo se prepara un ETC (antes del retiro) (estructura tradicional, ref. ETC 78)</w:t>
       </w:r>
@@ -1024,14 +1279,14 @@
     <w:p>
       <w:pPr>
         <w:keepNext/>
-        <w:spacing w:before="140" w:after="20"/>
-      </w:pPr>
-      <w:r>
-        <w:rPr>
-          <w:rFonts w:ascii="Calibri" w:hAnsi="Calibri"/>
-          <w:b/>
-          <w:color w:val="E36C4F"/>
-          <w:sz w:val="22"/>
+        <w:spacing w:before="200" w:after="40"/>
+      </w:pPr>
+      <w:r>
+        <w:rPr>
+          <w:rFonts w:ascii="Calibri" w:hAnsi="Calibri"/>
+          <w:b/>
+          <w:color w:val="1B3A5C"/>
+          <w:sz w:val="26"/>
         </w:rPr>
         <w:t>Cómo transcurre el retiro (los 3 días)</w:t>
       </w:r>
@@ -1227,9 +1482,9 @@
     <w:p>
       <w:pPr>
         <w:keepNext/>
-        <w:spacing w:before="320" w:after="120"/>
+        <w:spacing w:before="80" w:after="160"/>
         <w:pBdr>
-          <w:bottom w:val="single" w:sz="8" w:space="4" w:color="C0A06C"/>
+          <w:bottom w:val="single" w:sz="12" w:space="4" w:color="E36C4F"/>
         </w:pBdr>
       </w:pPr>
       <w:r>
@@ -1237,7 +1492,7 @@
           <w:rFonts w:ascii="Calibri" w:hAnsi="Calibri"/>
           <w:b/>
           <w:color w:val="1B3A5C"/>
-          <w:sz w:val="38"/>
+          <w:sz w:val="40"/>
         </w:rPr>
         <w:t>3. Roles y responsabilidades de cada grupo</w:t>
       </w:r>
@@ -1322,14 +1577,14 @@
     <w:p>
       <w:pPr>
         <w:keepNext/>
-        <w:spacing w:before="140" w:after="20"/>
-      </w:pPr>
-      <w:r>
-        <w:rPr>
-          <w:rFonts w:ascii="Calibri" w:hAnsi="Calibri"/>
-          <w:b/>
-          <w:color w:val="E36C4F"/>
-          <w:sz w:val="22"/>
+        <w:spacing w:before="200" w:after="40"/>
+      </w:pPr>
+      <w:r>
+        <w:rPr>
+          <w:rFonts w:ascii="Calibri" w:hAnsi="Calibri"/>
+          <w:b/>
+          <w:color w:val="1B3A5C"/>
+          <w:sz w:val="26"/>
         </w:rPr>
         <w:t>3.1 Co-Directores</w:t>
       </w:r>
@@ -1576,14 +1831,14 @@
     <w:p>
       <w:pPr>
         <w:keepNext/>
-        <w:spacing w:before="140" w:after="20"/>
-      </w:pPr>
-      <w:r>
-        <w:rPr>
-          <w:rFonts w:ascii="Calibri" w:hAnsi="Calibri"/>
-          <w:b/>
-          <w:color w:val="E36C4F"/>
-          <w:sz w:val="22"/>
+        <w:spacing w:before="200" w:after="40"/>
+      </w:pPr>
+      <w:r>
+        <w:rPr>
+          <w:rFonts w:ascii="Calibri" w:hAnsi="Calibri"/>
+          <w:b/>
+          <w:color w:val="1B3A5C"/>
+          <w:sz w:val="26"/>
         </w:rPr>
         <w:t>3.2 Asesores del Retiro (Laura · Tomás · Frank)</w:t>
       </w:r>
@@ -1837,14 +2092,14 @@
     <w:p>
       <w:pPr>
         <w:keepNext/>
-        <w:spacing w:before="140" w:after="20"/>
-      </w:pPr>
-      <w:r>
-        <w:rPr>
-          <w:rFonts w:ascii="Calibri" w:hAnsi="Calibri"/>
-          <w:b/>
-          <w:color w:val="E36C4F"/>
-          <w:sz w:val="22"/>
+        <w:spacing w:before="200" w:after="40"/>
+      </w:pPr>
+      <w:r>
+        <w:rPr>
+          <w:rFonts w:ascii="Calibri" w:hAnsi="Calibri"/>
+          <w:b/>
+          <w:color w:val="1B3A5C"/>
+          <w:sz w:val="26"/>
         </w:rPr>
         <w:t>3.3 Asesores Espirituales — Padre Paul Ramírez + Sor Angelina Lebrón</w:t>
       </w:r>
@@ -2010,14 +2265,14 @@
     <w:p>
       <w:pPr>
         <w:keepNext/>
-        <w:spacing w:before="140" w:after="20"/>
-      </w:pPr>
-      <w:r>
-        <w:rPr>
-          <w:rFonts w:ascii="Calibri" w:hAnsi="Calibri"/>
-          <w:b/>
-          <w:color w:val="E36C4F"/>
-          <w:sz w:val="22"/>
+        <w:spacing w:before="200" w:after="40"/>
+      </w:pPr>
+      <w:r>
+        <w:rPr>
+          <w:rFonts w:ascii="Calibri" w:hAnsi="Calibri"/>
+          <w:b/>
+          <w:color w:val="1B3A5C"/>
+          <w:sz w:val="26"/>
         </w:rPr>
         <w:t>3.4 Guías (coords: Priscilla + Camila)</w:t>
       </w:r>
@@ -2190,14 +2445,14 @@
     <w:p>
       <w:pPr>
         <w:keepNext/>
-        <w:spacing w:before="140" w:after="20"/>
-      </w:pPr>
-      <w:r>
-        <w:rPr>
-          <w:rFonts w:ascii="Calibri" w:hAnsi="Calibri"/>
-          <w:b/>
-          <w:color w:val="E36C4F"/>
-          <w:sz w:val="22"/>
+        <w:spacing w:before="200" w:after="40"/>
+      </w:pPr>
+      <w:r>
+        <w:rPr>
+          <w:rFonts w:ascii="Calibri" w:hAnsi="Calibri"/>
+          <w:b/>
+          <w:color w:val="1B3A5C"/>
+          <w:sz w:val="26"/>
         </w:rPr>
         <w:t>3.5 Cocina (coords: Paloma + Jhonnito)</w:t>
       </w:r>
@@ -2362,14 +2617,14 @@
     <w:p>
       <w:pPr>
         <w:keepNext/>
-        <w:spacing w:before="140" w:after="20"/>
-      </w:pPr>
-      <w:r>
-        <w:rPr>
-          <w:rFonts w:ascii="Calibri" w:hAnsi="Calibri"/>
-          <w:b/>
-          <w:color w:val="E36C4F"/>
-          <w:sz w:val="22"/>
+        <w:spacing w:before="200" w:after="40"/>
+      </w:pPr>
+      <w:r>
+        <w:rPr>
+          <w:rFonts w:ascii="Calibri" w:hAnsi="Calibri"/>
+          <w:b/>
+          <w:color w:val="1B3A5C"/>
+          <w:sz w:val="26"/>
         </w:rPr>
         <w:t>3.6 Música (coord: José Tusen)</w:t>
       </w:r>
@@ -2517,14 +2772,14 @@
     <w:p>
       <w:pPr>
         <w:keepNext/>
-        <w:spacing w:before="140" w:after="20"/>
-      </w:pPr>
-      <w:r>
-        <w:rPr>
-          <w:rFonts w:ascii="Calibri" w:hAnsi="Calibri"/>
-          <w:b/>
-          <w:color w:val="E36C4F"/>
-          <w:sz w:val="22"/>
+        <w:spacing w:before="200" w:after="40"/>
+      </w:pPr>
+      <w:r>
+        <w:rPr>
+          <w:rFonts w:ascii="Calibri" w:hAnsi="Calibri"/>
+          <w:b/>
+          <w:color w:val="1B3A5C"/>
+          <w:sz w:val="26"/>
         </w:rPr>
         <w:t>3.7 Asesores de comunidad (La Vega · Santo Domingo)</w:t>
       </w:r>
@@ -2563,14 +2818,14 @@
     <w:p>
       <w:pPr>
         <w:keepNext/>
-        <w:spacing w:before="140" w:after="20"/>
-      </w:pPr>
-      <w:r>
-        <w:rPr>
-          <w:rFonts w:ascii="Calibri" w:hAnsi="Calibri"/>
-          <w:b/>
-          <w:color w:val="E36C4F"/>
-          <w:sz w:val="22"/>
+        <w:spacing w:before="200" w:after="40"/>
+      </w:pPr>
+      <w:r>
+        <w:rPr>
+          <w:rFonts w:ascii="Calibri" w:hAnsi="Calibri"/>
+          <w:b/>
+          <w:color w:val="1B3A5C"/>
+          <w:sz w:val="26"/>
         </w:rPr>
         <w:t>3.8 Equipos auxiliares (5)</w:t>
       </w:r>
@@ -2614,9 +2869,9 @@
     <w:p>
       <w:pPr>
         <w:keepNext/>
-        <w:spacing w:before="320" w:after="120"/>
+        <w:spacing w:before="80" w:after="160"/>
         <w:pBdr>
-          <w:bottom w:val="single" w:sz="8" w:space="4" w:color="C0A06C"/>
+          <w:bottom w:val="single" w:sz="12" w:space="4" w:color="E36C4F"/>
         </w:pBdr>
       </w:pPr>
       <w:r>
@@ -2624,7 +2879,7 @@
           <w:rFonts w:ascii="Calibri" w:hAnsi="Calibri"/>
           <w:b/>
           <w:color w:val="1B3A5C"/>
-          <w:sz w:val="38"/>
+          <w:sz w:val="40"/>
         </w:rPr>
         <w:t>4. Reglas del proceso (formación y equipo)</w:t>
       </w:r>
@@ -2718,14 +2973,14 @@
     <w:p>
       <w:pPr>
         <w:keepNext/>
-        <w:spacing w:before="140" w:after="20"/>
-      </w:pPr>
-      <w:r>
-        <w:rPr>
-          <w:rFonts w:ascii="Calibri" w:hAnsi="Calibri"/>
-          <w:b/>
-          <w:color w:val="E36C4F"/>
-          <w:sz w:val="22"/>
+        <w:spacing w:before="200" w:after="40"/>
+      </w:pPr>
+      <w:r>
+        <w:rPr>
+          <w:rFonts w:ascii="Calibri" w:hAnsi="Calibri"/>
+          <w:b/>
+          <w:color w:val="1B3A5C"/>
+          <w:sz w:val="26"/>
         </w:rPr>
         <w:t>4.1 Responsabilidades de cada miembro</w:t>
       </w:r>
@@ -2994,14 +3249,14 @@
     <w:p>
       <w:pPr>
         <w:keepNext/>
-        <w:spacing w:before="140" w:after="20"/>
-      </w:pPr>
-      <w:r>
-        <w:rPr>
-          <w:rFonts w:ascii="Calibri" w:hAnsi="Calibri"/>
-          <w:b/>
-          <w:color w:val="E36C4F"/>
-          <w:sz w:val="22"/>
+        <w:spacing w:before="200" w:after="40"/>
+      </w:pPr>
+      <w:r>
+        <w:rPr>
+          <w:rFonts w:ascii="Calibri" w:hAnsi="Calibri"/>
+          <w:b/>
+          <w:color w:val="1B3A5C"/>
+          <w:sz w:val="26"/>
         </w:rPr>
         <w:t>4.2 Asistencia y disciplina</w:t>
       </w:r>
@@ -3167,14 +3422,14 @@
     <w:p>
       <w:pPr>
         <w:keepNext/>
-        <w:spacing w:before="140" w:after="20"/>
-      </w:pPr>
-      <w:r>
-        <w:rPr>
-          <w:rFonts w:ascii="Calibri" w:hAnsi="Calibri"/>
-          <w:b/>
-          <w:color w:val="E36C4F"/>
-          <w:sz w:val="22"/>
+        <w:spacing w:before="200" w:after="40"/>
+      </w:pPr>
+      <w:r>
+        <w:rPr>
+          <w:rFonts w:ascii="Calibri" w:hAnsi="Calibri"/>
+          <w:b/>
+          <w:color w:val="1B3A5C"/>
+          <w:sz w:val="26"/>
         </w:rPr>
         <w:t>4.3 Confidencialidad</w:t>
       </w:r>
@@ -3242,14 +3497,14 @@
     <w:p>
       <w:pPr>
         <w:keepNext/>
-        <w:spacing w:before="140" w:after="20"/>
-      </w:pPr>
-      <w:r>
-        <w:rPr>
-          <w:rFonts w:ascii="Calibri" w:hAnsi="Calibri"/>
-          <w:b/>
-          <w:color w:val="E36C4F"/>
-          <w:sz w:val="22"/>
+        <w:spacing w:before="200" w:after="40"/>
+      </w:pPr>
+      <w:r>
+        <w:rPr>
+          <w:rFonts w:ascii="Calibri" w:hAnsi="Calibri"/>
+          <w:b/>
+          <w:color w:val="1B3A5C"/>
+          <w:sz w:val="26"/>
         </w:rPr>
         <w:t>4.4 Los 5 principios de comunicación del ETC 88</w:t>
       </w:r>
@@ -3414,9 +3669,9 @@
     <w:p>
       <w:pPr>
         <w:keepNext/>
-        <w:spacing w:before="320" w:after="120"/>
+        <w:spacing w:before="80" w:after="160"/>
         <w:pBdr>
-          <w:bottom w:val="single" w:sz="8" w:space="4" w:color="C0A06C"/>
+          <w:bottom w:val="single" w:sz="12" w:space="4" w:color="E36C4F"/>
         </w:pBdr>
       </w:pPr>
       <w:r>
@@ -3424,7 +3679,7 @@
           <w:rFonts w:ascii="Calibri" w:hAnsi="Calibri"/>
           <w:b/>
           <w:color w:val="1B3A5C"/>
-          <w:sz w:val="38"/>
+          <w:sz w:val="40"/>
         </w:rPr>
         <w:t>5. Los temas del retiro</w:t>
       </w:r>
@@ -3506,14 +3761,14 @@
     <w:p>
       <w:pPr>
         <w:keepNext/>
-        <w:spacing w:before="140" w:after="20"/>
-      </w:pPr>
-      <w:r>
-        <w:rPr>
-          <w:rFonts w:ascii="Calibri" w:hAnsi="Calibri"/>
-          <w:b/>
-          <w:color w:val="E36C4F"/>
-          <w:sz w:val="22"/>
+        <w:spacing w:before="200" w:after="40"/>
+      </w:pPr>
+      <w:r>
+        <w:rPr>
+          <w:rFonts w:ascii="Calibri" w:hAnsi="Calibri"/>
+          <w:b/>
+          <w:color w:val="1B3A5C"/>
+          <w:sz w:val="26"/>
         </w:rPr>
         <w:t>5.1 Confianza (viernes noche)</w:t>
       </w:r>
@@ -3552,14 +3807,14 @@
     <w:p>
       <w:pPr>
         <w:keepNext/>
-        <w:spacing w:before="140" w:after="20"/>
-      </w:pPr>
-      <w:r>
-        <w:rPr>
-          <w:rFonts w:ascii="Calibri" w:hAnsi="Calibri"/>
-          <w:b/>
-          <w:color w:val="E36C4F"/>
-          <w:sz w:val="22"/>
+        <w:spacing w:before="200" w:after="40"/>
+      </w:pPr>
+      <w:r>
+        <w:rPr>
+          <w:rFonts w:ascii="Calibri" w:hAnsi="Calibri"/>
+          <w:b/>
+          <w:color w:val="1B3A5C"/>
+          <w:sz w:val="26"/>
         </w:rPr>
         <w:t>5.2 Singularidad (viernes noche)</w:t>
       </w:r>
@@ -3598,14 +3853,14 @@
     <w:p>
       <w:pPr>
         <w:keepNext/>
-        <w:spacing w:before="140" w:after="20"/>
-      </w:pPr>
-      <w:r>
-        <w:rPr>
-          <w:rFonts w:ascii="Calibri" w:hAnsi="Calibri"/>
-          <w:b/>
-          <w:color w:val="E36C4F"/>
-          <w:sz w:val="22"/>
+        <w:spacing w:before="200" w:after="40"/>
+      </w:pPr>
+      <w:r>
+        <w:rPr>
+          <w:rFonts w:ascii="Calibri" w:hAnsi="Calibri"/>
+          <w:b/>
+          <w:color w:val="1B3A5C"/>
+          <w:sz w:val="26"/>
         </w:rPr>
         <w:t>5.3 Libertad para Aceptar (sábado mañana)</w:t>
       </w:r>
@@ -3644,14 +3899,14 @@
     <w:p>
       <w:pPr>
         <w:keepNext/>
-        <w:spacing w:before="140" w:after="20"/>
-      </w:pPr>
-      <w:r>
-        <w:rPr>
-          <w:rFonts w:ascii="Calibri" w:hAnsi="Calibri"/>
-          <w:b/>
-          <w:color w:val="E36C4F"/>
-          <w:sz w:val="22"/>
+        <w:spacing w:before="200" w:after="40"/>
+      </w:pPr>
+      <w:r>
+        <w:rPr>
+          <w:rFonts w:ascii="Calibri" w:hAnsi="Calibri"/>
+          <w:b/>
+          <w:color w:val="1B3A5C"/>
+          <w:sz w:val="26"/>
         </w:rPr>
         <w:t>5.4 Libertad para Entregarse (sábado mediodía)</w:t>
       </w:r>
@@ -3690,14 +3945,14 @@
     <w:p>
       <w:pPr>
         <w:keepNext/>
-        <w:spacing w:before="140" w:after="20"/>
-      </w:pPr>
-      <w:r>
-        <w:rPr>
-          <w:rFonts w:ascii="Calibri" w:hAnsi="Calibri"/>
-          <w:b/>
-          <w:color w:val="E36C4F"/>
-          <w:sz w:val="22"/>
+        <w:spacing w:before="200" w:after="40"/>
+      </w:pPr>
+      <w:r>
+        <w:rPr>
+          <w:rFonts w:ascii="Calibri" w:hAnsi="Calibri"/>
+          <w:b/>
+          <w:color w:val="1B3A5C"/>
+          <w:sz w:val="26"/>
         </w:rPr>
         <w:t>5.5 Regalo de la Vida (sábado tarde)</w:t>
       </w:r>
@@ -3736,14 +3991,14 @@
     <w:p>
       <w:pPr>
         <w:keepNext/>
-        <w:spacing w:before="140" w:after="20"/>
-      </w:pPr>
-      <w:r>
-        <w:rPr>
-          <w:rFonts w:ascii="Calibri" w:hAnsi="Calibri"/>
-          <w:b/>
-          <w:color w:val="E36C4F"/>
-          <w:sz w:val="22"/>
+        <w:spacing w:before="200" w:after="40"/>
+      </w:pPr>
+      <w:r>
+        <w:rPr>
+          <w:rFonts w:ascii="Calibri" w:hAnsi="Calibri"/>
+          <w:b/>
+          <w:color w:val="1B3A5C"/>
+          <w:sz w:val="26"/>
         </w:rPr>
         <w:t>5.6 Regalo del Perdón (sábado noche · cena del Lavatorio)</w:t>
       </w:r>
@@ -3816,14 +4071,14 @@
     <w:p>
       <w:pPr>
         <w:keepNext/>
-        <w:spacing w:before="140" w:after="20"/>
-      </w:pPr>
-      <w:r>
-        <w:rPr>
-          <w:rFonts w:ascii="Calibri" w:hAnsi="Calibri"/>
-          <w:b/>
-          <w:color w:val="E36C4F"/>
-          <w:sz w:val="22"/>
+        <w:spacing w:before="200" w:after="40"/>
+      </w:pPr>
+      <w:r>
+        <w:rPr>
+          <w:rFonts w:ascii="Calibri" w:hAnsi="Calibri"/>
+          <w:b/>
+          <w:color w:val="1B3A5C"/>
+          <w:sz w:val="26"/>
         </w:rPr>
         <w:t>5.7 Nacer de Nuevo (domingo mañana)</w:t>
       </w:r>
@@ -3845,14 +4100,14 @@
     <w:p>
       <w:pPr>
         <w:keepNext/>
-        <w:spacing w:before="140" w:after="20"/>
-      </w:pPr>
-      <w:r>
-        <w:rPr>
-          <w:rFonts w:ascii="Calibri" w:hAnsi="Calibri"/>
-          <w:b/>
-          <w:color w:val="E36C4F"/>
-          <w:sz w:val="22"/>
+        <w:spacing w:before="200" w:after="40"/>
+      </w:pPr>
+      <w:r>
+        <w:rPr>
+          <w:rFonts w:ascii="Calibri" w:hAnsi="Calibri"/>
+          <w:b/>
+          <w:color w:val="1B3A5C"/>
+          <w:sz w:val="26"/>
         </w:rPr>
         <w:t>5.8 Compromiso (domingo mañana)</w:t>
       </w:r>
@@ -3874,14 +4129,14 @@
     <w:p>
       <w:pPr>
         <w:keepNext/>
-        <w:spacing w:before="140" w:after="20"/>
-      </w:pPr>
-      <w:r>
-        <w:rPr>
-          <w:rFonts w:ascii="Calibri" w:hAnsi="Calibri"/>
-          <w:b/>
-          <w:color w:val="E36C4F"/>
-          <w:sz w:val="22"/>
+        <w:spacing w:before="200" w:after="40"/>
+      </w:pPr>
+      <w:r>
+        <w:rPr>
+          <w:rFonts w:ascii="Calibri" w:hAnsi="Calibri"/>
+          <w:b/>
+          <w:color w:val="1B3A5C"/>
+          <w:sz w:val="26"/>
         </w:rPr>
         <w:t>5.9 Cuarto Día (domingo · cierre)</w:t>
       </w:r>
@@ -3942,9 +4197,9 @@
     <w:p>
       <w:pPr>
         <w:keepNext/>
-        <w:spacing w:before="320" w:after="120"/>
+        <w:spacing w:before="80" w:after="160"/>
         <w:pBdr>
-          <w:bottom w:val="single" w:sz="8" w:space="4" w:color="C0A06C"/>
+          <w:bottom w:val="single" w:sz="12" w:space="4" w:color="E36C4F"/>
         </w:pBdr>
       </w:pPr>
       <w:r>
@@ -3952,7 +4207,7 @@
           <w:rFonts w:ascii="Calibri" w:hAnsi="Calibri"/>
           <w:b/>
           <w:color w:val="1B3A5C"/>
-          <w:sz w:val="38"/>
+          <w:sz w:val="40"/>
         </w:rPr>
         <w:t>6. El ETC en las Sagradas Escrituras</w:t>
       </w:r>
@@ -4306,9 +4561,9 @@
     <w:p>
       <w:pPr>
         <w:keepNext/>
-        <w:spacing w:before="320" w:after="120"/>
+        <w:spacing w:before="80" w:after="160"/>
         <w:pBdr>
-          <w:bottom w:val="single" w:sz="8" w:space="4" w:color="C0A06C"/>
+          <w:bottom w:val="single" w:sz="12" w:space="4" w:color="E36C4F"/>
         </w:pBdr>
       </w:pPr>
       <w:r>
@@ -4316,7 +4571,7 @@
           <w:rFonts w:ascii="Calibri" w:hAnsi="Calibri"/>
           <w:b/>
           <w:color w:val="1B3A5C"/>
-          <w:sz w:val="38"/>
+          <w:sz w:val="40"/>
         </w:rPr>
         <w:t>7. Horario del ETC 88</w:t>
       </w:r>
@@ -4368,14 +4623,14 @@
     <w:p>
       <w:pPr>
         <w:keepNext/>
-        <w:spacing w:before="140" w:after="20"/>
-      </w:pPr>
-      <w:r>
-        <w:rPr>
-          <w:rFonts w:ascii="Calibri" w:hAnsi="Calibri"/>
-          <w:b/>
-          <w:color w:val="E36C4F"/>
-          <w:sz w:val="22"/>
+        <w:spacing w:before="200" w:after="40"/>
+      </w:pPr>
+      <w:r>
+        <w:rPr>
+          <w:rFonts w:ascii="Calibri" w:hAnsi="Calibri"/>
+          <w:b/>
+          <w:color w:val="1B3A5C"/>
+          <w:sz w:val="26"/>
         </w:rPr>
         <w:t>Viernes 4 de septiembre</w:t>
       </w:r>
@@ -5011,14 +5266,14 @@
     <w:p>
       <w:pPr>
         <w:keepNext/>
-        <w:spacing w:before="140" w:after="20"/>
-      </w:pPr>
-      <w:r>
-        <w:rPr>
-          <w:rFonts w:ascii="Calibri" w:hAnsi="Calibri"/>
-          <w:b/>
-          <w:color w:val="E36C4F"/>
-          <w:sz w:val="22"/>
+        <w:spacing w:before="200" w:after="40"/>
+      </w:pPr>
+      <w:r>
+        <w:rPr>
+          <w:rFonts w:ascii="Calibri" w:hAnsi="Calibri"/>
+          <w:b/>
+          <w:color w:val="1B3A5C"/>
+          <w:sz w:val="26"/>
         </w:rPr>
         <w:t>Sábado 5 de septiembre</w:t>
       </w:r>
@@ -6151,14 +6406,14 @@
     <w:p>
       <w:pPr>
         <w:keepNext/>
-        <w:spacing w:before="140" w:after="20"/>
-      </w:pPr>
-      <w:r>
-        <w:rPr>
-          <w:rFonts w:ascii="Calibri" w:hAnsi="Calibri"/>
-          <w:b/>
-          <w:color w:val="E36C4F"/>
-          <w:sz w:val="22"/>
+        <w:spacing w:before="200" w:after="40"/>
+      </w:pPr>
+      <w:r>
+        <w:rPr>
+          <w:rFonts w:ascii="Calibri" w:hAnsi="Calibri"/>
+          <w:b/>
+          <w:color w:val="1B3A5C"/>
+          <w:sz w:val="26"/>
         </w:rPr>
         <w:t>Domingo 6 de septiembre</w:t>
       </w:r>
@@ -6772,9 +7027,9 @@
     <w:p>
       <w:pPr>
         <w:keepNext/>
-        <w:spacing w:before="320" w:after="120"/>
+        <w:spacing w:before="80" w:after="160"/>
         <w:pBdr>
-          <w:bottom w:val="single" w:sz="8" w:space="4" w:color="C0A06C"/>
+          <w:bottom w:val="single" w:sz="12" w:space="4" w:color="E36C4F"/>
         </w:pBdr>
       </w:pPr>
       <w:r>
@@ -6782,7 +7037,7 @@
           <w:rFonts w:ascii="Calibri" w:hAnsi="Calibri"/>
           <w:b/>
           <w:color w:val="1B3A5C"/>
-          <w:sz w:val="38"/>
+          <w:sz w:val="40"/>
         </w:rPr>
         <w:t>8. Qué debe llevar el equipo</w:t>
       </w:r>
@@ -7063,9 +7318,9 @@
     <w:p>
       <w:pPr>
         <w:keepNext/>
-        <w:spacing w:before="320" w:after="120"/>
+        <w:spacing w:before="80" w:after="160"/>
         <w:pBdr>
-          <w:bottom w:val="single" w:sz="8" w:space="4" w:color="C0A06C"/>
+          <w:bottom w:val="single" w:sz="12" w:space="4" w:color="E36C4F"/>
         </w:pBdr>
       </w:pPr>
       <w:r>
@@ -7073,7 +7328,7 @@
           <w:rFonts w:ascii="Calibri" w:hAnsi="Calibri"/>
           <w:b/>
           <w:color w:val="1B3A5C"/>
-          <w:sz w:val="38"/>
+          <w:sz w:val="40"/>
         </w:rPr>
         <w:t>9. Reglas de la Casa *(para los participantes · se leen al inicio)*</w:t>
       </w:r>
@@ -7351,9 +7606,9 @@
     <w:p>
       <w:pPr>
         <w:keepNext/>
-        <w:spacing w:before="320" w:after="120"/>
+        <w:spacing w:before="80" w:after="160"/>
         <w:pBdr>
-          <w:bottom w:val="single" w:sz="8" w:space="4" w:color="C0A06C"/>
+          <w:bottom w:val="single" w:sz="12" w:space="4" w:color="E36C4F"/>
         </w:pBdr>
       </w:pPr>
       <w:r>
@@ -7361,7 +7616,7 @@
           <w:rFonts w:ascii="Calibri" w:hAnsi="Calibri"/>
           <w:b/>
           <w:color w:val="1B3A5C"/>
-          <w:sz w:val="38"/>
+          <w:sz w:val="40"/>
         </w:rPr>
         <w:t>10. Cierre — explicaciones finales *(en la clausura)*</w:t>
       </w:r>
@@ -7612,9 +7867,9 @@
     <w:p>
       <w:pPr>
         <w:keepNext/>
-        <w:spacing w:before="320" w:after="120"/>
+        <w:spacing w:before="80" w:after="160"/>
         <w:pBdr>
-          <w:bottom w:val="single" w:sz="8" w:space="4" w:color="C0A06C"/>
+          <w:bottom w:val="single" w:sz="12" w:space="4" w:color="E36C4F"/>
         </w:pBdr>
       </w:pPr>
       <w:r>
@@ -7622,7 +7877,7 @@
           <w:rFonts w:ascii="Calibri" w:hAnsi="Calibri"/>
           <w:b/>
           <w:color w:val="1B3A5C"/>
-          <w:sz w:val="38"/>
+          <w:sz w:val="40"/>
         </w:rPr>
         <w:t>11. Glosario eteciano</w:t>
       </w:r>
@@ -7888,9 +8143,9 @@
     <w:p>
       <w:pPr>
         <w:keepNext/>
-        <w:spacing w:before="320" w:after="120"/>
+        <w:spacing w:before="80" w:after="160"/>
         <w:pBdr>
-          <w:bottom w:val="single" w:sz="8" w:space="4" w:color="C0A06C"/>
+          <w:bottom w:val="single" w:sz="12" w:space="4" w:color="E36C4F"/>
         </w:pBdr>
       </w:pPr>
       <w:r>
@@ -7898,7 +8153,7 @@
           <w:rFonts w:ascii="Calibri" w:hAnsi="Calibri"/>
           <w:b/>
           <w:color w:val="1B3A5C"/>
-          <w:sz w:val="38"/>
+          <w:sz w:val="40"/>
         </w:rPr>
         <w:t>12. Directorio del equipo del ETC 88</w:t>
       </w:r>
@@ -7975,14 +8230,8794 @@
         <w:t>Guía del ETC 88 · borrador V3 · guía del equipo (estructura · roles y responsabilidades · reglas del proceso · retiro) · tono descriptivo · lo marcado [POR DEFINIR] espera al director / Asesores Espirituales.</w:t>
       </w:r>
     </w:p>
+    <w:p>
+      <w:r>
+        <w:br w:type="page"/>
+      </w:r>
+    </w:p>
+    <w:p/>
+    <w:p/>
+    <w:p/>
+    <w:p>
+      <w:pPr>
+        <w:jc w:val="center"/>
+      </w:pPr>
+      <w:r>
+        <w:rPr>
+          <w:rFonts w:ascii="Calibri" w:hAnsi="Calibri"/>
+          <w:b/>
+          <w:color w:val="E36C4F"/>
+          <w:sz w:val="24"/>
+        </w:rPr>
+        <w:t>ANEXO</w:t>
+      </w:r>
+    </w:p>
+    <w:p>
+      <w:pPr>
+        <w:jc w:val="center"/>
+      </w:pPr>
+      <w:r>
+        <w:rPr>
+          <w:rFonts w:ascii="Calibri" w:hAnsi="Calibri"/>
+          <w:b/>
+          <w:color w:val="1B3A5C"/>
+          <w:sz w:val="52"/>
+        </w:rPr>
+        <w:t>Guía de Guías</w:t>
+      </w:r>
+    </w:p>
+    <w:p>
+      <w:pPr>
+        <w:jc w:val="center"/>
+      </w:pPr>
+      <w:r>
+        <w:rPr>
+          <w:rFonts w:ascii="Calibri" w:hAnsi="Calibri"/>
+          <w:i/>
+          <w:color w:val="666666"/>
+          <w:sz w:val="24"/>
+        </w:rPr>
+        <w:t>Anexo de la Carpeta · para el equipo de Guías</w:t>
+      </w:r>
+    </w:p>
+    <w:p/>
+    <w:tbl>
+      <w:tblPr>
+        <w:tblW w:type="auto" w:w="0"/>
+        <w:jc w:val="center"/>
+        <w:tblLook w:firstColumn="1" w:firstRow="1" w:lastColumn="0" w:lastRow="0" w:noHBand="0" w:noVBand="1" w:val="04A0"/>
+      </w:tblPr>
+      <w:tblGrid>
+        <w:gridCol w:w="9746"/>
+      </w:tblGrid>
+      <w:tr>
+        <w:tc>
+          <w:tcPr>
+            <w:tcW w:type="dxa" w:w="9071"/>
+            <w:shd w:val="clear" w:color="auto" w:fill="F7F1E3"/>
+            <w:tcBorders>
+              <w:left w:val="single" w:sz="24" w:color="E36C4F"/>
+              <w:top w:val="single" w:sz="4" w:color="E8D4A8"/>
+              <w:right w:val="single" w:sz="4" w:color="E8D4A8"/>
+              <w:bottom w:val="single" w:sz="4" w:color="E8D4A8"/>
+            </w:tcBorders>
+          </w:tcPr>
+          <w:p>
+            <w:pPr>
+              <w:spacing w:after="20"/>
+            </w:pPr>
+            <w:r/>
+            <w:r>
+              <w:rPr>
+                <w:rFonts w:ascii="Calibri" w:hAnsi="Calibri"/>
+                <w:b/>
+                <w:color w:val="1B3A5C"/>
+                <w:sz w:val="21"/>
+              </w:rPr>
+              <w:t>¿Por qué los guías necesitan su propia guía?</w:t>
+            </w:r>
+            <w:r>
+              <w:rPr>
+                <w:rFonts w:ascii="Calibri" w:hAnsi="Calibri"/>
+                <w:color w:val="1B3A5C"/>
+                <w:sz w:val="21"/>
+              </w:rPr>
+              <w:t xml:space="preserve"> Porque son quienes están </w:t>
+            </w:r>
+            <w:r>
+              <w:rPr>
+                <w:rFonts w:ascii="Calibri" w:hAnsi="Calibri"/>
+                <w:b/>
+                <w:color w:val="1B3A5C"/>
+                <w:sz w:val="21"/>
+              </w:rPr>
+              <w:t>cara a cara</w:t>
+            </w:r>
+            <w:r>
+              <w:rPr>
+                <w:rFonts w:ascii="Calibri" w:hAnsi="Calibri"/>
+                <w:color w:val="1B3A5C"/>
+                <w:sz w:val="21"/>
+              </w:rPr>
+              <w:t xml:space="preserve"> con el participante en el pequeño grupo (PG). Aquí se describe </w:t>
+            </w:r>
+            <w:r>
+              <w:rPr>
+                <w:rFonts w:ascii="Calibri" w:hAnsi="Calibri"/>
+                <w:b/>
+                <w:color w:val="1B3A5C"/>
+                <w:sz w:val="21"/>
+              </w:rPr>
+              <w:t>qué hacen, cuándo, con qué materiales</w:t>
+            </w:r>
+            <w:r>
+              <w:rPr>
+                <w:rFonts w:ascii="Calibri" w:hAnsi="Calibri"/>
+                <w:color w:val="1B3A5C"/>
+                <w:sz w:val="21"/>
+              </w:rPr>
+              <w:t xml:space="preserve">, y </w:t>
+            </w:r>
+            <w:r>
+              <w:rPr>
+                <w:rFonts w:ascii="Calibri" w:hAnsi="Calibri"/>
+                <w:b/>
+                <w:color w:val="1B3A5C"/>
+                <w:sz w:val="21"/>
+              </w:rPr>
+              <w:t>por qué</w:t>
+            </w:r>
+            <w:r>
+              <w:rPr>
+                <w:rFonts w:ascii="Calibri" w:hAnsi="Calibri"/>
+                <w:color w:val="1B3A5C"/>
+                <w:sz w:val="21"/>
+              </w:rPr>
+              <w:t xml:space="preserve"> se distribuyen así los testimonios, las dinámicas y el acompañamiento. Es </w:t>
+            </w:r>
+            <w:r>
+              <w:rPr>
+                <w:rFonts w:ascii="Calibri" w:hAnsi="Calibri"/>
+                <w:b/>
+                <w:color w:val="1B3A5C"/>
+                <w:sz w:val="21"/>
+              </w:rPr>
+              <w:t>una guía descriptiva</w:t>
+            </w:r>
+            <w:r>
+              <w:rPr>
+                <w:rFonts w:ascii="Calibri" w:hAnsi="Calibri"/>
+                <w:color w:val="1B3A5C"/>
+                <w:sz w:val="21"/>
+              </w:rPr>
+              <w:t>, no un reglamento.</w:t>
+            </w:r>
+          </w:p>
+          <w:p>
+            <w:pPr>
+              <w:spacing w:after="20"/>
+            </w:pPr>
+            <w:r>
+              <w:rPr>
+                <w:rFonts w:ascii="Calibri" w:hAnsi="Calibri"/>
+                <w:b/>
+                <w:color w:val="1B3A5C"/>
+                <w:sz w:val="21"/>
+              </w:rPr>
+              <w:t>Pequeño Grupo (PG):</w:t>
+            </w:r>
+            <w:r>
+              <w:rPr>
+                <w:rFonts w:ascii="Calibri" w:hAnsi="Calibri"/>
+                <w:color w:val="1B3A5C"/>
+                <w:sz w:val="21"/>
+              </w:rPr>
+              <w:t xml:space="preserve"> es el grupo de participantes que cada pareja de guías acompaña durante todo el retiro. </w:t>
+            </w:r>
+            <w:r>
+              <w:rPr>
+                <w:rFonts w:ascii="Calibri" w:hAnsi="Calibri"/>
+                <w:b/>
+                <w:color w:val="1B3A5C"/>
+                <w:sz w:val="21"/>
+              </w:rPr>
+              <w:t>Son siempre 7 parejas de guías (regla fija: 14 guías).</w:t>
+            </w:r>
+            <w:r>
+              <w:rPr>
+                <w:rFonts w:ascii="Calibri" w:hAnsi="Calibri"/>
+                <w:color w:val="1B3A5C"/>
+                <w:sz w:val="21"/>
+              </w:rPr>
+              <w:t xml:space="preserve"> Cada PG tiene su color, su espacio y sus dos guías fijos — no se mezclan. Los grupos pueden quedar de </w:t>
+            </w:r>
+            <w:r>
+              <w:rPr>
+                <w:rFonts w:ascii="Calibri" w:hAnsi="Calibri"/>
+                <w:b/>
+                <w:color w:val="1B3A5C"/>
+                <w:sz w:val="21"/>
+              </w:rPr>
+              <w:t>distinto tamaño</w:t>
+            </w:r>
+            <w:r>
+              <w:rPr>
+                <w:rFonts w:ascii="Calibri" w:hAnsi="Calibri"/>
+                <w:color w:val="1B3A5C"/>
+                <w:sz w:val="21"/>
+              </w:rPr>
+              <w:t xml:space="preserve"> (uno con más participantes que otro), pero el número de parejas no cambia.</w:t>
+            </w:r>
+          </w:p>
+        </w:tc>
+      </w:tr>
+    </w:tbl>
+    <w:p>
+      <w:pPr>
+        <w:spacing w:after="0"/>
+      </w:pPr>
+    </w:p>
+    <w:p>
+      <w:pPr>
+        <w:keepNext/>
+        <w:spacing w:before="80" w:after="160"/>
+        <w:pBdr>
+          <w:bottom w:val="single" w:sz="12" w:space="4" w:color="E36C4F"/>
+        </w:pBdr>
+      </w:pPr>
+      <w:r>
+        <w:rPr>
+          <w:rFonts w:ascii="Calibri" w:hAnsi="Calibri"/>
+          <w:b/>
+          <w:color w:val="1B3A5C"/>
+          <w:sz w:val="40"/>
+        </w:rPr>
+        <w:t>1. El rol del guía (en 1 párrafo)</w:t>
+      </w:r>
+    </w:p>
+    <w:p>
+      <w:pPr>
+        <w:spacing w:after="80"/>
+        <w:jc w:val="both"/>
+      </w:pPr>
+      <w:r>
+        <w:rPr>
+          <w:rFonts w:ascii="Calibri" w:hAnsi="Calibri"/>
+          <w:color w:val="1A1A1A"/>
+          <w:sz w:val="22"/>
+        </w:rPr>
+        <w:t xml:space="preserve">El guía no enseña ni predica: </w:t>
+      </w:r>
+      <w:r>
+        <w:rPr>
+          <w:rFonts w:ascii="Calibri" w:hAnsi="Calibri"/>
+          <w:b/>
+          <w:color w:val="1A1A1A"/>
+          <w:sz w:val="22"/>
+        </w:rPr>
+        <w:t>acompaña</w:t>
+      </w:r>
+      <w:r>
+        <w:rPr>
+          <w:rFonts w:ascii="Calibri" w:hAnsi="Calibri"/>
+          <w:color w:val="1A1A1A"/>
+          <w:sz w:val="22"/>
+        </w:rPr>
+        <w:t xml:space="preserve">. Su trabajo es crear confianza, escuchar, y guiar al participante a su propio encuentro con Cristo. Los guías trabajan </w:t>
+      </w:r>
+      <w:r>
+        <w:rPr>
+          <w:rFonts w:ascii="Calibri" w:hAnsi="Calibri"/>
+          <w:b/>
+          <w:color w:val="1A1A1A"/>
+          <w:sz w:val="22"/>
+        </w:rPr>
+        <w:t>en pareja</w:t>
+      </w:r>
+      <w:r>
+        <w:rPr>
+          <w:rFonts w:ascii="Calibri" w:hAnsi="Calibri"/>
+          <w:color w:val="1A1A1A"/>
+          <w:sz w:val="22"/>
+        </w:rPr>
+        <w:t xml:space="preserve"> (2 guías por PG). </w:t>
+      </w:r>
+      <w:r>
+        <w:rPr>
+          <w:rFonts w:ascii="Calibri" w:hAnsi="Calibri"/>
+          <w:b/>
+          <w:color w:val="1A1A1A"/>
+          <w:sz w:val="22"/>
+        </w:rPr>
+        <w:t>Son 7 parejas — es una regla: no hay más ni menos.</w:t>
+      </w:r>
+      <w:r>
+        <w:rPr>
+          <w:rFonts w:ascii="Calibri" w:hAnsi="Calibri"/>
+          <w:color w:val="1A1A1A"/>
+          <w:sz w:val="22"/>
+        </w:rPr>
+        <w:t xml:space="preserve"> La pareja combina estilos y procura que al menos uno haya servido antes como guía.</w:t>
+      </w:r>
+    </w:p>
+    <w:p>
+      <w:pPr>
+        <w:keepNext/>
+        <w:spacing w:before="80" w:after="160"/>
+        <w:pBdr>
+          <w:bottom w:val="single" w:sz="12" w:space="4" w:color="E36C4F"/>
+        </w:pBdr>
+      </w:pPr>
+      <w:r>
+        <w:rPr>
+          <w:rFonts w:ascii="Calibri" w:hAnsi="Calibri"/>
+          <w:b/>
+          <w:color w:val="1B3A5C"/>
+          <w:sz w:val="40"/>
+        </w:rPr>
+        <w:t>2. Por qué se distribuyen así (la lógica)</w:t>
+      </w:r>
+    </w:p>
+    <w:p>
+      <w:pPr>
+        <w:pStyle w:val="ListBullet"/>
+        <w:spacing w:after="20"/>
+      </w:pPr>
+      <w:r>
+        <w:rPr>
+          <w:rFonts w:ascii="Calibri" w:hAnsi="Calibri"/>
+          <w:b/>
+          <w:color w:val="1A1A1A"/>
+          <w:sz w:val="22"/>
+        </w:rPr>
+        <w:t>Testimonios:</w:t>
+      </w:r>
+      <w:r>
+        <w:rPr>
+          <w:rFonts w:ascii="Calibri" w:hAnsi="Calibri"/>
+          <w:color w:val="1A1A1A"/>
+          <w:sz w:val="22"/>
+        </w:rPr>
+        <w:t xml:space="preserve"> se reparten entre las parejas según el tema y la historia de vida de cada guía. </w:t>
+      </w:r>
+      <w:r>
+        <w:rPr>
+          <w:rFonts w:ascii="Calibri" w:hAnsi="Calibri"/>
+          <w:b/>
+          <w:color w:val="1A1A1A"/>
+          <w:sz w:val="22"/>
+        </w:rPr>
+        <w:t>Los que ya han sido guías antes inician</w:t>
+      </w:r>
+      <w:r>
+        <w:rPr>
+          <w:rFonts w:ascii="Calibri" w:hAnsi="Calibri"/>
+          <w:color w:val="1A1A1A"/>
+          <w:sz w:val="22"/>
+        </w:rPr>
+        <w:t xml:space="preserve"> dando testimonio, para que el formato se entienda con fluidez; los demás aprenden observando. No todos dan testimonio: se eligen los que encarnan con más claridad cada tema.</w:t>
+      </w:r>
+    </w:p>
+    <w:p>
+      <w:pPr>
+        <w:pStyle w:val="ListBullet"/>
+        <w:spacing w:after="20"/>
+      </w:pPr>
+      <w:r>
+        <w:rPr>
+          <w:rFonts w:ascii="Calibri" w:hAnsi="Calibri"/>
+          <w:b/>
+          <w:color w:val="1A1A1A"/>
+          <w:sz w:val="22"/>
+        </w:rPr>
+        <w:t>Dinámicas:</w:t>
+      </w:r>
+      <w:r>
+        <w:rPr>
+          <w:rFonts w:ascii="Calibri" w:hAnsi="Calibri"/>
+          <w:color w:val="1A1A1A"/>
+          <w:sz w:val="22"/>
+        </w:rPr>
+        <w:t xml:space="preserve"> cada una tiene un objetivo (rompe hielo, división de grupos, confianza, fe, perdón…). Se asignan a parejas que las preparan y conducen — así nadie improvisa.</w:t>
+      </w:r>
+    </w:p>
+    <w:p>
+      <w:pPr>
+        <w:pStyle w:val="ListBullet"/>
+        <w:spacing w:after="20"/>
+      </w:pPr>
+      <w:r>
+        <w:rPr>
+          <w:rFonts w:ascii="Calibri" w:hAnsi="Calibri"/>
+          <w:b/>
+          <w:color w:val="1A1A1A"/>
+          <w:sz w:val="22"/>
+        </w:rPr>
+        <w:t>Acompañamiento en el PG:</w:t>
+      </w:r>
+      <w:r>
+        <w:rPr>
+          <w:rFonts w:ascii="Calibri" w:hAnsi="Calibri"/>
+          <w:color w:val="1A1A1A"/>
+          <w:sz w:val="22"/>
+        </w:rPr>
+        <w:t xml:space="preserve"> la pareja sigue a SUS participantes todo el fin de semana (no se mezclan), para crear vínculo y confidencialidad. Cada guía escribe </w:t>
+      </w:r>
+      <w:r>
+        <w:rPr>
+          <w:rFonts w:ascii="Calibri" w:hAnsi="Calibri"/>
+          <w:b/>
+          <w:color w:val="1A1A1A"/>
+          <w:sz w:val="22"/>
+        </w:rPr>
+        <w:t>palanca a cada uno</w:t>
+      </w:r>
+      <w:r>
+        <w:rPr>
+          <w:rFonts w:ascii="Calibri" w:hAnsi="Calibri"/>
+          <w:color w:val="1A1A1A"/>
+          <w:sz w:val="22"/>
+        </w:rPr>
+        <w:t xml:space="preserve"> de su grupo.</w:t>
+      </w:r>
+    </w:p>
+    <w:p>
+      <w:pPr>
+        <w:keepNext/>
+        <w:spacing w:before="80" w:after="160"/>
+        <w:pBdr>
+          <w:bottom w:val="single" w:sz="12" w:space="4" w:color="E36C4F"/>
+        </w:pBdr>
+      </w:pPr>
+      <w:r>
+        <w:rPr>
+          <w:rFonts w:ascii="Calibri" w:hAnsi="Calibri"/>
+          <w:b/>
+          <w:color w:val="1B3A5C"/>
+          <w:sz w:val="40"/>
+        </w:rPr>
+        <w:t>3. Las parejas (color-coded)</w:t>
+      </w:r>
+    </w:p>
+    <w:p>
+      <w:pPr>
+        <w:pStyle w:val="ListBullet"/>
+        <w:spacing w:after="20"/>
+      </w:pPr>
+      <w:r>
+        <w:rPr>
+          <w:rFonts w:ascii="Calibri" w:hAnsi="Calibri"/>
+          <w:color w:val="1A1A1A"/>
+          <w:sz w:val="22"/>
+        </w:rPr>
+        <w:t xml:space="preserve">Son </w:t>
+      </w:r>
+      <w:r>
+        <w:rPr>
+          <w:rFonts w:ascii="Calibri" w:hAnsi="Calibri"/>
+          <w:b/>
+          <w:color w:val="1A1A1A"/>
+          <w:sz w:val="22"/>
+        </w:rPr>
+        <w:t>7 parejas — regla fija</w:t>
+      </w:r>
+      <w:r>
+        <w:rPr>
+          <w:rFonts w:ascii="Calibri" w:hAnsi="Calibri"/>
+          <w:color w:val="1A1A1A"/>
+          <w:sz w:val="22"/>
+        </w:rPr>
+        <w:t xml:space="preserve"> (14 guías). El número de parejas </w:t>
+      </w:r>
+      <w:r>
+        <w:rPr>
+          <w:rFonts w:ascii="Calibri" w:hAnsi="Calibri"/>
+          <w:b/>
+          <w:color w:val="1A1A1A"/>
+          <w:sz w:val="22"/>
+        </w:rPr>
+        <w:t>no cambia</w:t>
+      </w:r>
+      <w:r>
+        <w:rPr>
+          <w:rFonts w:ascii="Calibri" w:hAnsi="Calibri"/>
+          <w:color w:val="1A1A1A"/>
+          <w:sz w:val="22"/>
+        </w:rPr>
+        <w:t>; lo que varía es cuántos participantes lleva cada grupo (uno puede tener más que otro).</w:t>
+      </w:r>
+    </w:p>
+    <w:p>
+      <w:pPr>
+        <w:pStyle w:val="ListBullet"/>
+        <w:spacing w:after="20"/>
+      </w:pPr>
+      <w:r>
+        <w:rPr>
+          <w:rFonts w:ascii="Calibri" w:hAnsi="Calibri"/>
+          <w:b/>
+          <w:color w:val="1A1A1A"/>
+          <w:sz w:val="22"/>
+        </w:rPr>
+        <w:t>Las parejas las preparan los directores</w:t>
+      </w:r>
+      <w:r>
+        <w:rPr>
+          <w:rFonts w:ascii="Calibri" w:hAnsi="Calibri"/>
+          <w:color w:val="1A1A1A"/>
+          <w:sz w:val="22"/>
+        </w:rPr>
+        <w:t xml:space="preserve"> (no las arman los coords), buscando equilibrio de experiencia previa y estilos.</w:t>
+      </w:r>
+    </w:p>
+    <w:p>
+      <w:pPr>
+        <w:pStyle w:val="ListBullet"/>
+        <w:spacing w:after="20"/>
+      </w:pPr>
+      <w:r>
+        <w:rPr>
+          <w:rFonts w:ascii="Calibri" w:hAnsi="Calibri"/>
+          <w:color w:val="1A1A1A"/>
+          <w:sz w:val="22"/>
+        </w:rPr>
+        <w:t xml:space="preserve">Las parejas se presentan al equipo en </w:t>
+      </w:r>
+      <w:r>
+        <w:rPr>
+          <w:rFonts w:ascii="Calibri" w:hAnsi="Calibri"/>
+          <w:b/>
+          <w:color w:val="1A1A1A"/>
+          <w:sz w:val="22"/>
+        </w:rPr>
+        <w:t>F1</w:t>
+      </w:r>
+      <w:r>
+        <w:rPr>
+          <w:rFonts w:ascii="Calibri" w:hAnsi="Calibri"/>
+          <w:color w:val="1A1A1A"/>
+          <w:sz w:val="22"/>
+        </w:rPr>
+        <w:t xml:space="preserve"> y eligen su </w:t>
+      </w:r>
+      <w:r>
+        <w:rPr>
+          <w:rFonts w:ascii="Calibri" w:hAnsi="Calibri"/>
+          <w:b/>
+          <w:color w:val="1A1A1A"/>
+          <w:sz w:val="22"/>
+        </w:rPr>
+        <w:t>color</w:t>
+      </w:r>
+      <w:r>
+        <w:rPr>
+          <w:rFonts w:ascii="Calibri" w:hAnsi="Calibri"/>
+          <w:color w:val="1A1A1A"/>
+          <w:sz w:val="22"/>
+        </w:rPr>
+        <w:t xml:space="preserve"> (identifica al PG todo el retiro).</w:t>
+      </w:r>
+    </w:p>
+    <w:p>
+      <w:pPr>
+        <w:pStyle w:val="ListBullet"/>
+        <w:spacing w:after="20"/>
+      </w:pPr>
+      <w:r>
+        <w:rPr>
+          <w:rFonts w:ascii="Calibri" w:hAnsi="Calibri"/>
+          <w:b/>
+          <w:color w:val="1A1A1A"/>
+          <w:sz w:val="22"/>
+        </w:rPr>
+        <w:t>La pareja se coordina de antemano y ensaya entre ellos</w:t>
+      </w:r>
+      <w:r>
+        <w:rPr>
+          <w:rFonts w:ascii="Calibri" w:hAnsi="Calibri"/>
+          <w:color w:val="1A1A1A"/>
+          <w:sz w:val="22"/>
+        </w:rPr>
+        <w:t>: que se note la fluidez al conducir el PG.</w:t>
+      </w:r>
+    </w:p>
+    <w:p>
+      <w:pPr>
+        <w:pStyle w:val="ListBullet"/>
+        <w:spacing w:after="20"/>
+      </w:pPr>
+      <w:r>
+        <w:rPr>
+          <w:rFonts w:ascii="Calibri" w:hAnsi="Calibri"/>
+          <w:b/>
+          <w:color w:val="1A1A1A"/>
+          <w:sz w:val="22"/>
+        </w:rPr>
+        <w:t>Cuidado (regla):</w:t>
+      </w:r>
+      <w:r>
+        <w:rPr>
+          <w:rFonts w:ascii="Calibri" w:hAnsi="Calibri"/>
+          <w:color w:val="1A1A1A"/>
+          <w:sz w:val="22"/>
+        </w:rPr>
+        <w:t xml:space="preserve"> ningún participante cae en el plenario de un guía que sea su </w:t>
+      </w:r>
+      <w:r>
+        <w:rPr>
+          <w:rFonts w:ascii="Calibri" w:hAnsi="Calibri"/>
+          <w:b/>
+          <w:color w:val="1A1A1A"/>
+          <w:sz w:val="22"/>
+        </w:rPr>
+        <w:t>hermano/pareja</w:t>
+      </w:r>
+      <w:r>
+        <w:rPr>
+          <w:rFonts w:ascii="Calibri" w:hAnsi="Calibri"/>
+          <w:color w:val="1A1A1A"/>
+          <w:sz w:val="22"/>
+        </w:rPr>
+        <w:t xml:space="preserve"> (Guía, fn. 9) → cruzar con los lazos del equipo.</w:t>
+      </w:r>
+    </w:p>
+    <w:p>
+      <w:pPr>
+        <w:keepNext/>
+        <w:spacing w:before="80" w:after="160"/>
+        <w:pBdr>
+          <w:bottom w:val="single" w:sz="12" w:space="4" w:color="E36C4F"/>
+        </w:pBdr>
+      </w:pPr>
+      <w:r>
+        <w:rPr>
+          <w:rFonts w:ascii="Calibri" w:hAnsi="Calibri"/>
+          <w:b/>
+          <w:color w:val="1B3A5C"/>
+          <w:sz w:val="40"/>
+        </w:rPr>
+        <w:t>4. Secuencia de los Pequeños Grupos (PG) — qué materiales y qué se hace</w:t>
+      </w:r>
+    </w:p>
+    <w:tbl>
+      <w:tblPr>
+        <w:tblStyle w:val="LightGrid-Accent1"/>
+        <w:tblW w:type="auto" w:w="0"/>
+        <w:jc w:val="center"/>
+        <w:tblLook w:firstColumn="1" w:firstRow="1" w:lastColumn="0" w:lastRow="0" w:noHBand="0" w:noVBand="1" w:val="04A0"/>
+      </w:tblPr>
+      <w:tblGrid>
+        <w:gridCol w:w="2436"/>
+        <w:gridCol w:w="2436"/>
+        <w:gridCol w:w="2436"/>
+        <w:gridCol w:w="2436"/>
+      </w:tblGrid>
+      <w:tr>
+        <w:tc>
+          <w:tcPr>
+            <w:tcW w:type="dxa" w:w="2436"/>
+            <w:shd w:val="clear" w:color="auto" w:fill="1B3A5C"/>
+          </w:tcPr>
+          <w:p>
+            <w:r/>
+            <w:r>
+              <w:rPr>
+                <w:rFonts w:ascii="Calibri" w:hAnsi="Calibri"/>
+                <w:b/>
+                <w:color w:val="FFFFFF"/>
+                <w:sz w:val="20"/>
+              </w:rPr>
+              <w:t>PG</w:t>
+            </w:r>
+          </w:p>
+        </w:tc>
+        <w:tc>
+          <w:tcPr>
+            <w:tcW w:type="dxa" w:w="2436"/>
+            <w:shd w:val="clear" w:color="auto" w:fill="1B3A5C"/>
+          </w:tcPr>
+          <w:p>
+            <w:r/>
+            <w:r>
+              <w:rPr>
+                <w:rFonts w:ascii="Calibri" w:hAnsi="Calibri"/>
+                <w:b/>
+                <w:color w:val="FFFFFF"/>
+                <w:sz w:val="20"/>
+              </w:rPr>
+              <w:t>Cuándo</w:t>
+            </w:r>
+          </w:p>
+        </w:tc>
+        <w:tc>
+          <w:tcPr>
+            <w:tcW w:type="dxa" w:w="2436"/>
+            <w:shd w:val="clear" w:color="auto" w:fill="1B3A5C"/>
+          </w:tcPr>
+          <w:p>
+            <w:r/>
+            <w:r>
+              <w:rPr>
+                <w:rFonts w:ascii="Calibri" w:hAnsi="Calibri"/>
+                <w:b/>
+                <w:color w:val="FFFFFF"/>
+                <w:sz w:val="20"/>
+              </w:rPr>
+              <w:t>Materiales</w:t>
+            </w:r>
+          </w:p>
+        </w:tc>
+        <w:tc>
+          <w:tcPr>
+            <w:tcW w:type="dxa" w:w="2436"/>
+            <w:shd w:val="clear" w:color="auto" w:fill="1B3A5C"/>
+          </w:tcPr>
+          <w:p>
+            <w:r/>
+            <w:r>
+              <w:rPr>
+                <w:rFonts w:ascii="Calibri" w:hAnsi="Calibri"/>
+                <w:b/>
+                <w:color w:val="FFFFFF"/>
+                <w:sz w:val="20"/>
+              </w:rPr>
+              <w:t>Qué se hace</w:t>
+            </w:r>
+          </w:p>
+        </w:tc>
+      </w:tr>
+      <w:tr>
+        <w:tc>
+          <w:tcPr>
+            <w:tcW w:type="dxa" w:w="2436"/>
+          </w:tcPr>
+          <w:p>
+            <w:r/>
+            <w:r>
+              <w:rPr>
+                <w:rFonts w:ascii="Calibri" w:hAnsi="Calibri"/>
+                <w:b/>
+                <w:color w:val="1A1A1A"/>
+                <w:sz w:val="20"/>
+              </w:rPr>
+              <w:t>1º</w:t>
+            </w:r>
+          </w:p>
+        </w:tc>
+        <w:tc>
+          <w:tcPr>
+            <w:tcW w:type="dxa" w:w="2436"/>
+          </w:tcPr>
+          <w:p>
+            <w:r/>
+            <w:r>
+              <w:rPr>
+                <w:rFonts w:ascii="Calibri" w:hAnsi="Calibri"/>
+                <w:color w:val="1A1A1A"/>
+                <w:sz w:val="20"/>
+              </w:rPr>
+              <w:t>VIE 7:35pm</w:t>
+            </w:r>
+          </w:p>
+        </w:tc>
+        <w:tc>
+          <w:tcPr>
+            <w:tcW w:type="dxa" w:w="2436"/>
+          </w:tcPr>
+          <w:p>
+            <w:r/>
+            <w:r>
+              <w:rPr>
+                <w:rFonts w:ascii="Calibri" w:hAnsi="Calibri"/>
+                <w:color w:val="1A1A1A"/>
+                <w:sz w:val="20"/>
+              </w:rPr>
+              <w:t>hoja de datos, lápices</w:t>
+            </w:r>
+          </w:p>
+        </w:tc>
+        <w:tc>
+          <w:tcPr>
+            <w:tcW w:type="dxa" w:w="2436"/>
+          </w:tcPr>
+          <w:p>
+            <w:r/>
+            <w:r>
+              <w:rPr>
+                <w:rFonts w:ascii="Calibri" w:hAnsi="Calibri"/>
+                <w:color w:val="1A1A1A"/>
+                <w:sz w:val="20"/>
+              </w:rPr>
+              <w:t>Bienvenida, presentación, expectativas</w:t>
+            </w:r>
+          </w:p>
+        </w:tc>
+      </w:tr>
+      <w:tr>
+        <w:tc>
+          <w:tcPr>
+            <w:tcW w:type="dxa" w:w="2436"/>
+          </w:tcPr>
+          <w:p>
+            <w:r/>
+            <w:r>
+              <w:rPr>
+                <w:rFonts w:ascii="Calibri" w:hAnsi="Calibri"/>
+                <w:b/>
+                <w:color w:val="1A1A1A"/>
+                <w:sz w:val="20"/>
+              </w:rPr>
+              <w:t>2º</w:t>
+            </w:r>
+          </w:p>
+        </w:tc>
+        <w:tc>
+          <w:tcPr>
+            <w:tcW w:type="dxa" w:w="2436"/>
+          </w:tcPr>
+          <w:p>
+            <w:r/>
+            <w:r>
+              <w:rPr>
+                <w:rFonts w:ascii="Calibri" w:hAnsi="Calibri"/>
+                <w:color w:val="1A1A1A"/>
+                <w:sz w:val="20"/>
+              </w:rPr>
+              <w:t>VIE 8:30pm</w:t>
+            </w:r>
+          </w:p>
+        </w:tc>
+        <w:tc>
+          <w:tcPr>
+            <w:tcW w:type="dxa" w:w="2436"/>
+          </w:tcPr>
+          <w:p>
+            <w:r/>
+            <w:r>
+              <w:rPr>
+                <w:rFonts w:ascii="Calibri" w:hAnsi="Calibri"/>
+                <w:color w:val="1A1A1A"/>
+                <w:sz w:val="20"/>
+              </w:rPr>
+              <w:t>sobre manila, marcadores, tarjetas, carnets</w:t>
+            </w:r>
+          </w:p>
+        </w:tc>
+        <w:tc>
+          <w:tcPr>
+            <w:tcW w:type="dxa" w:w="2436"/>
+          </w:tcPr>
+          <w:p>
+            <w:r/>
+            <w:r>
+              <w:rPr>
+                <w:rFonts w:ascii="Calibri" w:hAnsi="Calibri"/>
+                <w:color w:val="1A1A1A"/>
+                <w:sz w:val="20"/>
+              </w:rPr>
+              <w:t>Dinámica del tiempo/tarjeta · entrega de carnets</w:t>
+            </w:r>
+          </w:p>
+        </w:tc>
+      </w:tr>
+      <w:tr>
+        <w:tc>
+          <w:tcPr>
+            <w:tcW w:type="dxa" w:w="2436"/>
+          </w:tcPr>
+          <w:p>
+            <w:r/>
+            <w:r>
+              <w:rPr>
+                <w:rFonts w:ascii="Calibri" w:hAnsi="Calibri"/>
+                <w:b/>
+                <w:color w:val="1A1A1A"/>
+                <w:sz w:val="20"/>
+              </w:rPr>
+              <w:t>3º</w:t>
+            </w:r>
+          </w:p>
+        </w:tc>
+        <w:tc>
+          <w:tcPr>
+            <w:tcW w:type="dxa" w:w="2436"/>
+          </w:tcPr>
+          <w:p>
+            <w:r/>
+            <w:r>
+              <w:rPr>
+                <w:rFonts w:ascii="Calibri" w:hAnsi="Calibri"/>
+                <w:color w:val="1A1A1A"/>
+                <w:sz w:val="20"/>
+              </w:rPr>
+              <w:t>VIE 10:40pm</w:t>
+            </w:r>
+          </w:p>
+        </w:tc>
+        <w:tc>
+          <w:tcPr>
+            <w:tcW w:type="dxa" w:w="2436"/>
+          </w:tcPr>
+          <w:p>
+            <w:r/>
+            <w:r>
+              <w:rPr>
+                <w:rFonts w:ascii="Calibri" w:hAnsi="Calibri"/>
+                <w:color w:val="1A1A1A"/>
+                <w:sz w:val="20"/>
+              </w:rPr>
+              <w:t xml:space="preserve">libretas, lapiceros, </w:t>
+            </w:r>
+            <w:r>
+              <w:rPr>
+                <w:rFonts w:ascii="Calibri" w:hAnsi="Calibri"/>
+                <w:b/>
+                <w:color w:val="1A1A1A"/>
+                <w:sz w:val="20"/>
+              </w:rPr>
+              <w:t>abrigo</w:t>
+            </w:r>
+          </w:p>
+        </w:tc>
+        <w:tc>
+          <w:tcPr>
+            <w:tcW w:type="dxa" w:w="2436"/>
+          </w:tcPr>
+          <w:p>
+            <w:r/>
+            <w:r>
+              <w:rPr>
+                <w:rFonts w:ascii="Calibri" w:hAnsi="Calibri"/>
+                <w:color w:val="1A1A1A"/>
+                <w:sz w:val="20"/>
+              </w:rPr>
+              <w:t>Comentar Confianza y Singularidad · dinámica del abrigo</w:t>
+            </w:r>
+          </w:p>
+        </w:tc>
+      </w:tr>
+      <w:tr>
+        <w:tc>
+          <w:tcPr>
+            <w:tcW w:type="dxa" w:w="2436"/>
+          </w:tcPr>
+          <w:p>
+            <w:r/>
+            <w:r>
+              <w:rPr>
+                <w:rFonts w:ascii="Calibri" w:hAnsi="Calibri"/>
+                <w:b/>
+                <w:color w:val="1A1A1A"/>
+                <w:sz w:val="20"/>
+              </w:rPr>
+              <w:t>4º</w:t>
+            </w:r>
+          </w:p>
+        </w:tc>
+        <w:tc>
+          <w:tcPr>
+            <w:tcW w:type="dxa" w:w="2436"/>
+          </w:tcPr>
+          <w:p>
+            <w:r/>
+            <w:r>
+              <w:rPr>
+                <w:rFonts w:ascii="Calibri" w:hAnsi="Calibri"/>
+                <w:color w:val="1A1A1A"/>
+                <w:sz w:val="20"/>
+              </w:rPr>
+              <w:t>SÁB 8:35am</w:t>
+            </w:r>
+          </w:p>
+        </w:tc>
+        <w:tc>
+          <w:tcPr>
+            <w:tcW w:type="dxa" w:w="2436"/>
+          </w:tcPr>
+          <w:p>
+            <w:r/>
+            <w:r>
+              <w:rPr>
+                <w:rFonts w:ascii="Calibri" w:hAnsi="Calibri"/>
+                <w:b/>
+                <w:color w:val="1A1A1A"/>
+                <w:sz w:val="20"/>
+              </w:rPr>
+              <w:t>alambre</w:t>
+            </w:r>
+            <w:r>
+              <w:rPr>
+                <w:rFonts w:ascii="Calibri" w:hAnsi="Calibri"/>
+                <w:color w:val="1A1A1A"/>
+                <w:sz w:val="20"/>
+              </w:rPr>
+              <w:t>, Biblia</w:t>
+            </w:r>
+          </w:p>
+        </w:tc>
+        <w:tc>
+          <w:tcPr>
+            <w:tcW w:type="dxa" w:w="2436"/>
+          </w:tcPr>
+          <w:p>
+            <w:r/>
+            <w:r>
+              <w:rPr>
+                <w:rFonts w:ascii="Calibri" w:hAnsi="Calibri"/>
+                <w:color w:val="1A1A1A"/>
+                <w:sz w:val="20"/>
+              </w:rPr>
+              <w:t>Libertad para Aceptar · ¿qué es la fe? (Heb 11,1) · dinámica del alambre</w:t>
+            </w:r>
+          </w:p>
+        </w:tc>
+      </w:tr>
+      <w:tr>
+        <w:tc>
+          <w:tcPr>
+            <w:tcW w:type="dxa" w:w="2436"/>
+          </w:tcPr>
+          <w:p>
+            <w:r/>
+            <w:r>
+              <w:rPr>
+                <w:rFonts w:ascii="Calibri" w:hAnsi="Calibri"/>
+                <w:b/>
+                <w:color w:val="1A1A1A"/>
+                <w:sz w:val="20"/>
+              </w:rPr>
+              <w:t>5º</w:t>
+            </w:r>
+          </w:p>
+        </w:tc>
+        <w:tc>
+          <w:tcPr>
+            <w:tcW w:type="dxa" w:w="2436"/>
+          </w:tcPr>
+          <w:p>
+            <w:r/>
+            <w:r>
+              <w:rPr>
+                <w:rFonts w:ascii="Calibri" w:hAnsi="Calibri"/>
+                <w:color w:val="1A1A1A"/>
+                <w:sz w:val="20"/>
+              </w:rPr>
+              <w:t>SÁB 10:45am</w:t>
+            </w:r>
+          </w:p>
+        </w:tc>
+        <w:tc>
+          <w:tcPr>
+            <w:tcW w:type="dxa" w:w="2436"/>
+          </w:tcPr>
+          <w:p>
+            <w:r/>
+            <w:r>
+              <w:rPr>
+                <w:rFonts w:ascii="Calibri" w:hAnsi="Calibri"/>
+                <w:color w:val="1A1A1A"/>
+                <w:sz w:val="20"/>
+              </w:rPr>
+              <w:t>—</w:t>
+            </w:r>
+          </w:p>
+        </w:tc>
+        <w:tc>
+          <w:tcPr>
+            <w:tcW w:type="dxa" w:w="2436"/>
+          </w:tcPr>
+          <w:p>
+            <w:r/>
+            <w:r>
+              <w:rPr>
+                <w:rFonts w:ascii="Calibri" w:hAnsi="Calibri"/>
+                <w:color w:val="1A1A1A"/>
+                <w:sz w:val="20"/>
+              </w:rPr>
+              <w:t xml:space="preserve">Preparar </w:t>
+            </w:r>
+            <w:r>
+              <w:rPr>
+                <w:rFonts w:ascii="Calibri" w:hAnsi="Calibri"/>
+                <w:b/>
+                <w:color w:val="1A1A1A"/>
+                <w:sz w:val="20"/>
+              </w:rPr>
+              <w:t>sociodrama</w:t>
+            </w:r>
+          </w:p>
+        </w:tc>
+      </w:tr>
+      <w:tr>
+        <w:tc>
+          <w:tcPr>
+            <w:tcW w:type="dxa" w:w="2436"/>
+          </w:tcPr>
+          <w:p>
+            <w:r/>
+            <w:r>
+              <w:rPr>
+                <w:rFonts w:ascii="Calibri" w:hAnsi="Calibri"/>
+                <w:b/>
+                <w:color w:val="1A1A1A"/>
+                <w:sz w:val="20"/>
+              </w:rPr>
+              <w:t>6º</w:t>
+            </w:r>
+          </w:p>
+        </w:tc>
+        <w:tc>
+          <w:tcPr>
+            <w:tcW w:type="dxa" w:w="2436"/>
+          </w:tcPr>
+          <w:p>
+            <w:r/>
+            <w:r>
+              <w:rPr>
+                <w:rFonts w:ascii="Calibri" w:hAnsi="Calibri"/>
+                <w:color w:val="1A1A1A"/>
+                <w:sz w:val="20"/>
+              </w:rPr>
+              <w:t>SÁB 11:45am</w:t>
+            </w:r>
+          </w:p>
+        </w:tc>
+        <w:tc>
+          <w:tcPr>
+            <w:tcW w:type="dxa" w:w="2436"/>
+          </w:tcPr>
+          <w:p>
+            <w:r/>
+            <w:r>
+              <w:rPr>
+                <w:rFonts w:ascii="Calibri" w:hAnsi="Calibri"/>
+                <w:color w:val="1A1A1A"/>
+                <w:sz w:val="20"/>
+              </w:rPr>
+              <w:t>objeto/símbolo</w:t>
+            </w:r>
+          </w:p>
+        </w:tc>
+        <w:tc>
+          <w:tcPr>
+            <w:tcW w:type="dxa" w:w="2436"/>
+          </w:tcPr>
+          <w:p>
+            <w:r/>
+            <w:r>
+              <w:rPr>
+                <w:rFonts w:ascii="Calibri" w:hAnsi="Calibri"/>
+                <w:color w:val="1A1A1A"/>
+                <w:sz w:val="20"/>
+              </w:rPr>
+              <w:t>Libertad para Entregarse · símbolo de entrega</w:t>
+            </w:r>
+          </w:p>
+        </w:tc>
+      </w:tr>
+      <w:tr>
+        <w:tc>
+          <w:tcPr>
+            <w:tcW w:type="dxa" w:w="2436"/>
+          </w:tcPr>
+          <w:p>
+            <w:r/>
+            <w:r>
+              <w:rPr>
+                <w:rFonts w:ascii="Calibri" w:hAnsi="Calibri"/>
+                <w:b/>
+                <w:color w:val="1A1A1A"/>
+                <w:sz w:val="20"/>
+              </w:rPr>
+              <w:t>7º</w:t>
+            </w:r>
+          </w:p>
+        </w:tc>
+        <w:tc>
+          <w:tcPr>
+            <w:tcW w:type="dxa" w:w="2436"/>
+          </w:tcPr>
+          <w:p>
+            <w:r/>
+            <w:r>
+              <w:rPr>
+                <w:rFonts w:ascii="Calibri" w:hAnsi="Calibri"/>
+                <w:color w:val="1A1A1A"/>
+                <w:sz w:val="20"/>
+              </w:rPr>
+              <w:t>SÁB 4:00pm</w:t>
+            </w:r>
+          </w:p>
+        </w:tc>
+        <w:tc>
+          <w:tcPr>
+            <w:tcW w:type="dxa" w:w="2436"/>
+          </w:tcPr>
+          <w:p>
+            <w:r/>
+            <w:r>
+              <w:rPr>
+                <w:rFonts w:ascii="Calibri" w:hAnsi="Calibri"/>
+                <w:color w:val="1A1A1A"/>
+                <w:sz w:val="20"/>
+              </w:rPr>
+              <w:t>—</w:t>
+            </w:r>
+          </w:p>
+        </w:tc>
+        <w:tc>
+          <w:tcPr>
+            <w:tcW w:type="dxa" w:w="2436"/>
+          </w:tcPr>
+          <w:p>
+            <w:r/>
+            <w:r>
+              <w:rPr>
+                <w:rFonts w:ascii="Calibri" w:hAnsi="Calibri"/>
+                <w:color w:val="1A1A1A"/>
+                <w:sz w:val="20"/>
+              </w:rPr>
+              <w:t>Regalo de la Vida · ensayar sociodrama</w:t>
+            </w:r>
+          </w:p>
+        </w:tc>
+      </w:tr>
+      <w:tr>
+        <w:tc>
+          <w:tcPr>
+            <w:tcW w:type="dxa" w:w="2436"/>
+          </w:tcPr>
+          <w:p>
+            <w:r/>
+            <w:r>
+              <w:rPr>
+                <w:rFonts w:ascii="Calibri" w:hAnsi="Calibri"/>
+                <w:b/>
+                <w:color w:val="1A1A1A"/>
+                <w:sz w:val="20"/>
+              </w:rPr>
+              <w:t>8º</w:t>
+            </w:r>
+          </w:p>
+        </w:tc>
+        <w:tc>
+          <w:tcPr>
+            <w:tcW w:type="dxa" w:w="2436"/>
+          </w:tcPr>
+          <w:p>
+            <w:r/>
+            <w:r>
+              <w:rPr>
+                <w:rFonts w:ascii="Calibri" w:hAnsi="Calibri"/>
+                <w:color w:val="1A1A1A"/>
+                <w:sz w:val="20"/>
+              </w:rPr>
+              <w:t>SÁB 7:50pm</w:t>
+            </w:r>
+          </w:p>
+        </w:tc>
+        <w:tc>
+          <w:tcPr>
+            <w:tcW w:type="dxa" w:w="2436"/>
+          </w:tcPr>
+          <w:p>
+            <w:r/>
+            <w:r>
+              <w:rPr>
+                <w:rFonts w:ascii="Calibri" w:hAnsi="Calibri"/>
+                <w:color w:val="1A1A1A"/>
+                <w:sz w:val="20"/>
+              </w:rPr>
+              <w:t>—</w:t>
+            </w:r>
+          </w:p>
+        </w:tc>
+        <w:tc>
+          <w:tcPr>
+            <w:tcW w:type="dxa" w:w="2436"/>
+          </w:tcPr>
+          <w:p>
+            <w:r/>
+            <w:r>
+              <w:rPr>
+                <w:rFonts w:ascii="Calibri" w:hAnsi="Calibri"/>
+                <w:color w:val="1A1A1A"/>
+                <w:sz w:val="20"/>
+              </w:rPr>
+              <w:t>Alegría del Perdón · motivar a confesión · preparar misa</w:t>
+            </w:r>
+          </w:p>
+        </w:tc>
+      </w:tr>
+      <w:tr>
+        <w:tc>
+          <w:tcPr>
+            <w:tcW w:type="dxa" w:w="2436"/>
+          </w:tcPr>
+          <w:p>
+            <w:r/>
+            <w:r>
+              <w:rPr>
+                <w:rFonts w:ascii="Calibri" w:hAnsi="Calibri"/>
+                <w:b/>
+                <w:color w:val="1A1A1A"/>
+                <w:sz w:val="20"/>
+              </w:rPr>
+              <w:t>último</w:t>
+            </w:r>
+          </w:p>
+        </w:tc>
+        <w:tc>
+          <w:tcPr>
+            <w:tcW w:type="dxa" w:w="2436"/>
+          </w:tcPr>
+          <w:p>
+            <w:r/>
+            <w:r>
+              <w:rPr>
+                <w:rFonts w:ascii="Calibri" w:hAnsi="Calibri"/>
+                <w:color w:val="1A1A1A"/>
+                <w:sz w:val="20"/>
+              </w:rPr>
+              <w:t>DOM 9:00am</w:t>
+            </w:r>
+          </w:p>
+        </w:tc>
+        <w:tc>
+          <w:tcPr>
+            <w:tcW w:type="dxa" w:w="2436"/>
+          </w:tcPr>
+          <w:p>
+            <w:r/>
+            <w:r>
+              <w:rPr>
+                <w:rFonts w:ascii="Calibri" w:hAnsi="Calibri"/>
+                <w:color w:val="1A1A1A"/>
+                <w:sz w:val="20"/>
+              </w:rPr>
+              <w:t>venda</w:t>
+            </w:r>
+          </w:p>
+        </w:tc>
+        <w:tc>
+          <w:tcPr>
+            <w:tcW w:type="dxa" w:w="2436"/>
+          </w:tcPr>
+          <w:p>
+            <w:r/>
+            <w:r>
+              <w:rPr>
+                <w:rFonts w:ascii="Calibri" w:hAnsi="Calibri"/>
+                <w:color w:val="1A1A1A"/>
+                <w:sz w:val="20"/>
+              </w:rPr>
+              <w:t>Dinámica del cariño · despedida del PG</w:t>
+            </w:r>
+          </w:p>
+        </w:tc>
+      </w:tr>
+    </w:tbl>
+    <w:p>
+      <w:pPr>
+        <w:keepNext/>
+        <w:spacing w:before="80" w:after="160"/>
+        <w:pBdr>
+          <w:bottom w:val="single" w:sz="12" w:space="4" w:color="E36C4F"/>
+        </w:pBdr>
+      </w:pPr>
+      <w:r>
+        <w:rPr>
+          <w:rFonts w:ascii="Calibri" w:hAnsi="Calibri"/>
+          <w:b/>
+          <w:color w:val="1B3A5C"/>
+          <w:sz w:val="40"/>
+        </w:rPr>
+        <w:t>5. Responsabilidades del guía</w:t>
+      </w:r>
+    </w:p>
+    <w:p>
+      <w:pPr>
+        <w:spacing w:after="20"/>
+        <w:ind w:left="454"/>
+      </w:pPr>
+      <w:r>
+        <w:rPr>
+          <w:rFonts w:ascii="Calibri" w:hAnsi="Calibri"/>
+          <w:b/>
+          <w:color w:val="1B3A5C"/>
+          <w:sz w:val="22"/>
+        </w:rPr>
+        <w:t xml:space="preserve">1. </w:t>
+      </w:r>
+      <w:r>
+        <w:rPr>
+          <w:rFonts w:ascii="Calibri" w:hAnsi="Calibri"/>
+          <w:color w:val="1A1A1A"/>
+          <w:sz w:val="22"/>
+        </w:rPr>
+        <w:t>Disposición al trabajo cara a cara.</w:t>
+      </w:r>
+    </w:p>
+    <w:p>
+      <w:pPr>
+        <w:spacing w:after="20"/>
+        <w:ind w:left="454"/>
+      </w:pPr>
+      <w:r>
+        <w:rPr>
+          <w:rFonts w:ascii="Calibri" w:hAnsi="Calibri"/>
+          <w:b/>
+          <w:color w:val="1B3A5C"/>
+          <w:sz w:val="22"/>
+        </w:rPr>
+        <w:t xml:space="preserve">2. </w:t>
+      </w:r>
+      <w:r>
+        <w:rPr>
+          <w:rFonts w:ascii="Calibri" w:hAnsi="Calibri"/>
+          <w:color w:val="1A1A1A"/>
+          <w:sz w:val="22"/>
+        </w:rPr>
+        <w:t>Preparar testimonio de vida (darlo si es escogido).</w:t>
+      </w:r>
+    </w:p>
+    <w:p>
+      <w:pPr>
+        <w:spacing w:after="20"/>
+        <w:ind w:left="454"/>
+      </w:pPr>
+      <w:r>
+        <w:rPr>
+          <w:rFonts w:ascii="Calibri" w:hAnsi="Calibri"/>
+          <w:b/>
+          <w:color w:val="1B3A5C"/>
+          <w:sz w:val="22"/>
+        </w:rPr>
+        <w:t xml:space="preserve">3. </w:t>
+      </w:r>
+      <w:r>
+        <w:rPr>
+          <w:rFonts w:ascii="Calibri" w:hAnsi="Calibri"/>
+          <w:color w:val="1A1A1A"/>
+          <w:sz w:val="22"/>
+        </w:rPr>
+        <w:t xml:space="preserve">Libretas y </w:t>
+      </w:r>
+      <w:r>
+        <w:rPr>
+          <w:rFonts w:ascii="Calibri" w:hAnsi="Calibri"/>
+          <w:b/>
+          <w:color w:val="1A1A1A"/>
+          <w:sz w:val="22"/>
+        </w:rPr>
+        <w:t>decoración del lugar del PG</w:t>
+      </w:r>
+      <w:r>
+        <w:rPr>
+          <w:rFonts w:ascii="Calibri" w:hAnsi="Calibri"/>
+          <w:color w:val="1A1A1A"/>
+          <w:sz w:val="22"/>
+        </w:rPr>
+        <w:t>.</w:t>
+      </w:r>
+    </w:p>
+    <w:p>
+      <w:pPr>
+        <w:spacing w:after="20"/>
+        <w:ind w:left="454"/>
+      </w:pPr>
+      <w:r>
+        <w:rPr>
+          <w:rFonts w:ascii="Calibri" w:hAnsi="Calibri"/>
+          <w:b/>
+          <w:color w:val="1B3A5C"/>
+          <w:sz w:val="22"/>
+        </w:rPr>
+        <w:t xml:space="preserve">4. </w:t>
+      </w:r>
+      <w:r>
+        <w:rPr>
+          <w:rFonts w:ascii="Calibri" w:hAnsi="Calibri"/>
+          <w:b/>
+          <w:color w:val="1A1A1A"/>
+          <w:sz w:val="22"/>
+        </w:rPr>
+        <w:t>Repasar el programa y aprenderse el horario</w:t>
+      </w:r>
+      <w:r>
+        <w:rPr>
+          <w:rFonts w:ascii="Calibri" w:hAnsi="Calibri"/>
+          <w:color w:val="1A1A1A"/>
+          <w:sz w:val="22"/>
+        </w:rPr>
+        <w:t xml:space="preserve"> — vital, libera para acompañar.</w:t>
+      </w:r>
+    </w:p>
+    <w:p>
+      <w:pPr>
+        <w:spacing w:after="20"/>
+        <w:ind w:left="454"/>
+      </w:pPr>
+      <w:r>
+        <w:rPr>
+          <w:rFonts w:ascii="Calibri" w:hAnsi="Calibri"/>
+          <w:b/>
+          <w:color w:val="1B3A5C"/>
+          <w:sz w:val="22"/>
+        </w:rPr>
+        <w:t xml:space="preserve">5. </w:t>
+      </w:r>
+      <w:r>
+        <w:rPr>
+          <w:rFonts w:ascii="Calibri" w:hAnsi="Calibri"/>
+          <w:b/>
+          <w:color w:val="1A1A1A"/>
+          <w:sz w:val="22"/>
+        </w:rPr>
+        <w:t>Coordinarse y ensayar con su compañero</w:t>
+      </w:r>
+      <w:r>
+        <w:rPr>
+          <w:rFonts w:ascii="Calibri" w:hAnsi="Calibri"/>
+          <w:color w:val="1A1A1A"/>
+          <w:sz w:val="22"/>
+        </w:rPr>
+        <w:t xml:space="preserve"> de pareja.</w:t>
+      </w:r>
+    </w:p>
+    <w:p>
+      <w:pPr>
+        <w:spacing w:after="20"/>
+        <w:ind w:left="454"/>
+      </w:pPr>
+      <w:r>
+        <w:rPr>
+          <w:rFonts w:ascii="Calibri" w:hAnsi="Calibri"/>
+          <w:b/>
+          <w:color w:val="1B3A5C"/>
+          <w:sz w:val="22"/>
+        </w:rPr>
+        <w:t xml:space="preserve">6. </w:t>
+      </w:r>
+      <w:r>
+        <w:rPr>
+          <w:rFonts w:ascii="Calibri" w:hAnsi="Calibri"/>
+          <w:color w:val="1A1A1A"/>
+          <w:sz w:val="22"/>
+        </w:rPr>
+        <w:t xml:space="preserve">Llevar </w:t>
+      </w:r>
+      <w:r>
+        <w:rPr>
+          <w:rFonts w:ascii="Calibri" w:hAnsi="Calibri"/>
+          <w:b/>
+          <w:color w:val="1A1A1A"/>
+          <w:sz w:val="22"/>
+        </w:rPr>
+        <w:t>pañuelo y abrigo</w:t>
+      </w:r>
+      <w:r>
+        <w:rPr>
+          <w:rFonts w:ascii="Calibri" w:hAnsi="Calibri"/>
+          <w:color w:val="1A1A1A"/>
+          <w:sz w:val="22"/>
+        </w:rPr>
+        <w:t xml:space="preserve"> para dinámicas.</w:t>
+      </w:r>
+    </w:p>
+    <w:p>
+      <w:pPr>
+        <w:spacing w:after="20"/>
+        <w:ind w:left="454"/>
+      </w:pPr>
+      <w:r>
+        <w:rPr>
+          <w:rFonts w:ascii="Calibri" w:hAnsi="Calibri"/>
+          <w:b/>
+          <w:color w:val="1B3A5C"/>
+          <w:sz w:val="22"/>
+        </w:rPr>
+        <w:t xml:space="preserve">7. </w:t>
+      </w:r>
+      <w:r>
+        <w:rPr>
+          <w:rFonts w:ascii="Calibri" w:hAnsi="Calibri"/>
+          <w:color w:val="1A1A1A"/>
+          <w:sz w:val="22"/>
+        </w:rPr>
+        <w:t xml:space="preserve">Verificar datos de sus participantes y </w:t>
+      </w:r>
+      <w:r>
+        <w:rPr>
+          <w:rFonts w:ascii="Calibri" w:hAnsi="Calibri"/>
+          <w:b/>
+          <w:color w:val="1A1A1A"/>
+          <w:sz w:val="22"/>
+        </w:rPr>
+        <w:t>palanca a cada uno</w:t>
+      </w:r>
+      <w:r>
+        <w:rPr>
+          <w:rFonts w:ascii="Calibri" w:hAnsi="Calibri"/>
+          <w:color w:val="1A1A1A"/>
+          <w:sz w:val="22"/>
+        </w:rPr>
+        <w:t>.</w:t>
+      </w:r>
+    </w:p>
+    <w:p>
+      <w:pPr>
+        <w:spacing w:after="20"/>
+        <w:ind w:left="454"/>
+      </w:pPr>
+      <w:r>
+        <w:rPr>
+          <w:rFonts w:ascii="Calibri" w:hAnsi="Calibri"/>
+          <w:b/>
+          <w:color w:val="1B3A5C"/>
+          <w:sz w:val="22"/>
+        </w:rPr>
+        <w:t xml:space="preserve">8. </w:t>
+      </w:r>
+      <w:r>
+        <w:rPr>
+          <w:rFonts w:ascii="Calibri" w:hAnsi="Calibri"/>
+          <w:b/>
+          <w:color w:val="1A1A1A"/>
+          <w:sz w:val="22"/>
+        </w:rPr>
+        <w:t>Confidencialidad</w:t>
+      </w:r>
+      <w:r>
+        <w:rPr>
+          <w:rFonts w:ascii="Calibri" w:hAnsi="Calibri"/>
+          <w:color w:val="1A1A1A"/>
+          <w:sz w:val="22"/>
+        </w:rPr>
+        <w:t xml:space="preserve"> de los testimonios de vida.</w:t>
+      </w:r>
+    </w:p>
+    <w:p>
+      <w:pPr>
+        <w:spacing w:after="20"/>
+        <w:ind w:left="454"/>
+      </w:pPr>
+      <w:r>
+        <w:rPr>
+          <w:rFonts w:ascii="Calibri" w:hAnsi="Calibri"/>
+          <w:b/>
+          <w:color w:val="1B3A5C"/>
+          <w:sz w:val="22"/>
+        </w:rPr>
+        <w:t xml:space="preserve">9. </w:t>
+      </w:r>
+      <w:r>
+        <w:rPr>
+          <w:rFonts w:ascii="Calibri" w:hAnsi="Calibri"/>
+          <w:color w:val="1A1A1A"/>
+          <w:sz w:val="22"/>
+        </w:rPr>
+        <w:t xml:space="preserve">Intereses propios </w:t>
+      </w:r>
+      <w:r>
+        <w:rPr>
+          <w:rFonts w:ascii="Calibri" w:hAnsi="Calibri"/>
+          <w:b/>
+          <w:color w:val="1A1A1A"/>
+          <w:sz w:val="22"/>
+        </w:rPr>
+        <w:t>después</w:t>
+      </w:r>
+      <w:r>
+        <w:rPr>
+          <w:rFonts w:ascii="Calibri" w:hAnsi="Calibri"/>
+          <w:color w:val="1A1A1A"/>
+          <w:sz w:val="22"/>
+        </w:rPr>
+        <w:t xml:space="preserve"> de los de sus participantes.</w:t>
+      </w:r>
+    </w:p>
+    <w:p>
+      <w:pPr>
+        <w:spacing w:after="20"/>
+        <w:ind w:left="454"/>
+      </w:pPr>
+      <w:r>
+        <w:rPr>
+          <w:rFonts w:ascii="Calibri" w:hAnsi="Calibri"/>
+          <w:b/>
+          <w:color w:val="1B3A5C"/>
+          <w:sz w:val="22"/>
+        </w:rPr>
+        <w:t xml:space="preserve">10. </w:t>
+      </w:r>
+      <w:r>
+        <w:rPr>
+          <w:rFonts w:ascii="Calibri" w:hAnsi="Calibri"/>
+          <w:color w:val="1A1A1A"/>
+          <w:sz w:val="22"/>
+        </w:rPr>
+        <w:t>Ejemplo de vida sacramental.</w:t>
+      </w:r>
+    </w:p>
+    <w:p>
+      <w:pPr>
+        <w:spacing w:after="20"/>
+        <w:ind w:left="454"/>
+      </w:pPr>
+      <w:r>
+        <w:rPr>
+          <w:rFonts w:ascii="Calibri" w:hAnsi="Calibri"/>
+          <w:b/>
+          <w:color w:val="1B3A5C"/>
+          <w:sz w:val="22"/>
+        </w:rPr>
+        <w:t xml:space="preserve">11. </w:t>
+      </w:r>
+      <w:r>
+        <w:rPr>
+          <w:rFonts w:ascii="Calibri" w:hAnsi="Calibri"/>
+          <w:b/>
+          <w:color w:val="1A1A1A"/>
+          <w:sz w:val="22"/>
+        </w:rPr>
+        <w:t>Presentación de los guías</w:t>
+      </w:r>
+      <w:r>
+        <w:rPr>
+          <w:rFonts w:ascii="Calibri" w:hAnsi="Calibri"/>
+          <w:color w:val="1A1A1A"/>
+          <w:sz w:val="22"/>
+        </w:rPr>
+        <w:t xml:space="preserve"> al inicio del retiro (que se conozcan).</w:t>
+      </w:r>
+    </w:p>
+    <w:p>
+      <w:pPr>
+        <w:spacing w:after="20"/>
+        <w:ind w:left="454"/>
+      </w:pPr>
+      <w:r>
+        <w:rPr>
+          <w:rFonts w:ascii="Calibri" w:hAnsi="Calibri"/>
+          <w:b/>
+          <w:color w:val="1B3A5C"/>
+          <w:sz w:val="22"/>
+        </w:rPr>
+        <w:t xml:space="preserve">12. </w:t>
+      </w:r>
+      <w:r>
+        <w:rPr>
+          <w:rFonts w:ascii="Calibri" w:hAnsi="Calibri"/>
+          <w:b/>
+          <w:color w:val="1A1A1A"/>
+          <w:sz w:val="22"/>
+        </w:rPr>
+        <w:t>En cada reunión del equipo: sacar tiempo para repasar el horario y ensayar al menos un PG.</w:t>
+      </w:r>
+    </w:p>
+    <w:p>
+      <w:pPr>
+        <w:spacing w:after="20"/>
+        <w:ind w:left="454"/>
+      </w:pPr>
+      <w:r>
+        <w:rPr>
+          <w:rFonts w:ascii="Calibri" w:hAnsi="Calibri"/>
+          <w:b/>
+          <w:color w:val="1B3A5C"/>
+          <w:sz w:val="22"/>
+        </w:rPr>
+        <w:t xml:space="preserve">13. </w:t>
+      </w:r>
+      <w:r>
+        <w:rPr>
+          <w:rFonts w:ascii="Calibri" w:hAnsi="Calibri"/>
+          <w:b/>
+          <w:color w:val="1A1A1A"/>
+          <w:sz w:val="22"/>
+        </w:rPr>
+        <w:t>Pendiente de TODO el plenario</w:t>
+      </w:r>
+      <w:r>
+        <w:rPr>
+          <w:rFonts w:ascii="Calibri" w:hAnsi="Calibri"/>
+          <w:color w:val="1A1A1A"/>
+          <w:sz w:val="22"/>
+        </w:rPr>
+        <w:t xml:space="preserve"> — el guía cuida a sus participantes y también a los demás (no solo a su PG). </w:t>
+      </w:r>
+      <w:r>
+        <w:rPr>
+          <w:rFonts w:ascii="Calibri" w:hAnsi="Calibri"/>
+          <w:i/>
+          <w:color w:val="1A1A1A"/>
+          <w:sz w:val="22"/>
+        </w:rPr>
+        <w:t>(lección Informe 85)</w:t>
+      </w:r>
+    </w:p>
+    <w:p>
+      <w:pPr>
+        <w:spacing w:after="20"/>
+        <w:ind w:left="454"/>
+      </w:pPr>
+      <w:r>
+        <w:rPr>
+          <w:rFonts w:ascii="Calibri" w:hAnsi="Calibri"/>
+          <w:b/>
+          <w:color w:val="1B3A5C"/>
+          <w:sz w:val="22"/>
+        </w:rPr>
+        <w:t xml:space="preserve">14. </w:t>
+      </w:r>
+      <w:r>
+        <w:rPr>
+          <w:rFonts w:ascii="Calibri" w:hAnsi="Calibri"/>
+          <w:b/>
+          <w:color w:val="1A1A1A"/>
+          <w:sz w:val="22"/>
+        </w:rPr>
+        <w:t>Definir con tiempo el espacio del PG y tener un backup</w:t>
+      </w:r>
+      <w:r>
+        <w:rPr>
+          <w:rFonts w:ascii="Calibri" w:hAnsi="Calibri"/>
+          <w:color w:val="1A1A1A"/>
+          <w:sz w:val="22"/>
+        </w:rPr>
+        <w:t xml:space="preserve"> por si el lugar asignado no sirve. </w:t>
+      </w:r>
+      <w:r>
+        <w:rPr>
+          <w:rFonts w:ascii="Calibri" w:hAnsi="Calibri"/>
+          <w:i/>
+          <w:color w:val="1A1A1A"/>
+          <w:sz w:val="22"/>
+        </w:rPr>
+        <w:t>(lección Informe 85)</w:t>
+      </w:r>
+    </w:p>
+    <w:p>
+      <w:pPr>
+        <w:spacing w:after="20"/>
+        <w:ind w:left="454"/>
+      </w:pPr>
+      <w:r>
+        <w:rPr>
+          <w:rFonts w:ascii="Calibri" w:hAnsi="Calibri"/>
+          <w:b/>
+          <w:color w:val="1B3A5C"/>
+          <w:sz w:val="22"/>
+        </w:rPr>
+        <w:t xml:space="preserve">15. </w:t>
+      </w:r>
+      <w:r>
+        <w:rPr>
+          <w:rFonts w:ascii="Calibri" w:hAnsi="Calibri"/>
+          <w:b/>
+          <w:color w:val="1A1A1A"/>
+          <w:sz w:val="22"/>
+        </w:rPr>
+        <w:t>Participación obligatoria en las oraciones grupales</w:t>
+      </w:r>
+      <w:r>
+        <w:rPr>
+          <w:rFonts w:ascii="Calibri" w:hAnsi="Calibri"/>
+          <w:color w:val="1A1A1A"/>
+          <w:sz w:val="22"/>
+        </w:rPr>
+        <w:t xml:space="preserve"> — guías incluidos, sin excepción. </w:t>
+      </w:r>
+      <w:r>
+        <w:rPr>
+          <w:rFonts w:ascii="Calibri" w:hAnsi="Calibri"/>
+          <w:i/>
+          <w:color w:val="1A1A1A"/>
+          <w:sz w:val="22"/>
+        </w:rPr>
+        <w:t>(lección Informe 85)</w:t>
+      </w:r>
+    </w:p>
+    <w:tbl>
+      <w:tblPr>
+        <w:tblW w:type="auto" w:w="0"/>
+        <w:jc w:val="center"/>
+        <w:tblLook w:firstColumn="1" w:firstRow="1" w:lastColumn="0" w:lastRow="0" w:noHBand="0" w:noVBand="1" w:val="04A0"/>
+      </w:tblPr>
+      <w:tblGrid>
+        <w:gridCol w:w="9746"/>
+      </w:tblGrid>
+      <w:tr>
+        <w:tc>
+          <w:tcPr>
+            <w:tcW w:type="dxa" w:w="9071"/>
+            <w:shd w:val="clear" w:color="auto" w:fill="F7F1E3"/>
+            <w:tcBorders>
+              <w:left w:val="single" w:sz="24" w:color="E36C4F"/>
+              <w:top w:val="single" w:sz="4" w:color="E8D4A8"/>
+              <w:right w:val="single" w:sz="4" w:color="E8D4A8"/>
+              <w:bottom w:val="single" w:sz="4" w:color="E8D4A8"/>
+            </w:tcBorders>
+          </w:tcPr>
+          <w:p>
+            <w:pPr>
+              <w:spacing w:after="20"/>
+            </w:pPr>
+            <w:r/>
+            <w:r>
+              <w:rPr>
+                <w:rFonts w:ascii="Calibri" w:hAnsi="Calibri"/>
+                <w:b/>
+                <w:color w:val="1B3A5C"/>
+                <w:sz w:val="21"/>
+              </w:rPr>
+              <w:t>Presupuesto:</w:t>
+            </w:r>
+            <w:r>
+              <w:rPr>
+                <w:rFonts w:ascii="Calibri" w:hAnsi="Calibri"/>
+                <w:color w:val="1B3A5C"/>
+                <w:sz w:val="21"/>
+              </w:rPr>
+              <w:t xml:space="preserve"> las </w:t>
+            </w:r>
+            <w:r>
+              <w:rPr>
+                <w:rFonts w:ascii="Calibri" w:hAnsi="Calibri"/>
+                <w:b/>
+                <w:color w:val="1B3A5C"/>
+                <w:sz w:val="21"/>
+              </w:rPr>
+              <w:t>libretas (cuadernos para los participantes)</w:t>
+            </w:r>
+            <w:r>
+              <w:rPr>
+                <w:rFonts w:ascii="Calibri" w:hAnsi="Calibri"/>
+                <w:color w:val="1B3A5C"/>
+                <w:sz w:val="21"/>
+              </w:rPr>
+              <w:t xml:space="preserve"> entran en el </w:t>
+            </w:r>
+            <w:r>
+              <w:rPr>
+                <w:rFonts w:ascii="Calibri" w:hAnsi="Calibri"/>
+                <w:b/>
+                <w:color w:val="1B3A5C"/>
+                <w:sz w:val="21"/>
+              </w:rPr>
+              <w:t>presupuesto de Guías</w:t>
+            </w:r>
+            <w:r>
+              <w:rPr>
+                <w:rFonts w:ascii="Calibri" w:hAnsi="Calibri"/>
+                <w:color w:val="1B3A5C"/>
+                <w:sz w:val="21"/>
+              </w:rPr>
+              <w:t xml:space="preserve"> — no en cocina ni en materiales generales.</w:t>
+            </w:r>
+          </w:p>
+        </w:tc>
+      </w:tr>
+    </w:tbl>
+    <w:p>
+      <w:pPr>
+        <w:spacing w:after="0"/>
+      </w:pPr>
+    </w:p>
+    <w:p>
+      <w:pPr>
+        <w:keepNext/>
+        <w:spacing w:before="80" w:after="160"/>
+        <w:pBdr>
+          <w:bottom w:val="single" w:sz="12" w:space="4" w:color="E36C4F"/>
+        </w:pBdr>
+      </w:pPr>
+      <w:r>
+        <w:rPr>
+          <w:rFonts w:ascii="Calibri" w:hAnsi="Calibri"/>
+          <w:b/>
+          <w:color w:val="1B3A5C"/>
+          <w:sz w:val="40"/>
+        </w:rPr>
+        <w:t>6. Formación que recibe el equipo de Guías (su roadmap)</w:t>
+      </w:r>
+    </w:p>
+    <w:p>
+      <w:pPr>
+        <w:pStyle w:val="ListBullet"/>
+        <w:spacing w:after="20"/>
+      </w:pPr>
+      <w:r>
+        <w:rPr>
+          <w:rFonts w:ascii="Calibri" w:hAnsi="Calibri"/>
+          <w:b/>
+          <w:color w:val="1A1A1A"/>
+          <w:sz w:val="22"/>
+        </w:rPr>
+        <w:t>F1:</w:t>
+      </w:r>
+      <w:r>
+        <w:rPr>
+          <w:rFonts w:ascii="Calibri" w:hAnsi="Calibri"/>
+          <w:color w:val="1A1A1A"/>
+          <w:sz w:val="22"/>
+        </w:rPr>
+        <w:t xml:space="preserve"> parejas + colores + cómo preparar un testimonio. </w:t>
+      </w:r>
+      <w:r>
+        <w:rPr>
+          <w:rFonts w:ascii="Calibri" w:hAnsi="Calibri"/>
+          <w:b/>
+          <w:color w:val="1A1A1A"/>
+          <w:sz w:val="22"/>
+        </w:rPr>
+        <w:t>Los que ya han sido guías antes inician</w:t>
+      </w:r>
+      <w:r>
+        <w:rPr>
+          <w:rFonts w:ascii="Calibri" w:hAnsi="Calibri"/>
+          <w:color w:val="1A1A1A"/>
+          <w:sz w:val="22"/>
+        </w:rPr>
+        <w:t xml:space="preserve"> dando testimonio o arrancando los ensayos, para que el formato se entienda con fluidez.</w:t>
+      </w:r>
+    </w:p>
+    <w:p>
+      <w:pPr>
+        <w:pStyle w:val="ListBullet"/>
+        <w:spacing w:after="20"/>
+      </w:pPr>
+      <w:r>
+        <w:rPr>
+          <w:rFonts w:ascii="Calibri" w:hAnsi="Calibri"/>
+          <w:b/>
+          <w:color w:val="1A1A1A"/>
+          <w:sz w:val="22"/>
+        </w:rPr>
+        <w:t>Liturgia + Banderín:</w:t>
+      </w:r>
+      <w:r>
+        <w:rPr>
+          <w:rFonts w:ascii="Calibri" w:hAnsi="Calibri"/>
+          <w:color w:val="1A1A1A"/>
+          <w:sz w:val="22"/>
+        </w:rPr>
+        <w:t xml:space="preserve"> sesiones de adiestramiento con los coords y los encargados (se convocan aparte).</w:t>
+      </w:r>
+    </w:p>
+    <w:p>
+      <w:pPr>
+        <w:pStyle w:val="ListBullet"/>
+        <w:spacing w:after="20"/>
+      </w:pPr>
+      <w:r>
+        <w:rPr>
+          <w:rFonts w:ascii="Calibri" w:hAnsi="Calibri"/>
+          <w:b/>
+          <w:color w:val="1A1A1A"/>
+          <w:sz w:val="22"/>
+        </w:rPr>
+        <w:t>F4/F5:</w:t>
+      </w:r>
+      <w:r>
+        <w:rPr>
+          <w:rFonts w:ascii="Calibri" w:hAnsi="Calibri"/>
+          <w:color w:val="1A1A1A"/>
+          <w:sz w:val="22"/>
+        </w:rPr>
+        <w:t xml:space="preserve"> lectura de perfiles 1 y 2.</w:t>
+      </w:r>
+    </w:p>
+    <w:p>
+      <w:pPr>
+        <w:pStyle w:val="ListBullet"/>
+        <w:spacing w:after="20"/>
+      </w:pPr>
+      <w:r>
+        <w:rPr>
+          <w:rFonts w:ascii="Calibri" w:hAnsi="Calibri"/>
+          <w:b/>
+          <w:color w:val="1A1A1A"/>
+          <w:sz w:val="22"/>
+        </w:rPr>
+        <w:t>Cada reunión del equipo:</w:t>
+      </w:r>
+      <w:r>
+        <w:rPr>
+          <w:rFonts w:ascii="Calibri" w:hAnsi="Calibri"/>
+          <w:color w:val="1A1A1A"/>
+          <w:sz w:val="22"/>
+        </w:rPr>
+        <w:t xml:space="preserve"> ensayar </w:t>
+      </w:r>
+      <w:r>
+        <w:rPr>
+          <w:rFonts w:ascii="Calibri" w:hAnsi="Calibri"/>
+          <w:b/>
+          <w:color w:val="1A1A1A"/>
+          <w:sz w:val="22"/>
+        </w:rPr>
+        <w:t>al menos un PG</w:t>
+      </w:r>
+      <w:r>
+        <w:rPr>
+          <w:rFonts w:ascii="Calibri" w:hAnsi="Calibri"/>
+          <w:color w:val="1A1A1A"/>
+          <w:sz w:val="22"/>
+        </w:rPr>
+        <w:t xml:space="preserve"> + repasar programa y horario desde el principio.</w:t>
+      </w:r>
+    </w:p>
+    <w:p>
+      <w:pPr>
+        <w:pStyle w:val="ListBullet"/>
+        <w:spacing w:after="20"/>
+      </w:pPr>
+      <w:r>
+        <w:rPr>
+          <w:rFonts w:ascii="Calibri" w:hAnsi="Calibri"/>
+          <w:b/>
+          <w:color w:val="1A1A1A"/>
+          <w:sz w:val="22"/>
+        </w:rPr>
+        <w:t>Antes del Ensayo General:</w:t>
+      </w:r>
+      <w:r>
+        <w:rPr>
+          <w:rFonts w:ascii="Calibri" w:hAnsi="Calibri"/>
+          <w:color w:val="1A1A1A"/>
+          <w:sz w:val="22"/>
+        </w:rPr>
+        <w:t xml:space="preserve"> ensayo de pequeños grupos completo.</w:t>
+      </w:r>
+    </w:p>
+    <w:p>
+      <w:pPr>
+        <w:keepNext/>
+        <w:spacing w:before="200" w:after="40"/>
+      </w:pPr>
+      <w:r>
+        <w:rPr>
+          <w:rFonts w:ascii="Calibri" w:hAnsi="Calibri"/>
+          <w:b/>
+          <w:color w:val="1B3A5C"/>
+          <w:sz w:val="26"/>
+        </w:rPr>
+        <w:t>Mensaje de Paul para el equipo de Guías</w:t>
+      </w:r>
+    </w:p>
+    <w:p>
+      <w:pPr>
+        <w:pStyle w:val="ListBullet"/>
+        <w:spacing w:after="20"/>
+      </w:pPr>
+      <w:r>
+        <w:rPr>
+          <w:rFonts w:ascii="Calibri" w:hAnsi="Calibri"/>
+          <w:b/>
+          <w:color w:val="1A1A1A"/>
+          <w:sz w:val="22"/>
+        </w:rPr>
+        <w:t>Enfocados en el PARTICIPANTE</w:t>
+      </w:r>
+      <w:r>
+        <w:rPr>
+          <w:rFonts w:ascii="Calibri" w:hAnsi="Calibri"/>
+          <w:color w:val="1A1A1A"/>
+          <w:sz w:val="22"/>
+        </w:rPr>
+        <w:t xml:space="preserve"> — todo lo que se hace es para él, no para lucirse el guía.</w:t>
+      </w:r>
+    </w:p>
+    <w:p>
+      <w:pPr>
+        <w:pStyle w:val="ListBullet"/>
+        <w:spacing w:after="20"/>
+      </w:pPr>
+      <w:r>
+        <w:rPr>
+          <w:rFonts w:ascii="Calibri" w:hAnsi="Calibri"/>
+          <w:b/>
+          <w:color w:val="1A1A1A"/>
+          <w:sz w:val="22"/>
+        </w:rPr>
+        <w:t>Aprenderse el programa y el horario</w:t>
+      </w:r>
+      <w:r>
+        <w:rPr>
+          <w:rFonts w:ascii="Calibri" w:hAnsi="Calibri"/>
+          <w:color w:val="1A1A1A"/>
+          <w:sz w:val="22"/>
+        </w:rPr>
+        <w:t xml:space="preserve"> (vital): conocerlo de memoria libera al guía para acompañar.</w:t>
+      </w:r>
+    </w:p>
+    <w:p>
+      <w:pPr>
+        <w:pStyle w:val="ListBullet"/>
+        <w:spacing w:after="20"/>
+      </w:pPr>
+      <w:r>
+        <w:rPr>
+          <w:rFonts w:ascii="Calibri" w:hAnsi="Calibri"/>
+          <w:b/>
+          <w:color w:val="1A1A1A"/>
+          <w:sz w:val="22"/>
+        </w:rPr>
+        <w:t>Pareja de guías: coordinarse de antemano y ensayar</w:t>
+      </w:r>
+      <w:r>
+        <w:rPr>
+          <w:rFonts w:ascii="Calibri" w:hAnsi="Calibri"/>
+          <w:color w:val="1A1A1A"/>
+          <w:sz w:val="22"/>
+        </w:rPr>
+        <w:t>; que se note la fluidez al conducir el PG.</w:t>
+      </w:r>
+    </w:p>
+    <w:p>
+      <w:pPr>
+        <w:keepNext/>
+        <w:spacing w:before="80" w:after="160"/>
+        <w:pBdr>
+          <w:bottom w:val="single" w:sz="12" w:space="4" w:color="E36C4F"/>
+        </w:pBdr>
+      </w:pPr>
+      <w:r>
+        <w:rPr>
+          <w:rFonts w:ascii="Calibri" w:hAnsi="Calibri"/>
+          <w:b/>
+          <w:color w:val="1B3A5C"/>
+          <w:sz w:val="40"/>
+        </w:rPr>
+        <w:t>7. Cómo se prepara un testimonio</w:t>
+      </w:r>
+    </w:p>
+    <w:p>
+      <w:pPr>
+        <w:spacing w:after="80"/>
+        <w:jc w:val="both"/>
+      </w:pPr>
+      <w:r>
+        <w:rPr>
+          <w:rFonts w:ascii="Calibri" w:hAnsi="Calibri"/>
+          <w:color w:val="1A1A1A"/>
+          <w:sz w:val="22"/>
+        </w:rPr>
+        <w:t xml:space="preserve">El testimonio nace de la </w:t>
+      </w:r>
+      <w:r>
+        <w:rPr>
+          <w:rFonts w:ascii="Calibri" w:hAnsi="Calibri"/>
+          <w:b/>
+          <w:color w:val="1A1A1A"/>
+          <w:sz w:val="22"/>
+        </w:rPr>
+        <w:t>oración</w:t>
+      </w:r>
+      <w:r>
+        <w:rPr>
+          <w:rFonts w:ascii="Calibri" w:hAnsi="Calibri"/>
+          <w:color w:val="1A1A1A"/>
+          <w:sz w:val="22"/>
+        </w:rPr>
+        <w:t xml:space="preserve"> y de mirar la propia vida con honestidad. Se parte de un bosquejo que el guía construye en su tiempo personal con Dios: una </w:t>
+      </w:r>
+      <w:r>
+        <w:rPr>
+          <w:rFonts w:ascii="Calibri" w:hAnsi="Calibri"/>
+          <w:b/>
+          <w:color w:val="1A1A1A"/>
+          <w:sz w:val="22"/>
+        </w:rPr>
+        <w:t>idea central</w:t>
+      </w:r>
+      <w:r>
+        <w:rPr>
+          <w:rFonts w:ascii="Calibri" w:hAnsi="Calibri"/>
+          <w:color w:val="1A1A1A"/>
+          <w:sz w:val="22"/>
+        </w:rPr>
+        <w:t xml:space="preserve"> que el guía quiere transmitir, </w:t>
+      </w:r>
+      <w:r>
+        <w:rPr>
+          <w:rFonts w:ascii="Calibri" w:hAnsi="Calibri"/>
+          <w:b/>
+          <w:color w:val="1A1A1A"/>
+          <w:sz w:val="22"/>
+        </w:rPr>
+        <w:t>una experiencia ya superada</w:t>
+      </w:r>
+      <w:r>
+        <w:rPr>
+          <w:rFonts w:ascii="Calibri" w:hAnsi="Calibri"/>
+          <w:color w:val="1A1A1A"/>
+          <w:sz w:val="22"/>
+        </w:rPr>
+        <w:t xml:space="preserve"> que iluminó esa idea, y cómo Dios pasó por ahí. El guía cuenta su propia vida — no enseña ni predica, no impone una conclusión. El tono es </w:t>
+      </w:r>
+      <w:r>
+        <w:rPr>
+          <w:rFonts w:ascii="Calibri" w:hAnsi="Calibri"/>
+          <w:b/>
+          <w:color w:val="1A1A1A"/>
+          <w:sz w:val="22"/>
+        </w:rPr>
+        <w:t>positivo y agradecido</w:t>
+      </w:r>
+      <w:r>
+        <w:rPr>
+          <w:rFonts w:ascii="Calibri" w:hAnsi="Calibri"/>
+          <w:color w:val="1A1A1A"/>
+          <w:sz w:val="22"/>
+        </w:rPr>
+        <w:t xml:space="preserve">, sin amargura ni morbo. La preparación es escrita pero el testimonio </w:t>
+      </w:r>
+      <w:r>
+        <w:rPr>
+          <w:rFonts w:ascii="Calibri" w:hAnsi="Calibri"/>
+          <w:b/>
+          <w:color w:val="1A1A1A"/>
+          <w:sz w:val="22"/>
+        </w:rPr>
+        <w:t>no se lee</w:t>
+      </w:r>
+      <w:r>
+        <w:rPr>
+          <w:rFonts w:ascii="Calibri" w:hAnsi="Calibri"/>
+          <w:color w:val="1A1A1A"/>
+          <w:sz w:val="22"/>
+        </w:rPr>
+        <w:t xml:space="preserve">: se vive al darlo. Hay quien necesita escribirlo todo y memorizarlo; hay quien escribe los hitos y habla desde el corazón; ambos caminos son válidos. </w:t>
+      </w:r>
+      <w:r>
+        <w:rPr>
+          <w:rFonts w:ascii="Calibri" w:hAnsi="Calibri"/>
+          <w:b/>
+          <w:color w:val="1A1A1A"/>
+          <w:sz w:val="22"/>
+        </w:rPr>
+        <w:t>Los que ya han dado testimonio antes comparten primero</w:t>
+      </w:r>
+      <w:r>
+        <w:rPr>
+          <w:rFonts w:ascii="Calibri" w:hAnsi="Calibri"/>
+          <w:color w:val="1A1A1A"/>
+          <w:sz w:val="22"/>
+        </w:rPr>
+        <w:t xml:space="preserve"> para que los demás vean el formato; pero no hay una sola forma de hacerlo. Lo que sí es común a todos: </w:t>
+      </w:r>
+      <w:r>
+        <w:rPr>
+          <w:rFonts w:ascii="Calibri" w:hAnsi="Calibri"/>
+          <w:b/>
+          <w:color w:val="1A1A1A"/>
+          <w:sz w:val="22"/>
+        </w:rPr>
+        <w:t>la oración antes, durante y después</w:t>
+      </w:r>
+      <w:r>
+        <w:rPr>
+          <w:rFonts w:ascii="Calibri" w:hAnsi="Calibri"/>
+          <w:color w:val="1A1A1A"/>
+          <w:sz w:val="22"/>
+        </w:rPr>
+        <w:t>.</w:t>
+      </w:r>
+    </w:p>
+    <w:p>
+      <w:pPr>
+        <w:keepNext/>
+        <w:spacing w:before="80" w:after="160"/>
+        <w:pBdr>
+          <w:bottom w:val="single" w:sz="12" w:space="4" w:color="E36C4F"/>
+        </w:pBdr>
+      </w:pPr>
+      <w:r>
+        <w:rPr>
+          <w:rFonts w:ascii="Calibri" w:hAnsi="Calibri"/>
+          <w:b/>
+          <w:color w:val="1B3A5C"/>
+          <w:sz w:val="40"/>
+        </w:rPr>
+        <w:t>8. Dinámicas que prepara y conduce la pareja</w:t>
+      </w:r>
+    </w:p>
+    <w:p>
+      <w:pPr>
+        <w:spacing w:after="80"/>
+        <w:jc w:val="both"/>
+      </w:pPr>
+      <w:r>
+        <w:rPr>
+          <w:rFonts w:ascii="Calibri" w:hAnsi="Calibri"/>
+          <w:color w:val="1A1A1A"/>
+          <w:sz w:val="22"/>
+        </w:rPr>
+        <w:t xml:space="preserve">Cada dinámica tiene un objetivo y se prepara con anticipación. Esta es la </w:t>
+      </w:r>
+      <w:r>
+        <w:rPr>
+          <w:rFonts w:ascii="Calibri" w:hAnsi="Calibri"/>
+          <w:b/>
+          <w:color w:val="1A1A1A"/>
+          <w:sz w:val="22"/>
+        </w:rPr>
+        <w:t>secuencia real del retiro</w:t>
+      </w:r>
+      <w:r>
+        <w:rPr>
+          <w:rFonts w:ascii="Calibri" w:hAnsi="Calibri"/>
+          <w:color w:val="1A1A1A"/>
+          <w:sz w:val="22"/>
+        </w:rPr>
+        <w:t xml:space="preserve"> con cómo se conduce cada una (ref. ETCs anteriores). </w:t>
+      </w:r>
+      <w:r>
+        <w:rPr>
+          <w:rFonts w:ascii="Calibri" w:hAnsi="Calibri"/>
+          <w:b/>
+          <w:color w:val="1A1A1A"/>
+          <w:sz w:val="22"/>
+        </w:rPr>
+        <w:t>Regla común: prepararlas con tiempo y ensayar antes — sin improvisar.</w:t>
+      </w:r>
+    </w:p>
+    <w:p>
+      <w:pPr>
+        <w:pStyle w:val="ListBullet"/>
+        <w:spacing w:after="20"/>
+      </w:pPr>
+      <w:r>
+        <w:rPr>
+          <w:rFonts w:ascii="Calibri" w:hAnsi="Calibri"/>
+          <w:b/>
+          <w:color w:val="1A1A1A"/>
+          <w:sz w:val="22"/>
+        </w:rPr>
+        <w:t>Rompe hielo</w:t>
+      </w:r>
+      <w:r>
+        <w:rPr>
+          <w:rFonts w:ascii="Calibri" w:hAnsi="Calibri"/>
+          <w:color w:val="1A1A1A"/>
+          <w:sz w:val="22"/>
+        </w:rPr>
+        <w:t xml:space="preserve"> </w:t>
+      </w:r>
+      <w:r>
+        <w:rPr>
+          <w:rFonts w:ascii="Calibri" w:hAnsi="Calibri"/>
+          <w:i/>
+          <w:color w:val="1A1A1A"/>
+          <w:sz w:val="22"/>
+        </w:rPr>
+        <w:t>(viernes, inicio)</w:t>
+      </w:r>
+      <w:r>
+        <w:rPr>
+          <w:rFonts w:ascii="Calibri" w:hAnsi="Calibri"/>
+          <w:color w:val="1A1A1A"/>
+          <w:sz w:val="22"/>
+        </w:rPr>
+        <w:t xml:space="preserve"> — baja la guardia y disuelve la tensión del primer encuentro.</w:t>
+      </w:r>
+    </w:p>
+    <w:p>
+      <w:pPr>
+        <w:pStyle w:val="ListBullet"/>
+        <w:spacing w:after="20"/>
+      </w:pPr>
+      <w:r>
+        <w:rPr>
+          <w:rFonts w:ascii="Calibri" w:hAnsi="Calibri"/>
+          <w:b/>
+          <w:color w:val="1A1A1A"/>
+          <w:sz w:val="22"/>
+        </w:rPr>
+        <w:t>Formación de pequeños grupos</w:t>
+      </w:r>
+      <w:r>
+        <w:rPr>
+          <w:rFonts w:ascii="Calibri" w:hAnsi="Calibri"/>
+          <w:color w:val="1A1A1A"/>
+          <w:sz w:val="22"/>
+        </w:rPr>
+        <w:t xml:space="preserve"> </w:t>
+      </w:r>
+      <w:r>
+        <w:rPr>
+          <w:rFonts w:ascii="Calibri" w:hAnsi="Calibri"/>
+          <w:i/>
+          <w:color w:val="1A1A1A"/>
+          <w:sz w:val="22"/>
+        </w:rPr>
+        <w:t>(viernes)</w:t>
+      </w:r>
+      <w:r>
+        <w:rPr>
+          <w:rFonts w:ascii="Calibri" w:hAnsi="Calibri"/>
+          <w:color w:val="1A1A1A"/>
+          <w:sz w:val="22"/>
+        </w:rPr>
+        <w:t xml:space="preserve"> — dinámica para dividir a los participantes en sus PGs sin tensión.</w:t>
+      </w:r>
+    </w:p>
+    <w:p>
+      <w:pPr>
+        <w:pStyle w:val="ListBullet"/>
+        <w:spacing w:after="20"/>
+      </w:pPr>
+      <w:r>
+        <w:rPr>
+          <w:rFonts w:ascii="Calibri" w:hAnsi="Calibri"/>
+          <w:b/>
+          <w:color w:val="1A1A1A"/>
+          <w:sz w:val="22"/>
+        </w:rPr>
+        <w:t>Tiempo y Comunicación</w:t>
+      </w:r>
+      <w:r>
+        <w:rPr>
+          <w:rFonts w:ascii="Calibri" w:hAnsi="Calibri"/>
+          <w:color w:val="1A1A1A"/>
+          <w:sz w:val="22"/>
+        </w:rPr>
+        <w:t xml:space="preserve"> </w:t>
+      </w:r>
+      <w:r>
+        <w:rPr>
+          <w:rFonts w:ascii="Calibri" w:hAnsi="Calibri"/>
+          <w:i/>
+          <w:color w:val="1A1A1A"/>
+          <w:sz w:val="22"/>
+        </w:rPr>
+        <w:t>(2.º PG)</w:t>
+      </w:r>
+      <w:r>
+        <w:rPr>
+          <w:rFonts w:ascii="Calibri" w:hAnsi="Calibri"/>
+          <w:color w:val="1A1A1A"/>
+          <w:sz w:val="22"/>
+        </w:rPr>
+        <w:t xml:space="preserve"> — se invita a soltar el reloj, el celular y toda distracción; se recolectan los objetos del tiempo. Dispone a estar presente.</w:t>
+      </w:r>
+    </w:p>
+    <w:p>
+      <w:pPr>
+        <w:pStyle w:val="ListBullet"/>
+        <w:spacing w:after="20"/>
+      </w:pPr>
+      <w:r>
+        <w:rPr>
+          <w:rFonts w:ascii="Calibri" w:hAnsi="Calibri"/>
+          <w:b/>
+          <w:color w:val="1A1A1A"/>
+          <w:sz w:val="22"/>
+        </w:rPr>
+        <w:t>La Tarjeta</w:t>
+      </w:r>
+      <w:r>
+        <w:rPr>
+          <w:rFonts w:ascii="Calibri" w:hAnsi="Calibri"/>
+          <w:color w:val="1A1A1A"/>
+          <w:sz w:val="22"/>
+        </w:rPr>
+        <w:t xml:space="preserve"> </w:t>
+      </w:r>
+      <w:r>
+        <w:rPr>
+          <w:rFonts w:ascii="Calibri" w:hAnsi="Calibri"/>
+          <w:i/>
+          <w:color w:val="1A1A1A"/>
+          <w:sz w:val="22"/>
+        </w:rPr>
+        <w:t>(2.º PG)</w:t>
+      </w:r>
+      <w:r>
+        <w:rPr>
+          <w:rFonts w:ascii="Calibri" w:hAnsi="Calibri"/>
+          <w:color w:val="1A1A1A"/>
+          <w:sz w:val="22"/>
+        </w:rPr>
+        <w:t xml:space="preserve"> — cada participante dibuja en una tarjeta algo que represente su forma de ser y lo expone; en una cartulina grande el grupo dibuja algo que los represente a todos. </w:t>
+      </w:r>
+      <w:r>
+        <w:rPr>
+          <w:rFonts w:ascii="Calibri" w:hAnsi="Calibri"/>
+          <w:b/>
+          <w:color w:val="1A1A1A"/>
+          <w:sz w:val="22"/>
+        </w:rPr>
+        <w:t>Todos participan.</w:t>
+      </w:r>
+    </w:p>
+    <w:p>
+      <w:pPr>
+        <w:pStyle w:val="ListBullet"/>
+        <w:spacing w:after="20"/>
+      </w:pPr>
+      <w:r>
+        <w:rPr>
+          <w:rFonts w:ascii="Calibri" w:hAnsi="Calibri"/>
+          <w:b/>
+          <w:color w:val="1A1A1A"/>
+          <w:sz w:val="22"/>
+        </w:rPr>
+        <w:t>El Abrigo</w:t>
+      </w:r>
+      <w:r>
+        <w:rPr>
+          <w:rFonts w:ascii="Calibri" w:hAnsi="Calibri"/>
+          <w:color w:val="1A1A1A"/>
+          <w:sz w:val="22"/>
+        </w:rPr>
+        <w:t xml:space="preserve"> </w:t>
+      </w:r>
+      <w:r>
+        <w:rPr>
+          <w:rFonts w:ascii="Calibri" w:hAnsi="Calibri"/>
+          <w:i/>
+          <w:color w:val="1A1A1A"/>
+          <w:sz w:val="22"/>
+        </w:rPr>
+        <w:t>(3.º PG, viernes)</w:t>
+      </w:r>
+      <w:r>
+        <w:rPr>
+          <w:rFonts w:ascii="Calibri" w:hAnsi="Calibri"/>
+          <w:color w:val="1A1A1A"/>
+          <w:sz w:val="22"/>
+        </w:rPr>
+        <w:t xml:space="preserve"> — cada participante trata el abrigo como quisiera ser tratado durante el ETC (lo abraza, lo vuelve al revés…), </w:t>
+      </w:r>
+      <w:r>
+        <w:rPr>
+          <w:rFonts w:ascii="Calibri" w:hAnsi="Calibri"/>
+          <w:b/>
+          <w:color w:val="1A1A1A"/>
+          <w:sz w:val="22"/>
+        </w:rPr>
+        <w:t>en silencio</w:t>
+      </w:r>
+      <w:r>
+        <w:rPr>
+          <w:rFonts w:ascii="Calibri" w:hAnsi="Calibri"/>
+          <w:color w:val="1A1A1A"/>
+          <w:sz w:val="22"/>
+        </w:rPr>
+        <w:t xml:space="preserve">. </w:t>
+      </w:r>
+      <w:r>
+        <w:rPr>
+          <w:rFonts w:ascii="Calibri" w:hAnsi="Calibri"/>
+          <w:i/>
+          <w:color w:val="1A1A1A"/>
+          <w:sz w:val="22"/>
+        </w:rPr>
+        <w:t>No empieza un guía.</w:t>
+      </w:r>
+      <w:r>
+        <w:rPr>
+          <w:rFonts w:ascii="Calibri" w:hAnsi="Calibri"/>
+          <w:color w:val="1A1A1A"/>
+          <w:sz w:val="22"/>
+        </w:rPr>
+        <w:t xml:space="preserve"> (El domingo se retoma: expresan cómo fueron tratados.)</w:t>
+      </w:r>
+    </w:p>
+    <w:p>
+      <w:pPr>
+        <w:pStyle w:val="ListBullet"/>
+        <w:spacing w:after="20"/>
+      </w:pPr>
+      <w:r>
+        <w:rPr>
+          <w:rFonts w:ascii="Calibri" w:hAnsi="Calibri"/>
+          <w:b/>
+          <w:color w:val="1A1A1A"/>
+          <w:sz w:val="22"/>
+        </w:rPr>
+        <w:t>El Alambre de la Fe</w:t>
+      </w:r>
+      <w:r>
+        <w:rPr>
+          <w:rFonts w:ascii="Calibri" w:hAnsi="Calibri"/>
+          <w:color w:val="1A1A1A"/>
+          <w:sz w:val="22"/>
+        </w:rPr>
+        <w:t xml:space="preserve"> </w:t>
+      </w:r>
+      <w:r>
+        <w:rPr>
+          <w:rFonts w:ascii="Calibri" w:hAnsi="Calibri"/>
+          <w:i/>
+          <w:color w:val="1A1A1A"/>
+          <w:sz w:val="22"/>
+        </w:rPr>
+        <w:t>(4.º PG, sábado)</w:t>
+      </w:r>
+      <w:r>
+        <w:rPr>
+          <w:rFonts w:ascii="Calibri" w:hAnsi="Calibri"/>
+          <w:color w:val="1A1A1A"/>
+          <w:sz w:val="22"/>
+        </w:rPr>
+        <w:t xml:space="preserve"> — cada uno recibe un alambre y construye algo que represente </w:t>
+      </w:r>
+      <w:r>
+        <w:rPr>
+          <w:rFonts w:ascii="Calibri" w:hAnsi="Calibri"/>
+          <w:b/>
+          <w:color w:val="1A1A1A"/>
+          <w:sz w:val="22"/>
+        </w:rPr>
+        <w:t>cómo está su fe ahora</w:t>
+      </w:r>
+      <w:r>
+        <w:rPr>
+          <w:rFonts w:ascii="Calibri" w:hAnsi="Calibri"/>
+          <w:color w:val="1A1A1A"/>
+          <w:sz w:val="22"/>
+        </w:rPr>
+        <w:t xml:space="preserve"> (Heb 11,1). </w:t>
+      </w:r>
+      <w:r>
+        <w:rPr>
+          <w:rFonts w:ascii="Calibri" w:hAnsi="Calibri"/>
+          <w:b/>
+          <w:color w:val="1A1A1A"/>
+          <w:sz w:val="22"/>
+        </w:rPr>
+        <w:t>NO se sugiere</w:t>
+      </w:r>
+      <w:r>
+        <w:rPr>
+          <w:rFonts w:ascii="Calibri" w:hAnsi="Calibri"/>
+          <w:color w:val="1A1A1A"/>
+          <w:sz w:val="22"/>
+        </w:rPr>
+        <w:t xml:space="preserve"> qué hacer; luego cada uno expone.</w:t>
+      </w:r>
+    </w:p>
+    <w:p>
+      <w:pPr>
+        <w:pStyle w:val="ListBullet"/>
+        <w:spacing w:after="20"/>
+      </w:pPr>
+      <w:r>
+        <w:rPr>
+          <w:rFonts w:ascii="Calibri" w:hAnsi="Calibri"/>
+          <w:b/>
+          <w:color w:val="1A1A1A"/>
+          <w:sz w:val="22"/>
+        </w:rPr>
+        <w:t>El Símbolo de la Entrega</w:t>
+      </w:r>
+      <w:r>
+        <w:rPr>
+          <w:rFonts w:ascii="Calibri" w:hAnsi="Calibri"/>
+          <w:color w:val="1A1A1A"/>
+          <w:sz w:val="22"/>
+        </w:rPr>
+        <w:t xml:space="preserve"> </w:t>
+      </w:r>
+      <w:r>
+        <w:rPr>
+          <w:rFonts w:ascii="Calibri" w:hAnsi="Calibri"/>
+          <w:i/>
+          <w:color w:val="1A1A1A"/>
+          <w:sz w:val="22"/>
+        </w:rPr>
+        <w:t>(6.º PG, sábado)</w:t>
+      </w:r>
+      <w:r>
+        <w:rPr>
+          <w:rFonts w:ascii="Calibri" w:hAnsi="Calibri"/>
+          <w:color w:val="1A1A1A"/>
+          <w:sz w:val="22"/>
+        </w:rPr>
+        <w:t xml:space="preserve"> — cada uno escoge un objeto de la naturaleza (o lo dibuja) que lo represente y lo </w:t>
+      </w:r>
+      <w:r>
+        <w:rPr>
+          <w:rFonts w:ascii="Calibri" w:hAnsi="Calibri"/>
+          <w:b/>
+          <w:color w:val="1A1A1A"/>
+          <w:sz w:val="22"/>
+        </w:rPr>
+        <w:t>ofrece al grupo</w:t>
+      </w:r>
+      <w:r>
+        <w:rPr>
+          <w:rFonts w:ascii="Calibri" w:hAnsi="Calibri"/>
+          <w:color w:val="1A1A1A"/>
+          <w:sz w:val="22"/>
+        </w:rPr>
+        <w:t xml:space="preserve"> en señal de entrega.</w:t>
+      </w:r>
+    </w:p>
+    <w:p>
+      <w:pPr>
+        <w:pStyle w:val="ListBullet"/>
+        <w:spacing w:after="20"/>
+      </w:pPr>
+      <w:r>
+        <w:rPr>
+          <w:rFonts w:ascii="Calibri" w:hAnsi="Calibri"/>
+          <w:b/>
+          <w:color w:val="1A1A1A"/>
+          <w:sz w:val="22"/>
+        </w:rPr>
+        <w:t>Sociodrama</w:t>
+      </w:r>
+      <w:r>
+        <w:rPr>
+          <w:rFonts w:ascii="Calibri" w:hAnsi="Calibri"/>
+          <w:color w:val="1A1A1A"/>
+          <w:sz w:val="22"/>
+        </w:rPr>
+        <w:t xml:space="preserve"> </w:t>
+      </w:r>
+      <w:r>
+        <w:rPr>
+          <w:rFonts w:ascii="Calibri" w:hAnsi="Calibri"/>
+          <w:i/>
+          <w:color w:val="1A1A1A"/>
+          <w:sz w:val="22"/>
+        </w:rPr>
+        <w:t>(5.º/7.º PG)</w:t>
+      </w:r>
+      <w:r>
+        <w:rPr>
+          <w:rFonts w:ascii="Calibri" w:hAnsi="Calibri"/>
+          <w:color w:val="1A1A1A"/>
+          <w:sz w:val="22"/>
+        </w:rPr>
+        <w:t xml:space="preserve"> — el grupo prepara un sociodrama </w:t>
+      </w:r>
+      <w:r>
+        <w:rPr>
+          <w:rFonts w:ascii="Calibri" w:hAnsi="Calibri"/>
+          <w:b/>
+          <w:color w:val="1A1A1A"/>
+          <w:sz w:val="22"/>
+        </w:rPr>
+        <w:t>cómico, breve y sin doble sentido</w:t>
+      </w:r>
+      <w:r>
+        <w:rPr>
+          <w:rFonts w:ascii="Calibri" w:hAnsi="Calibri"/>
+          <w:color w:val="1A1A1A"/>
+          <w:sz w:val="22"/>
+        </w:rPr>
+        <w:t>; se ensaya y se presenta en plenario.</w:t>
+      </w:r>
+    </w:p>
+    <w:p>
+      <w:pPr>
+        <w:pStyle w:val="ListBullet"/>
+        <w:spacing w:after="20"/>
+      </w:pPr>
+      <w:r>
+        <w:rPr>
+          <w:rFonts w:ascii="Calibri" w:hAnsi="Calibri"/>
+          <w:b/>
+          <w:color w:val="1A1A1A"/>
+          <w:sz w:val="22"/>
+        </w:rPr>
+        <w:t>El Lodo</w:t>
+      </w:r>
+      <w:r>
+        <w:rPr>
+          <w:rFonts w:ascii="Calibri" w:hAnsi="Calibri"/>
+          <w:color w:val="1A1A1A"/>
+          <w:sz w:val="22"/>
+        </w:rPr>
+        <w:t xml:space="preserve"> </w:t>
+      </w:r>
+      <w:r>
+        <w:rPr>
+          <w:rFonts w:ascii="Calibri" w:hAnsi="Calibri"/>
+          <w:i/>
+          <w:color w:val="1A1A1A"/>
+          <w:sz w:val="22"/>
+        </w:rPr>
+        <w:t>(sábado noche, antes del Perdón)</w:t>
+      </w:r>
+      <w:r>
+        <w:rPr>
+          <w:rFonts w:ascii="Calibri" w:hAnsi="Calibri"/>
+          <w:color w:val="1A1A1A"/>
+          <w:sz w:val="22"/>
+        </w:rPr>
+        <w:t xml:space="preserve"> — representa el pecado; dispone el corazón a la confesión.</w:t>
+      </w:r>
+    </w:p>
+    <w:p>
+      <w:pPr>
+        <w:pStyle w:val="ListBullet"/>
+        <w:spacing w:after="20"/>
+      </w:pPr>
+      <w:r>
+        <w:rPr>
+          <w:rFonts w:ascii="Calibri" w:hAnsi="Calibri"/>
+          <w:b/>
+          <w:color w:val="1A1A1A"/>
+          <w:sz w:val="22"/>
+        </w:rPr>
+        <w:t>El Cariño</w:t>
+      </w:r>
+      <w:r>
+        <w:rPr>
+          <w:rFonts w:ascii="Calibri" w:hAnsi="Calibri"/>
+          <w:color w:val="1A1A1A"/>
+          <w:sz w:val="22"/>
+        </w:rPr>
+        <w:t xml:space="preserve"> </w:t>
+      </w:r>
+      <w:r>
+        <w:rPr>
+          <w:rFonts w:ascii="Calibri" w:hAnsi="Calibri"/>
+          <w:i/>
+          <w:color w:val="1A1A1A"/>
+          <w:sz w:val="22"/>
+        </w:rPr>
+        <w:t>(último PG, domingo)</w:t>
+      </w:r>
+      <w:r>
+        <w:rPr>
+          <w:rFonts w:ascii="Calibri" w:hAnsi="Calibri"/>
+          <w:color w:val="1A1A1A"/>
+          <w:sz w:val="22"/>
+        </w:rPr>
+        <w:t xml:space="preserve"> — todos en círculo; uno pasa al centro con los ojos vendados y los demás le hacen demostraciones de cariño </w:t>
+      </w:r>
+      <w:r>
+        <w:rPr>
+          <w:rFonts w:ascii="Calibri" w:hAnsi="Calibri"/>
+          <w:b/>
+          <w:color w:val="1A1A1A"/>
+          <w:sz w:val="22"/>
+        </w:rPr>
+        <w:t>en silencio</w:t>
+      </w:r>
+      <w:r>
+        <w:rPr>
+          <w:rFonts w:ascii="Calibri" w:hAnsi="Calibri"/>
+          <w:color w:val="1A1A1A"/>
+          <w:sz w:val="22"/>
+        </w:rPr>
+        <w:t>; cada uno pasa por turno. Al terminar, los guías se despiden — es el último PG.</w:t>
+      </w:r>
+    </w:p>
+    <w:p>
+      <w:pPr>
+        <w:spacing w:after="80"/>
+        <w:jc w:val="both"/>
+      </w:pPr>
+      <w:r>
+        <w:rPr>
+          <w:rFonts w:ascii="Calibri" w:hAnsi="Calibri"/>
+          <w:color w:val="1A1A1A"/>
+          <w:sz w:val="22"/>
+        </w:rPr>
+        <w:t>No es una lista cerrada: cada pareja adapta lo que le sirve a su grupo, pero esta es la secuencia que el retiro espera.</w:t>
+      </w:r>
+    </w:p>
+    <w:p>
+      <w:pPr>
+        <w:keepNext/>
+        <w:spacing w:before="80" w:after="160"/>
+        <w:pBdr>
+          <w:bottom w:val="single" w:sz="12" w:space="4" w:color="E36C4F"/>
+        </w:pBdr>
+      </w:pPr>
+      <w:r>
+        <w:rPr>
+          <w:rFonts w:ascii="Calibri" w:hAnsi="Calibri"/>
+          <w:b/>
+          <w:color w:val="1B3A5C"/>
+          <w:sz w:val="40"/>
+        </w:rPr>
+        <w:t>9. Coordinación y ensayo</w:t>
+      </w:r>
+    </w:p>
+    <w:p>
+      <w:pPr>
+        <w:spacing w:after="80"/>
+        <w:jc w:val="both"/>
+      </w:pPr>
+      <w:r>
+        <w:rPr>
+          <w:rFonts w:ascii="Calibri" w:hAnsi="Calibri"/>
+          <w:color w:val="1A1A1A"/>
+          <w:sz w:val="22"/>
+        </w:rPr>
+        <w:t xml:space="preserve">La pareja se coordina </w:t>
+      </w:r>
+      <w:r>
+        <w:rPr>
+          <w:rFonts w:ascii="Calibri" w:hAnsi="Calibri"/>
+          <w:b/>
+          <w:color w:val="1A1A1A"/>
+          <w:sz w:val="22"/>
+        </w:rPr>
+        <w:t>antes</w:t>
+      </w:r>
+      <w:r>
+        <w:rPr>
+          <w:rFonts w:ascii="Calibri" w:hAnsi="Calibri"/>
+          <w:color w:val="1A1A1A"/>
+          <w:sz w:val="22"/>
+        </w:rPr>
+        <w:t xml:space="preserve"> de cada reunión del equipo y de cada PG. En cada reunión del equipo se saca tiempo — </w:t>
+      </w:r>
+      <w:r>
+        <w:rPr>
+          <w:rFonts w:ascii="Calibri" w:hAnsi="Calibri"/>
+          <w:b/>
+          <w:color w:val="1A1A1A"/>
+          <w:sz w:val="22"/>
+        </w:rPr>
+        <w:t>un tiempito</w:t>
+      </w:r>
+      <w:r>
+        <w:rPr>
+          <w:rFonts w:ascii="Calibri" w:hAnsi="Calibri"/>
+          <w:color w:val="1A1A1A"/>
+          <w:sz w:val="22"/>
+        </w:rPr>
+        <w:t xml:space="preserve"> — para repasar el horario completo y para ensayar al menos un PG entero (no solo en el Ensayo General). Esto no es un extra: es parte del trabajo del guía. La fluidez se nota cuando la pareja ya tiene la coreografía conversada.</w:t>
+      </w:r>
+    </w:p>
+    <w:p>
+      <w:pPr>
+        <w:keepNext/>
+        <w:spacing w:before="80" w:after="160"/>
+        <w:pBdr>
+          <w:bottom w:val="single" w:sz="12" w:space="4" w:color="E36C4F"/>
+        </w:pBdr>
+      </w:pPr>
+      <w:r>
+        <w:rPr>
+          <w:rFonts w:ascii="Calibri" w:hAnsi="Calibri"/>
+          <w:b/>
+          <w:color w:val="1B3A5C"/>
+          <w:sz w:val="40"/>
+        </w:rPr>
+        <w:t>10. Contenido de los 9 temas (guía de conversación del PG)</w:t>
+      </w:r>
+    </w:p>
+    <w:p>
+      <w:pPr>
+        <w:spacing w:after="80"/>
+        <w:jc w:val="both"/>
+      </w:pPr>
+      <w:r>
+        <w:rPr>
+          <w:rFonts w:ascii="Calibri" w:hAnsi="Calibri"/>
+          <w:color w:val="1A1A1A"/>
+          <w:sz w:val="22"/>
+        </w:rPr>
+        <w:t xml:space="preserve">Estos son los </w:t>
+      </w:r>
+      <w:r>
+        <w:rPr>
+          <w:rFonts w:ascii="Calibri" w:hAnsi="Calibri"/>
+          <w:b/>
+          <w:color w:val="1A1A1A"/>
+          <w:sz w:val="22"/>
+        </w:rPr>
+        <w:t>puntos que el guía usa para conducir la conversación</w:t>
+      </w:r>
+      <w:r>
+        <w:rPr>
+          <w:rFonts w:ascii="Calibri" w:hAnsi="Calibri"/>
+          <w:color w:val="1A1A1A"/>
+          <w:sz w:val="22"/>
+        </w:rPr>
+        <w:t xml:space="preserve"> de cada tema en el pequeño grupo (base de ETCs anteriores). </w:t>
+      </w:r>
+      <w:r>
+        <w:rPr>
+          <w:rFonts w:ascii="Calibri" w:hAnsi="Calibri"/>
+          <w:b/>
+          <w:color w:val="1A1A1A"/>
+          <w:sz w:val="22"/>
+        </w:rPr>
+        <w:t>No es un guion para leer: son disparadores.</w:t>
+      </w:r>
+      <w:r>
+        <w:rPr>
+          <w:rFonts w:ascii="Calibri" w:hAnsi="Calibri"/>
+          <w:color w:val="1A1A1A"/>
+          <w:sz w:val="22"/>
+        </w:rPr>
+        <w:t xml:space="preserve"> El guía escucha más de lo que habla.</w:t>
+      </w:r>
+    </w:p>
+    <w:p>
+      <w:pPr>
+        <w:keepNext/>
+        <w:spacing w:before="200" w:after="40"/>
+      </w:pPr>
+      <w:r>
+        <w:rPr>
+          <w:rFonts w:ascii="Calibri" w:hAnsi="Calibri"/>
+          <w:b/>
+          <w:color w:val="1B3A5C"/>
+          <w:sz w:val="26"/>
+        </w:rPr>
+        <w:t>Confianza</w:t>
+      </w:r>
+    </w:p>
+    <w:p>
+      <w:pPr>
+        <w:spacing w:after="80"/>
+        <w:jc w:val="both"/>
+      </w:pPr>
+      <w:r>
+        <w:rPr>
+          <w:rFonts w:ascii="Calibri" w:hAnsi="Calibri"/>
+          <w:color w:val="1A1A1A"/>
+          <w:sz w:val="22"/>
+        </w:rPr>
+        <w:t xml:space="preserve">¿Confiabas en las personas a tu alrededor de niño? · ¿Confiabas plenamente en tus padres? ¿Todavía? · ¿Te es fácil confiar en un desconocido (el piloto de un avión)? ¿En tu mejor amigo? · ¿Se ha roto una amistad por falta de confianza? · ¿Puedes guardar un secreto? ¿Pueden confiar en ti? · ¿Algo en tu vida te hizo perder la confianza? ¿Cómo se vuelve a confiar en quien nos hirió? · </w:t>
+      </w:r>
+      <w:r>
+        <w:rPr>
+          <w:rFonts w:ascii="Calibri" w:hAnsi="Calibri"/>
+          <w:i/>
+          <w:color w:val="1A1A1A"/>
+          <w:sz w:val="22"/>
+        </w:rPr>
+        <w:t>¿No es la confianza la piedra angular de la fe y el amor?</w:t>
+      </w:r>
+    </w:p>
+    <w:p>
+      <w:pPr>
+        <w:keepNext/>
+        <w:spacing w:before="200" w:after="40"/>
+      </w:pPr>
+      <w:r>
+        <w:rPr>
+          <w:rFonts w:ascii="Calibri" w:hAnsi="Calibri"/>
+          <w:b/>
+          <w:color w:val="1B3A5C"/>
+          <w:sz w:val="26"/>
+        </w:rPr>
+        <w:t>Singularidad</w:t>
+      </w:r>
+    </w:p>
+    <w:p>
+      <w:pPr>
+        <w:spacing w:after="80"/>
+        <w:jc w:val="both"/>
+      </w:pPr>
+      <w:r>
+        <w:rPr>
+          <w:rFonts w:ascii="Calibri" w:hAnsi="Calibri"/>
+          <w:color w:val="1A1A1A"/>
+          <w:sz w:val="22"/>
+        </w:rPr>
+        <w:t xml:space="preserve">Todos somos iguales y, sin embargo, distintos · Cada persona es </w:t>
+      </w:r>
+      <w:r>
+        <w:rPr>
+          <w:rFonts w:ascii="Calibri" w:hAnsi="Calibri"/>
+          <w:b/>
+          <w:color w:val="1A1A1A"/>
+          <w:sz w:val="22"/>
+        </w:rPr>
+        <w:t>creación individual de Dios</w:t>
+      </w:r>
+      <w:r>
+        <w:rPr>
+          <w:rFonts w:ascii="Calibri" w:hAnsi="Calibri"/>
+          <w:color w:val="1A1A1A"/>
+          <w:sz w:val="22"/>
+        </w:rPr>
+        <w:t xml:space="preserve">, un regalo; Dios se esmeró al crearte · Tienes cualidades que nadie más posee en ese grado: eres único e irrepetible · Descubrir mis talentos y mis regalos de Dios · No temer ser distinto · Diferencia entre </w:t>
+      </w:r>
+      <w:r>
+        <w:rPr>
+          <w:rFonts w:ascii="Calibri" w:hAnsi="Calibri"/>
+          <w:b/>
+          <w:color w:val="1A1A1A"/>
+          <w:sz w:val="22"/>
+        </w:rPr>
+        <w:t>estar solo y sentirse en soledad</w:t>
+      </w:r>
+      <w:r>
+        <w:rPr>
+          <w:rFonts w:ascii="Calibri" w:hAnsi="Calibri"/>
+          <w:color w:val="1A1A1A"/>
+          <w:sz w:val="22"/>
+        </w:rPr>
+        <w:t xml:space="preserve"> · ¿Qué me hace distinto? ¿Cómo uso mi singularidad para los demás?</w:t>
+      </w:r>
+    </w:p>
+    <w:p>
+      <w:pPr>
+        <w:keepNext/>
+        <w:spacing w:before="200" w:after="40"/>
+      </w:pPr>
+      <w:r>
+        <w:rPr>
+          <w:rFonts w:ascii="Calibri" w:hAnsi="Calibri"/>
+          <w:b/>
+          <w:color w:val="1B3A5C"/>
+          <w:sz w:val="26"/>
+        </w:rPr>
+        <w:t>Libertad para Aceptar</w:t>
+      </w:r>
+    </w:p>
+    <w:p>
+      <w:pPr>
+        <w:spacing w:after="80"/>
+        <w:jc w:val="both"/>
+      </w:pPr>
+      <w:r>
+        <w:rPr>
+          <w:rFonts w:ascii="Calibri" w:hAnsi="Calibri"/>
+          <w:color w:val="1A1A1A"/>
+          <w:sz w:val="22"/>
+        </w:rPr>
+        <w:t xml:space="preserve">Aceptar lo bueno y lo "no tan bueno" de mi vida · No juzgar: buscar la esencia de la persona y aceptarla · Ser libre para </w:t>
+      </w:r>
+      <w:r>
+        <w:rPr>
+          <w:rFonts w:ascii="Calibri" w:hAnsi="Calibri"/>
+          <w:b/>
+          <w:color w:val="1A1A1A"/>
+          <w:sz w:val="22"/>
+        </w:rPr>
+        <w:t>aceptarme</w:t>
+      </w:r>
+      <w:r>
+        <w:rPr>
+          <w:rFonts w:ascii="Calibri" w:hAnsi="Calibri"/>
+          <w:color w:val="1A1A1A"/>
+          <w:sz w:val="22"/>
+        </w:rPr>
+        <w:t xml:space="preserve"> como regalo de Dios · Ser libre para </w:t>
+      </w:r>
+      <w:r>
+        <w:rPr>
+          <w:rFonts w:ascii="Calibri" w:hAnsi="Calibri"/>
+          <w:b/>
+          <w:color w:val="1A1A1A"/>
+          <w:sz w:val="22"/>
+        </w:rPr>
+        <w:t>aceptar a los demás</w:t>
+      </w:r>
+      <w:r>
+        <w:rPr>
+          <w:rFonts w:ascii="Calibri" w:hAnsi="Calibri"/>
+          <w:color w:val="1A1A1A"/>
+          <w:sz w:val="22"/>
+        </w:rPr>
+        <w:t xml:space="preserve"> aunque no parezcan tan buenos · Aceptar mis fallos y los cambios · Fe en que Dios es Padre y guía siempre (Heb 11,1).</w:t>
+      </w:r>
+    </w:p>
+    <w:p>
+      <w:pPr>
+        <w:keepNext/>
+        <w:spacing w:before="200" w:after="40"/>
+      </w:pPr>
+      <w:r>
+        <w:rPr>
+          <w:rFonts w:ascii="Calibri" w:hAnsi="Calibri"/>
+          <w:b/>
+          <w:color w:val="1B3A5C"/>
+          <w:sz w:val="26"/>
+        </w:rPr>
+        <w:t>Libertad para Entregarse</w:t>
+      </w:r>
+    </w:p>
+    <w:p>
+      <w:pPr>
+        <w:spacing w:after="80"/>
+        <w:jc w:val="both"/>
+      </w:pPr>
+      <w:r>
+        <w:rPr>
+          <w:rFonts w:ascii="Calibri" w:hAnsi="Calibri"/>
+          <w:color w:val="1A1A1A"/>
+          <w:sz w:val="22"/>
+        </w:rPr>
+        <w:t xml:space="preserve">Entregar al otro el regalo de uno mismo · Dar tiempo para </w:t>
+      </w:r>
+      <w:r>
+        <w:rPr>
+          <w:rFonts w:ascii="Calibri" w:hAnsi="Calibri"/>
+          <w:b/>
+          <w:color w:val="1A1A1A"/>
+          <w:sz w:val="22"/>
+        </w:rPr>
+        <w:t>escuchar</w:t>
+      </w:r>
+      <w:r>
+        <w:rPr>
+          <w:rFonts w:ascii="Calibri" w:hAnsi="Calibri"/>
+          <w:color w:val="1A1A1A"/>
+          <w:sz w:val="22"/>
+        </w:rPr>
+        <w:t xml:space="preserve"> · Obstáculos a la entrega: máscaras, hipocresías, murallas · Somos auténticos cuando nos entregamos tal y como somos · ¿Qué obstáculo he superado para entregarme a los demás?</w:t>
+      </w:r>
+    </w:p>
+    <w:p>
+      <w:pPr>
+        <w:keepNext/>
+        <w:spacing w:before="200" w:after="40"/>
+      </w:pPr>
+      <w:r>
+        <w:rPr>
+          <w:rFonts w:ascii="Calibri" w:hAnsi="Calibri"/>
+          <w:b/>
+          <w:color w:val="1B3A5C"/>
+          <w:sz w:val="26"/>
+        </w:rPr>
+        <w:t>Regalo de la Vida</w:t>
+      </w:r>
+    </w:p>
+    <w:p>
+      <w:pPr>
+        <w:spacing w:after="80"/>
+        <w:jc w:val="both"/>
+      </w:pPr>
+      <w:r>
+        <w:rPr>
+          <w:rFonts w:ascii="Calibri" w:hAnsi="Calibri"/>
+          <w:color w:val="1A1A1A"/>
+          <w:sz w:val="22"/>
+        </w:rPr>
+        <w:t xml:space="preserve">La vida es </w:t>
+      </w:r>
+      <w:r>
+        <w:rPr>
+          <w:rFonts w:ascii="Calibri" w:hAnsi="Calibri"/>
+          <w:b/>
+          <w:color w:val="1A1A1A"/>
+          <w:sz w:val="22"/>
+        </w:rPr>
+        <w:t>regalo de Dios</w:t>
+      </w:r>
+      <w:r>
+        <w:rPr>
+          <w:rFonts w:ascii="Calibri" w:hAnsi="Calibri"/>
+          <w:color w:val="1A1A1A"/>
+          <w:sz w:val="22"/>
+        </w:rPr>
+        <w:t xml:space="preserve"> · ¿Valoro mi vida? · Lo que atenta contra ella (maltrato, adicciones, desesperanza) · El cuerpo, </w:t>
+      </w:r>
+      <w:r>
+        <w:rPr>
+          <w:rFonts w:ascii="Calibri" w:hAnsi="Calibri"/>
+          <w:b/>
+          <w:color w:val="1A1A1A"/>
+          <w:sz w:val="22"/>
+        </w:rPr>
+        <w:t>templo del Espíritu Santo</w:t>
+      </w:r>
+      <w:r>
+        <w:rPr>
+          <w:rFonts w:ascii="Calibri" w:hAnsi="Calibri"/>
+          <w:color w:val="1A1A1A"/>
+          <w:sz w:val="22"/>
+        </w:rPr>
+        <w:t xml:space="preserve"> · Vivir agradecido · Saber vivir la vida.</w:t>
+      </w:r>
+    </w:p>
+    <w:p>
+      <w:pPr>
+        <w:keepNext/>
+        <w:spacing w:before="200" w:after="40"/>
+      </w:pPr>
+      <w:r>
+        <w:rPr>
+          <w:rFonts w:ascii="Calibri" w:hAnsi="Calibri"/>
+          <w:b/>
+          <w:color w:val="1B3A5C"/>
+          <w:sz w:val="26"/>
+        </w:rPr>
+        <w:t>Regalo del Perdón</w:t>
+      </w:r>
+    </w:p>
+    <w:p>
+      <w:pPr>
+        <w:spacing w:after="80"/>
+        <w:jc w:val="both"/>
+      </w:pPr>
+      <w:r>
+        <w:rPr>
+          <w:rFonts w:ascii="Calibri" w:hAnsi="Calibri"/>
+          <w:b/>
+          <w:color w:val="1A1A1A"/>
+          <w:sz w:val="22"/>
+        </w:rPr>
+        <w:t>Perdonarse a sí mismo</w:t>
+      </w:r>
+      <w:r>
+        <w:rPr>
+          <w:rFonts w:ascii="Calibri" w:hAnsi="Calibri"/>
+          <w:color w:val="1A1A1A"/>
+          <w:sz w:val="22"/>
+        </w:rPr>
+        <w:t xml:space="preserve"> · Perdonar 77 veces 7 (Mt 18,21-22) · La importancia de la </w:t>
+      </w:r>
+      <w:r>
+        <w:rPr>
+          <w:rFonts w:ascii="Calibri" w:hAnsi="Calibri"/>
+          <w:b/>
+          <w:color w:val="1A1A1A"/>
+          <w:sz w:val="22"/>
+        </w:rPr>
+        <w:t>Confesión</w:t>
+      </w:r>
+      <w:r>
+        <w:rPr>
+          <w:rFonts w:ascii="Calibri" w:hAnsi="Calibri"/>
+          <w:color w:val="1A1A1A"/>
+          <w:sz w:val="22"/>
+        </w:rPr>
+        <w:t xml:space="preserve"> · Perdonar de corazón · La </w:t>
+      </w:r>
+      <w:r>
+        <w:rPr>
+          <w:rFonts w:ascii="Calibri" w:hAnsi="Calibri"/>
+          <w:b/>
+          <w:color w:val="1A1A1A"/>
+          <w:sz w:val="22"/>
+        </w:rPr>
+        <w:t>alegría</w:t>
+      </w:r>
+      <w:r>
+        <w:rPr>
+          <w:rFonts w:ascii="Calibri" w:hAnsi="Calibri"/>
+          <w:color w:val="1A1A1A"/>
+          <w:sz w:val="22"/>
+        </w:rPr>
+        <w:t xml:space="preserve"> del perdón: perdonar y sentirse perdonado · </w:t>
+      </w:r>
+      <w:r>
+        <w:rPr>
+          <w:rFonts w:ascii="Calibri" w:hAnsi="Calibri"/>
+          <w:i/>
+          <w:color w:val="1A1A1A"/>
+          <w:sz w:val="22"/>
+        </w:rPr>
+        <w:t>Podemos ir por la vida con cicatrices, pero no con heridas.</w:t>
+      </w:r>
+    </w:p>
+    <w:p>
+      <w:pPr>
+        <w:keepNext/>
+        <w:spacing w:before="200" w:after="40"/>
+      </w:pPr>
+      <w:r>
+        <w:rPr>
+          <w:rFonts w:ascii="Calibri" w:hAnsi="Calibri"/>
+          <w:b/>
+          <w:color w:val="1B3A5C"/>
+          <w:sz w:val="26"/>
+        </w:rPr>
+        <w:t>Nacer de Nuevo</w:t>
+      </w:r>
+    </w:p>
+    <w:p>
+      <w:pPr>
+        <w:spacing w:after="80"/>
+        <w:jc w:val="both"/>
+      </w:pPr>
+      <w:r>
+        <w:rPr>
+          <w:rFonts w:ascii="Calibri" w:hAnsi="Calibri"/>
+          <w:color w:val="1A1A1A"/>
+          <w:sz w:val="22"/>
+        </w:rPr>
+        <w:t>Nueva vida en Cristo (Zaqueo, Nicodemo) · Renacer como hijo de Dios · El Bautismo, nacer del Espíritu · Tomar nuevas decisiones, dejar atrás lo que pesa · Relacionarme con Dios con más fuerza.</w:t>
+      </w:r>
+    </w:p>
+    <w:p>
+      <w:pPr>
+        <w:keepNext/>
+        <w:spacing w:before="200" w:after="40"/>
+      </w:pPr>
+      <w:r>
+        <w:rPr>
+          <w:rFonts w:ascii="Calibri" w:hAnsi="Calibri"/>
+          <w:b/>
+          <w:color w:val="1B3A5C"/>
+          <w:sz w:val="26"/>
+        </w:rPr>
+        <w:t>Compromiso</w:t>
+      </w:r>
+    </w:p>
+    <w:p>
+      <w:pPr>
+        <w:spacing w:after="80"/>
+        <w:jc w:val="both"/>
+      </w:pPr>
+      <w:r>
+        <w:rPr>
+          <w:rFonts w:ascii="Calibri" w:hAnsi="Calibri"/>
+          <w:color w:val="1A1A1A"/>
+          <w:sz w:val="22"/>
+        </w:rPr>
+        <w:t>Mi responsabilidad como cristiano · ¿Qué hago en mi entorno (barrio, grupo, familia) como cristiano comprometido? · Compromiso con Dios, conmigo mismo, con la oración · Compromiso de mantener viva la experiencia del ETC.</w:t>
+      </w:r>
+    </w:p>
+    <w:p>
+      <w:pPr>
+        <w:keepNext/>
+        <w:spacing w:before="200" w:after="40"/>
+      </w:pPr>
+      <w:r>
+        <w:rPr>
+          <w:rFonts w:ascii="Calibri" w:hAnsi="Calibri"/>
+          <w:b/>
+          <w:color w:val="1B3A5C"/>
+          <w:sz w:val="26"/>
+        </w:rPr>
+        <w:t>Cuarto Día</w:t>
+      </w:r>
+    </w:p>
+    <w:p>
+      <w:pPr>
+        <w:spacing w:after="80"/>
+        <w:jc w:val="both"/>
+      </w:pPr>
+      <w:r>
+        <w:rPr>
+          <w:rFonts w:ascii="Calibri" w:hAnsi="Calibri"/>
+          <w:color w:val="1A1A1A"/>
+          <w:sz w:val="22"/>
+        </w:rPr>
+        <w:t xml:space="preserve">¿Aprendí más de mí mismo? · ¿Tengo más deseo de entregarme? · ¿Conocí a otros con mis mismas luchas y esperanzas? · ¿Conozco mejor a Jesús y a Dios como Padre? · ¿Comprendo que </w:t>
+      </w:r>
+      <w:r>
+        <w:rPr>
+          <w:rFonts w:ascii="Calibri" w:hAnsi="Calibri"/>
+          <w:b/>
+          <w:color w:val="1A1A1A"/>
+          <w:sz w:val="22"/>
+        </w:rPr>
+        <w:t>nosotros somos la Iglesia</w:t>
+      </w:r>
+      <w:r>
+        <w:rPr>
+          <w:rFonts w:ascii="Calibri" w:hAnsi="Calibri"/>
+          <w:color w:val="1A1A1A"/>
+          <w:sz w:val="22"/>
+        </w:rPr>
+        <w:t xml:space="preserve">? · </w:t>
+      </w:r>
+      <w:r>
+        <w:rPr>
+          <w:rFonts w:ascii="Calibri" w:hAnsi="Calibri"/>
+          <w:b/>
+          <w:color w:val="1A1A1A"/>
+          <w:sz w:val="22"/>
+        </w:rPr>
+        <w:t>El ETC comienza el Cuarto Día.</w:t>
+      </w:r>
+    </w:p>
+    <w:p>
+      <w:pPr>
+        <w:spacing w:after="80"/>
+        <w:jc w:val="both"/>
+      </w:pPr>
+      <w:r>
+        <w:rPr>
+          <w:rFonts w:ascii="Calibri" w:hAnsi="Calibri"/>
+          <w:i/>
+          <w:color w:val="666666"/>
+          <w:sz w:val="22"/>
+        </w:rPr>
+        <w:t>Guía de Guías ETC 88 · borrador · se ajusta con los coords (Priscilla + Camila) y los asesores.</w:t>
+      </w:r>
+    </w:p>
+    <w:p>
+      <w:r>
+        <w:br w:type="page"/>
+      </w:r>
+    </w:p>
+    <w:p/>
+    <w:p/>
+    <w:p/>
+    <w:p>
+      <w:pPr>
+        <w:jc w:val="center"/>
+      </w:pPr>
+      <w:r>
+        <w:rPr>
+          <w:rFonts w:ascii="Calibri" w:hAnsi="Calibri"/>
+          <w:b/>
+          <w:color w:val="E36C4F"/>
+          <w:sz w:val="24"/>
+        </w:rPr>
+        <w:t>ANEXO</w:t>
+      </w:r>
+    </w:p>
+    <w:p>
+      <w:pPr>
+        <w:jc w:val="center"/>
+      </w:pPr>
+      <w:r>
+        <w:rPr>
+          <w:rFonts w:ascii="Calibri" w:hAnsi="Calibri"/>
+          <w:b/>
+          <w:color w:val="1B3A5C"/>
+          <w:sz w:val="52"/>
+        </w:rPr>
+        <w:t>Anexo de Cocina</w:t>
+      </w:r>
+    </w:p>
+    <w:p>
+      <w:pPr>
+        <w:jc w:val="center"/>
+      </w:pPr>
+      <w:r>
+        <w:rPr>
+          <w:rFonts w:ascii="Calibri" w:hAnsi="Calibri"/>
+          <w:i/>
+          <w:color w:val="666666"/>
+          <w:sz w:val="24"/>
+        </w:rPr>
+        <w:t>Anexo de la Carpeta · para el equipo de Cocina</w:t>
+      </w:r>
+    </w:p>
+    <w:p/>
+    <w:tbl>
+      <w:tblPr>
+        <w:tblW w:type="auto" w:w="0"/>
+        <w:jc w:val="center"/>
+        <w:tblLook w:firstColumn="1" w:firstRow="1" w:lastColumn="0" w:lastRow="0" w:noHBand="0" w:noVBand="1" w:val="04A0"/>
+      </w:tblPr>
+      <w:tblGrid>
+        <w:gridCol w:w="9746"/>
+      </w:tblGrid>
+      <w:tr>
+        <w:tc>
+          <w:tcPr>
+            <w:tcW w:type="dxa" w:w="9071"/>
+            <w:shd w:val="clear" w:color="auto" w:fill="F7F1E3"/>
+            <w:tcBorders>
+              <w:left w:val="single" w:sz="24" w:color="E36C4F"/>
+              <w:top w:val="single" w:sz="4" w:color="E8D4A8"/>
+              <w:right w:val="single" w:sz="4" w:color="E8D4A8"/>
+              <w:bottom w:val="single" w:sz="4" w:color="E8D4A8"/>
+            </w:tcBorders>
+          </w:tcPr>
+          <w:p>
+            <w:pPr>
+              <w:spacing w:after="20"/>
+            </w:pPr>
+            <w:r/>
+            <w:r>
+              <w:rPr>
+                <w:rFonts w:ascii="Calibri" w:hAnsi="Calibri"/>
+                <w:color w:val="1B3A5C"/>
+                <w:sz w:val="21"/>
+              </w:rPr>
+              <w:t xml:space="preserve">No existía una guía aparte de cocina; este anexo la crea. Cubre </w:t>
+            </w:r>
+            <w:r>
+              <w:rPr>
+                <w:rFonts w:ascii="Calibri" w:hAnsi="Calibri"/>
+                <w:b/>
+                <w:color w:val="1B3A5C"/>
+                <w:sz w:val="21"/>
+              </w:rPr>
+              <w:t>qué hace cocina, cuándo, el menú, los motivos y la regla de oro</w:t>
+            </w:r>
+            <w:r>
+              <w:rPr>
+                <w:rFonts w:ascii="Calibri" w:hAnsi="Calibri"/>
+                <w:color w:val="1B3A5C"/>
+                <w:sz w:val="21"/>
+              </w:rPr>
+              <w:t>.</w:t>
+            </w:r>
+          </w:p>
+        </w:tc>
+      </w:tr>
+    </w:tbl>
+    <w:p>
+      <w:pPr>
+        <w:spacing w:after="0"/>
+      </w:pPr>
+    </w:p>
+    <w:p>
+      <w:pPr>
+        <w:keepNext/>
+        <w:spacing w:before="80" w:after="160"/>
+        <w:pBdr>
+          <w:bottom w:val="single" w:sz="12" w:space="4" w:color="E36C4F"/>
+        </w:pBdr>
+      </w:pPr>
+      <w:r>
+        <w:rPr>
+          <w:rFonts w:ascii="Calibri" w:hAnsi="Calibri"/>
+          <w:b/>
+          <w:color w:val="1B3A5C"/>
+          <w:sz w:val="40"/>
+        </w:rPr>
+        <w:t>1. La regla de oro</w:t>
+      </w:r>
+    </w:p>
+    <w:p>
+      <w:pPr>
+        <w:spacing w:after="80"/>
+        <w:jc w:val="both"/>
+      </w:pPr>
+      <w:r>
+        <w:rPr>
+          <w:rFonts w:ascii="Calibri" w:hAnsi="Calibri"/>
+          <w:b/>
+          <w:color w:val="1A1A1A"/>
+          <w:sz w:val="22"/>
+        </w:rPr>
+        <w:t>ENTREGA Y SACRIFICIO.</w:t>
+      </w:r>
+      <w:r>
+        <w:rPr>
+          <w:rFonts w:ascii="Calibri" w:hAnsi="Calibri"/>
+          <w:color w:val="1A1A1A"/>
+          <w:sz w:val="22"/>
+        </w:rPr>
+        <w:t xml:space="preserve"> Cocina sirve desde la sombra para que el participante encuentre a Cristo en la mesa, en el descanso, y sobre todo en el </w:t>
+      </w:r>
+      <w:r>
+        <w:rPr>
+          <w:rFonts w:ascii="Calibri" w:hAnsi="Calibri"/>
+          <w:b/>
+          <w:color w:val="1A1A1A"/>
+          <w:sz w:val="22"/>
+        </w:rPr>
+        <w:t>Lavatorio</w:t>
+      </w:r>
+      <w:r>
+        <w:rPr>
+          <w:rFonts w:ascii="Calibri" w:hAnsi="Calibri"/>
+          <w:color w:val="1A1A1A"/>
+          <w:sz w:val="22"/>
+        </w:rPr>
+        <w:t xml:space="preserve"> del sábado en la noche. El ancla bíblica del equipo es </w:t>
+      </w:r>
+      <w:r>
+        <w:rPr>
+          <w:rFonts w:ascii="Calibri" w:hAnsi="Calibri"/>
+          <w:b/>
+          <w:color w:val="1A1A1A"/>
+          <w:sz w:val="22"/>
+        </w:rPr>
+        <w:t>Juan 13</w:t>
+      </w:r>
+      <w:r>
+        <w:rPr>
+          <w:rFonts w:ascii="Calibri" w:hAnsi="Calibri"/>
+          <w:color w:val="1A1A1A"/>
+          <w:sz w:val="22"/>
+        </w:rPr>
+        <w:t xml:space="preserve"> — </w:t>
+      </w:r>
+      <w:r>
+        <w:rPr>
+          <w:rFonts w:ascii="Calibri" w:hAnsi="Calibri"/>
+          <w:i/>
+          <w:color w:val="1A1A1A"/>
+          <w:sz w:val="22"/>
+        </w:rPr>
+        <w:t>el lavatorio de los pies</w:t>
+      </w:r>
+      <w:r>
+        <w:rPr>
+          <w:rFonts w:ascii="Calibri" w:hAnsi="Calibri"/>
+          <w:color w:val="1A1A1A"/>
+          <w:sz w:val="22"/>
+        </w:rPr>
+        <w:t xml:space="preserve">. </w:t>
+      </w:r>
+      <w:r>
+        <w:rPr>
+          <w:rFonts w:ascii="Calibri" w:hAnsi="Calibri"/>
+          <w:i/>
+          <w:color w:val="1A1A1A"/>
+          <w:sz w:val="22"/>
+        </w:rPr>
+        <w:t>"Si yo, el Maestro y el Señor, les he lavado los pies, ustedes también deben lavarse los pies unos a otros"</w:t>
+      </w:r>
+      <w:r>
+        <w:rPr>
+          <w:rFonts w:ascii="Calibri" w:hAnsi="Calibri"/>
+          <w:color w:val="1A1A1A"/>
+          <w:sz w:val="22"/>
+        </w:rPr>
+        <w:t xml:space="preserve"> (Jn 13,14). Esa es la actitud: </w:t>
+      </w:r>
+      <w:r>
+        <w:rPr>
+          <w:rFonts w:ascii="Calibri" w:hAnsi="Calibri"/>
+          <w:b/>
+          <w:color w:val="1A1A1A"/>
+          <w:sz w:val="22"/>
+        </w:rPr>
+        <w:t>servir agachados, sin esperar nada, con el delantal puesto</w:t>
+      </w:r>
+      <w:r>
+        <w:rPr>
+          <w:rFonts w:ascii="Calibri" w:hAnsi="Calibri"/>
+          <w:color w:val="1A1A1A"/>
+          <w:sz w:val="22"/>
+        </w:rPr>
+        <w:t>.</w:t>
+      </w:r>
+    </w:p>
+    <w:tbl>
+      <w:tblPr>
+        <w:tblW w:type="auto" w:w="0"/>
+        <w:jc w:val="center"/>
+        <w:tblLook w:firstColumn="1" w:firstRow="1" w:lastColumn="0" w:lastRow="0" w:noHBand="0" w:noVBand="1" w:val="04A0"/>
+      </w:tblPr>
+      <w:tblGrid>
+        <w:gridCol w:w="9746"/>
+      </w:tblGrid>
+      <w:tr>
+        <w:tc>
+          <w:tcPr>
+            <w:tcW w:type="dxa" w:w="9071"/>
+            <w:shd w:val="clear" w:color="auto" w:fill="F7F1E3"/>
+            <w:tcBorders>
+              <w:left w:val="single" w:sz="24" w:color="E36C4F"/>
+              <w:top w:val="single" w:sz="4" w:color="E8D4A8"/>
+              <w:right w:val="single" w:sz="4" w:color="E8D4A8"/>
+              <w:bottom w:val="single" w:sz="4" w:color="E8D4A8"/>
+            </w:tcBorders>
+          </w:tcPr>
+          <w:p>
+            <w:pPr>
+              <w:spacing w:after="20"/>
+            </w:pPr>
+            <w:r/>
+            <w:r>
+              <w:rPr>
+                <w:rFonts w:ascii="Calibri" w:hAnsi="Calibri"/>
+                <w:b/>
+                <w:color w:val="1B3A5C"/>
+                <w:sz w:val="21"/>
+              </w:rPr>
+              <w:t>Nota:</w:t>
+            </w:r>
+            <w:r>
+              <w:rPr>
+                <w:rFonts w:ascii="Calibri" w:hAnsi="Calibri"/>
+                <w:color w:val="1B3A5C"/>
+                <w:sz w:val="21"/>
+              </w:rPr>
+              <w:t xml:space="preserve"> la cocina está en función del ETC, no el ETC en función de la cocina. Sencillez, humildad y servicio — los motivos y las comidas sostienen al retiro, no compiten con él.</w:t>
+            </w:r>
+          </w:p>
+        </w:tc>
+      </w:tr>
+    </w:tbl>
+    <w:p>
+      <w:pPr>
+        <w:spacing w:after="0"/>
+      </w:pPr>
+    </w:p>
+    <w:p>
+      <w:pPr>
+        <w:keepNext/>
+        <w:spacing w:before="80" w:after="160"/>
+        <w:pBdr>
+          <w:bottom w:val="single" w:sz="12" w:space="4" w:color="E36C4F"/>
+        </w:pBdr>
+      </w:pPr>
+      <w:r>
+        <w:rPr>
+          <w:rFonts w:ascii="Calibri" w:hAnsi="Calibri"/>
+          <w:b/>
+          <w:color w:val="1B3A5C"/>
+          <w:sz w:val="40"/>
+        </w:rPr>
+        <w:t>2. Estructura</w:t>
+      </w:r>
+    </w:p>
+    <w:p>
+      <w:pPr>
+        <w:pStyle w:val="ListBullet"/>
+        <w:spacing w:after="20"/>
+      </w:pPr>
+      <w:r>
+        <w:rPr>
+          <w:rFonts w:ascii="Calibri" w:hAnsi="Calibri"/>
+          <w:b/>
+          <w:color w:val="1A1A1A"/>
+          <w:sz w:val="22"/>
+        </w:rPr>
+        <w:t>Coords:</w:t>
+      </w:r>
+      <w:r>
+        <w:rPr>
+          <w:rFonts w:ascii="Calibri" w:hAnsi="Calibri"/>
+          <w:color w:val="1A1A1A"/>
+          <w:sz w:val="22"/>
+        </w:rPr>
+        <w:t xml:space="preserve"> Paloma + Jhonnito. </w:t>
+      </w:r>
+      <w:r>
+        <w:rPr>
+          <w:rFonts w:ascii="Calibri" w:hAnsi="Calibri"/>
+          <w:b/>
+          <w:color w:val="1A1A1A"/>
+          <w:sz w:val="22"/>
+        </w:rPr>
+        <w:t>Asesoras:</w:t>
+      </w:r>
+      <w:r>
+        <w:rPr>
+          <w:rFonts w:ascii="Calibri" w:hAnsi="Calibri"/>
+          <w:color w:val="1A1A1A"/>
+          <w:sz w:val="22"/>
+        </w:rPr>
+        <w:t xml:space="preserve"> Mary "Petra" Morales + Johanny García.</w:t>
+      </w:r>
+    </w:p>
+    <w:p>
+      <w:pPr>
+        <w:pStyle w:val="ListBullet"/>
+        <w:spacing w:after="20"/>
+      </w:pPr>
+      <w:r>
+        <w:rPr>
+          <w:rFonts w:ascii="Calibri" w:hAnsi="Calibri"/>
+          <w:b/>
+          <w:color w:val="1A1A1A"/>
+          <w:sz w:val="22"/>
+        </w:rPr>
+        <w:t>Correcaminos:</w:t>
+      </w:r>
+      <w:r>
+        <w:rPr>
+          <w:rFonts w:ascii="Calibri" w:hAnsi="Calibri"/>
+          <w:color w:val="1A1A1A"/>
+          <w:sz w:val="22"/>
+        </w:rPr>
+        <w:t xml:space="preserve"> rol vehicular (compras/diligencias durante el retiro) — se identifica después de cerrar el menú.</w:t>
+      </w:r>
+    </w:p>
+    <w:p>
+      <w:pPr>
+        <w:pStyle w:val="ListBullet"/>
+        <w:spacing w:after="20"/>
+      </w:pPr>
+      <w:r>
+        <w:rPr>
+          <w:rFonts w:ascii="Calibri" w:hAnsi="Calibri"/>
+          <w:color w:val="1A1A1A"/>
+          <w:sz w:val="22"/>
+        </w:rPr>
+        <w:t xml:space="preserve">Dormitorio de cocina </w:t>
+      </w:r>
+      <w:r>
+        <w:rPr>
+          <w:rFonts w:ascii="Calibri" w:hAnsi="Calibri"/>
+          <w:b/>
+          <w:color w:val="1A1A1A"/>
+          <w:sz w:val="22"/>
+        </w:rPr>
+        <w:t>separado</w:t>
+      </w:r>
+      <w:r>
+        <w:rPr>
+          <w:rFonts w:ascii="Calibri" w:hAnsi="Calibri"/>
+          <w:color w:val="1A1A1A"/>
+          <w:sz w:val="22"/>
+        </w:rPr>
+        <w:t xml:space="preserve"> del resto (se recomienda).</w:t>
+      </w:r>
+    </w:p>
+    <w:p>
+      <w:pPr>
+        <w:keepNext/>
+        <w:spacing w:before="80" w:after="160"/>
+        <w:pBdr>
+          <w:bottom w:val="single" w:sz="12" w:space="4" w:color="E36C4F"/>
+        </w:pBdr>
+      </w:pPr>
+      <w:r>
+        <w:rPr>
+          <w:rFonts w:ascii="Calibri" w:hAnsi="Calibri"/>
+          <w:b/>
+          <w:color w:val="1B3A5C"/>
+          <w:sz w:val="40"/>
+        </w:rPr>
+        <w:t>2b. Funciones del equipo de Cocina</w:t>
+      </w:r>
+    </w:p>
+    <w:p>
+      <w:pPr>
+        <w:spacing w:after="80"/>
+        <w:jc w:val="both"/>
+      </w:pPr>
+      <w:r>
+        <w:rPr>
+          <w:rFonts w:ascii="Calibri" w:hAnsi="Calibri"/>
+          <w:color w:val="1A1A1A"/>
+          <w:sz w:val="22"/>
+        </w:rPr>
+        <w:t xml:space="preserve">Cocina </w:t>
+      </w:r>
+      <w:r>
+        <w:rPr>
+          <w:rFonts w:ascii="Calibri" w:hAnsi="Calibri"/>
+          <w:b/>
+          <w:color w:val="1A1A1A"/>
+          <w:sz w:val="22"/>
+        </w:rPr>
+        <w:t>no solo prepara la comida</w:t>
+      </w:r>
+      <w:r>
+        <w:rPr>
+          <w:rFonts w:ascii="Calibri" w:hAnsi="Calibri"/>
+          <w:color w:val="1A1A1A"/>
+          <w:sz w:val="22"/>
+        </w:rPr>
+        <w:t>. Su función incluye:</w:t>
+      </w:r>
+    </w:p>
+    <w:p>
+      <w:pPr>
+        <w:pStyle w:val="ListBullet"/>
+        <w:spacing w:after="20"/>
+      </w:pPr>
+      <w:r>
+        <w:rPr>
+          <w:rFonts w:ascii="Calibri" w:hAnsi="Calibri"/>
+          <w:b/>
+          <w:color w:val="1A1A1A"/>
+          <w:sz w:val="22"/>
+        </w:rPr>
+        <w:t>Preparar los alimentos</w:t>
+      </w:r>
+      <w:r>
+        <w:rPr>
+          <w:rFonts w:ascii="Calibri" w:hAnsi="Calibri"/>
+          <w:color w:val="1A1A1A"/>
+          <w:sz w:val="22"/>
+        </w:rPr>
+        <w:t xml:space="preserve"> + </w:t>
+      </w:r>
+      <w:r>
+        <w:rPr>
+          <w:rFonts w:ascii="Calibri" w:hAnsi="Calibri"/>
+          <w:b/>
+          <w:color w:val="1A1A1A"/>
+          <w:sz w:val="22"/>
+        </w:rPr>
+        <w:t>servirlos a los participantes</w:t>
+      </w:r>
+      <w:r>
+        <w:rPr>
+          <w:rFonts w:ascii="Calibri" w:hAnsi="Calibri"/>
+          <w:color w:val="1A1A1A"/>
+          <w:sz w:val="22"/>
+        </w:rPr>
+        <w:t xml:space="preserve"> durante el retiro.</w:t>
+      </w:r>
+    </w:p>
+    <w:p>
+      <w:pPr>
+        <w:pStyle w:val="ListBullet"/>
+        <w:spacing w:after="20"/>
+      </w:pPr>
+      <w:r>
+        <w:rPr>
+          <w:rFonts w:ascii="Calibri" w:hAnsi="Calibri"/>
+          <w:b/>
+          <w:color w:val="1A1A1A"/>
+          <w:sz w:val="22"/>
+        </w:rPr>
+        <w:t>Ambientación de la cocina y del comedor</w:t>
+      </w:r>
+      <w:r>
+        <w:rPr>
+          <w:rFonts w:ascii="Calibri" w:hAnsi="Calibri"/>
+          <w:color w:val="1A1A1A"/>
+          <w:sz w:val="22"/>
+        </w:rPr>
+        <w:t xml:space="preserve"> (motivos por tiempo de comida, ligados a la temática del retiro).</w:t>
+      </w:r>
+    </w:p>
+    <w:p>
+      <w:pPr>
+        <w:pStyle w:val="ListBullet"/>
+        <w:spacing w:after="20"/>
+      </w:pPr>
+      <w:r>
+        <w:rPr>
+          <w:rFonts w:ascii="Calibri" w:hAnsi="Calibri"/>
+          <w:b/>
+          <w:color w:val="1A1A1A"/>
+          <w:sz w:val="22"/>
+        </w:rPr>
+        <w:t>Lavatorio de los Pies</w:t>
+      </w:r>
+      <w:r>
+        <w:rPr>
+          <w:rFonts w:ascii="Calibri" w:hAnsi="Calibri"/>
+          <w:color w:val="1A1A1A"/>
+          <w:sz w:val="22"/>
+        </w:rPr>
+        <w:t xml:space="preserve"> del sábado en la noche: cocina </w:t>
+      </w:r>
+      <w:r>
+        <w:rPr>
+          <w:rFonts w:ascii="Calibri" w:hAnsi="Calibri"/>
+          <w:b/>
+          <w:color w:val="1A1A1A"/>
+          <w:sz w:val="22"/>
+        </w:rPr>
+        <w:t>lo lleva</w:t>
+      </w:r>
+      <w:r>
+        <w:rPr>
+          <w:rFonts w:ascii="Calibri" w:hAnsi="Calibri"/>
+          <w:color w:val="1A1A1A"/>
+          <w:sz w:val="22"/>
+        </w:rPr>
+        <w:t xml:space="preserve"> — palangana, toallas, agua, montaje y acompañamiento del momento.</w:t>
+      </w:r>
+    </w:p>
+    <w:p>
+      <w:pPr>
+        <w:pStyle w:val="ListBullet"/>
+        <w:spacing w:after="20"/>
+      </w:pPr>
+      <w:r>
+        <w:rPr>
+          <w:rFonts w:ascii="Calibri" w:hAnsi="Calibri"/>
+          <w:b/>
+          <w:color w:val="1A1A1A"/>
+          <w:sz w:val="22"/>
+        </w:rPr>
+        <w:t>Presentación del equipo</w:t>
+      </w:r>
+      <w:r>
+        <w:rPr>
+          <w:rFonts w:ascii="Calibri" w:hAnsi="Calibri"/>
+          <w:color w:val="1A1A1A"/>
+          <w:sz w:val="22"/>
+        </w:rPr>
+        <w:t xml:space="preserve"> de cocina al resto de la tripulación (que se conozcan; cocina no es invisible).</w:t>
+      </w:r>
+    </w:p>
+    <w:p>
+      <w:pPr>
+        <w:pStyle w:val="ListBullet"/>
+        <w:spacing w:after="20"/>
+      </w:pPr>
+      <w:r>
+        <w:rPr>
+          <w:rFonts w:ascii="Calibri" w:hAnsi="Calibri"/>
+          <w:color w:val="1A1A1A"/>
+          <w:sz w:val="22"/>
+        </w:rPr>
+        <w:t>Bendiciones breves antes de cada tiempo de comida.</w:t>
+      </w:r>
+    </w:p>
+    <w:tbl>
+      <w:tblPr>
+        <w:tblW w:type="auto" w:w="0"/>
+        <w:jc w:val="center"/>
+        <w:tblLook w:firstColumn="1" w:firstRow="1" w:lastColumn="0" w:lastRow="0" w:noHBand="0" w:noVBand="1" w:val="04A0"/>
+      </w:tblPr>
+      <w:tblGrid>
+        <w:gridCol w:w="9746"/>
+      </w:tblGrid>
+      <w:tr>
+        <w:tc>
+          <w:tcPr>
+            <w:tcW w:type="dxa" w:w="9071"/>
+            <w:shd w:val="clear" w:color="auto" w:fill="F7F1E3"/>
+            <w:tcBorders>
+              <w:left w:val="single" w:sz="24" w:color="E36C4F"/>
+              <w:top w:val="single" w:sz="4" w:color="E8D4A8"/>
+              <w:right w:val="single" w:sz="4" w:color="E8D4A8"/>
+              <w:bottom w:val="single" w:sz="4" w:color="E8D4A8"/>
+            </w:tcBorders>
+          </w:tcPr>
+          <w:p>
+            <w:pPr>
+              <w:spacing w:after="20"/>
+            </w:pPr>
+            <w:r/>
+            <w:r>
+              <w:rPr>
+                <w:rFonts w:ascii="Calibri" w:hAnsi="Calibri"/>
+                <w:b/>
+                <w:color w:val="1B3A5C"/>
+                <w:sz w:val="21"/>
+              </w:rPr>
+              <w:t>El trabajo de cocina impacta el horario del ETC.</w:t>
+            </w:r>
+            <w:r>
+              <w:rPr>
+                <w:rFonts w:ascii="Calibri" w:hAnsi="Calibri"/>
+                <w:color w:val="1B3A5C"/>
+                <w:sz w:val="21"/>
+              </w:rPr>
+              <w:t xml:space="preserve"> Una avanzada que llega tarde, un tiempo de comida que se atrasa, un montaje que no está listo — todo eso arrastra al resto del retiro. Por eso la puntualidad y la planificación de cocina son tan importantes como el menú mismo.</w:t>
+            </w:r>
+          </w:p>
+        </w:tc>
+      </w:tr>
+    </w:tbl>
+    <w:p>
+      <w:pPr>
+        <w:spacing w:after="0"/>
+      </w:pPr>
+    </w:p>
+    <w:p>
+      <w:pPr>
+        <w:keepNext/>
+        <w:spacing w:before="80" w:after="160"/>
+        <w:pBdr>
+          <w:bottom w:val="single" w:sz="12" w:space="4" w:color="E36C4F"/>
+        </w:pBdr>
+      </w:pPr>
+      <w:r>
+        <w:rPr>
+          <w:rFonts w:ascii="Calibri" w:hAnsi="Calibri"/>
+          <w:b/>
+          <w:color w:val="1B3A5C"/>
+          <w:sz w:val="40"/>
+        </w:rPr>
+        <w:t>3. Llegada y montaje</w:t>
+      </w:r>
+    </w:p>
+    <w:p>
+      <w:pPr>
+        <w:pStyle w:val="ListBullet"/>
+        <w:spacing w:after="20"/>
+      </w:pPr>
+      <w:r>
+        <w:rPr>
+          <w:rFonts w:ascii="Calibri" w:hAnsi="Calibri"/>
+          <w:b/>
+          <w:color w:val="1A1A1A"/>
+          <w:sz w:val="22"/>
+        </w:rPr>
+        <w:t>Avanzada</w:t>
+      </w:r>
+      <w:r>
+        <w:rPr>
+          <w:rFonts w:ascii="Calibri" w:hAnsi="Calibri"/>
+          <w:color w:val="1A1A1A"/>
+          <w:sz w:val="22"/>
+        </w:rPr>
+        <w:t xml:space="preserve"> anticipada (la cocina llega antes que el resto del equipo).</w:t>
+      </w:r>
+    </w:p>
+    <w:p>
+      <w:pPr>
+        <w:pStyle w:val="ListBullet"/>
+        <w:spacing w:after="20"/>
+      </w:pPr>
+      <w:r>
+        <w:rPr>
+          <w:rFonts w:ascii="Calibri" w:hAnsi="Calibri"/>
+          <w:color w:val="1A1A1A"/>
+          <w:sz w:val="22"/>
+        </w:rPr>
+        <w:t>Ponerse al tanto del manejo de cocina de la casa · presentación del comedor · preparar la primera cena.</w:t>
+      </w:r>
+    </w:p>
+    <w:p>
+      <w:pPr>
+        <w:keepNext/>
+        <w:spacing w:before="80" w:after="160"/>
+        <w:pBdr>
+          <w:bottom w:val="single" w:sz="12" w:space="4" w:color="E36C4F"/>
+        </w:pBdr>
+      </w:pPr>
+      <w:r>
+        <w:rPr>
+          <w:rFonts w:ascii="Calibri" w:hAnsi="Calibri"/>
+          <w:b/>
+          <w:color w:val="1B3A5C"/>
+          <w:sz w:val="40"/>
+        </w:rPr>
+        <w:t>3b. Visita a la casa antes del retiro</w:t>
+      </w:r>
+    </w:p>
+    <w:p>
+      <w:pPr>
+        <w:spacing w:after="80"/>
+        <w:jc w:val="both"/>
+      </w:pPr>
+      <w:r>
+        <w:rPr>
+          <w:rFonts w:ascii="Calibri" w:hAnsi="Calibri"/>
+          <w:color w:val="1A1A1A"/>
+          <w:sz w:val="22"/>
+        </w:rPr>
+        <w:t xml:space="preserve">Es importante hacer una </w:t>
+      </w:r>
+      <w:r>
+        <w:rPr>
+          <w:rFonts w:ascii="Calibri" w:hAnsi="Calibri"/>
+          <w:b/>
+          <w:color w:val="1A1A1A"/>
+          <w:sz w:val="22"/>
+        </w:rPr>
+        <w:t>visita previa a la casa</w:t>
+      </w:r>
+      <w:r>
+        <w:rPr>
+          <w:rFonts w:ascii="Calibri" w:hAnsi="Calibri"/>
+          <w:color w:val="1A1A1A"/>
+          <w:sz w:val="22"/>
+        </w:rPr>
+        <w:t xml:space="preserve"> para conocer el espacio, los utensilios disponibles, la disposición del comedor y de la cocina, y coordinar con la administración. La visita se organiza junto con el equipo de Guías y el Co-Dir — cocina y guías se benefician igual de conocer el espacio antes — y se programa con suficiente anticipación al retiro.</w:t>
+      </w:r>
+    </w:p>
+    <w:p>
+      <w:pPr>
+        <w:keepNext/>
+        <w:spacing w:before="80" w:after="160"/>
+        <w:pBdr>
+          <w:bottom w:val="single" w:sz="12" w:space="4" w:color="E36C4F"/>
+        </w:pBdr>
+      </w:pPr>
+      <w:r>
+        <w:rPr>
+          <w:rFonts w:ascii="Calibri" w:hAnsi="Calibri"/>
+          <w:b/>
+          <w:color w:val="1B3A5C"/>
+          <w:sz w:val="40"/>
+        </w:rPr>
+        <w:t>4. Tiempos de comida (con la guía)</w:t>
+      </w:r>
+    </w:p>
+    <w:tbl>
+      <w:tblPr>
+        <w:tblStyle w:val="LightGrid-Accent1"/>
+        <w:tblW w:type="auto" w:w="0"/>
+        <w:jc w:val="center"/>
+        <w:tblLook w:firstColumn="1" w:firstRow="1" w:lastColumn="0" w:lastRow="0" w:noHBand="0" w:noVBand="1" w:val="04A0"/>
+      </w:tblPr>
+      <w:tblGrid>
+        <w:gridCol w:w="4873"/>
+        <w:gridCol w:w="4873"/>
+      </w:tblGrid>
+      <w:tr>
+        <w:tc>
+          <w:tcPr>
+            <w:tcW w:type="dxa" w:w="4873"/>
+            <w:shd w:val="clear" w:color="auto" w:fill="1B3A5C"/>
+          </w:tcPr>
+          <w:p>
+            <w:r/>
+            <w:r>
+              <w:rPr>
+                <w:rFonts w:ascii="Calibri" w:hAnsi="Calibri"/>
+                <w:b/>
+                <w:color w:val="FFFFFF"/>
+                <w:sz w:val="20"/>
+              </w:rPr>
+              <w:t>Día</w:t>
+            </w:r>
+          </w:p>
+        </w:tc>
+        <w:tc>
+          <w:tcPr>
+            <w:tcW w:type="dxa" w:w="4873"/>
+            <w:shd w:val="clear" w:color="auto" w:fill="1B3A5C"/>
+          </w:tcPr>
+          <w:p>
+            <w:r/>
+            <w:r>
+              <w:rPr>
+                <w:rFonts w:ascii="Calibri" w:hAnsi="Calibri"/>
+                <w:b/>
+                <w:color w:val="FFFFFF"/>
+                <w:sz w:val="20"/>
+              </w:rPr>
+              <w:t>Tiempos</w:t>
+            </w:r>
+          </w:p>
+        </w:tc>
+      </w:tr>
+      <w:tr>
+        <w:tc>
+          <w:tcPr>
+            <w:tcW w:type="dxa" w:w="4873"/>
+          </w:tcPr>
+          <w:p>
+            <w:r/>
+            <w:r>
+              <w:rPr>
+                <w:rFonts w:ascii="Calibri" w:hAnsi="Calibri"/>
+                <w:color w:val="1A1A1A"/>
+                <w:sz w:val="20"/>
+              </w:rPr>
+              <w:t>Viernes</w:t>
+            </w:r>
+          </w:p>
+        </w:tc>
+        <w:tc>
+          <w:tcPr>
+            <w:tcW w:type="dxa" w:w="4873"/>
+          </w:tcPr>
+          <w:p>
+            <w:r/>
+            <w:r>
+              <w:rPr>
+                <w:rFonts w:ascii="Calibri" w:hAnsi="Calibri"/>
+                <w:color w:val="1A1A1A"/>
+                <w:sz w:val="20"/>
+              </w:rPr>
+              <w:t>Cena</w:t>
+            </w:r>
+          </w:p>
+        </w:tc>
+      </w:tr>
+      <w:tr>
+        <w:tc>
+          <w:tcPr>
+            <w:tcW w:type="dxa" w:w="4873"/>
+          </w:tcPr>
+          <w:p>
+            <w:r/>
+            <w:r>
+              <w:rPr>
+                <w:rFonts w:ascii="Calibri" w:hAnsi="Calibri"/>
+                <w:color w:val="1A1A1A"/>
+                <w:sz w:val="20"/>
+              </w:rPr>
+              <w:t>Sábado</w:t>
+            </w:r>
+          </w:p>
+        </w:tc>
+        <w:tc>
+          <w:tcPr>
+            <w:tcW w:type="dxa" w:w="4873"/>
+          </w:tcPr>
+          <w:p>
+            <w:r/>
+            <w:r>
+              <w:rPr>
+                <w:rFonts w:ascii="Calibri" w:hAnsi="Calibri"/>
+                <w:color w:val="1A1A1A"/>
+                <w:sz w:val="20"/>
+              </w:rPr>
+              <w:t xml:space="preserve">Desayuno · refrigerio AM · almuerzo · refrigerio PM · </w:t>
+            </w:r>
+            <w:r>
+              <w:rPr>
+                <w:rFonts w:ascii="Calibri" w:hAnsi="Calibri"/>
+                <w:b/>
+                <w:color w:val="1A1A1A"/>
+                <w:sz w:val="20"/>
+              </w:rPr>
+              <w:t>Cena con Lavatorio</w:t>
+            </w:r>
+            <w:r>
+              <w:rPr>
+                <w:rFonts w:ascii="Calibri" w:hAnsi="Calibri"/>
+                <w:color w:val="1A1A1A"/>
+                <w:sz w:val="20"/>
+              </w:rPr>
+              <w:t xml:space="preserve"> · refrigerio noche</w:t>
+            </w:r>
+          </w:p>
+        </w:tc>
+      </w:tr>
+      <w:tr>
+        <w:tc>
+          <w:tcPr>
+            <w:tcW w:type="dxa" w:w="4873"/>
+          </w:tcPr>
+          <w:p>
+            <w:r/>
+            <w:r>
+              <w:rPr>
+                <w:rFonts w:ascii="Calibri" w:hAnsi="Calibri"/>
+                <w:color w:val="1A1A1A"/>
+                <w:sz w:val="20"/>
+              </w:rPr>
+              <w:t>Domingo</w:t>
+            </w:r>
+          </w:p>
+        </w:tc>
+        <w:tc>
+          <w:tcPr>
+            <w:tcW w:type="dxa" w:w="4873"/>
+          </w:tcPr>
+          <w:p>
+            <w:r/>
+            <w:r>
+              <w:rPr>
+                <w:rFonts w:ascii="Calibri" w:hAnsi="Calibri"/>
+                <w:color w:val="1A1A1A"/>
+                <w:sz w:val="20"/>
+              </w:rPr>
+              <w:t>Desayuno · almuerzo</w:t>
+            </w:r>
+          </w:p>
+        </w:tc>
+      </w:tr>
+    </w:tbl>
+    <w:p>
+      <w:pPr>
+        <w:pStyle w:val="ListBullet"/>
+        <w:spacing w:after="20"/>
+      </w:pPr>
+      <w:r>
+        <w:rPr>
+          <w:rFonts w:ascii="Calibri" w:hAnsi="Calibri"/>
+          <w:b/>
+          <w:color w:val="1A1A1A"/>
+          <w:sz w:val="22"/>
+        </w:rPr>
+        <w:t>Bendiciones breves</w:t>
+      </w:r>
+      <w:r>
+        <w:rPr>
+          <w:rFonts w:ascii="Calibri" w:hAnsi="Calibri"/>
+          <w:color w:val="1A1A1A"/>
+          <w:sz w:val="22"/>
+        </w:rPr>
+        <w:t xml:space="preserve"> ligadas al tema del día — los sociodramas o gestos breves enriquecen el momento, no se prohíben.</w:t>
+      </w:r>
+    </w:p>
+    <w:p>
+      <w:pPr>
+        <w:pStyle w:val="ListBullet"/>
+        <w:spacing w:after="20"/>
+      </w:pPr>
+      <w:r>
+        <w:rPr>
+          <w:rFonts w:ascii="Calibri" w:hAnsi="Calibri"/>
+          <w:b/>
+          <w:color w:val="1A1A1A"/>
+          <w:sz w:val="22"/>
+        </w:rPr>
+        <w:t>Cena del sábado = Lavatorio de los pies</w:t>
+      </w:r>
+      <w:r>
+        <w:rPr>
+          <w:rFonts w:ascii="Calibri" w:hAnsi="Calibri"/>
+          <w:color w:val="1A1A1A"/>
+          <w:sz w:val="22"/>
+        </w:rPr>
+        <w:t xml:space="preserve"> (momento fuerte que </w:t>
+      </w:r>
+      <w:r>
+        <w:rPr>
+          <w:rFonts w:ascii="Calibri" w:hAnsi="Calibri"/>
+          <w:b/>
+          <w:color w:val="1A1A1A"/>
+          <w:sz w:val="22"/>
+        </w:rPr>
+        <w:t>lleva cocina</w:t>
+      </w:r>
+      <w:r>
+        <w:rPr>
+          <w:rFonts w:ascii="Calibri" w:hAnsi="Calibri"/>
+          <w:color w:val="1A1A1A"/>
+          <w:sz w:val="22"/>
+        </w:rPr>
+        <w:t>): preparar palangana, toallas, agua; cuidar el ambiente del comedor durante el rito.</w:t>
+      </w:r>
+    </w:p>
+    <w:p>
+      <w:pPr>
+        <w:pStyle w:val="ListBullet"/>
+        <w:spacing w:after="20"/>
+      </w:pPr>
+      <w:r>
+        <w:rPr>
+          <w:rFonts w:ascii="Calibri" w:hAnsi="Calibri"/>
+          <w:b/>
+          <w:color w:val="1A1A1A"/>
+          <w:sz w:val="22"/>
+        </w:rPr>
+        <w:t>Servicio a la mesa:</w:t>
+      </w:r>
+      <w:r>
+        <w:rPr>
+          <w:rFonts w:ascii="Calibri" w:hAnsi="Calibri"/>
+          <w:color w:val="1A1A1A"/>
+          <w:sz w:val="22"/>
+        </w:rPr>
+        <w:t xml:space="preserve"> cocina sirve los alimentos a los participantes en cada tiempo (no es autoservicio).</w:t>
+      </w:r>
+    </w:p>
+    <w:p>
+      <w:pPr>
+        <w:keepNext/>
+        <w:spacing w:before="80" w:after="160"/>
+        <w:pBdr>
+          <w:bottom w:val="single" w:sz="12" w:space="4" w:color="E36C4F"/>
+        </w:pBdr>
+      </w:pPr>
+      <w:r>
+        <w:rPr>
+          <w:rFonts w:ascii="Calibri" w:hAnsi="Calibri"/>
+          <w:b/>
+          <w:color w:val="1B3A5C"/>
+          <w:sz w:val="40"/>
+        </w:rPr>
+        <w:t>5. Menú — reglas y alergias</w:t>
+      </w:r>
+    </w:p>
+    <w:p>
+      <w:pPr>
+        <w:spacing w:after="80"/>
+        <w:jc w:val="both"/>
+      </w:pPr>
+      <w:r>
+        <w:rPr>
+          <w:rFonts w:ascii="Calibri" w:hAnsi="Calibri"/>
+          <w:color w:val="1A1A1A"/>
+          <w:sz w:val="22"/>
+        </w:rPr>
+        <w:t xml:space="preserve">Construir el menú </w:t>
+      </w:r>
+      <w:r>
+        <w:rPr>
+          <w:rFonts w:ascii="Calibri" w:hAnsi="Calibri"/>
+          <w:b/>
+          <w:color w:val="1A1A1A"/>
+          <w:sz w:val="22"/>
+        </w:rPr>
+        <w:t>respetando</w:t>
+      </w:r>
+      <w:r>
+        <w:rPr>
+          <w:rFonts w:ascii="Calibri" w:hAnsi="Calibri"/>
+          <w:color w:val="1A1A1A"/>
+          <w:sz w:val="22"/>
+        </w:rPr>
+        <w:t xml:space="preserve"> las alergias y condiciones del equipo y de los participantes — la lista vive en el tablero y se actualiza con cada nuevo miembro o participante. Como guía general: cuidar </w:t>
+      </w:r>
+      <w:r>
+        <w:rPr>
+          <w:rFonts w:ascii="Calibri" w:hAnsi="Calibri"/>
+          <w:b/>
+          <w:color w:val="1A1A1A"/>
+          <w:sz w:val="22"/>
+        </w:rPr>
+        <w:t>mariscos, piña, huevo, canela, gastritis, diabetes</w:t>
+      </w:r>
+      <w:r>
+        <w:rPr>
+          <w:rFonts w:ascii="Calibri" w:hAnsi="Calibri"/>
+          <w:color w:val="1A1A1A"/>
+          <w:sz w:val="22"/>
+        </w:rPr>
+        <w:t xml:space="preserve"> (bajo azúcar, horarios), </w:t>
+      </w:r>
+      <w:r>
+        <w:rPr>
+          <w:rFonts w:ascii="Calibri" w:hAnsi="Calibri"/>
+          <w:b/>
+          <w:color w:val="1A1A1A"/>
+          <w:sz w:val="22"/>
+        </w:rPr>
+        <w:t>presión</w:t>
+      </w:r>
+      <w:r>
+        <w:rPr>
+          <w:rFonts w:ascii="Calibri" w:hAnsi="Calibri"/>
+          <w:color w:val="1A1A1A"/>
+          <w:sz w:val="22"/>
+        </w:rPr>
+        <w:t xml:space="preserve"> (bajo sodio), restricciones por mascotas o por productos químicos en zona de comida. El menú definitivo se cierra cruzando la matriz de alergias y condiciones del tablero.</w:t>
+      </w:r>
+    </w:p>
+    <w:p>
+      <w:pPr>
+        <w:keepNext/>
+        <w:spacing w:before="80" w:after="160"/>
+        <w:pBdr>
+          <w:bottom w:val="single" w:sz="12" w:space="4" w:color="E36C4F"/>
+        </w:pBdr>
+      </w:pPr>
+      <w:r>
+        <w:rPr>
+          <w:rFonts w:ascii="Calibri" w:hAnsi="Calibri"/>
+          <w:b/>
+          <w:color w:val="1B3A5C"/>
+          <w:sz w:val="40"/>
+        </w:rPr>
+        <w:t>6. Motivos y ambientación por tiempo de comida</w:t>
+      </w:r>
+    </w:p>
+    <w:p>
+      <w:pPr>
+        <w:spacing w:after="80"/>
+        <w:jc w:val="both"/>
+      </w:pPr>
+      <w:r>
+        <w:rPr>
+          <w:rFonts w:ascii="Calibri" w:hAnsi="Calibri"/>
+          <w:color w:val="1A1A1A"/>
+          <w:sz w:val="22"/>
+        </w:rPr>
+        <w:t xml:space="preserve">Cada tiempo de comida tiene un </w:t>
+      </w:r>
+      <w:r>
+        <w:rPr>
+          <w:rFonts w:ascii="Calibri" w:hAnsi="Calibri"/>
+          <w:b/>
+          <w:color w:val="1A1A1A"/>
+          <w:sz w:val="22"/>
+        </w:rPr>
+        <w:t>tema de ambientación</w:t>
+      </w:r>
+      <w:r>
+        <w:rPr>
+          <w:rFonts w:ascii="Calibri" w:hAnsi="Calibri"/>
+          <w:color w:val="1A1A1A"/>
+          <w:sz w:val="22"/>
+        </w:rPr>
+        <w:t xml:space="preserve"> — es la estructura tradicional del ETC, no depende de la temática del retiro. El tema de cada momento lo comparten </w:t>
+      </w:r>
+      <w:r>
+        <w:rPr>
+          <w:rFonts w:ascii="Calibri" w:hAnsi="Calibri"/>
+          <w:b/>
+          <w:color w:val="1A1A1A"/>
+          <w:sz w:val="22"/>
+        </w:rPr>
+        <w:t>los detalles, el plenario y la cocina/comedor</w:t>
+      </w:r>
+      <w:r>
+        <w:rPr>
+          <w:rFonts w:ascii="Calibri" w:hAnsi="Calibri"/>
+          <w:color w:val="1A1A1A"/>
+          <w:sz w:val="22"/>
+        </w:rPr>
+        <w:t>. Sencillo, hecho por el equipo, alegre.</w:t>
+      </w:r>
+    </w:p>
+    <w:tbl>
+      <w:tblPr>
+        <w:tblStyle w:val="LightGrid-Accent1"/>
+        <w:tblW w:type="auto" w:w="0"/>
+        <w:jc w:val="center"/>
+        <w:tblLook w:firstColumn="1" w:firstRow="1" w:lastColumn="0" w:lastRow="0" w:noHBand="0" w:noVBand="1" w:val="04A0"/>
+      </w:tblPr>
+      <w:tblGrid>
+        <w:gridCol w:w="4873"/>
+        <w:gridCol w:w="4873"/>
+      </w:tblGrid>
+      <w:tr>
+        <w:tc>
+          <w:tcPr>
+            <w:tcW w:type="dxa" w:w="4873"/>
+            <w:shd w:val="clear" w:color="auto" w:fill="1B3A5C"/>
+          </w:tcPr>
+          <w:p>
+            <w:r/>
+            <w:r>
+              <w:rPr>
+                <w:rFonts w:ascii="Calibri" w:hAnsi="Calibri"/>
+                <w:b/>
+                <w:color w:val="FFFFFF"/>
+                <w:sz w:val="20"/>
+              </w:rPr>
+              <w:t>Tiempo de comida</w:t>
+            </w:r>
+          </w:p>
+        </w:tc>
+        <w:tc>
+          <w:tcPr>
+            <w:tcW w:type="dxa" w:w="4873"/>
+            <w:shd w:val="clear" w:color="auto" w:fill="1B3A5C"/>
+          </w:tcPr>
+          <w:p>
+            <w:r/>
+            <w:r>
+              <w:rPr>
+                <w:rFonts w:ascii="Calibri" w:hAnsi="Calibri"/>
+                <w:b/>
+                <w:color w:val="FFFFFF"/>
+                <w:sz w:val="20"/>
+              </w:rPr>
+              <w:t>Tema de ambientación</w:t>
+            </w:r>
+          </w:p>
+        </w:tc>
+      </w:tr>
+      <w:tr>
+        <w:tc>
+          <w:tcPr>
+            <w:tcW w:type="dxa" w:w="4873"/>
+          </w:tcPr>
+          <w:p>
+            <w:r/>
+            <w:r>
+              <w:rPr>
+                <w:rFonts w:ascii="Calibri" w:hAnsi="Calibri"/>
+                <w:b/>
+                <w:color w:val="1A1A1A"/>
+                <w:sz w:val="20"/>
+              </w:rPr>
+              <w:t>Cena del viernes</w:t>
+            </w:r>
+          </w:p>
+        </w:tc>
+        <w:tc>
+          <w:tcPr>
+            <w:tcW w:type="dxa" w:w="4873"/>
+          </w:tcPr>
+          <w:p>
+            <w:r/>
+            <w:r>
+              <w:rPr>
+                <w:rFonts w:ascii="Calibri" w:hAnsi="Calibri"/>
+                <w:color w:val="1A1A1A"/>
+                <w:sz w:val="20"/>
+              </w:rPr>
+              <w:t>Singularidad</w:t>
+            </w:r>
+          </w:p>
+        </w:tc>
+      </w:tr>
+      <w:tr>
+        <w:tc>
+          <w:tcPr>
+            <w:tcW w:type="dxa" w:w="4873"/>
+          </w:tcPr>
+          <w:p>
+            <w:r/>
+            <w:r>
+              <w:rPr>
+                <w:rFonts w:ascii="Calibri" w:hAnsi="Calibri"/>
+                <w:b/>
+                <w:color w:val="1A1A1A"/>
+                <w:sz w:val="20"/>
+              </w:rPr>
+              <w:t>Desayuno del sábado</w:t>
+            </w:r>
+          </w:p>
+        </w:tc>
+        <w:tc>
+          <w:tcPr>
+            <w:tcW w:type="dxa" w:w="4873"/>
+          </w:tcPr>
+          <w:p>
+            <w:r/>
+            <w:r>
+              <w:rPr>
+                <w:rFonts w:ascii="Calibri" w:hAnsi="Calibri"/>
+                <w:color w:val="1A1A1A"/>
+                <w:sz w:val="20"/>
+              </w:rPr>
+              <w:t>María</w:t>
+            </w:r>
+          </w:p>
+        </w:tc>
+      </w:tr>
+      <w:tr>
+        <w:tc>
+          <w:tcPr>
+            <w:tcW w:type="dxa" w:w="4873"/>
+          </w:tcPr>
+          <w:p>
+            <w:r/>
+            <w:r>
+              <w:rPr>
+                <w:rFonts w:ascii="Calibri" w:hAnsi="Calibri"/>
+                <w:b/>
+                <w:color w:val="1A1A1A"/>
+                <w:sz w:val="20"/>
+              </w:rPr>
+              <w:t>Almuerzo del sábado</w:t>
+            </w:r>
+          </w:p>
+        </w:tc>
+        <w:tc>
+          <w:tcPr>
+            <w:tcW w:type="dxa" w:w="4873"/>
+          </w:tcPr>
+          <w:p>
+            <w:r/>
+            <w:r>
+              <w:rPr>
+                <w:rFonts w:ascii="Calibri" w:hAnsi="Calibri"/>
+                <w:color w:val="1A1A1A"/>
+                <w:sz w:val="20"/>
+              </w:rPr>
+              <w:t>Pescador de Hombres</w:t>
+            </w:r>
+          </w:p>
+        </w:tc>
+      </w:tr>
+      <w:tr>
+        <w:tc>
+          <w:tcPr>
+            <w:tcW w:type="dxa" w:w="4873"/>
+          </w:tcPr>
+          <w:p>
+            <w:r/>
+            <w:r>
+              <w:rPr>
+                <w:rFonts w:ascii="Calibri" w:hAnsi="Calibri"/>
+                <w:b/>
+                <w:color w:val="1A1A1A"/>
+                <w:sz w:val="20"/>
+              </w:rPr>
+              <w:t>Cena del sábado</w:t>
+            </w:r>
+          </w:p>
+        </w:tc>
+        <w:tc>
+          <w:tcPr>
+            <w:tcW w:type="dxa" w:w="4873"/>
+          </w:tcPr>
+          <w:p>
+            <w:r/>
+            <w:r>
+              <w:rPr>
+                <w:rFonts w:ascii="Calibri" w:hAnsi="Calibri"/>
+                <w:color w:val="1A1A1A"/>
+                <w:sz w:val="20"/>
+              </w:rPr>
+              <w:t>Lavatorio de los Pies</w:t>
+            </w:r>
+          </w:p>
+        </w:tc>
+      </w:tr>
+      <w:tr>
+        <w:tc>
+          <w:tcPr>
+            <w:tcW w:type="dxa" w:w="4873"/>
+          </w:tcPr>
+          <w:p>
+            <w:r/>
+            <w:r>
+              <w:rPr>
+                <w:rFonts w:ascii="Calibri" w:hAnsi="Calibri"/>
+                <w:b/>
+                <w:color w:val="1A1A1A"/>
+                <w:sz w:val="20"/>
+              </w:rPr>
+              <w:t>Desayuno del domingo</w:t>
+            </w:r>
+          </w:p>
+        </w:tc>
+        <w:tc>
+          <w:tcPr>
+            <w:tcW w:type="dxa" w:w="4873"/>
+          </w:tcPr>
+          <w:p>
+            <w:r/>
+            <w:r>
+              <w:rPr>
+                <w:rFonts w:ascii="Calibri" w:hAnsi="Calibri"/>
+                <w:color w:val="1A1A1A"/>
+                <w:sz w:val="20"/>
+              </w:rPr>
+              <w:t>Niño (Nacer de Nuevo)</w:t>
+            </w:r>
+          </w:p>
+        </w:tc>
+      </w:tr>
+      <w:tr>
+        <w:tc>
+          <w:tcPr>
+            <w:tcW w:type="dxa" w:w="4873"/>
+          </w:tcPr>
+          <w:p>
+            <w:r/>
+            <w:r>
+              <w:rPr>
+                <w:rFonts w:ascii="Calibri" w:hAnsi="Calibri"/>
+                <w:b/>
+                <w:color w:val="1A1A1A"/>
+                <w:sz w:val="20"/>
+              </w:rPr>
+              <w:t>Almuerzo del domingo</w:t>
+            </w:r>
+          </w:p>
+        </w:tc>
+        <w:tc>
+          <w:tcPr>
+            <w:tcW w:type="dxa" w:w="4873"/>
+          </w:tcPr>
+          <w:p>
+            <w:r/>
+            <w:r>
+              <w:rPr>
+                <w:rFonts w:ascii="Calibri" w:hAnsi="Calibri"/>
+                <w:color w:val="1A1A1A"/>
+                <w:sz w:val="20"/>
+              </w:rPr>
+              <w:t>Despedida — Cuarto Día</w:t>
+            </w:r>
+          </w:p>
+        </w:tc>
+      </w:tr>
+    </w:tbl>
+    <w:p>
+      <w:pPr>
+        <w:pStyle w:val="ListBullet"/>
+        <w:spacing w:after="20"/>
+      </w:pPr>
+      <w:r>
+        <w:rPr>
+          <w:rFonts w:ascii="Calibri" w:hAnsi="Calibri"/>
+          <w:color w:val="1A1A1A"/>
+          <w:sz w:val="22"/>
+        </w:rPr>
+        <w:t xml:space="preserve">El </w:t>
+      </w:r>
+      <w:r>
+        <w:rPr>
+          <w:rFonts w:ascii="Calibri" w:hAnsi="Calibri"/>
+          <w:b/>
+          <w:color w:val="1A1A1A"/>
+          <w:sz w:val="22"/>
+        </w:rPr>
+        <w:t>detalle concreto</w:t>
+      </w:r>
+      <w:r>
+        <w:rPr>
+          <w:rFonts w:ascii="Calibri" w:hAnsi="Calibri"/>
+          <w:color w:val="1A1A1A"/>
+          <w:sz w:val="22"/>
+        </w:rPr>
+        <w:t xml:space="preserve"> de cada comida (qué se entrega al participante, cómo se decora) lo define el equipo de cocina en sus reuniones — </w:t>
+      </w:r>
+      <w:r>
+        <w:rPr>
+          <w:rFonts w:ascii="Calibri" w:hAnsi="Calibri"/>
+          <w:b/>
+          <w:color w:val="1A1A1A"/>
+          <w:sz w:val="22"/>
+        </w:rPr>
+        <w:t>no está prescrito</w:t>
+      </w:r>
+      <w:r>
+        <w:rPr>
+          <w:rFonts w:ascii="Calibri" w:hAnsi="Calibri"/>
+          <w:color w:val="1A1A1A"/>
+          <w:sz w:val="22"/>
+        </w:rPr>
+        <w:t>.</w:t>
+      </w:r>
+    </w:p>
+    <w:p>
+      <w:pPr>
+        <w:pStyle w:val="ListBullet"/>
+        <w:spacing w:after="20"/>
+      </w:pPr>
+      <w:r>
+        <w:rPr>
+          <w:rFonts w:ascii="Calibri" w:hAnsi="Calibri"/>
+          <w:b/>
+          <w:color w:val="1A1A1A"/>
+          <w:sz w:val="22"/>
+        </w:rPr>
+        <w:t>Ambientación de la cocina</w:t>
+      </w:r>
+      <w:r>
+        <w:rPr>
+          <w:rFonts w:ascii="Calibri" w:hAnsi="Calibri"/>
+          <w:color w:val="1A1A1A"/>
+          <w:sz w:val="22"/>
+        </w:rPr>
+        <w:t xml:space="preserve"> también: el espacio de trabajo refleja el espíritu del retiro.</w:t>
+      </w:r>
+    </w:p>
+    <w:p>
+      <w:pPr>
+        <w:pStyle w:val="ListBullet"/>
+        <w:spacing w:after="20"/>
+      </w:pPr>
+      <w:r>
+        <w:rPr>
+          <w:rFonts w:ascii="Calibri" w:hAnsi="Calibri"/>
+          <w:color w:val="1A1A1A"/>
+          <w:sz w:val="22"/>
+        </w:rPr>
+        <w:t xml:space="preserve">La </w:t>
+      </w:r>
+      <w:r>
+        <w:rPr>
+          <w:rFonts w:ascii="Calibri" w:hAnsi="Calibri"/>
+          <w:b/>
+          <w:color w:val="1A1A1A"/>
+          <w:sz w:val="22"/>
+        </w:rPr>
+        <w:t>temática del 88</w:t>
+      </w:r>
+      <w:r>
+        <w:rPr>
+          <w:rFonts w:ascii="Calibri" w:hAnsi="Calibri"/>
+          <w:color w:val="1A1A1A"/>
+          <w:sz w:val="22"/>
+        </w:rPr>
+        <w:t xml:space="preserve"> añade una capa visual encima, pero los temas de comida son los estructurales de la tabla.</w:t>
+      </w:r>
+    </w:p>
+    <w:p>
+      <w:pPr>
+        <w:keepNext/>
+        <w:spacing w:before="80" w:after="160"/>
+        <w:pBdr>
+          <w:bottom w:val="single" w:sz="12" w:space="4" w:color="E36C4F"/>
+        </w:pBdr>
+      </w:pPr>
+      <w:r>
+        <w:rPr>
+          <w:rFonts w:ascii="Calibri" w:hAnsi="Calibri"/>
+          <w:b/>
+          <w:color w:val="1B3A5C"/>
+          <w:sz w:val="40"/>
+        </w:rPr>
+        <w:t>6b. Mensaje de Paul para el equipo de Cocina</w:t>
+      </w:r>
+    </w:p>
+    <w:p>
+      <w:pPr>
+        <w:spacing w:after="80"/>
+        <w:jc w:val="both"/>
+      </w:pPr>
+      <w:r>
+        <w:rPr>
+          <w:rFonts w:ascii="Calibri" w:hAnsi="Calibri"/>
+          <w:color w:val="1A1A1A"/>
+          <w:sz w:val="22"/>
+        </w:rPr>
+        <w:t xml:space="preserve">El corazón de cocina es </w:t>
+      </w:r>
+      <w:r>
+        <w:rPr>
+          <w:rFonts w:ascii="Calibri" w:hAnsi="Calibri"/>
+          <w:b/>
+          <w:color w:val="1A1A1A"/>
+          <w:sz w:val="22"/>
+        </w:rPr>
+        <w:t>ENTREGA Y SACRIFICIO</w:t>
+      </w:r>
+      <w:r>
+        <w:rPr>
+          <w:rFonts w:ascii="Calibri" w:hAnsi="Calibri"/>
+          <w:color w:val="1A1A1A"/>
+          <w:sz w:val="22"/>
+        </w:rPr>
+        <w:t xml:space="preserve">. La cocina sirve desde la sombra para que el participante encuentre a Cristo en la mesa, en el descanso, y sobre todo en el </w:t>
+      </w:r>
+      <w:r>
+        <w:rPr>
+          <w:rFonts w:ascii="Calibri" w:hAnsi="Calibri"/>
+          <w:b/>
+          <w:color w:val="1A1A1A"/>
+          <w:sz w:val="22"/>
+        </w:rPr>
+        <w:t>Lavatorio</w:t>
+      </w:r>
+      <w:r>
+        <w:rPr>
+          <w:rFonts w:ascii="Calibri" w:hAnsi="Calibri"/>
+          <w:color w:val="1A1A1A"/>
+          <w:sz w:val="22"/>
+        </w:rPr>
+        <w:t>.</w:t>
+      </w:r>
+    </w:p>
+    <w:tbl>
+      <w:tblPr>
+        <w:tblW w:type="auto" w:w="0"/>
+        <w:jc w:val="center"/>
+        <w:tblLook w:firstColumn="1" w:firstRow="1" w:lastColumn="0" w:lastRow="0" w:noHBand="0" w:noVBand="1" w:val="04A0"/>
+      </w:tblPr>
+      <w:tblGrid>
+        <w:gridCol w:w="9746"/>
+      </w:tblGrid>
+      <w:tr>
+        <w:tc>
+          <w:tcPr>
+            <w:tcW w:type="dxa" w:w="9071"/>
+            <w:shd w:val="clear" w:color="auto" w:fill="F7F1E3"/>
+            <w:tcBorders>
+              <w:left w:val="single" w:sz="24" w:color="E36C4F"/>
+              <w:top w:val="single" w:sz="4" w:color="E8D4A8"/>
+              <w:right w:val="single" w:sz="4" w:color="E8D4A8"/>
+              <w:bottom w:val="single" w:sz="4" w:color="E8D4A8"/>
+            </w:tcBorders>
+          </w:tcPr>
+          <w:p>
+            <w:pPr>
+              <w:spacing w:after="20"/>
+            </w:pPr>
+            <w:r/>
+            <w:r>
+              <w:rPr>
+                <w:rFonts w:ascii="Calibri" w:hAnsi="Calibri"/>
+                <w:b/>
+                <w:color w:val="1B3A5C"/>
+                <w:sz w:val="21"/>
+              </w:rPr>
+              <w:t>Ancla bíblica del equipo de cocina:</w:t>
+            </w:r>
+            <w:r>
+              <w:rPr>
+                <w:rFonts w:ascii="Calibri" w:hAnsi="Calibri"/>
+                <w:color w:val="1B3A5C"/>
+                <w:sz w:val="21"/>
+              </w:rPr>
+              <w:t xml:space="preserve"> </w:t>
+            </w:r>
+            <w:r>
+              <w:rPr>
+                <w:rFonts w:ascii="Calibri" w:hAnsi="Calibri"/>
+                <w:b/>
+                <w:color w:val="1B3A5C"/>
+                <w:sz w:val="21"/>
+              </w:rPr>
+              <w:t>Juan 13</w:t>
+            </w:r>
+            <w:r>
+              <w:rPr>
+                <w:rFonts w:ascii="Calibri" w:hAnsi="Calibri"/>
+                <w:color w:val="1B3A5C"/>
+                <w:sz w:val="21"/>
+              </w:rPr>
+              <w:t xml:space="preserve"> — </w:t>
+            </w:r>
+            <w:r>
+              <w:rPr>
+                <w:rFonts w:ascii="Calibri" w:hAnsi="Calibri"/>
+                <w:i/>
+                <w:color w:val="1B3A5C"/>
+                <w:sz w:val="21"/>
+              </w:rPr>
+              <w:t>el lavatorio de los pies</w:t>
+            </w:r>
+            <w:r>
+              <w:rPr>
+                <w:rFonts w:ascii="Calibri" w:hAnsi="Calibri"/>
+                <w:color w:val="1B3A5C"/>
+                <w:sz w:val="21"/>
+              </w:rPr>
+              <w:t xml:space="preserve">. </w:t>
+            </w:r>
+            <w:r>
+              <w:rPr>
+                <w:rFonts w:ascii="Calibri" w:hAnsi="Calibri"/>
+                <w:i/>
+                <w:color w:val="1B3A5C"/>
+                <w:sz w:val="21"/>
+              </w:rPr>
+              <w:t>"Si yo, el Maestro y el Señor, les he lavado los pies, ustedes también deben lavarse los pies unos a otros"</w:t>
+            </w:r>
+            <w:r>
+              <w:rPr>
+                <w:rFonts w:ascii="Calibri" w:hAnsi="Calibri"/>
+                <w:color w:val="1B3A5C"/>
+                <w:sz w:val="21"/>
+              </w:rPr>
+              <w:t xml:space="preserve"> (Jn 13,14).</w:t>
+            </w:r>
+          </w:p>
+        </w:tc>
+      </w:tr>
+    </w:tbl>
+    <w:p>
+      <w:pPr>
+        <w:spacing w:after="0"/>
+      </w:pPr>
+    </w:p>
+    <w:p>
+      <w:pPr>
+        <w:keepNext/>
+        <w:spacing w:before="80" w:after="160"/>
+        <w:pBdr>
+          <w:bottom w:val="single" w:sz="12" w:space="4" w:color="E36C4F"/>
+        </w:pBdr>
+      </w:pPr>
+      <w:r>
+        <w:rPr>
+          <w:rFonts w:ascii="Calibri" w:hAnsi="Calibri"/>
+          <w:b/>
+          <w:color w:val="1B3A5C"/>
+          <w:sz w:val="40"/>
+        </w:rPr>
+        <w:t>7. Menú y presupuesto</w:t>
+      </w:r>
+    </w:p>
+    <w:p>
+      <w:pPr>
+        <w:pStyle w:val="ListBullet"/>
+        <w:spacing w:after="20"/>
+      </w:pPr>
+      <w:r>
+        <w:rPr>
+          <w:rFonts w:ascii="Calibri" w:hAnsi="Calibri"/>
+          <w:b/>
+          <w:color w:val="1A1A1A"/>
+          <w:sz w:val="22"/>
+        </w:rPr>
+        <w:t>Primero el borrador de menú</w:t>
+      </w:r>
+      <w:r>
+        <w:rPr>
+          <w:rFonts w:ascii="Calibri" w:hAnsi="Calibri"/>
+          <w:color w:val="1A1A1A"/>
+          <w:sz w:val="22"/>
+        </w:rPr>
+        <w:t>, después el presupuesto. El menú define qué se compra, en qué cantidad y con qué frecuencia.</w:t>
+      </w:r>
+    </w:p>
+    <w:p>
+      <w:pPr>
+        <w:pStyle w:val="ListBullet"/>
+        <w:spacing w:after="20"/>
+      </w:pPr>
+      <w:r>
+        <w:rPr>
+          <w:rFonts w:ascii="Calibri" w:hAnsi="Calibri"/>
+          <w:color w:val="1A1A1A"/>
+          <w:sz w:val="22"/>
+        </w:rPr>
+        <w:t xml:space="preserve">El presupuesto cubre </w:t>
+      </w:r>
+      <w:r>
+        <w:rPr>
+          <w:rFonts w:ascii="Calibri" w:hAnsi="Calibri"/>
+          <w:b/>
+          <w:color w:val="1A1A1A"/>
+          <w:sz w:val="22"/>
+        </w:rPr>
+        <w:t>no solo los ingredientes</w:t>
+      </w:r>
+      <w:r>
+        <w:rPr>
+          <w:rFonts w:ascii="Calibri" w:hAnsi="Calibri"/>
+          <w:color w:val="1A1A1A"/>
+          <w:sz w:val="22"/>
+        </w:rPr>
+        <w:t>, también los detalles: ambientación, ingredientes especiales, refrigerios, utensilios desechables, y todo lo que el menú requiera para ejecutarse.</w:t>
+      </w:r>
+    </w:p>
+    <w:p>
+      <w:pPr>
+        <w:pStyle w:val="ListBullet"/>
+        <w:spacing w:after="20"/>
+      </w:pPr>
+      <w:r>
+        <w:rPr>
+          <w:rFonts w:ascii="Calibri" w:hAnsi="Calibri"/>
+          <w:color w:val="1A1A1A"/>
+          <w:sz w:val="22"/>
+        </w:rPr>
+        <w:t xml:space="preserve">Cocina entrega su </w:t>
+      </w:r>
+      <w:r>
+        <w:rPr>
+          <w:rFonts w:ascii="Calibri" w:hAnsi="Calibri"/>
+          <w:b/>
+          <w:color w:val="1A1A1A"/>
+          <w:sz w:val="22"/>
+        </w:rPr>
+        <w:t>borrador de menú + presupuesto base en F1</w:t>
+      </w:r>
+      <w:r>
+        <w:rPr>
+          <w:rFonts w:ascii="Calibri" w:hAnsi="Calibri"/>
+          <w:color w:val="1A1A1A"/>
+          <w:sz w:val="22"/>
+        </w:rPr>
+        <w:t>.</w:t>
+      </w:r>
+    </w:p>
+    <w:p>
+      <w:pPr>
+        <w:pStyle w:val="ListBullet"/>
+        <w:spacing w:after="20"/>
+      </w:pPr>
+      <w:r>
+        <w:rPr>
+          <w:rFonts w:ascii="Calibri" w:hAnsi="Calibri"/>
+          <w:color w:val="1A1A1A"/>
+          <w:sz w:val="22"/>
+        </w:rPr>
+        <w:t xml:space="preserve">Buscar </w:t>
+      </w:r>
+      <w:r>
+        <w:rPr>
+          <w:rFonts w:ascii="Calibri" w:hAnsi="Calibri"/>
+          <w:b/>
+          <w:color w:val="1A1A1A"/>
+          <w:sz w:val="22"/>
+        </w:rPr>
+        <w:t>donaciones en especie</w:t>
+      </w:r>
+      <w:r>
+        <w:rPr>
+          <w:rFonts w:ascii="Calibri" w:hAnsi="Calibri"/>
+          <w:color w:val="1A1A1A"/>
+          <w:sz w:val="22"/>
+        </w:rPr>
+        <w:t xml:space="preserve"> (arroz, habichuelas, aceite) cuando sea posible — bajan el costo significativamente.</w:t>
+      </w:r>
+    </w:p>
+    <w:p>
+      <w:pPr>
+        <w:pStyle w:val="ListBullet"/>
+        <w:spacing w:after="20"/>
+      </w:pPr>
+      <w:r>
+        <w:rPr>
+          <w:rFonts w:ascii="Calibri" w:hAnsi="Calibri"/>
+          <w:color w:val="1A1A1A"/>
+          <w:sz w:val="22"/>
+        </w:rPr>
+        <w:t>Compras por mayor reducen el costo 15–25% vs minorista.</w:t>
+      </w:r>
+    </w:p>
+    <w:p>
+      <w:pPr>
+        <w:keepNext/>
+        <w:spacing w:before="80" w:after="160"/>
+        <w:pBdr>
+          <w:bottom w:val="single" w:sz="12" w:space="4" w:color="E36C4F"/>
+        </w:pBdr>
+      </w:pPr>
+      <w:r>
+        <w:rPr>
+          <w:rFonts w:ascii="Calibri" w:hAnsi="Calibri"/>
+          <w:b/>
+          <w:color w:val="1B3A5C"/>
+          <w:sz w:val="40"/>
+        </w:rPr>
+        <w:t>8. Reglas del cocinero (resumen)</w:t>
+      </w:r>
+    </w:p>
+    <w:p>
+      <w:pPr>
+        <w:spacing w:after="80"/>
+        <w:jc w:val="both"/>
+      </w:pPr>
+      <w:r>
+        <w:rPr>
+          <w:rFonts w:ascii="Calibri" w:hAnsi="Calibri"/>
+          <w:color w:val="1A1A1A"/>
+          <w:sz w:val="22"/>
+        </w:rPr>
+        <w:t xml:space="preserve">Trabajo humilde · asistir a reuniones · hacer lo asignado · motivos del comedor · </w:t>
+      </w:r>
+      <w:r>
+        <w:rPr>
+          <w:rFonts w:ascii="Calibri" w:hAnsi="Calibri"/>
+          <w:b/>
+          <w:color w:val="1A1A1A"/>
+          <w:sz w:val="22"/>
+        </w:rPr>
+        <w:t>cena con Lavatorio</w:t>
+      </w:r>
+      <w:r>
+        <w:rPr>
+          <w:rFonts w:ascii="Calibri" w:hAnsi="Calibri"/>
+          <w:color w:val="1A1A1A"/>
+          <w:sz w:val="22"/>
+        </w:rPr>
+        <w:t xml:space="preserve"> · presupuesto y donaciones · menú · oración de bendición · nunca poner intereses propios por encima del participante.</w:t>
+      </w:r>
+    </w:p>
+    <w:p>
+      <w:pPr>
+        <w:keepNext/>
+        <w:spacing w:before="80" w:after="160"/>
+        <w:pBdr>
+          <w:bottom w:val="single" w:sz="12" w:space="4" w:color="E36C4F"/>
+        </w:pBdr>
+      </w:pPr>
+      <w:r>
+        <w:rPr>
+          <w:rFonts w:ascii="Calibri" w:hAnsi="Calibri"/>
+          <w:b/>
+          <w:color w:val="1B3A5C"/>
+          <w:sz w:val="40"/>
+        </w:rPr>
+        <w:t>8b. Cuidados durante el retiro (lecciones del Informe 85)</w:t>
+      </w:r>
+    </w:p>
+    <w:p>
+      <w:pPr>
+        <w:pStyle w:val="ListBullet"/>
+        <w:spacing w:after="20"/>
+      </w:pPr>
+      <w:r>
+        <w:rPr>
+          <w:rFonts w:ascii="Calibri" w:hAnsi="Calibri"/>
+          <w:b/>
+          <w:color w:val="1A1A1A"/>
+          <w:sz w:val="22"/>
+        </w:rPr>
+        <w:t>Utensilios fuera del piso del plenario</w:t>
+      </w:r>
+      <w:r>
+        <w:rPr>
+          <w:rFonts w:ascii="Calibri" w:hAnsi="Calibri"/>
+          <w:color w:val="1A1A1A"/>
+          <w:sz w:val="22"/>
+        </w:rPr>
+        <w:t xml:space="preserve"> — recoger ollas, bandejas y cables para evitar caídas durante las presentaciones.</w:t>
+      </w:r>
+    </w:p>
+    <w:p>
+      <w:pPr>
+        <w:pStyle w:val="ListBullet"/>
+        <w:spacing w:after="20"/>
+      </w:pPr>
+      <w:r>
+        <w:rPr>
+          <w:rFonts w:ascii="Calibri" w:hAnsi="Calibri"/>
+          <w:b/>
+          <w:color w:val="1A1A1A"/>
+          <w:sz w:val="22"/>
+        </w:rPr>
+        <w:t>Controlar los abrazos en el proceso de palancas</w:t>
+      </w:r>
+      <w:r>
+        <w:rPr>
+          <w:rFonts w:ascii="Calibri" w:hAnsi="Calibri"/>
+          <w:color w:val="1A1A1A"/>
+          <w:sz w:val="22"/>
+        </w:rPr>
+        <w:t xml:space="preserve"> — acompañar sin abrumar; el momento del participante es íntimo.</w:t>
+      </w:r>
+    </w:p>
+    <w:p>
+      <w:pPr>
+        <w:pStyle w:val="ListBullet"/>
+        <w:spacing w:after="20"/>
+      </w:pPr>
+      <w:r>
+        <w:rPr>
+          <w:rFonts w:ascii="Calibri" w:hAnsi="Calibri"/>
+          <w:b/>
+          <w:color w:val="1A1A1A"/>
+          <w:sz w:val="22"/>
+        </w:rPr>
+        <w:t>Oficina/centro de operaciones separado de los pequeños grupos</w:t>
+      </w:r>
+      <w:r>
+        <w:rPr>
+          <w:rFonts w:ascii="Calibri" w:hAnsi="Calibri"/>
+          <w:color w:val="1A1A1A"/>
+          <w:sz w:val="22"/>
+        </w:rPr>
+        <w:t xml:space="preserve"> — verificar en la visita previa a la casa.</w:t>
+      </w:r>
+    </w:p>
+    <w:p>
+      <w:pPr>
+        <w:pStyle w:val="ListBullet"/>
+        <w:spacing w:after="20"/>
+      </w:pPr>
+      <w:r>
+        <w:rPr>
+          <w:rFonts w:ascii="Calibri" w:hAnsi="Calibri"/>
+          <w:b/>
+          <w:color w:val="1A1A1A"/>
+          <w:sz w:val="22"/>
+        </w:rPr>
+        <w:t>Participación obligatoria en las oraciones grupales</w:t>
+      </w:r>
+      <w:r>
+        <w:rPr>
+          <w:rFonts w:ascii="Calibri" w:hAnsi="Calibri"/>
+          <w:color w:val="1A1A1A"/>
+          <w:sz w:val="22"/>
+        </w:rPr>
+        <w:t xml:space="preserve"> del equipo (cocina incluida).</w:t>
+      </w:r>
+    </w:p>
+    <w:p>
+      <w:pPr>
+        <w:keepNext/>
+        <w:spacing w:before="80" w:after="160"/>
+        <w:pBdr>
+          <w:bottom w:val="single" w:sz="12" w:space="4" w:color="E36C4F"/>
+        </w:pBdr>
+      </w:pPr>
+      <w:r>
+        <w:rPr>
+          <w:rFonts w:ascii="Calibri" w:hAnsi="Calibri"/>
+          <w:b/>
+          <w:color w:val="1B3A5C"/>
+          <w:sz w:val="40"/>
+        </w:rPr>
+        <w:t>9. Fechas clave de Cocina</w:t>
+      </w:r>
+    </w:p>
+    <w:tbl>
+      <w:tblPr>
+        <w:tblStyle w:val="LightGrid-Accent1"/>
+        <w:tblW w:type="auto" w:w="0"/>
+        <w:jc w:val="center"/>
+        <w:tblLook w:firstColumn="1" w:firstRow="1" w:lastColumn="0" w:lastRow="0" w:noHBand="0" w:noVBand="1" w:val="04A0"/>
+      </w:tblPr>
+      <w:tblGrid>
+        <w:gridCol w:w="4873"/>
+        <w:gridCol w:w="4873"/>
+      </w:tblGrid>
+      <w:tr>
+        <w:tc>
+          <w:tcPr>
+            <w:tcW w:type="dxa" w:w="4873"/>
+            <w:shd w:val="clear" w:color="auto" w:fill="1B3A5C"/>
+          </w:tcPr>
+          <w:p>
+            <w:r/>
+            <w:r>
+              <w:rPr>
+                <w:rFonts w:ascii="Calibri" w:hAnsi="Calibri"/>
+                <w:b/>
+                <w:color w:val="FFFFFF"/>
+                <w:sz w:val="20"/>
+              </w:rPr>
+              <w:t>Hito</w:t>
+            </w:r>
+          </w:p>
+        </w:tc>
+        <w:tc>
+          <w:tcPr>
+            <w:tcW w:type="dxa" w:w="4873"/>
+            <w:shd w:val="clear" w:color="auto" w:fill="1B3A5C"/>
+          </w:tcPr>
+          <w:p>
+            <w:r/>
+            <w:r>
+              <w:rPr>
+                <w:rFonts w:ascii="Calibri" w:hAnsi="Calibri"/>
+                <w:b/>
+                <w:color w:val="FFFFFF"/>
+                <w:sz w:val="20"/>
+              </w:rPr>
+              <w:t>Cuándo</w:t>
+            </w:r>
+          </w:p>
+        </w:tc>
+      </w:tr>
+      <w:tr>
+        <w:tc>
+          <w:tcPr>
+            <w:tcW w:type="dxa" w:w="4873"/>
+          </w:tcPr>
+          <w:p>
+            <w:r/>
+            <w:r>
+              <w:rPr>
+                <w:rFonts w:ascii="Calibri" w:hAnsi="Calibri"/>
+                <w:b/>
+                <w:color w:val="1A1A1A"/>
+                <w:sz w:val="20"/>
+              </w:rPr>
+              <w:t>F1</w:t>
+            </w:r>
+          </w:p>
+        </w:tc>
+        <w:tc>
+          <w:tcPr>
+            <w:tcW w:type="dxa" w:w="4873"/>
+          </w:tcPr>
+          <w:p>
+            <w:r/>
+            <w:r>
+              <w:rPr>
+                <w:rFonts w:ascii="Calibri" w:hAnsi="Calibri"/>
+                <w:color w:val="1A1A1A"/>
+                <w:sz w:val="20"/>
+              </w:rPr>
+              <w:t>Borrador de menú + presupuesto base (sin tematización todavía)</w:t>
+            </w:r>
+          </w:p>
+        </w:tc>
+      </w:tr>
+      <w:tr>
+        <w:tc>
+          <w:tcPr>
+            <w:tcW w:type="dxa" w:w="4873"/>
+          </w:tcPr>
+          <w:p>
+            <w:r/>
+            <w:r>
+              <w:rPr>
+                <w:rFonts w:ascii="Calibri" w:hAnsi="Calibri"/>
+                <w:b/>
+                <w:color w:val="1A1A1A"/>
+                <w:sz w:val="20"/>
+              </w:rPr>
+              <w:t>F3</w:t>
+            </w:r>
+          </w:p>
+        </w:tc>
+        <w:tc>
+          <w:tcPr>
+            <w:tcW w:type="dxa" w:w="4873"/>
+          </w:tcPr>
+          <w:p>
+            <w:r/>
+            <w:r>
+              <w:rPr>
+                <w:rFonts w:ascii="Calibri" w:hAnsi="Calibri"/>
+                <w:color w:val="1A1A1A"/>
+                <w:sz w:val="20"/>
+              </w:rPr>
+              <w:t>Compras anticipadas (no perecederos)</w:t>
+            </w:r>
+          </w:p>
+        </w:tc>
+      </w:tr>
+      <w:tr>
+        <w:tc>
+          <w:tcPr>
+            <w:tcW w:type="dxa" w:w="4873"/>
+          </w:tcPr>
+          <w:p>
+            <w:r/>
+            <w:r>
+              <w:rPr>
+                <w:rFonts w:ascii="Calibri" w:hAnsi="Calibri"/>
+                <w:b/>
+                <w:color w:val="1A1A1A"/>
+                <w:sz w:val="20"/>
+              </w:rPr>
+              <w:t>F5 / agosto</w:t>
+            </w:r>
+          </w:p>
+        </w:tc>
+        <w:tc>
+          <w:tcPr>
+            <w:tcW w:type="dxa" w:w="4873"/>
+          </w:tcPr>
+          <w:p>
+            <w:r/>
+            <w:r>
+              <w:rPr>
+                <w:rFonts w:ascii="Calibri" w:hAnsi="Calibri"/>
+                <w:color w:val="1A1A1A"/>
+                <w:sz w:val="20"/>
+              </w:rPr>
+              <w:t>Cerrar lista de compras + identificar Correcaminos</w:t>
+            </w:r>
+          </w:p>
+        </w:tc>
+      </w:tr>
+      <w:tr>
+        <w:tc>
+          <w:tcPr>
+            <w:tcW w:type="dxa" w:w="4873"/>
+          </w:tcPr>
+          <w:p>
+            <w:r/>
+            <w:r>
+              <w:rPr>
+                <w:rFonts w:ascii="Calibri" w:hAnsi="Calibri"/>
+                <w:b/>
+                <w:color w:val="1A1A1A"/>
+                <w:sz w:val="20"/>
+              </w:rPr>
+              <w:t>Avanzada</w:t>
+            </w:r>
+          </w:p>
+        </w:tc>
+        <w:tc>
+          <w:tcPr>
+            <w:tcW w:type="dxa" w:w="4873"/>
+          </w:tcPr>
+          <w:p>
+            <w:r/>
+            <w:r>
+              <w:rPr>
+                <w:rFonts w:ascii="Calibri" w:hAnsi="Calibri"/>
+                <w:color w:val="1A1A1A"/>
+                <w:sz w:val="20"/>
+              </w:rPr>
+              <w:t>Llegada anticipada de cocina (días antes del retiro)</w:t>
+            </w:r>
+          </w:p>
+        </w:tc>
+      </w:tr>
+      <w:tr>
+        <w:tc>
+          <w:tcPr>
+            <w:tcW w:type="dxa" w:w="4873"/>
+          </w:tcPr>
+          <w:p>
+            <w:r/>
+            <w:r>
+              <w:rPr>
+                <w:rFonts w:ascii="Calibri" w:hAnsi="Calibri"/>
+                <w:b/>
+                <w:color w:val="1A1A1A"/>
+                <w:sz w:val="20"/>
+              </w:rPr>
+              <w:t>Retiro</w:t>
+            </w:r>
+          </w:p>
+        </w:tc>
+        <w:tc>
+          <w:tcPr>
+            <w:tcW w:type="dxa" w:w="4873"/>
+          </w:tcPr>
+          <w:p>
+            <w:r/>
+            <w:r>
+              <w:rPr>
+                <w:rFonts w:ascii="Calibri" w:hAnsi="Calibri"/>
+                <w:color w:val="1A1A1A"/>
+                <w:sz w:val="20"/>
+              </w:rPr>
+              <w:t>Servicio completo</w:t>
+            </w:r>
+          </w:p>
+        </w:tc>
+      </w:tr>
+      <w:tr>
+        <w:tc>
+          <w:tcPr>
+            <w:tcW w:type="dxa" w:w="4873"/>
+          </w:tcPr>
+          <w:p>
+            <w:r/>
+            <w:r>
+              <w:rPr>
+                <w:rFonts w:ascii="Calibri" w:hAnsi="Calibri"/>
+                <w:b/>
+                <w:color w:val="1A1A1A"/>
+                <w:sz w:val="20"/>
+              </w:rPr>
+              <w:t>Bienvenida nuevos etecianos</w:t>
+            </w:r>
+          </w:p>
+        </w:tc>
+        <w:tc>
+          <w:tcPr>
+            <w:tcW w:type="dxa" w:w="4873"/>
+          </w:tcPr>
+          <w:p>
+            <w:r/>
+            <w:r>
+              <w:rPr>
+                <w:rFonts w:ascii="Calibri" w:hAnsi="Calibri"/>
+                <w:color w:val="1A1A1A"/>
+                <w:sz w:val="20"/>
+              </w:rPr>
+              <w:t>Después del retiro (cocina lleva el momento)</w:t>
+            </w:r>
+          </w:p>
+        </w:tc>
+      </w:tr>
+    </w:tbl>
+    <w:p>
+      <w:pPr>
+        <w:spacing w:after="80"/>
+        <w:jc w:val="both"/>
+      </w:pPr>
+      <w:r>
+        <w:rPr>
+          <w:rFonts w:ascii="Calibri" w:hAnsi="Calibri"/>
+          <w:i/>
+          <w:color w:val="666666"/>
+          <w:sz w:val="22"/>
+        </w:rPr>
+        <w:t>Anexo de Cocina ETC 88 · borrador · se ajusta con Paloma + Jhonnito + asesoras.</w:t>
+      </w:r>
+    </w:p>
+    <w:p>
+      <w:r>
+        <w:br w:type="page"/>
+      </w:r>
+    </w:p>
+    <w:p/>
+    <w:p/>
+    <w:p/>
+    <w:p>
+      <w:pPr>
+        <w:jc w:val="center"/>
+      </w:pPr>
+      <w:r>
+        <w:rPr>
+          <w:rFonts w:ascii="Calibri" w:hAnsi="Calibri"/>
+          <w:b/>
+          <w:color w:val="E36C4F"/>
+          <w:sz w:val="24"/>
+        </w:rPr>
+        <w:t>ANEXO</w:t>
+      </w:r>
+    </w:p>
+    <w:p>
+      <w:pPr>
+        <w:jc w:val="center"/>
+      </w:pPr>
+      <w:r>
+        <w:rPr>
+          <w:rFonts w:ascii="Calibri" w:hAnsi="Calibri"/>
+          <w:b/>
+          <w:color w:val="1B3A5C"/>
+          <w:sz w:val="52"/>
+        </w:rPr>
+        <w:t>Anexo de Música</w:t>
+      </w:r>
+    </w:p>
+    <w:p>
+      <w:pPr>
+        <w:jc w:val="center"/>
+      </w:pPr>
+      <w:r>
+        <w:rPr>
+          <w:rFonts w:ascii="Calibri" w:hAnsi="Calibri"/>
+          <w:i/>
+          <w:color w:val="666666"/>
+          <w:sz w:val="24"/>
+        </w:rPr>
+        <w:t>Anexo de la Carpeta · para el equipo de Música</w:t>
+      </w:r>
+    </w:p>
+    <w:p/>
+    <w:tbl>
+      <w:tblPr>
+        <w:tblW w:type="auto" w:w="0"/>
+        <w:jc w:val="center"/>
+        <w:tblLook w:firstColumn="1" w:firstRow="1" w:lastColumn="0" w:lastRow="0" w:noHBand="0" w:noVBand="1" w:val="04A0"/>
+      </w:tblPr>
+      <w:tblGrid>
+        <w:gridCol w:w="9746"/>
+      </w:tblGrid>
+      <w:tr>
+        <w:tc>
+          <w:tcPr>
+            <w:tcW w:type="dxa" w:w="9071"/>
+            <w:shd w:val="clear" w:color="auto" w:fill="F7F1E3"/>
+            <w:tcBorders>
+              <w:left w:val="single" w:sz="24" w:color="E36C4F"/>
+              <w:top w:val="single" w:sz="4" w:color="E8D4A8"/>
+              <w:right w:val="single" w:sz="4" w:color="E8D4A8"/>
+              <w:bottom w:val="single" w:sz="4" w:color="E8D4A8"/>
+            </w:tcBorders>
+          </w:tcPr>
+          <w:p>
+            <w:pPr>
+              <w:spacing w:after="20"/>
+            </w:pPr>
+            <w:r/>
+            <w:r>
+              <w:rPr>
+                <w:rFonts w:ascii="Calibri" w:hAnsi="Calibri"/>
+                <w:color w:val="1B3A5C"/>
+                <w:sz w:val="21"/>
+              </w:rPr>
+              <w:t xml:space="preserve">No existía una guía aparte para el equipo de Música; este anexo la crea. Cubre </w:t>
+            </w:r>
+            <w:r>
+              <w:rPr>
+                <w:rFonts w:ascii="Calibri" w:hAnsi="Calibri"/>
+                <w:b/>
+                <w:color w:val="1B3A5C"/>
+                <w:sz w:val="21"/>
+              </w:rPr>
+              <w:t>qué hace Música durante el retiro, los materiales y los momentos clave</w:t>
+            </w:r>
+            <w:r>
+              <w:rPr>
+                <w:rFonts w:ascii="Calibri" w:hAnsi="Calibri"/>
+                <w:color w:val="1B3A5C"/>
+                <w:sz w:val="21"/>
+              </w:rPr>
+              <w:t>.</w:t>
+            </w:r>
+          </w:p>
+        </w:tc>
+      </w:tr>
+    </w:tbl>
+    <w:p>
+      <w:pPr>
+        <w:spacing w:after="0"/>
+      </w:pPr>
+    </w:p>
+    <w:p>
+      <w:pPr>
+        <w:keepNext/>
+        <w:spacing w:before="80" w:after="160"/>
+        <w:pBdr>
+          <w:bottom w:val="single" w:sz="12" w:space="4" w:color="E36C4F"/>
+        </w:pBdr>
+      </w:pPr>
+      <w:r>
+        <w:rPr>
+          <w:rFonts w:ascii="Calibri" w:hAnsi="Calibri"/>
+          <w:b/>
+          <w:color w:val="1B3A5C"/>
+          <w:sz w:val="40"/>
+        </w:rPr>
+        <w:t>1. La regla de oro</w:t>
+      </w:r>
+    </w:p>
+    <w:p>
+      <w:pPr>
+        <w:spacing w:after="80"/>
+        <w:jc w:val="both"/>
+      </w:pPr>
+      <w:r>
+        <w:rPr>
+          <w:rFonts w:ascii="Calibri" w:hAnsi="Calibri"/>
+          <w:b/>
+          <w:color w:val="1A1A1A"/>
+          <w:sz w:val="22"/>
+        </w:rPr>
+        <w:t>Animación espiritual antes que técnica.</w:t>
+      </w:r>
+      <w:r>
+        <w:rPr>
+          <w:rFonts w:ascii="Calibri" w:hAnsi="Calibri"/>
+          <w:color w:val="1A1A1A"/>
+          <w:sz w:val="22"/>
+        </w:rPr>
+        <w:t xml:space="preserve"> La música no es show, no es solo sonido limpio: es la atmósfera espiritual del retiro. Antes que afinar los micrófonos, se afina el corazón del músico. Cuando la música nace de la oración, los participantes lo notan.</w:t>
+      </w:r>
+    </w:p>
+    <w:p>
+      <w:pPr>
+        <w:keepNext/>
+        <w:spacing w:before="80" w:after="160"/>
+        <w:pBdr>
+          <w:bottom w:val="single" w:sz="12" w:space="4" w:color="E36C4F"/>
+        </w:pBdr>
+      </w:pPr>
+      <w:r>
+        <w:rPr>
+          <w:rFonts w:ascii="Calibri" w:hAnsi="Calibri"/>
+          <w:b/>
+          <w:color w:val="1B3A5C"/>
+          <w:sz w:val="40"/>
+        </w:rPr>
+        <w:t>2. Funciones del equipo de Música</w:t>
+      </w:r>
+    </w:p>
+    <w:p>
+      <w:pPr>
+        <w:pStyle w:val="ListBullet"/>
+        <w:spacing w:after="20"/>
+      </w:pPr>
+      <w:r>
+        <w:rPr>
+          <w:rFonts w:ascii="Calibri" w:hAnsi="Calibri"/>
+          <w:b/>
+          <w:color w:val="1A1A1A"/>
+          <w:sz w:val="22"/>
+        </w:rPr>
+        <w:t>Amenizar con música y cantos</w:t>
+      </w:r>
+      <w:r>
+        <w:rPr>
+          <w:rFonts w:ascii="Calibri" w:hAnsi="Calibri"/>
+          <w:color w:val="1A1A1A"/>
+          <w:sz w:val="22"/>
+        </w:rPr>
+        <w:t xml:space="preserve"> todo el retiro — entradas, salidas, ambientación.</w:t>
+      </w:r>
+    </w:p>
+    <w:p>
+      <w:pPr>
+        <w:pStyle w:val="ListBullet"/>
+        <w:spacing w:after="20"/>
+      </w:pPr>
+      <w:r>
+        <w:rPr>
+          <w:rFonts w:ascii="Calibri" w:hAnsi="Calibri"/>
+          <w:b/>
+          <w:color w:val="1A1A1A"/>
+          <w:sz w:val="22"/>
+        </w:rPr>
+        <w:t>Preparar el cancionero</w:t>
+      </w:r>
+      <w:r>
+        <w:rPr>
+          <w:rFonts w:ascii="Calibri" w:hAnsi="Calibri"/>
+          <w:color w:val="1A1A1A"/>
+          <w:sz w:val="22"/>
+        </w:rPr>
+        <w:t xml:space="preserve"> con las canciones que se usan en los tres días (impresión para participantes + playlist en dispositivo).</w:t>
+      </w:r>
+    </w:p>
+    <w:p>
+      <w:pPr>
+        <w:pStyle w:val="ListBullet"/>
+        <w:spacing w:after="20"/>
+      </w:pPr>
+      <w:r>
+        <w:rPr>
+          <w:rFonts w:ascii="Calibri" w:hAnsi="Calibri"/>
+          <w:b/>
+          <w:color w:val="1A1A1A"/>
+          <w:sz w:val="22"/>
+        </w:rPr>
+        <w:t>Llevar la oración Sal y Luz del Mundo ("Bayuyo")</w:t>
+      </w:r>
+      <w:r>
+        <w:rPr>
+          <w:rFonts w:ascii="Calibri" w:hAnsi="Calibri"/>
+          <w:color w:val="1A1A1A"/>
+          <w:sz w:val="22"/>
+        </w:rPr>
+        <w:t xml:space="preserve"> — preparan los antifaces de tela negra y conducen el momento.</w:t>
+      </w:r>
+    </w:p>
+    <w:p>
+      <w:pPr>
+        <w:pStyle w:val="ListBullet"/>
+        <w:spacing w:after="20"/>
+      </w:pPr>
+      <w:r>
+        <w:rPr>
+          <w:rFonts w:ascii="Calibri" w:hAnsi="Calibri"/>
+          <w:b/>
+          <w:color w:val="1A1A1A"/>
+          <w:sz w:val="22"/>
+        </w:rPr>
+        <w:t>Música al despertar</w:t>
+      </w:r>
+      <w:r>
+        <w:rPr>
+          <w:rFonts w:ascii="Calibri" w:hAnsi="Calibri"/>
+          <w:color w:val="1A1A1A"/>
+          <w:sz w:val="22"/>
+        </w:rPr>
+        <w:t xml:space="preserve"> cada mañana del retiro.</w:t>
+      </w:r>
+    </w:p>
+    <w:p>
+      <w:pPr>
+        <w:pStyle w:val="ListBullet"/>
+        <w:spacing w:after="20"/>
+      </w:pPr>
+      <w:r>
+        <w:rPr>
+          <w:rFonts w:ascii="Calibri" w:hAnsi="Calibri"/>
+          <w:b/>
+          <w:color w:val="1A1A1A"/>
+          <w:sz w:val="22"/>
+        </w:rPr>
+        <w:t>Cantos de la oración matutina del sábado a María.</w:t>
+      </w:r>
+    </w:p>
+    <w:p>
+      <w:pPr>
+        <w:pStyle w:val="ListBullet"/>
+        <w:spacing w:after="20"/>
+      </w:pPr>
+      <w:r>
+        <w:rPr>
+          <w:rFonts w:ascii="Calibri" w:hAnsi="Calibri"/>
+          <w:b/>
+          <w:color w:val="1A1A1A"/>
+          <w:sz w:val="22"/>
+        </w:rPr>
+        <w:t>Preparar y ensayar los cantos de la Misa de Clausura</w:t>
+      </w:r>
+      <w:r>
+        <w:rPr>
+          <w:rFonts w:ascii="Calibri" w:hAnsi="Calibri"/>
+          <w:color w:val="1A1A1A"/>
+          <w:sz w:val="22"/>
+        </w:rPr>
+        <w:t xml:space="preserve"> (impresión de los cantos para los participantes).</w:t>
+      </w:r>
+    </w:p>
+    <w:p>
+      <w:pPr>
+        <w:pStyle w:val="ListBullet"/>
+        <w:spacing w:after="20"/>
+      </w:pPr>
+      <w:r>
+        <w:rPr>
+          <w:rFonts w:ascii="Calibri" w:hAnsi="Calibri"/>
+          <w:b/>
+          <w:color w:val="1A1A1A"/>
+          <w:sz w:val="22"/>
+        </w:rPr>
+        <w:t>Apoyar desde el jueves anterior al retiro</w:t>
+      </w:r>
+      <w:r>
+        <w:rPr>
+          <w:rFonts w:ascii="Calibri" w:hAnsi="Calibri"/>
+          <w:color w:val="1A1A1A"/>
+          <w:sz w:val="22"/>
+        </w:rPr>
+        <w:t xml:space="preserve"> — acompañan la avanzada y el montaje del sonido.</w:t>
+      </w:r>
+    </w:p>
+    <w:p>
+      <w:pPr>
+        <w:keepNext/>
+        <w:spacing w:before="80" w:after="160"/>
+        <w:pBdr>
+          <w:bottom w:val="single" w:sz="12" w:space="4" w:color="E36C4F"/>
+        </w:pBdr>
+      </w:pPr>
+      <w:r>
+        <w:rPr>
+          <w:rFonts w:ascii="Calibri" w:hAnsi="Calibri"/>
+          <w:b/>
+          <w:color w:val="1B3A5C"/>
+          <w:sz w:val="40"/>
+        </w:rPr>
+        <w:t>3. Materiales del equipo de Música</w:t>
+      </w:r>
+    </w:p>
+    <w:p>
+      <w:pPr>
+        <w:spacing w:after="80"/>
+        <w:jc w:val="both"/>
+      </w:pPr>
+      <w:r>
+        <w:rPr>
+          <w:rFonts w:ascii="Calibri" w:hAnsi="Calibri"/>
+          <w:color w:val="1A1A1A"/>
+          <w:sz w:val="22"/>
+        </w:rPr>
+        <w:t>La casa de retiro suele tener sonido propio; el equipo confirma con la administración qué se trae y qué se usa de la casa.</w:t>
+      </w:r>
+    </w:p>
+    <w:p>
+      <w:pPr>
+        <w:pStyle w:val="ListBullet"/>
+        <w:spacing w:after="20"/>
+      </w:pPr>
+      <w:r>
+        <w:rPr>
+          <w:rFonts w:ascii="Calibri" w:hAnsi="Calibri"/>
+          <w:b/>
+          <w:color w:val="1A1A1A"/>
+          <w:sz w:val="22"/>
+        </w:rPr>
+        <w:t>Sonido:</w:t>
+      </w:r>
+      <w:r>
+        <w:rPr>
+          <w:rFonts w:ascii="Calibri" w:hAnsi="Calibri"/>
+          <w:color w:val="1A1A1A"/>
+          <w:sz w:val="22"/>
+        </w:rPr>
+        <w:t xml:space="preserve"> consola, parlantes (de la casa si los hay; respaldo del equipo).</w:t>
+      </w:r>
+    </w:p>
+    <w:p>
+      <w:pPr>
+        <w:pStyle w:val="ListBullet"/>
+        <w:spacing w:after="20"/>
+      </w:pPr>
+      <w:r>
+        <w:rPr>
+          <w:rFonts w:ascii="Calibri" w:hAnsi="Calibri"/>
+          <w:b/>
+          <w:color w:val="1A1A1A"/>
+          <w:sz w:val="22"/>
+        </w:rPr>
+        <w:t>Micrófonos:</w:t>
+      </w:r>
+      <w:r>
+        <w:rPr>
+          <w:rFonts w:ascii="Calibri" w:hAnsi="Calibri"/>
+          <w:color w:val="1A1A1A"/>
+          <w:sz w:val="22"/>
+        </w:rPr>
+        <w:t xml:space="preserve"> vocales + de instrumento (con sus baterías de repuesto).</w:t>
+      </w:r>
+    </w:p>
+    <w:p>
+      <w:pPr>
+        <w:pStyle w:val="ListBullet"/>
+        <w:spacing w:after="20"/>
+      </w:pPr>
+      <w:r>
+        <w:rPr>
+          <w:rFonts w:ascii="Calibri" w:hAnsi="Calibri"/>
+          <w:b/>
+          <w:color w:val="1A1A1A"/>
+          <w:sz w:val="22"/>
+        </w:rPr>
+        <w:t>Atriles</w:t>
+      </w:r>
+      <w:r>
+        <w:rPr>
+          <w:rFonts w:ascii="Calibri" w:hAnsi="Calibri"/>
+          <w:color w:val="1A1A1A"/>
+          <w:sz w:val="22"/>
+        </w:rPr>
+        <w:t xml:space="preserve"> para partituras o tablets.</w:t>
+      </w:r>
+    </w:p>
+    <w:p>
+      <w:pPr>
+        <w:pStyle w:val="ListBullet"/>
+        <w:spacing w:after="20"/>
+      </w:pPr>
+      <w:r>
+        <w:rPr>
+          <w:rFonts w:ascii="Calibri" w:hAnsi="Calibri"/>
+          <w:b/>
+          <w:color w:val="1A1A1A"/>
+          <w:sz w:val="22"/>
+        </w:rPr>
+        <w:t>Instrumentos:</w:t>
+      </w:r>
+      <w:r>
+        <w:rPr>
+          <w:rFonts w:ascii="Calibri" w:hAnsi="Calibri"/>
+          <w:color w:val="1A1A1A"/>
+          <w:sz w:val="22"/>
+        </w:rPr>
+        <w:t xml:space="preserve"> los que tenga la banda (guitarras, cajón, teclado, etc.).</w:t>
+      </w:r>
+    </w:p>
+    <w:p>
+      <w:pPr>
+        <w:pStyle w:val="ListBullet"/>
+        <w:spacing w:after="20"/>
+      </w:pPr>
+      <w:r>
+        <w:rPr>
+          <w:rFonts w:ascii="Calibri" w:hAnsi="Calibri"/>
+          <w:b/>
+          <w:color w:val="1A1A1A"/>
+          <w:sz w:val="22"/>
+        </w:rPr>
+        <w:t>Cables</w:t>
+      </w:r>
+      <w:r>
+        <w:rPr>
+          <w:rFonts w:ascii="Calibri" w:hAnsi="Calibri"/>
+          <w:color w:val="1A1A1A"/>
+          <w:sz w:val="22"/>
+        </w:rPr>
+        <w:t xml:space="preserve"> + extensiones + adaptadores (con respaldo).</w:t>
+      </w:r>
+    </w:p>
+    <w:p>
+      <w:pPr>
+        <w:pStyle w:val="ListBullet"/>
+        <w:spacing w:after="20"/>
+      </w:pPr>
+      <w:r>
+        <w:rPr>
+          <w:rFonts w:ascii="Calibri" w:hAnsi="Calibri"/>
+          <w:b/>
+          <w:color w:val="1A1A1A"/>
+          <w:sz w:val="22"/>
+        </w:rPr>
+        <w:t>Cancioneros impresos</w:t>
+      </w:r>
+      <w:r>
+        <w:rPr>
+          <w:rFonts w:ascii="Calibri" w:hAnsi="Calibri"/>
+          <w:color w:val="1A1A1A"/>
+          <w:sz w:val="22"/>
+        </w:rPr>
+        <w:t xml:space="preserve"> para los participantes (cantidad = participantes + equipo).</w:t>
+      </w:r>
+    </w:p>
+    <w:p>
+      <w:pPr>
+        <w:pStyle w:val="ListBullet"/>
+        <w:spacing w:after="20"/>
+      </w:pPr>
+      <w:r>
+        <w:rPr>
+          <w:rFonts w:ascii="Calibri" w:hAnsi="Calibri"/>
+          <w:b/>
+          <w:color w:val="1A1A1A"/>
+          <w:sz w:val="22"/>
+        </w:rPr>
+        <w:t>Cantos de la Misa de Clausura impresos.</w:t>
+      </w:r>
+    </w:p>
+    <w:p>
+      <w:pPr>
+        <w:pStyle w:val="ListBullet"/>
+        <w:spacing w:after="20"/>
+      </w:pPr>
+      <w:r>
+        <w:rPr>
+          <w:rFonts w:ascii="Calibri" w:hAnsi="Calibri"/>
+          <w:b/>
+          <w:color w:val="1A1A1A"/>
+          <w:sz w:val="22"/>
+        </w:rPr>
+        <w:t>Antifaces de tela negra</w:t>
+      </w:r>
+      <w:r>
+        <w:rPr>
+          <w:rFonts w:ascii="Calibri" w:hAnsi="Calibri"/>
+          <w:color w:val="1A1A1A"/>
+          <w:sz w:val="22"/>
+        </w:rPr>
+        <w:t xml:space="preserve"> para el Bayuyo (cantidad = participantes).</w:t>
+      </w:r>
+    </w:p>
+    <w:p>
+      <w:pPr>
+        <w:pStyle w:val="ListBullet"/>
+        <w:spacing w:after="20"/>
+      </w:pPr>
+      <w:r>
+        <w:rPr>
+          <w:rFonts w:ascii="Calibri" w:hAnsi="Calibri"/>
+          <w:b/>
+          <w:color w:val="1A1A1A"/>
+          <w:sz w:val="22"/>
+        </w:rPr>
+        <w:t>Playlist preparada</w:t>
+      </w:r>
+      <w:r>
+        <w:rPr>
+          <w:rFonts w:ascii="Calibri" w:hAnsi="Calibri"/>
+          <w:color w:val="1A1A1A"/>
+          <w:sz w:val="22"/>
+        </w:rPr>
+        <w:t xml:space="preserve"> en un dispositivo (música ambiente, despertar, transiciones).</w:t>
+      </w:r>
+    </w:p>
+    <w:p>
+      <w:pPr>
+        <w:pStyle w:val="ListBullet"/>
+        <w:spacing w:after="20"/>
+      </w:pPr>
+      <w:r>
+        <w:rPr>
+          <w:rFonts w:ascii="Calibri" w:hAnsi="Calibri"/>
+          <w:b/>
+          <w:color w:val="1A1A1A"/>
+          <w:sz w:val="22"/>
+        </w:rPr>
+        <w:t>Pie de micrófono</w:t>
+      </w:r>
+      <w:r>
+        <w:rPr>
+          <w:rFonts w:ascii="Calibri" w:hAnsi="Calibri"/>
+          <w:color w:val="1A1A1A"/>
+          <w:sz w:val="22"/>
+        </w:rPr>
+        <w:t xml:space="preserve"> (al menos uno).</w:t>
+      </w:r>
+    </w:p>
+    <w:p>
+      <w:pPr>
+        <w:pStyle w:val="ListBullet"/>
+        <w:spacing w:after="20"/>
+      </w:pPr>
+      <w:r>
+        <w:rPr>
+          <w:rFonts w:ascii="Calibri" w:hAnsi="Calibri"/>
+          <w:b/>
+          <w:color w:val="1A1A1A"/>
+          <w:sz w:val="22"/>
+        </w:rPr>
+        <w:t>Setlists impresos</w:t>
+      </w:r>
+      <w:r>
+        <w:rPr>
+          <w:rFonts w:ascii="Calibri" w:hAnsi="Calibri"/>
+          <w:color w:val="1A1A1A"/>
+          <w:sz w:val="22"/>
+        </w:rPr>
+        <w:t xml:space="preserve"> por momento del retiro.</w:t>
+      </w:r>
+    </w:p>
+    <w:p>
+      <w:pPr>
+        <w:keepNext/>
+        <w:spacing w:before="80" w:after="160"/>
+        <w:pBdr>
+          <w:bottom w:val="single" w:sz="12" w:space="4" w:color="E36C4F"/>
+        </w:pBdr>
+      </w:pPr>
+      <w:r>
+        <w:rPr>
+          <w:rFonts w:ascii="Calibri" w:hAnsi="Calibri"/>
+          <w:b/>
+          <w:color w:val="1B3A5C"/>
+          <w:sz w:val="40"/>
+        </w:rPr>
+        <w:t>4. Mensaje de Padre Paul para el equipo de Música</w:t>
+      </w:r>
+    </w:p>
+    <w:p>
+      <w:pPr>
+        <w:spacing w:after="80"/>
+        <w:jc w:val="both"/>
+      </w:pPr>
+      <w:r>
+        <w:rPr>
+          <w:rFonts w:ascii="Calibri" w:hAnsi="Calibri"/>
+          <w:i/>
+          <w:color w:val="1A1A1A"/>
+          <w:sz w:val="22"/>
+        </w:rPr>
+        <w:t>"Animación espiritual antes que técnica."</w:t>
+      </w:r>
+      <w:r>
+        <w:rPr>
+          <w:rFonts w:ascii="Calibri" w:hAnsi="Calibri"/>
+          <w:color w:val="1A1A1A"/>
+          <w:sz w:val="22"/>
+        </w:rPr>
+        <w:t xml:space="preserve"> La música eleva la atmósfera espiritual del retiro, no es solo lo técnico. La banda toca para Dios, sirve al participante, y se borra a sí misma. </w:t>
+      </w:r>
+      <w:r>
+        <w:rPr>
+          <w:rFonts w:ascii="Calibri" w:hAnsi="Calibri"/>
+          <w:b/>
+          <w:color w:val="1A1A1A"/>
+          <w:sz w:val="22"/>
+        </w:rPr>
+        <w:t>El músico es servidor del Espíritu, no protagonista del escenario.</w:t>
+      </w:r>
+    </w:p>
+    <w:p>
+      <w:pPr>
+        <w:keepNext/>
+        <w:spacing w:before="80" w:after="160"/>
+        <w:pBdr>
+          <w:bottom w:val="single" w:sz="12" w:space="4" w:color="E36C4F"/>
+        </w:pBdr>
+      </w:pPr>
+      <w:r>
+        <w:rPr>
+          <w:rFonts w:ascii="Calibri" w:hAnsi="Calibri"/>
+          <w:b/>
+          <w:color w:val="1B3A5C"/>
+          <w:sz w:val="40"/>
+        </w:rPr>
+        <w:t>5. Momentos del retiro donde Música conduce</w:t>
+      </w:r>
+    </w:p>
+    <w:tbl>
+      <w:tblPr>
+        <w:tblStyle w:val="LightGrid-Accent1"/>
+        <w:tblW w:type="auto" w:w="0"/>
+        <w:jc w:val="center"/>
+        <w:tblLook w:firstColumn="1" w:firstRow="1" w:lastColumn="0" w:lastRow="0" w:noHBand="0" w:noVBand="1" w:val="04A0"/>
+      </w:tblPr>
+      <w:tblGrid>
+        <w:gridCol w:w="3249"/>
+        <w:gridCol w:w="3249"/>
+        <w:gridCol w:w="3249"/>
+      </w:tblGrid>
+      <w:tr>
+        <w:tc>
+          <w:tcPr>
+            <w:tcW w:type="dxa" w:w="3249"/>
+            <w:shd w:val="clear" w:color="auto" w:fill="1B3A5C"/>
+          </w:tcPr>
+          <w:p>
+            <w:r/>
+            <w:r>
+              <w:rPr>
+                <w:rFonts w:ascii="Calibri" w:hAnsi="Calibri"/>
+                <w:b/>
+                <w:color w:val="FFFFFF"/>
+                <w:sz w:val="20"/>
+              </w:rPr>
+              <w:t>Momento</w:t>
+            </w:r>
+          </w:p>
+        </w:tc>
+        <w:tc>
+          <w:tcPr>
+            <w:tcW w:type="dxa" w:w="3249"/>
+            <w:shd w:val="clear" w:color="auto" w:fill="1B3A5C"/>
+          </w:tcPr>
+          <w:p>
+            <w:r/>
+            <w:r>
+              <w:rPr>
+                <w:rFonts w:ascii="Calibri" w:hAnsi="Calibri"/>
+                <w:b/>
+                <w:color w:val="FFFFFF"/>
+                <w:sz w:val="20"/>
+              </w:rPr>
+              <w:t>Día / Hora</w:t>
+            </w:r>
+          </w:p>
+        </w:tc>
+        <w:tc>
+          <w:tcPr>
+            <w:tcW w:type="dxa" w:w="3249"/>
+            <w:shd w:val="clear" w:color="auto" w:fill="1B3A5C"/>
+          </w:tcPr>
+          <w:p>
+            <w:r/>
+            <w:r>
+              <w:rPr>
+                <w:rFonts w:ascii="Calibri" w:hAnsi="Calibri"/>
+                <w:b/>
+                <w:color w:val="FFFFFF"/>
+                <w:sz w:val="20"/>
+              </w:rPr>
+              <w:t>Qué hace Música</w:t>
+            </w:r>
+          </w:p>
+        </w:tc>
+      </w:tr>
+      <w:tr>
+        <w:tc>
+          <w:tcPr>
+            <w:tcW w:type="dxa" w:w="3249"/>
+          </w:tcPr>
+          <w:p>
+            <w:r/>
+            <w:r>
+              <w:rPr>
+                <w:rFonts w:ascii="Calibri" w:hAnsi="Calibri"/>
+                <w:b/>
+                <w:color w:val="1A1A1A"/>
+                <w:sz w:val="20"/>
+              </w:rPr>
+              <w:t>Avanzada / montaje</w:t>
+            </w:r>
+          </w:p>
+        </w:tc>
+        <w:tc>
+          <w:tcPr>
+            <w:tcW w:type="dxa" w:w="3249"/>
+          </w:tcPr>
+          <w:p>
+            <w:r/>
+            <w:r>
+              <w:rPr>
+                <w:rFonts w:ascii="Calibri" w:hAnsi="Calibri"/>
+                <w:color w:val="1A1A1A"/>
+                <w:sz w:val="20"/>
+              </w:rPr>
+              <w:t>jueves o viernes mañana</w:t>
+            </w:r>
+          </w:p>
+        </w:tc>
+        <w:tc>
+          <w:tcPr>
+            <w:tcW w:type="dxa" w:w="3249"/>
+          </w:tcPr>
+          <w:p>
+            <w:r/>
+            <w:r>
+              <w:rPr>
+                <w:rFonts w:ascii="Calibri" w:hAnsi="Calibri"/>
+                <w:color w:val="1A1A1A"/>
+                <w:sz w:val="20"/>
+              </w:rPr>
+              <w:t>Instala el sonido, ensaya con la casa, alinea con Cocina</w:t>
+            </w:r>
+          </w:p>
+        </w:tc>
+      </w:tr>
+      <w:tr>
+        <w:tc>
+          <w:tcPr>
+            <w:tcW w:type="dxa" w:w="3249"/>
+          </w:tcPr>
+          <w:p>
+            <w:r/>
+            <w:r>
+              <w:rPr>
+                <w:rFonts w:ascii="Calibri" w:hAnsi="Calibri"/>
+                <w:b/>
+                <w:color w:val="1A1A1A"/>
+                <w:sz w:val="20"/>
+              </w:rPr>
+              <w:t>Llegada de participantes</w:t>
+            </w:r>
+          </w:p>
+        </w:tc>
+        <w:tc>
+          <w:tcPr>
+            <w:tcW w:type="dxa" w:w="3249"/>
+          </w:tcPr>
+          <w:p>
+            <w:r/>
+            <w:r>
+              <w:rPr>
+                <w:rFonts w:ascii="Calibri" w:hAnsi="Calibri"/>
+                <w:color w:val="1A1A1A"/>
+                <w:sz w:val="20"/>
+              </w:rPr>
+              <w:t>viernes 6:00 PM</w:t>
+            </w:r>
+          </w:p>
+        </w:tc>
+        <w:tc>
+          <w:tcPr>
+            <w:tcW w:type="dxa" w:w="3249"/>
+          </w:tcPr>
+          <w:p>
+            <w:r/>
+            <w:r>
+              <w:rPr>
+                <w:rFonts w:ascii="Calibri" w:hAnsi="Calibri"/>
+                <w:color w:val="1A1A1A"/>
+                <w:sz w:val="20"/>
+              </w:rPr>
+              <w:t>Música de fondo cálida en la entrada y dormitorios</w:t>
+            </w:r>
+          </w:p>
+        </w:tc>
+      </w:tr>
+      <w:tr>
+        <w:tc>
+          <w:tcPr>
+            <w:tcW w:type="dxa" w:w="3249"/>
+          </w:tcPr>
+          <w:p>
+            <w:r/>
+            <w:r>
+              <w:rPr>
+                <w:rFonts w:ascii="Calibri" w:hAnsi="Calibri"/>
+                <w:b/>
+                <w:color w:val="1A1A1A"/>
+                <w:sz w:val="20"/>
+              </w:rPr>
+              <w:t>Apertura del Plenario</w:t>
+            </w:r>
+          </w:p>
+        </w:tc>
+        <w:tc>
+          <w:tcPr>
+            <w:tcW w:type="dxa" w:w="3249"/>
+          </w:tcPr>
+          <w:p>
+            <w:r/>
+            <w:r>
+              <w:rPr>
+                <w:rFonts w:ascii="Calibri" w:hAnsi="Calibri"/>
+                <w:color w:val="1A1A1A"/>
+                <w:sz w:val="20"/>
+              </w:rPr>
+              <w:t>viernes 6:30 PM</w:t>
+            </w:r>
+          </w:p>
+        </w:tc>
+        <w:tc>
+          <w:tcPr>
+            <w:tcW w:type="dxa" w:w="3249"/>
+          </w:tcPr>
+          <w:p>
+            <w:r/>
+            <w:r>
+              <w:rPr>
+                <w:rFonts w:ascii="Calibri" w:hAnsi="Calibri"/>
+                <w:color w:val="1A1A1A"/>
+                <w:sz w:val="20"/>
+              </w:rPr>
+              <w:t>Canto inicial · acompaña la bienvenida</w:t>
+            </w:r>
+          </w:p>
+        </w:tc>
+      </w:tr>
+      <w:tr>
+        <w:tc>
+          <w:tcPr>
+            <w:tcW w:type="dxa" w:w="3249"/>
+          </w:tcPr>
+          <w:p>
+            <w:r/>
+            <w:r>
+              <w:rPr>
+                <w:rFonts w:ascii="Calibri" w:hAnsi="Calibri"/>
+                <w:b/>
+                <w:color w:val="1A1A1A"/>
+                <w:sz w:val="20"/>
+              </w:rPr>
+              <w:t>Dinámica rompe-hielo</w:t>
+            </w:r>
+          </w:p>
+        </w:tc>
+        <w:tc>
+          <w:tcPr>
+            <w:tcW w:type="dxa" w:w="3249"/>
+          </w:tcPr>
+          <w:p>
+            <w:r/>
+            <w:r>
+              <w:rPr>
+                <w:rFonts w:ascii="Calibri" w:hAnsi="Calibri"/>
+                <w:color w:val="1A1A1A"/>
+                <w:sz w:val="20"/>
+              </w:rPr>
+              <w:t>viernes 7:00 PM</w:t>
+            </w:r>
+          </w:p>
+        </w:tc>
+        <w:tc>
+          <w:tcPr>
+            <w:tcW w:type="dxa" w:w="3249"/>
+          </w:tcPr>
+          <w:p>
+            <w:r/>
+            <w:r>
+              <w:rPr>
+                <w:rFonts w:ascii="Calibri" w:hAnsi="Calibri"/>
+                <w:color w:val="1A1A1A"/>
+                <w:sz w:val="20"/>
+              </w:rPr>
+              <w:t>Playlist energética</w:t>
+            </w:r>
+          </w:p>
+        </w:tc>
+      </w:tr>
+      <w:tr>
+        <w:tc>
+          <w:tcPr>
+            <w:tcW w:type="dxa" w:w="3249"/>
+          </w:tcPr>
+          <w:p>
+            <w:r/>
+            <w:r>
+              <w:rPr>
+                <w:rFonts w:ascii="Calibri" w:hAnsi="Calibri"/>
+                <w:b/>
+                <w:color w:val="1A1A1A"/>
+                <w:sz w:val="20"/>
+              </w:rPr>
+              <w:t>Cena del viernes</w:t>
+            </w:r>
+          </w:p>
+        </w:tc>
+        <w:tc>
+          <w:tcPr>
+            <w:tcW w:type="dxa" w:w="3249"/>
+          </w:tcPr>
+          <w:p>
+            <w:r/>
+            <w:r>
+              <w:rPr>
+                <w:rFonts w:ascii="Calibri" w:hAnsi="Calibri"/>
+                <w:color w:val="1A1A1A"/>
+                <w:sz w:val="20"/>
+              </w:rPr>
+              <w:t>viernes 8:00 PM</w:t>
+            </w:r>
+          </w:p>
+        </w:tc>
+        <w:tc>
+          <w:tcPr>
+            <w:tcW w:type="dxa" w:w="3249"/>
+          </w:tcPr>
+          <w:p>
+            <w:r/>
+            <w:r>
+              <w:rPr>
+                <w:rFonts w:ascii="Calibri" w:hAnsi="Calibri"/>
+                <w:color w:val="1A1A1A"/>
+                <w:sz w:val="20"/>
+              </w:rPr>
+              <w:t>Música de fondo / canto de bendición</w:t>
+            </w:r>
+          </w:p>
+        </w:tc>
+      </w:tr>
+      <w:tr>
+        <w:tc>
+          <w:tcPr>
+            <w:tcW w:type="dxa" w:w="3249"/>
+          </w:tcPr>
+          <w:p>
+            <w:r/>
+            <w:r>
+              <w:rPr>
+                <w:rFonts w:ascii="Calibri" w:hAnsi="Calibri"/>
+                <w:b/>
+                <w:color w:val="1A1A1A"/>
+                <w:sz w:val="20"/>
+              </w:rPr>
+              <w:t>Bayuyo (Sal y Luz del Mundo)</w:t>
+            </w:r>
+          </w:p>
+        </w:tc>
+        <w:tc>
+          <w:tcPr>
+            <w:tcW w:type="dxa" w:w="3249"/>
+          </w:tcPr>
+          <w:p>
+            <w:r/>
+            <w:r>
+              <w:rPr>
+                <w:rFonts w:ascii="Calibri" w:hAnsi="Calibri"/>
+                <w:color w:val="1A1A1A"/>
+                <w:sz w:val="20"/>
+              </w:rPr>
+              <w:t>viernes 11:10 PM</w:t>
+            </w:r>
+          </w:p>
+        </w:tc>
+        <w:tc>
+          <w:tcPr>
+            <w:tcW w:type="dxa" w:w="3249"/>
+          </w:tcPr>
+          <w:p>
+            <w:r/>
+            <w:r>
+              <w:rPr>
+                <w:rFonts w:ascii="Calibri" w:hAnsi="Calibri"/>
+                <w:color w:val="1A1A1A"/>
+                <w:sz w:val="20"/>
+              </w:rPr>
+              <w:t>Música conduce el momento · antifaces puestos · oración cantada</w:t>
+            </w:r>
+          </w:p>
+        </w:tc>
+      </w:tr>
+      <w:tr>
+        <w:tc>
+          <w:tcPr>
+            <w:tcW w:type="dxa" w:w="3249"/>
+          </w:tcPr>
+          <w:p>
+            <w:r/>
+            <w:r>
+              <w:rPr>
+                <w:rFonts w:ascii="Calibri" w:hAnsi="Calibri"/>
+                <w:b/>
+                <w:color w:val="1A1A1A"/>
+                <w:sz w:val="20"/>
+              </w:rPr>
+              <w:t>Despertar del sábado</w:t>
+            </w:r>
+          </w:p>
+        </w:tc>
+        <w:tc>
+          <w:tcPr>
+            <w:tcW w:type="dxa" w:w="3249"/>
+          </w:tcPr>
+          <w:p>
+            <w:r/>
+            <w:r>
+              <w:rPr>
+                <w:rFonts w:ascii="Calibri" w:hAnsi="Calibri"/>
+                <w:color w:val="1A1A1A"/>
+                <w:sz w:val="20"/>
+              </w:rPr>
+              <w:t>sábado 7:00 AM</w:t>
+            </w:r>
+          </w:p>
+        </w:tc>
+        <w:tc>
+          <w:tcPr>
+            <w:tcW w:type="dxa" w:w="3249"/>
+          </w:tcPr>
+          <w:p>
+            <w:r/>
+            <w:r>
+              <w:rPr>
+                <w:rFonts w:ascii="Calibri" w:hAnsi="Calibri"/>
+                <w:color w:val="1A1A1A"/>
+                <w:sz w:val="20"/>
+              </w:rPr>
+              <w:t>Música suave / cantos de despertar</w:t>
+            </w:r>
+          </w:p>
+        </w:tc>
+      </w:tr>
+      <w:tr>
+        <w:tc>
+          <w:tcPr>
+            <w:tcW w:type="dxa" w:w="3249"/>
+          </w:tcPr>
+          <w:p>
+            <w:r/>
+            <w:r>
+              <w:rPr>
+                <w:rFonts w:ascii="Calibri" w:hAnsi="Calibri"/>
+                <w:b/>
+                <w:color w:val="1A1A1A"/>
+                <w:sz w:val="20"/>
+              </w:rPr>
+              <w:t>Oración a María</w:t>
+            </w:r>
+          </w:p>
+        </w:tc>
+        <w:tc>
+          <w:tcPr>
+            <w:tcW w:type="dxa" w:w="3249"/>
+          </w:tcPr>
+          <w:p>
+            <w:r/>
+            <w:r>
+              <w:rPr>
+                <w:rFonts w:ascii="Calibri" w:hAnsi="Calibri"/>
+                <w:color w:val="1A1A1A"/>
+                <w:sz w:val="20"/>
+              </w:rPr>
+              <w:t>sábado 7:45 AM</w:t>
+            </w:r>
+          </w:p>
+        </w:tc>
+        <w:tc>
+          <w:tcPr>
+            <w:tcW w:type="dxa" w:w="3249"/>
+          </w:tcPr>
+          <w:p>
+            <w:r/>
+            <w:r>
+              <w:rPr>
+                <w:rFonts w:ascii="Calibri" w:hAnsi="Calibri"/>
+                <w:color w:val="1A1A1A"/>
+                <w:sz w:val="20"/>
+              </w:rPr>
+              <w:t>Cantos marianos en la capilla</w:t>
+            </w:r>
+          </w:p>
+        </w:tc>
+      </w:tr>
+      <w:tr>
+        <w:tc>
+          <w:tcPr>
+            <w:tcW w:type="dxa" w:w="3249"/>
+          </w:tcPr>
+          <w:p>
+            <w:r/>
+            <w:r>
+              <w:rPr>
+                <w:rFonts w:ascii="Calibri" w:hAnsi="Calibri"/>
+                <w:b/>
+                <w:color w:val="1A1A1A"/>
+                <w:sz w:val="20"/>
+              </w:rPr>
+              <w:t>Entrega de palancas</w:t>
+            </w:r>
+          </w:p>
+        </w:tc>
+        <w:tc>
+          <w:tcPr>
+            <w:tcW w:type="dxa" w:w="3249"/>
+          </w:tcPr>
+          <w:p>
+            <w:r/>
+            <w:r>
+              <w:rPr>
+                <w:rFonts w:ascii="Calibri" w:hAnsi="Calibri"/>
+                <w:color w:val="1A1A1A"/>
+                <w:sz w:val="20"/>
+              </w:rPr>
+              <w:t>sábado 2:30 PM</w:t>
+            </w:r>
+          </w:p>
+        </w:tc>
+        <w:tc>
+          <w:tcPr>
+            <w:tcW w:type="dxa" w:w="3249"/>
+          </w:tcPr>
+          <w:p>
+            <w:r/>
+            <w:r>
+              <w:rPr>
+                <w:rFonts w:ascii="Calibri" w:hAnsi="Calibri"/>
+                <w:color w:val="1A1A1A"/>
+                <w:sz w:val="20"/>
+              </w:rPr>
+              <w:t>Música suave de fondo, no interfiere con la lectura</w:t>
+            </w:r>
+          </w:p>
+        </w:tc>
+      </w:tr>
+      <w:tr>
+        <w:tc>
+          <w:tcPr>
+            <w:tcW w:type="dxa" w:w="3249"/>
+          </w:tcPr>
+          <w:p>
+            <w:r/>
+            <w:r>
+              <w:rPr>
+                <w:rFonts w:ascii="Calibri" w:hAnsi="Calibri"/>
+                <w:b/>
+                <w:color w:val="1A1A1A"/>
+                <w:sz w:val="20"/>
+              </w:rPr>
+              <w:t>Cena del sábado · Lavatorio</w:t>
+            </w:r>
+          </w:p>
+        </w:tc>
+        <w:tc>
+          <w:tcPr>
+            <w:tcW w:type="dxa" w:w="3249"/>
+          </w:tcPr>
+          <w:p>
+            <w:r/>
+            <w:r>
+              <w:rPr>
+                <w:rFonts w:ascii="Calibri" w:hAnsi="Calibri"/>
+                <w:color w:val="1A1A1A"/>
+                <w:sz w:val="20"/>
+              </w:rPr>
+              <w:t>sábado 6:30 PM</w:t>
+            </w:r>
+          </w:p>
+        </w:tc>
+        <w:tc>
+          <w:tcPr>
+            <w:tcW w:type="dxa" w:w="3249"/>
+          </w:tcPr>
+          <w:p>
+            <w:r/>
+            <w:r>
+              <w:rPr>
+                <w:rFonts w:ascii="Calibri" w:hAnsi="Calibri"/>
+                <w:color w:val="1A1A1A"/>
+                <w:sz w:val="20"/>
+              </w:rPr>
+              <w:t>Cantos del Lavatorio (Jn 13) — momento fuerte</w:t>
+            </w:r>
+          </w:p>
+        </w:tc>
+      </w:tr>
+      <w:tr>
+        <w:tc>
+          <w:tcPr>
+            <w:tcW w:type="dxa" w:w="3249"/>
+          </w:tcPr>
+          <w:p>
+            <w:r/>
+            <w:r>
+              <w:rPr>
+                <w:rFonts w:ascii="Calibri" w:hAnsi="Calibri"/>
+                <w:b/>
+                <w:color w:val="1A1A1A"/>
+                <w:sz w:val="20"/>
+              </w:rPr>
+              <w:t>Confesiones</w:t>
+            </w:r>
+          </w:p>
+        </w:tc>
+        <w:tc>
+          <w:tcPr>
+            <w:tcW w:type="dxa" w:w="3249"/>
+          </w:tcPr>
+          <w:p>
+            <w:r/>
+            <w:r>
+              <w:rPr>
+                <w:rFonts w:ascii="Calibri" w:hAnsi="Calibri"/>
+                <w:color w:val="1A1A1A"/>
+                <w:sz w:val="20"/>
+              </w:rPr>
+              <w:t>sábado 9:00 PM</w:t>
+            </w:r>
+          </w:p>
+        </w:tc>
+        <w:tc>
+          <w:tcPr>
+            <w:tcW w:type="dxa" w:w="3249"/>
+          </w:tcPr>
+          <w:p>
+            <w:r/>
+            <w:r>
+              <w:rPr>
+                <w:rFonts w:ascii="Calibri" w:hAnsi="Calibri"/>
+                <w:color w:val="1A1A1A"/>
+                <w:sz w:val="20"/>
+              </w:rPr>
+              <w:t>Música ambiente de oración (instrumental)</w:t>
+            </w:r>
+          </w:p>
+        </w:tc>
+      </w:tr>
+      <w:tr>
+        <w:tc>
+          <w:tcPr>
+            <w:tcW w:type="dxa" w:w="3249"/>
+          </w:tcPr>
+          <w:p>
+            <w:r/>
+            <w:r>
+              <w:rPr>
+                <w:rFonts w:ascii="Calibri" w:hAnsi="Calibri"/>
+                <w:b/>
+                <w:color w:val="1A1A1A"/>
+                <w:sz w:val="20"/>
+              </w:rPr>
+              <w:t>Despertar del domingo</w:t>
+            </w:r>
+          </w:p>
+        </w:tc>
+        <w:tc>
+          <w:tcPr>
+            <w:tcW w:type="dxa" w:w="3249"/>
+          </w:tcPr>
+          <w:p>
+            <w:r/>
+            <w:r>
+              <w:rPr>
+                <w:rFonts w:ascii="Calibri" w:hAnsi="Calibri"/>
+                <w:color w:val="1A1A1A"/>
+                <w:sz w:val="20"/>
+              </w:rPr>
+              <w:t>domingo 7:00 AM</w:t>
+            </w:r>
+          </w:p>
+        </w:tc>
+        <w:tc>
+          <w:tcPr>
+            <w:tcW w:type="dxa" w:w="3249"/>
+          </w:tcPr>
+          <w:p>
+            <w:r/>
+            <w:r>
+              <w:rPr>
+                <w:rFonts w:ascii="Calibri" w:hAnsi="Calibri"/>
+                <w:color w:val="1A1A1A"/>
+                <w:sz w:val="20"/>
+              </w:rPr>
+              <w:t>Música de despertar</w:t>
+            </w:r>
+          </w:p>
+        </w:tc>
+      </w:tr>
+      <w:tr>
+        <w:tc>
+          <w:tcPr>
+            <w:tcW w:type="dxa" w:w="3249"/>
+          </w:tcPr>
+          <w:p>
+            <w:r/>
+            <w:r>
+              <w:rPr>
+                <w:rFonts w:ascii="Calibri" w:hAnsi="Calibri"/>
+                <w:b/>
+                <w:color w:val="1A1A1A"/>
+                <w:sz w:val="20"/>
+              </w:rPr>
+              <w:t>Misa de Clausura</w:t>
+            </w:r>
+          </w:p>
+        </w:tc>
+        <w:tc>
+          <w:tcPr>
+            <w:tcW w:type="dxa" w:w="3249"/>
+          </w:tcPr>
+          <w:p>
+            <w:r/>
+            <w:r>
+              <w:rPr>
+                <w:rFonts w:ascii="Calibri" w:hAnsi="Calibri"/>
+                <w:color w:val="1A1A1A"/>
+                <w:sz w:val="20"/>
+              </w:rPr>
+              <w:t>domingo 3:00 PM</w:t>
+            </w:r>
+          </w:p>
+        </w:tc>
+        <w:tc>
+          <w:tcPr>
+            <w:tcW w:type="dxa" w:w="3249"/>
+          </w:tcPr>
+          <w:p>
+            <w:r/>
+            <w:r>
+              <w:rPr>
+                <w:rFonts w:ascii="Calibri" w:hAnsi="Calibri"/>
+                <w:b/>
+                <w:color w:val="1A1A1A"/>
+                <w:sz w:val="20"/>
+              </w:rPr>
+              <w:t>Todos los cantos de la Eucaristía</w:t>
+            </w:r>
+            <w:r>
+              <w:rPr>
+                <w:rFonts w:ascii="Calibri" w:hAnsi="Calibri"/>
+                <w:color w:val="1A1A1A"/>
+                <w:sz w:val="20"/>
+              </w:rPr>
+              <w:t xml:space="preserve"> — preparados y ensayados</w:t>
+            </w:r>
+          </w:p>
+        </w:tc>
+      </w:tr>
+      <w:tr>
+        <w:tc>
+          <w:tcPr>
+            <w:tcW w:type="dxa" w:w="3249"/>
+          </w:tcPr>
+          <w:p>
+            <w:r/>
+            <w:r>
+              <w:rPr>
+                <w:rFonts w:ascii="Calibri" w:hAnsi="Calibri"/>
+                <w:b/>
+                <w:color w:val="1A1A1A"/>
+                <w:sz w:val="20"/>
+              </w:rPr>
+              <w:t>Entrega de los peces</w:t>
+            </w:r>
+          </w:p>
+        </w:tc>
+        <w:tc>
+          <w:tcPr>
+            <w:tcW w:type="dxa" w:w="3249"/>
+          </w:tcPr>
+          <w:p>
+            <w:r/>
+            <w:r>
+              <w:rPr>
+                <w:rFonts w:ascii="Calibri" w:hAnsi="Calibri"/>
+                <w:color w:val="1A1A1A"/>
+                <w:sz w:val="20"/>
+              </w:rPr>
+              <w:t>domingo 3:00 PM</w:t>
+            </w:r>
+          </w:p>
+        </w:tc>
+        <w:tc>
+          <w:tcPr>
+            <w:tcW w:type="dxa" w:w="3249"/>
+          </w:tcPr>
+          <w:p>
+            <w:r/>
+            <w:r>
+              <w:rPr>
+                <w:rFonts w:ascii="Calibri" w:hAnsi="Calibri"/>
+                <w:color w:val="1A1A1A"/>
+                <w:sz w:val="20"/>
+              </w:rPr>
+              <w:t>Canto final · cierre festivo</w:t>
+            </w:r>
+          </w:p>
+        </w:tc>
+      </w:tr>
+    </w:tbl>
+    <w:p>
+      <w:pPr>
+        <w:keepNext/>
+        <w:spacing w:before="80" w:after="160"/>
+        <w:pBdr>
+          <w:bottom w:val="single" w:sz="12" w:space="4" w:color="E36C4F"/>
+        </w:pBdr>
+      </w:pPr>
+      <w:r>
+        <w:rPr>
+          <w:rFonts w:ascii="Calibri" w:hAnsi="Calibri"/>
+          <w:b/>
+          <w:color w:val="1B3A5C"/>
+          <w:sz w:val="40"/>
+        </w:rPr>
+        <w:t>6. Repertorio sugerido por tema</w:t>
+      </w:r>
+    </w:p>
+    <w:p>
+      <w:pPr>
+        <w:spacing w:after="80"/>
+        <w:jc w:val="both"/>
+      </w:pPr>
+      <w:r>
+        <w:rPr>
+          <w:rFonts w:ascii="Calibri" w:hAnsi="Calibri"/>
+          <w:i/>
+          <w:color w:val="666666"/>
+          <w:sz w:val="22"/>
+        </w:rPr>
+        <w:t>Esta lista es indicativa; cada banda adapta a su estilo y disponibilidad.</w:t>
+      </w:r>
+    </w:p>
+    <w:p>
+      <w:pPr>
+        <w:pStyle w:val="ListBullet"/>
+        <w:spacing w:after="20"/>
+      </w:pPr>
+      <w:r>
+        <w:rPr>
+          <w:rFonts w:ascii="Calibri" w:hAnsi="Calibri"/>
+          <w:b/>
+          <w:color w:val="1A1A1A"/>
+          <w:sz w:val="22"/>
+        </w:rPr>
+        <w:t>Apertura / bienvenida:</w:t>
+      </w:r>
+      <w:r>
+        <w:rPr>
+          <w:rFonts w:ascii="Calibri" w:hAnsi="Calibri"/>
+          <w:color w:val="1A1A1A"/>
+          <w:sz w:val="22"/>
+        </w:rPr>
+        <w:t xml:space="preserve"> algo de comunidad y alegría.</w:t>
+      </w:r>
+    </w:p>
+    <w:p>
+      <w:pPr>
+        <w:pStyle w:val="ListBullet"/>
+        <w:spacing w:after="20"/>
+      </w:pPr>
+      <w:r>
+        <w:rPr>
+          <w:rFonts w:ascii="Calibri" w:hAnsi="Calibri"/>
+          <w:b/>
+          <w:color w:val="1A1A1A"/>
+          <w:sz w:val="22"/>
+        </w:rPr>
+        <w:t>Confianza:</w:t>
+      </w:r>
+      <w:r>
+        <w:rPr>
+          <w:rFonts w:ascii="Calibri" w:hAnsi="Calibri"/>
+          <w:color w:val="1A1A1A"/>
+          <w:sz w:val="22"/>
+        </w:rPr>
+        <w:t xml:space="preserve"> algo íntimo, que invite a abrirse.</w:t>
+      </w:r>
+    </w:p>
+    <w:p>
+      <w:pPr>
+        <w:pStyle w:val="ListBullet"/>
+        <w:spacing w:after="20"/>
+      </w:pPr>
+      <w:r>
+        <w:rPr>
+          <w:rFonts w:ascii="Calibri" w:hAnsi="Calibri"/>
+          <w:b/>
+          <w:color w:val="1A1A1A"/>
+          <w:sz w:val="22"/>
+        </w:rPr>
+        <w:t>Singularidad:</w:t>
+      </w:r>
+      <w:r>
+        <w:rPr>
+          <w:rFonts w:ascii="Calibri" w:hAnsi="Calibri"/>
+          <w:color w:val="1A1A1A"/>
+          <w:sz w:val="22"/>
+        </w:rPr>
+        <w:t xml:space="preserve"> algo personal, sobre la identidad.</w:t>
+      </w:r>
+    </w:p>
+    <w:p>
+      <w:pPr>
+        <w:pStyle w:val="ListBullet"/>
+        <w:spacing w:after="20"/>
+      </w:pPr>
+      <w:r>
+        <w:rPr>
+          <w:rFonts w:ascii="Calibri" w:hAnsi="Calibri"/>
+          <w:b/>
+          <w:color w:val="1A1A1A"/>
+          <w:sz w:val="22"/>
+        </w:rPr>
+        <w:t>Libertad para Aceptar / Entregarse:</w:t>
+      </w:r>
+      <w:r>
+        <w:rPr>
+          <w:rFonts w:ascii="Calibri" w:hAnsi="Calibri"/>
+          <w:color w:val="1A1A1A"/>
+          <w:sz w:val="22"/>
+        </w:rPr>
+        <w:t xml:space="preserve"> algo sobre la entrega y la gracia.</w:t>
+      </w:r>
+    </w:p>
+    <w:p>
+      <w:pPr>
+        <w:pStyle w:val="ListBullet"/>
+        <w:spacing w:after="20"/>
+      </w:pPr>
+      <w:r>
+        <w:rPr>
+          <w:rFonts w:ascii="Calibri" w:hAnsi="Calibri"/>
+          <w:b/>
+          <w:color w:val="1A1A1A"/>
+          <w:sz w:val="22"/>
+        </w:rPr>
+        <w:t>Regalo de la Vida:</w:t>
+      </w:r>
+      <w:r>
+        <w:rPr>
+          <w:rFonts w:ascii="Calibri" w:hAnsi="Calibri"/>
+          <w:color w:val="1A1A1A"/>
+          <w:sz w:val="22"/>
+        </w:rPr>
+        <w:t xml:space="preserve"> algo agradecido, sobre la vida como don.</w:t>
+      </w:r>
+    </w:p>
+    <w:p>
+      <w:pPr>
+        <w:pStyle w:val="ListBullet"/>
+        <w:spacing w:after="20"/>
+      </w:pPr>
+      <w:r>
+        <w:rPr>
+          <w:rFonts w:ascii="Calibri" w:hAnsi="Calibri"/>
+          <w:b/>
+          <w:color w:val="1A1A1A"/>
+          <w:sz w:val="22"/>
+        </w:rPr>
+        <w:t>Perdón / Lavatorio:</w:t>
+      </w:r>
+      <w:r>
+        <w:rPr>
+          <w:rFonts w:ascii="Calibri" w:hAnsi="Calibri"/>
+          <w:color w:val="1A1A1A"/>
+          <w:sz w:val="22"/>
+        </w:rPr>
+        <w:t xml:space="preserve"> cantos del Lavatorio (Jn 13) · cantos de misericordia.</w:t>
+      </w:r>
+    </w:p>
+    <w:p>
+      <w:pPr>
+        <w:pStyle w:val="ListBullet"/>
+        <w:spacing w:after="20"/>
+      </w:pPr>
+      <w:r>
+        <w:rPr>
+          <w:rFonts w:ascii="Calibri" w:hAnsi="Calibri"/>
+          <w:b/>
+          <w:color w:val="1A1A1A"/>
+          <w:sz w:val="22"/>
+        </w:rPr>
+        <w:t>Nacer de Nuevo / Compromiso:</w:t>
+      </w:r>
+      <w:r>
+        <w:rPr>
+          <w:rFonts w:ascii="Calibri" w:hAnsi="Calibri"/>
+          <w:color w:val="1A1A1A"/>
+          <w:sz w:val="22"/>
+        </w:rPr>
+        <w:t xml:space="preserve"> cantos de envío y compromiso.</w:t>
+      </w:r>
+    </w:p>
+    <w:p>
+      <w:pPr>
+        <w:pStyle w:val="ListBullet"/>
+        <w:spacing w:after="20"/>
+      </w:pPr>
+      <w:r>
+        <w:rPr>
+          <w:rFonts w:ascii="Calibri" w:hAnsi="Calibri"/>
+          <w:b/>
+          <w:color w:val="1A1A1A"/>
+          <w:sz w:val="22"/>
+        </w:rPr>
+        <w:t>Misa de Clausura:</w:t>
+      </w:r>
+      <w:r>
+        <w:rPr>
+          <w:rFonts w:ascii="Calibri" w:hAnsi="Calibri"/>
+          <w:color w:val="1A1A1A"/>
+          <w:sz w:val="22"/>
+        </w:rPr>
+        <w:t xml:space="preserve"> repertorio completo (entrada · salmo · ofertorio · Santo · comunión · salida) — todo impreso.</w:t>
+      </w:r>
+    </w:p>
+    <w:p>
+      <w:pPr>
+        <w:pStyle w:val="ListBullet"/>
+        <w:spacing w:after="20"/>
+      </w:pPr>
+      <w:r>
+        <w:rPr>
+          <w:rFonts w:ascii="Calibri" w:hAnsi="Calibri"/>
+          <w:b/>
+          <w:color w:val="1A1A1A"/>
+          <w:sz w:val="22"/>
+        </w:rPr>
+        <w:t>Cuarto Día / despedida:</w:t>
+      </w:r>
+      <w:r>
+        <w:rPr>
+          <w:rFonts w:ascii="Calibri" w:hAnsi="Calibri"/>
+          <w:color w:val="1A1A1A"/>
+          <w:sz w:val="22"/>
+        </w:rPr>
+        <w:t xml:space="preserve"> un canto que el participante se lleve.</w:t>
+      </w:r>
+    </w:p>
+    <w:p>
+      <w:pPr>
+        <w:keepNext/>
+        <w:spacing w:before="80" w:after="160"/>
+        <w:pBdr>
+          <w:bottom w:val="single" w:sz="12" w:space="4" w:color="E36C4F"/>
+        </w:pBdr>
+      </w:pPr>
+      <w:r>
+        <w:rPr>
+          <w:rFonts w:ascii="Calibri" w:hAnsi="Calibri"/>
+          <w:b/>
+          <w:color w:val="1B3A5C"/>
+          <w:sz w:val="40"/>
+        </w:rPr>
+        <w:t>7. Hitos del equipo de Música</w:t>
+      </w:r>
+    </w:p>
+    <w:tbl>
+      <w:tblPr>
+        <w:tblStyle w:val="LightGrid-Accent1"/>
+        <w:tblW w:type="auto" w:w="0"/>
+        <w:jc w:val="center"/>
+        <w:tblLook w:firstColumn="1" w:firstRow="1" w:lastColumn="0" w:lastRow="0" w:noHBand="0" w:noVBand="1" w:val="04A0"/>
+      </w:tblPr>
+      <w:tblGrid>
+        <w:gridCol w:w="4873"/>
+        <w:gridCol w:w="4873"/>
+      </w:tblGrid>
+      <w:tr>
+        <w:tc>
+          <w:tcPr>
+            <w:tcW w:type="dxa" w:w="4873"/>
+            <w:shd w:val="clear" w:color="auto" w:fill="1B3A5C"/>
+          </w:tcPr>
+          <w:p>
+            <w:r/>
+            <w:r>
+              <w:rPr>
+                <w:rFonts w:ascii="Calibri" w:hAnsi="Calibri"/>
+                <w:b/>
+                <w:color w:val="FFFFFF"/>
+                <w:sz w:val="20"/>
+              </w:rPr>
+              <w:t>Hito</w:t>
+            </w:r>
+          </w:p>
+        </w:tc>
+        <w:tc>
+          <w:tcPr>
+            <w:tcW w:type="dxa" w:w="4873"/>
+            <w:shd w:val="clear" w:color="auto" w:fill="1B3A5C"/>
+          </w:tcPr>
+          <w:p>
+            <w:r/>
+            <w:r>
+              <w:rPr>
+                <w:rFonts w:ascii="Calibri" w:hAnsi="Calibri"/>
+                <w:b/>
+                <w:color w:val="FFFFFF"/>
+                <w:sz w:val="20"/>
+              </w:rPr>
+              <w:t>Cuándo</w:t>
+            </w:r>
+          </w:p>
+        </w:tc>
+      </w:tr>
+      <w:tr>
+        <w:tc>
+          <w:tcPr>
+            <w:tcW w:type="dxa" w:w="4873"/>
+          </w:tcPr>
+          <w:p>
+            <w:r/>
+            <w:r>
+              <w:rPr>
+                <w:rFonts w:ascii="Calibri" w:hAnsi="Calibri"/>
+                <w:b/>
+                <w:color w:val="1A1A1A"/>
+                <w:sz w:val="20"/>
+              </w:rPr>
+              <w:t>F1</w:t>
+            </w:r>
+          </w:p>
+        </w:tc>
+        <w:tc>
+          <w:tcPr>
+            <w:tcW w:type="dxa" w:w="4873"/>
+          </w:tcPr>
+          <w:p>
+            <w:r/>
+            <w:r>
+              <w:rPr>
+                <w:rFonts w:ascii="Calibri" w:hAnsi="Calibri"/>
+                <w:color w:val="1A1A1A"/>
+                <w:sz w:val="20"/>
+              </w:rPr>
+              <w:t>Presupuesto base + repertorio borrador + 3 dudas</w:t>
+            </w:r>
+          </w:p>
+        </w:tc>
+      </w:tr>
+      <w:tr>
+        <w:tc>
+          <w:tcPr>
+            <w:tcW w:type="dxa" w:w="4873"/>
+          </w:tcPr>
+          <w:p>
+            <w:r/>
+            <w:r>
+              <w:rPr>
+                <w:rFonts w:ascii="Calibri" w:hAnsi="Calibri"/>
+                <w:b/>
+                <w:color w:val="1A1A1A"/>
+                <w:sz w:val="20"/>
+              </w:rPr>
+              <w:t>F2 / F3</w:t>
+            </w:r>
+          </w:p>
+        </w:tc>
+        <w:tc>
+          <w:tcPr>
+            <w:tcW w:type="dxa" w:w="4873"/>
+          </w:tcPr>
+          <w:p>
+            <w:r/>
+            <w:r>
+              <w:rPr>
+                <w:rFonts w:ascii="Calibri" w:hAnsi="Calibri"/>
+                <w:color w:val="1A1A1A"/>
+                <w:sz w:val="20"/>
+              </w:rPr>
+              <w:t>Confirmar canciones por tema · primer ensayo</w:t>
+            </w:r>
+          </w:p>
+        </w:tc>
+      </w:tr>
+      <w:tr>
+        <w:tc>
+          <w:tcPr>
+            <w:tcW w:type="dxa" w:w="4873"/>
+          </w:tcPr>
+          <w:p>
+            <w:r/>
+            <w:r>
+              <w:rPr>
+                <w:rFonts w:ascii="Calibri" w:hAnsi="Calibri"/>
+                <w:b/>
+                <w:color w:val="1A1A1A"/>
+                <w:sz w:val="20"/>
+              </w:rPr>
+              <w:t>F4</w:t>
+            </w:r>
+          </w:p>
+        </w:tc>
+        <w:tc>
+          <w:tcPr>
+            <w:tcW w:type="dxa" w:w="4873"/>
+          </w:tcPr>
+          <w:p>
+            <w:r/>
+            <w:r>
+              <w:rPr>
+                <w:rFonts w:ascii="Calibri" w:hAnsi="Calibri"/>
+                <w:color w:val="1A1A1A"/>
+                <w:sz w:val="20"/>
+              </w:rPr>
+              <w:t>Segundo ensayo · cancionero borrador</w:t>
+            </w:r>
+          </w:p>
+        </w:tc>
+      </w:tr>
+      <w:tr>
+        <w:tc>
+          <w:tcPr>
+            <w:tcW w:type="dxa" w:w="4873"/>
+          </w:tcPr>
+          <w:p>
+            <w:r/>
+            <w:r>
+              <w:rPr>
+                <w:rFonts w:ascii="Calibri" w:hAnsi="Calibri"/>
+                <w:b/>
+                <w:color w:val="1A1A1A"/>
+                <w:sz w:val="20"/>
+              </w:rPr>
+              <w:t>F5</w:t>
+            </w:r>
+          </w:p>
+        </w:tc>
+        <w:tc>
+          <w:tcPr>
+            <w:tcW w:type="dxa" w:w="4873"/>
+          </w:tcPr>
+          <w:p>
+            <w:r/>
+            <w:r>
+              <w:rPr>
+                <w:rFonts w:ascii="Calibri" w:hAnsi="Calibri"/>
+                <w:color w:val="1A1A1A"/>
+                <w:sz w:val="20"/>
+              </w:rPr>
+              <w:t>Tercer ensayo · cancionero cerrado · cantos misa ensayados</w:t>
+            </w:r>
+          </w:p>
+        </w:tc>
+      </w:tr>
+      <w:tr>
+        <w:tc>
+          <w:tcPr>
+            <w:tcW w:type="dxa" w:w="4873"/>
+          </w:tcPr>
+          <w:p>
+            <w:r/>
+            <w:r>
+              <w:rPr>
+                <w:rFonts w:ascii="Calibri" w:hAnsi="Calibri"/>
+                <w:b/>
+                <w:color w:val="1A1A1A"/>
+                <w:sz w:val="20"/>
+              </w:rPr>
+              <w:t>Ensayo General</w:t>
+            </w:r>
+          </w:p>
+        </w:tc>
+        <w:tc>
+          <w:tcPr>
+            <w:tcW w:type="dxa" w:w="4873"/>
+          </w:tcPr>
+          <w:p>
+            <w:r/>
+            <w:r>
+              <w:rPr>
+                <w:rFonts w:ascii="Calibri" w:hAnsi="Calibri"/>
+                <w:color w:val="1A1A1A"/>
+                <w:sz w:val="20"/>
+              </w:rPr>
+              <w:t>Pase completo con Co-Dir, Guías y Cocina · asistencia obligatoria</w:t>
+            </w:r>
+          </w:p>
+        </w:tc>
+      </w:tr>
+      <w:tr>
+        <w:tc>
+          <w:tcPr>
+            <w:tcW w:type="dxa" w:w="4873"/>
+          </w:tcPr>
+          <w:p>
+            <w:r/>
+            <w:r>
+              <w:rPr>
+                <w:rFonts w:ascii="Calibri" w:hAnsi="Calibri"/>
+                <w:b/>
+                <w:color w:val="1A1A1A"/>
+                <w:sz w:val="20"/>
+              </w:rPr>
+              <w:t>Avanzada</w:t>
+            </w:r>
+          </w:p>
+        </w:tc>
+        <w:tc>
+          <w:tcPr>
+            <w:tcW w:type="dxa" w:w="4873"/>
+          </w:tcPr>
+          <w:p>
+            <w:r/>
+            <w:r>
+              <w:rPr>
+                <w:rFonts w:ascii="Calibri" w:hAnsi="Calibri"/>
+                <w:color w:val="1A1A1A"/>
+                <w:sz w:val="20"/>
+              </w:rPr>
+              <w:t>Jueves o viernes mañana — instalación de sonido y prueba</w:t>
+            </w:r>
+          </w:p>
+        </w:tc>
+      </w:tr>
+      <w:tr>
+        <w:tc>
+          <w:tcPr>
+            <w:tcW w:type="dxa" w:w="4873"/>
+          </w:tcPr>
+          <w:p>
+            <w:r/>
+            <w:r>
+              <w:rPr>
+                <w:rFonts w:ascii="Calibri" w:hAnsi="Calibri"/>
+                <w:b/>
+                <w:color w:val="1A1A1A"/>
+                <w:sz w:val="20"/>
+              </w:rPr>
+              <w:t>Retiro</w:t>
+            </w:r>
+          </w:p>
+        </w:tc>
+        <w:tc>
+          <w:tcPr>
+            <w:tcW w:type="dxa" w:w="4873"/>
+          </w:tcPr>
+          <w:p>
+            <w:r/>
+            <w:r>
+              <w:rPr>
+                <w:rFonts w:ascii="Calibri" w:hAnsi="Calibri"/>
+                <w:color w:val="1A1A1A"/>
+                <w:sz w:val="20"/>
+              </w:rPr>
+              <w:t>Servicio completo</w:t>
+            </w:r>
+          </w:p>
+        </w:tc>
+      </w:tr>
+    </w:tbl>
+    <w:p>
+      <w:pPr>
+        <w:keepNext/>
+        <w:spacing w:before="80" w:after="160"/>
+        <w:pBdr>
+          <w:bottom w:val="single" w:sz="12" w:space="4" w:color="E36C4F"/>
+        </w:pBdr>
+      </w:pPr>
+      <w:r>
+        <w:rPr>
+          <w:rFonts w:ascii="Calibri" w:hAnsi="Calibri"/>
+          <w:b/>
+          <w:color w:val="1B3A5C"/>
+          <w:sz w:val="40"/>
+        </w:rPr>
+        <w:t>8. Reglas del músico (resumen)</w:t>
+      </w:r>
+    </w:p>
+    <w:p>
+      <w:pPr>
+        <w:spacing w:after="80"/>
+        <w:jc w:val="both"/>
+      </w:pPr>
+      <w:r>
+        <w:rPr>
+          <w:rFonts w:ascii="Calibri" w:hAnsi="Calibri"/>
+          <w:color w:val="1A1A1A"/>
+          <w:sz w:val="22"/>
+        </w:rPr>
+        <w:t>Servicio antes que protagonismo · puntualidad en ensayos · ayudar al ambiente espiritual, no al ego de la banda · respetar el horario (los participantes están cansados, el músico también) · oración antes de cada momento musical · nunca poner intereses propios por encima del de los participantes.</w:t>
+      </w:r>
+    </w:p>
+    <w:p>
+      <w:pPr>
+        <w:spacing w:after="80"/>
+        <w:jc w:val="both"/>
+      </w:pPr>
+      <w:r>
+        <w:rPr>
+          <w:rFonts w:ascii="Calibri" w:hAnsi="Calibri"/>
+          <w:i/>
+          <w:color w:val="666666"/>
+          <w:sz w:val="22"/>
+        </w:rPr>
+        <w:t>Anexo de Música ETC 88 · borrador · se ajusta con el coordinador (José Ángel Tusen) + asesoría del Co-Dir.</w:t>
+      </w:r>
+    </w:p>
+    <w:p>
+      <w:r>
+        <w:br w:type="page"/>
+      </w:r>
+    </w:p>
+    <w:p/>
+    <w:p/>
+    <w:p/>
+    <w:p>
+      <w:pPr>
+        <w:jc w:val="center"/>
+      </w:pPr>
+      <w:r>
+        <w:rPr>
+          <w:rFonts w:ascii="Calibri" w:hAnsi="Calibri"/>
+          <w:b/>
+          <w:color w:val="E36C4F"/>
+          <w:sz w:val="24"/>
+        </w:rPr>
+        <w:t>ANEXO</w:t>
+      </w:r>
+    </w:p>
+    <w:p>
+      <w:pPr>
+        <w:jc w:val="center"/>
+      </w:pPr>
+      <w:r>
+        <w:rPr>
+          <w:rFonts w:ascii="Calibri" w:hAnsi="Calibri"/>
+          <w:b/>
+          <w:color w:val="1B3A5C"/>
+          <w:sz w:val="52"/>
+        </w:rPr>
+        <w:t>Anexo de Oraciones</w:t>
+      </w:r>
+    </w:p>
+    <w:p>
+      <w:pPr>
+        <w:jc w:val="center"/>
+      </w:pPr>
+      <w:r>
+        <w:rPr>
+          <w:rFonts w:ascii="Calibri" w:hAnsi="Calibri"/>
+          <w:i/>
+          <w:color w:val="666666"/>
+          <w:sz w:val="24"/>
+        </w:rPr>
+        <w:t>Anexo de la Carpeta · oraciones y momentos de oración del retiro</w:t>
+      </w:r>
+    </w:p>
+    <w:p/>
+    <w:tbl>
+      <w:tblPr>
+        <w:tblW w:type="auto" w:w="0"/>
+        <w:jc w:val="center"/>
+        <w:tblLook w:firstColumn="1" w:firstRow="1" w:lastColumn="0" w:lastRow="0" w:noHBand="0" w:noVBand="1" w:val="04A0"/>
+      </w:tblPr>
+      <w:tblGrid>
+        <w:gridCol w:w="9746"/>
+      </w:tblGrid>
+      <w:tr>
+        <w:tc>
+          <w:tcPr>
+            <w:tcW w:type="dxa" w:w="9071"/>
+            <w:shd w:val="clear" w:color="auto" w:fill="F7F1E3"/>
+            <w:tcBorders>
+              <w:left w:val="single" w:sz="24" w:color="E36C4F"/>
+              <w:top w:val="single" w:sz="4" w:color="E8D4A8"/>
+              <w:right w:val="single" w:sz="4" w:color="E8D4A8"/>
+              <w:bottom w:val="single" w:sz="4" w:color="E8D4A8"/>
+            </w:tcBorders>
+          </w:tcPr>
+          <w:p>
+            <w:pPr>
+              <w:spacing w:after="20"/>
+            </w:pPr>
+            <w:r/>
+            <w:r>
+              <w:rPr>
+                <w:rFonts w:ascii="Calibri" w:hAnsi="Calibri"/>
+                <w:color w:val="1B3A5C"/>
+                <w:sz w:val="21"/>
+              </w:rPr>
+              <w:t xml:space="preserve">Reúne los momentos de oración del ETC: cuándo, quién los lleva, su base bíblica y los materiales. Los textos marcados </w:t>
+            </w:r>
+            <w:r>
+              <w:rPr>
+                <w:rFonts w:ascii="Calibri" w:hAnsi="Calibri"/>
+                <w:b/>
+                <w:color w:val="1B3A5C"/>
+                <w:sz w:val="21"/>
+              </w:rPr>
+              <w:t>[DEL CANCIONERO]</w:t>
+            </w:r>
+            <w:r>
+              <w:rPr>
+                <w:rFonts w:ascii="Calibri" w:hAnsi="Calibri"/>
+                <w:color w:val="1B3A5C"/>
+                <w:sz w:val="21"/>
+              </w:rPr>
+              <w:t xml:space="preserve"> los trae Música; los marcados </w:t>
+            </w:r>
+            <w:r>
+              <w:rPr>
+                <w:rFonts w:ascii="Calibri" w:hAnsi="Calibri"/>
+                <w:b/>
+                <w:color w:val="1B3A5C"/>
+                <w:sz w:val="21"/>
+              </w:rPr>
+              <w:t>[POR DEFINIR]</w:t>
+            </w:r>
+            <w:r>
+              <w:rPr>
+                <w:rFonts w:ascii="Calibri" w:hAnsi="Calibri"/>
+                <w:color w:val="1B3A5C"/>
+                <w:sz w:val="21"/>
+              </w:rPr>
+              <w:t xml:space="preserve"> se cierran con el Padre Paul.</w:t>
+            </w:r>
+          </w:p>
+        </w:tc>
+      </w:tr>
+    </w:tbl>
+    <w:p>
+      <w:pPr>
+        <w:spacing w:after="0"/>
+      </w:pPr>
+    </w:p>
+    <w:p>
+      <w:pPr>
+        <w:keepNext/>
+        <w:spacing w:before="80" w:after="160"/>
+        <w:pBdr>
+          <w:bottom w:val="single" w:sz="12" w:space="4" w:color="E36C4F"/>
+        </w:pBdr>
+      </w:pPr>
+      <w:r>
+        <w:rPr>
+          <w:rFonts w:ascii="Calibri" w:hAnsi="Calibri"/>
+          <w:b/>
+          <w:color w:val="1B3A5C"/>
+          <w:sz w:val="40"/>
+        </w:rPr>
+        <w:t>1. Oración del equipo (mañana y noche)</w:t>
+      </w:r>
+    </w:p>
+    <w:p>
+      <w:pPr>
+        <w:pStyle w:val="ListBullet"/>
+        <w:spacing w:after="20"/>
+      </w:pPr>
+      <w:r>
+        <w:rPr>
+          <w:rFonts w:ascii="Calibri" w:hAnsi="Calibri"/>
+          <w:b/>
+          <w:color w:val="1A1A1A"/>
+          <w:sz w:val="22"/>
+        </w:rPr>
+        <w:t>Cuándo:</w:t>
+      </w:r>
+      <w:r>
+        <w:rPr>
+          <w:rFonts w:ascii="Calibri" w:hAnsi="Calibri"/>
+          <w:color w:val="1A1A1A"/>
+          <w:sz w:val="22"/>
+        </w:rPr>
+        <w:t xml:space="preserve"> al despertar y antes de dormir, cada día (solo el equipo).</w:t>
+      </w:r>
+    </w:p>
+    <w:p>
+      <w:pPr>
+        <w:pStyle w:val="ListBullet"/>
+        <w:spacing w:after="20"/>
+      </w:pPr>
+      <w:r>
+        <w:rPr>
+          <w:rFonts w:ascii="Calibri" w:hAnsi="Calibri"/>
+          <w:b/>
+          <w:color w:val="1A1A1A"/>
+          <w:sz w:val="22"/>
+        </w:rPr>
+        <w:t>Quién:</w:t>
+      </w:r>
+      <w:r>
+        <w:rPr>
+          <w:rFonts w:ascii="Calibri" w:hAnsi="Calibri"/>
+          <w:color w:val="1A1A1A"/>
+          <w:sz w:val="22"/>
+        </w:rPr>
+        <w:t xml:space="preserve"> un asesor o un guía designado.</w:t>
+      </w:r>
+    </w:p>
+    <w:p>
+      <w:pPr>
+        <w:pStyle w:val="ListBullet"/>
+        <w:spacing w:after="20"/>
+      </w:pPr>
+      <w:r>
+        <w:rPr>
+          <w:rFonts w:ascii="Calibri" w:hAnsi="Calibri"/>
+          <w:b/>
+          <w:color w:val="1A1A1A"/>
+          <w:sz w:val="22"/>
+        </w:rPr>
+        <w:t>Forma:</w:t>
+      </w:r>
+      <w:r>
+        <w:rPr>
+          <w:rFonts w:ascii="Calibri" w:hAnsi="Calibri"/>
+          <w:color w:val="1A1A1A"/>
+          <w:sz w:val="22"/>
+        </w:rPr>
+        <w:t xml:space="preserve"> dirigida o espontánea; centra al equipo en el servicio y en el participante. Sin texto fijo.</w:t>
+      </w:r>
+    </w:p>
+    <w:p>
+      <w:pPr>
+        <w:keepNext/>
+        <w:spacing w:before="80" w:after="160"/>
+        <w:pBdr>
+          <w:bottom w:val="single" w:sz="12" w:space="4" w:color="E36C4F"/>
+        </w:pBdr>
+      </w:pPr>
+      <w:r>
+        <w:rPr>
+          <w:rFonts w:ascii="Calibri" w:hAnsi="Calibri"/>
+          <w:b/>
+          <w:color w:val="1B3A5C"/>
+          <w:sz w:val="40"/>
+        </w:rPr>
+        <w:t>2. Oración de los participantes a María (sábado AM)</w:t>
+      </w:r>
+    </w:p>
+    <w:p>
+      <w:pPr>
+        <w:pStyle w:val="ListBullet"/>
+        <w:spacing w:after="20"/>
+      </w:pPr>
+      <w:r>
+        <w:rPr>
+          <w:rFonts w:ascii="Calibri" w:hAnsi="Calibri"/>
+          <w:b/>
+          <w:color w:val="1A1A1A"/>
+          <w:sz w:val="22"/>
+        </w:rPr>
+        <w:t>Cuándo:</w:t>
+      </w:r>
+      <w:r>
+        <w:rPr>
+          <w:rFonts w:ascii="Calibri" w:hAnsi="Calibri"/>
+          <w:color w:val="1A1A1A"/>
+          <w:sz w:val="22"/>
+        </w:rPr>
+        <w:t xml:space="preserve"> sábado en la mañana, en la capilla.</w:t>
+      </w:r>
+    </w:p>
+    <w:p>
+      <w:pPr>
+        <w:pStyle w:val="ListBullet"/>
+        <w:spacing w:after="20"/>
+      </w:pPr>
+      <w:r>
+        <w:rPr>
+          <w:rFonts w:ascii="Calibri" w:hAnsi="Calibri"/>
+          <w:b/>
+          <w:color w:val="1A1A1A"/>
+          <w:sz w:val="22"/>
+        </w:rPr>
+        <w:t>Quién:</w:t>
+      </w:r>
+      <w:r>
+        <w:rPr>
+          <w:rFonts w:ascii="Calibri" w:hAnsi="Calibri"/>
+          <w:color w:val="1A1A1A"/>
+          <w:sz w:val="22"/>
+        </w:rPr>
+        <w:t xml:space="preserve"> los guías designados + Música (cantos marianos).</w:t>
+      </w:r>
+    </w:p>
+    <w:p>
+      <w:pPr>
+        <w:pStyle w:val="ListBullet"/>
+        <w:spacing w:after="20"/>
+      </w:pPr>
+      <w:r>
+        <w:rPr>
+          <w:rFonts w:ascii="Calibri" w:hAnsi="Calibri"/>
+          <w:b/>
+          <w:color w:val="1A1A1A"/>
+          <w:sz w:val="22"/>
+        </w:rPr>
+        <w:t>Base:</w:t>
+      </w:r>
+      <w:r>
+        <w:rPr>
+          <w:rFonts w:ascii="Calibri" w:hAnsi="Calibri"/>
+          <w:color w:val="1A1A1A"/>
+          <w:sz w:val="22"/>
+        </w:rPr>
+        <w:t xml:space="preserve"> el Rosario o una oración inspirada en María.</w:t>
+      </w:r>
+    </w:p>
+    <w:p>
+      <w:pPr>
+        <w:pStyle w:val="ListBullet"/>
+        <w:spacing w:after="20"/>
+      </w:pPr>
+      <w:r>
+        <w:rPr>
+          <w:rFonts w:ascii="Calibri" w:hAnsi="Calibri"/>
+          <w:b/>
+          <w:color w:val="1A1A1A"/>
+          <w:sz w:val="22"/>
+        </w:rPr>
+        <w:t>Texto base — Ave María:</w:t>
+      </w:r>
+    </w:p>
+    <w:tbl>
+      <w:tblPr>
+        <w:tblW w:type="auto" w:w="0"/>
+        <w:jc w:val="center"/>
+        <w:tblLook w:firstColumn="1" w:firstRow="1" w:lastColumn="0" w:lastRow="0" w:noHBand="0" w:noVBand="1" w:val="04A0"/>
+      </w:tblPr>
+      <w:tblGrid>
+        <w:gridCol w:w="9746"/>
+      </w:tblGrid>
+      <w:tr>
+        <w:tc>
+          <w:tcPr>
+            <w:tcW w:type="dxa" w:w="9071"/>
+            <w:shd w:val="clear" w:color="auto" w:fill="F7F1E3"/>
+            <w:tcBorders>
+              <w:left w:val="single" w:sz="24" w:color="E36C4F"/>
+              <w:top w:val="single" w:sz="4" w:color="E8D4A8"/>
+              <w:right w:val="single" w:sz="4" w:color="E8D4A8"/>
+              <w:bottom w:val="single" w:sz="4" w:color="E8D4A8"/>
+            </w:tcBorders>
+          </w:tcPr>
+          <w:p>
+            <w:pPr>
+              <w:spacing w:after="20"/>
+            </w:pPr>
+            <w:r/>
+            <w:r>
+              <w:rPr>
+                <w:rFonts w:ascii="Calibri" w:hAnsi="Calibri"/>
+                <w:color w:val="1B3A5C"/>
+                <w:sz w:val="21"/>
+              </w:rPr>
+              <w:t>Dios te salve, María, llena eres de gracia, el Señor es contigo. Bendita tú eres entre todas las mujeres, y bendito es el fruto de tu vientre, Jesús. Santa María, Madre de Dios, ruega por nosotros, pecadores, ahora y en la hora de nuestra muerte. Amén.</w:t>
+            </w:r>
+          </w:p>
+        </w:tc>
+      </w:tr>
+    </w:tbl>
+    <w:p>
+      <w:pPr>
+        <w:spacing w:after="0"/>
+      </w:pPr>
+    </w:p>
+    <w:p>
+      <w:pPr>
+        <w:keepNext/>
+        <w:spacing w:before="80" w:after="160"/>
+        <w:pBdr>
+          <w:bottom w:val="single" w:sz="12" w:space="4" w:color="E36C4F"/>
+        </w:pBdr>
+      </w:pPr>
+      <w:r>
+        <w:rPr>
+          <w:rFonts w:ascii="Calibri" w:hAnsi="Calibri"/>
+          <w:b/>
+          <w:color w:val="1B3A5C"/>
+          <w:sz w:val="40"/>
+        </w:rPr>
+        <w:t>3. Oración "Sal y Luz del Mundo" — el Bayuyo (viernes noche)</w:t>
+      </w:r>
+    </w:p>
+    <w:p>
+      <w:pPr>
+        <w:pStyle w:val="ListBullet"/>
+        <w:spacing w:after="20"/>
+      </w:pPr>
+      <w:r>
+        <w:rPr>
+          <w:rFonts w:ascii="Calibri" w:hAnsi="Calibri"/>
+          <w:b/>
+          <w:color w:val="1A1A1A"/>
+          <w:sz w:val="22"/>
+        </w:rPr>
+        <w:t>Cuándo:</w:t>
+      </w:r>
+      <w:r>
+        <w:rPr>
+          <w:rFonts w:ascii="Calibri" w:hAnsi="Calibri"/>
+          <w:color w:val="1A1A1A"/>
+          <w:sz w:val="22"/>
+        </w:rPr>
+        <w:t xml:space="preserve"> viernes en la noche, en el patio.</w:t>
+      </w:r>
+    </w:p>
+    <w:p>
+      <w:pPr>
+        <w:pStyle w:val="ListBullet"/>
+        <w:spacing w:after="20"/>
+      </w:pPr>
+      <w:r>
+        <w:rPr>
+          <w:rFonts w:ascii="Calibri" w:hAnsi="Calibri"/>
+          <w:b/>
+          <w:color w:val="1A1A1A"/>
+          <w:sz w:val="22"/>
+        </w:rPr>
+        <w:t>Quién:</w:t>
+      </w:r>
+      <w:r>
+        <w:rPr>
+          <w:rFonts w:ascii="Calibri" w:hAnsi="Calibri"/>
+          <w:color w:val="1A1A1A"/>
+          <w:sz w:val="22"/>
+        </w:rPr>
+        <w:t xml:space="preserve"> Música la conduce.</w:t>
+      </w:r>
+    </w:p>
+    <w:p>
+      <w:pPr>
+        <w:pStyle w:val="ListBullet"/>
+        <w:spacing w:after="20"/>
+      </w:pPr>
+      <w:r>
+        <w:rPr>
+          <w:rFonts w:ascii="Calibri" w:hAnsi="Calibri"/>
+          <w:b/>
+          <w:color w:val="1A1A1A"/>
+          <w:sz w:val="22"/>
+        </w:rPr>
+        <w:t>Base bíblica:</w:t>
+      </w:r>
+      <w:r>
+        <w:rPr>
+          <w:rFonts w:ascii="Calibri" w:hAnsi="Calibri"/>
+          <w:color w:val="1A1A1A"/>
+          <w:sz w:val="22"/>
+        </w:rPr>
+        <w:t xml:space="preserve"> </w:t>
+      </w:r>
+      <w:r>
+        <w:rPr>
+          <w:rFonts w:ascii="Calibri" w:hAnsi="Calibri"/>
+          <w:b/>
+          <w:color w:val="1A1A1A"/>
+          <w:sz w:val="22"/>
+        </w:rPr>
+        <w:t>Mt 5,13–16</w:t>
+      </w:r>
+      <w:r>
+        <w:rPr>
+          <w:rFonts w:ascii="Calibri" w:hAnsi="Calibri"/>
+          <w:color w:val="1A1A1A"/>
+          <w:sz w:val="22"/>
+        </w:rPr>
+        <w:t xml:space="preserve"> — </w:t>
+      </w:r>
+      <w:r>
+        <w:rPr>
+          <w:rFonts w:ascii="Calibri" w:hAnsi="Calibri"/>
+          <w:i/>
+          <w:color w:val="1A1A1A"/>
+          <w:sz w:val="22"/>
+        </w:rPr>
+        <w:t>"Ustedes son la sal de la tierra… ustedes son la luz del mundo. Brille así su luz delante de los hombres."</w:t>
+      </w:r>
+    </w:p>
+    <w:p>
+      <w:pPr>
+        <w:pStyle w:val="ListBullet"/>
+        <w:spacing w:after="20"/>
+      </w:pPr>
+      <w:r>
+        <w:rPr>
+          <w:rFonts w:ascii="Calibri" w:hAnsi="Calibri"/>
+          <w:b/>
+          <w:color w:val="1A1A1A"/>
+          <w:sz w:val="22"/>
+        </w:rPr>
+        <w:t>Materiales:</w:t>
+      </w:r>
+      <w:r>
+        <w:rPr>
+          <w:rFonts w:ascii="Calibri" w:hAnsi="Calibri"/>
+          <w:color w:val="1A1A1A"/>
+          <w:sz w:val="22"/>
+        </w:rPr>
+        <w:t xml:space="preserve"> antifaces de tela negra (uno por participante) · velas.</w:t>
+      </w:r>
+    </w:p>
+    <w:p>
+      <w:pPr>
+        <w:pStyle w:val="ListBullet"/>
+        <w:spacing w:after="20"/>
+      </w:pPr>
+      <w:r>
+        <w:rPr>
+          <w:rFonts w:ascii="Calibri" w:hAnsi="Calibri"/>
+          <w:b/>
+          <w:color w:val="1A1A1A"/>
+          <w:sz w:val="22"/>
+        </w:rPr>
+        <w:t>Texto y ritual del Bayuyo:</w:t>
+      </w:r>
+      <w:r>
+        <w:rPr>
+          <w:rFonts w:ascii="Calibri" w:hAnsi="Calibri"/>
+          <w:color w:val="1A1A1A"/>
+          <w:sz w:val="22"/>
+        </w:rPr>
+        <w:t xml:space="preserve"> </w:t>
+      </w:r>
+      <w:r>
+        <w:rPr>
+          <w:rFonts w:ascii="Calibri" w:hAnsi="Calibri"/>
+          <w:b/>
+          <w:color w:val="1A1A1A"/>
+          <w:sz w:val="22"/>
+        </w:rPr>
+        <w:t>[POR DEFINIR — del cancionero eteciano / Padre Paul].</w:t>
+      </w:r>
+      <w:r>
+        <w:rPr>
+          <w:rFonts w:ascii="Calibri" w:hAnsi="Calibri"/>
+          <w:color w:val="1A1A1A"/>
+          <w:sz w:val="22"/>
+        </w:rPr>
+        <w:t xml:space="preserve"> Es un momento característico del ETC; el texto y el orden los trae Música.</w:t>
+      </w:r>
+    </w:p>
+    <w:p>
+      <w:pPr>
+        <w:keepNext/>
+        <w:spacing w:before="80" w:after="160"/>
+        <w:pBdr>
+          <w:bottom w:val="single" w:sz="12" w:space="4" w:color="E36C4F"/>
+        </w:pBdr>
+      </w:pPr>
+      <w:r>
+        <w:rPr>
+          <w:rFonts w:ascii="Calibri" w:hAnsi="Calibri"/>
+          <w:b/>
+          <w:color w:val="1B3A5C"/>
+          <w:sz w:val="40"/>
+        </w:rPr>
+        <w:t>4. Bendición de los alimentos (cada tiempo de comida)</w:t>
+      </w:r>
+    </w:p>
+    <w:p>
+      <w:pPr>
+        <w:pStyle w:val="ListBullet"/>
+        <w:spacing w:after="20"/>
+      </w:pPr>
+      <w:r>
+        <w:rPr>
+          <w:rFonts w:ascii="Calibri" w:hAnsi="Calibri"/>
+          <w:b/>
+          <w:color w:val="1A1A1A"/>
+          <w:sz w:val="22"/>
+        </w:rPr>
+        <w:t>Cuándo:</w:t>
+      </w:r>
+      <w:r>
+        <w:rPr>
+          <w:rFonts w:ascii="Calibri" w:hAnsi="Calibri"/>
+          <w:color w:val="1A1A1A"/>
+          <w:sz w:val="22"/>
+        </w:rPr>
+        <w:t xml:space="preserve"> antes de cada comida.</w:t>
+      </w:r>
+    </w:p>
+    <w:p>
+      <w:pPr>
+        <w:pStyle w:val="ListBullet"/>
+        <w:spacing w:after="20"/>
+      </w:pPr>
+      <w:r>
+        <w:rPr>
+          <w:rFonts w:ascii="Calibri" w:hAnsi="Calibri"/>
+          <w:b/>
+          <w:color w:val="1A1A1A"/>
+          <w:sz w:val="22"/>
+        </w:rPr>
+        <w:t>Quién:</w:t>
+      </w:r>
+      <w:r>
+        <w:rPr>
+          <w:rFonts w:ascii="Calibri" w:hAnsi="Calibri"/>
+          <w:color w:val="1A1A1A"/>
+          <w:sz w:val="22"/>
+        </w:rPr>
+        <w:t xml:space="preserve"> un cocinero o el designado.</w:t>
+      </w:r>
+    </w:p>
+    <w:p>
+      <w:pPr>
+        <w:pStyle w:val="ListBullet"/>
+        <w:spacing w:after="20"/>
+      </w:pPr>
+      <w:r>
+        <w:rPr>
+          <w:rFonts w:ascii="Calibri" w:hAnsi="Calibri"/>
+          <w:b/>
+          <w:color w:val="1A1A1A"/>
+          <w:sz w:val="22"/>
+        </w:rPr>
+        <w:t>Forma:</w:t>
+      </w:r>
+      <w:r>
+        <w:rPr>
+          <w:rFonts w:ascii="Calibri" w:hAnsi="Calibri"/>
+          <w:color w:val="1A1A1A"/>
+          <w:sz w:val="22"/>
+        </w:rPr>
+        <w:t xml:space="preserve"> </w:t>
+      </w:r>
+      <w:r>
+        <w:rPr>
+          <w:rFonts w:ascii="Calibri" w:hAnsi="Calibri"/>
+          <w:b/>
+          <w:color w:val="1A1A1A"/>
+          <w:sz w:val="22"/>
+        </w:rPr>
+        <w:t>breve</w:t>
+      </w:r>
+      <w:r>
+        <w:rPr>
+          <w:rFonts w:ascii="Calibri" w:hAnsi="Calibri"/>
+          <w:color w:val="1A1A1A"/>
+          <w:sz w:val="22"/>
+        </w:rPr>
+        <w:t>, ligada al tema del día (los gestos o sociodramas breves enriquecen, no se prohíben).</w:t>
+      </w:r>
+    </w:p>
+    <w:p>
+      <w:pPr>
+        <w:pStyle w:val="ListBullet"/>
+        <w:spacing w:after="20"/>
+      </w:pPr>
+      <w:r>
+        <w:rPr>
+          <w:rFonts w:ascii="Calibri" w:hAnsi="Calibri"/>
+          <w:b/>
+          <w:color w:val="1A1A1A"/>
+          <w:sz w:val="22"/>
+        </w:rPr>
+        <w:t>Texto base (ejemplo):</w:t>
+      </w:r>
+    </w:p>
+    <w:tbl>
+      <w:tblPr>
+        <w:tblW w:type="auto" w:w="0"/>
+        <w:jc w:val="center"/>
+        <w:tblLook w:firstColumn="1" w:firstRow="1" w:lastColumn="0" w:lastRow="0" w:noHBand="0" w:noVBand="1" w:val="04A0"/>
+      </w:tblPr>
+      <w:tblGrid>
+        <w:gridCol w:w="9746"/>
+      </w:tblGrid>
+      <w:tr>
+        <w:tc>
+          <w:tcPr>
+            <w:tcW w:type="dxa" w:w="9071"/>
+            <w:shd w:val="clear" w:color="auto" w:fill="F7F1E3"/>
+            <w:tcBorders>
+              <w:left w:val="single" w:sz="24" w:color="E36C4F"/>
+              <w:top w:val="single" w:sz="4" w:color="E8D4A8"/>
+              <w:right w:val="single" w:sz="4" w:color="E8D4A8"/>
+              <w:bottom w:val="single" w:sz="4" w:color="E8D4A8"/>
+            </w:tcBorders>
+          </w:tcPr>
+          <w:p>
+            <w:pPr>
+              <w:spacing w:after="20"/>
+            </w:pPr>
+            <w:r/>
+            <w:r>
+              <w:rPr>
+                <w:rFonts w:ascii="Calibri" w:hAnsi="Calibri"/>
+                <w:color w:val="1B3A5C"/>
+                <w:sz w:val="21"/>
+              </w:rPr>
+              <w:t>Bendícenos, Señor, y bendice estos alimentos que por tu bondad vamos a recibir. Por Cristo nuestro Señor. Amén.</w:t>
+            </w:r>
+          </w:p>
+        </w:tc>
+      </w:tr>
+    </w:tbl>
+    <w:p>
+      <w:pPr>
+        <w:spacing w:after="0"/>
+      </w:pPr>
+    </w:p>
+    <w:p>
+      <w:pPr>
+        <w:keepNext/>
+        <w:spacing w:before="80" w:after="160"/>
+        <w:pBdr>
+          <w:bottom w:val="single" w:sz="12" w:space="4" w:color="E36C4F"/>
+        </w:pBdr>
+      </w:pPr>
+      <w:r>
+        <w:rPr>
+          <w:rFonts w:ascii="Calibri" w:hAnsi="Calibri"/>
+          <w:b/>
+          <w:color w:val="1B3A5C"/>
+          <w:sz w:val="40"/>
+        </w:rPr>
+        <w:t>5. Otros momentos de oración</w:t>
+      </w:r>
+    </w:p>
+    <w:p>
+      <w:pPr>
+        <w:pStyle w:val="ListBullet"/>
+        <w:spacing w:after="20"/>
+      </w:pPr>
+      <w:r>
+        <w:rPr>
+          <w:rFonts w:ascii="Calibri" w:hAnsi="Calibri"/>
+          <w:b/>
+          <w:color w:val="1A1A1A"/>
+          <w:sz w:val="22"/>
+        </w:rPr>
+        <w:t>Cadena de oración</w:t>
+      </w:r>
+      <w:r>
+        <w:rPr>
+          <w:rFonts w:ascii="Calibri" w:hAnsi="Calibri"/>
+          <w:color w:val="1A1A1A"/>
+          <w:sz w:val="22"/>
+        </w:rPr>
+        <w:t xml:space="preserve"> (Asesores / Intersección): durante todo el retiro, por turnos, para que se produzca un verdadero encuentro.</w:t>
+      </w:r>
+    </w:p>
+    <w:p>
+      <w:pPr>
+        <w:pStyle w:val="ListBullet"/>
+        <w:spacing w:after="20"/>
+      </w:pPr>
+      <w:r>
+        <w:rPr>
+          <w:rFonts w:ascii="Calibri" w:hAnsi="Calibri"/>
+          <w:b/>
+          <w:color w:val="1A1A1A"/>
+          <w:sz w:val="22"/>
+        </w:rPr>
+        <w:t>Confesiones</w:t>
+      </w:r>
+      <w:r>
+        <w:rPr>
+          <w:rFonts w:ascii="Calibri" w:hAnsi="Calibri"/>
+          <w:color w:val="1A1A1A"/>
+          <w:sz w:val="22"/>
+        </w:rPr>
+        <w:t xml:space="preserve"> (sábado noche): música ambiente de oración mientras los sacerdotes confiesan.</w:t>
+      </w:r>
+    </w:p>
+    <w:p>
+      <w:pPr>
+        <w:pStyle w:val="ListBullet"/>
+        <w:spacing w:after="20"/>
+      </w:pPr>
+      <w:r>
+        <w:rPr>
+          <w:rFonts w:ascii="Calibri" w:hAnsi="Calibri"/>
+          <w:b/>
+          <w:color w:val="1A1A1A"/>
+          <w:sz w:val="22"/>
+        </w:rPr>
+        <w:t>Carta de compromiso / Proyecto de Vida</w:t>
+      </w:r>
+      <w:r>
+        <w:rPr>
+          <w:rFonts w:ascii="Calibri" w:hAnsi="Calibri"/>
+          <w:color w:val="1A1A1A"/>
+          <w:sz w:val="22"/>
+        </w:rPr>
+        <w:t xml:space="preserve"> (sábado): cada participante escribe su compromiso personal con Dios.</w:t>
+      </w:r>
+    </w:p>
+    <w:p>
+      <w:pPr>
+        <w:spacing w:after="80"/>
+        <w:jc w:val="both"/>
+      </w:pPr>
+      <w:r>
+        <w:rPr>
+          <w:rFonts w:ascii="Calibri" w:hAnsi="Calibri"/>
+          <w:i/>
+          <w:color w:val="666666"/>
+          <w:sz w:val="22"/>
+        </w:rPr>
+        <w:t>Anexo de Oraciones ETC 88 · borrador · los textos del cancionero y el Bayuyo se cierran con Música + Padre Paul.</w:t>
+      </w:r>
+    </w:p>
     <w:sectPr>
+      <w:footerReference w:type="default" r:id="rId9"/>
       <w:pgSz w:w="12240" w:h="15840"/>
       <w:pgMar w:top="1134" w:right="1247" w:bottom="1134" w:left="1247" w:header="720" w:footer="720" w:gutter="0"/>
       <w:cols w:space="720"/>
+      <w:titlePg/>
       <w:docGrid w:linePitch="360"/>
     </w:sectPr>
   </w:body>
 </w:document>
+</file>
+
+<file path=word/footer1.xml><?xml version="1.0" encoding="utf-8"?>
+<w:ftr xmlns:m="http://schemas.openxmlformats.org/officeDocument/2006/math" xmlns:mc="http://schemas.openxmlformats.org/markup-compatibility/2006" xmlns:mo="http://schemas.microsoft.com/office/mac/office/2008/main" xmlns:mv="urn:schemas-microsoft-com:mac:vml" xmlns:o="urn:schemas-microsoft-com:office:office" xmlns:r="http://schemas.openxmlformats.org/officeDocument/2006/relationships" xmlns:v="urn:schemas-microsoft-com:vml" xmlns:w10="urn:schemas-microsoft-com:office:word" xmlns:w14="http://schemas.microsoft.com/office/word/2010/wordml" xmlns:w="http://schemas.openxmlformats.org/wordprocessingml/2006/main" xmlns:wne="http://schemas.microsoft.com/office/word/2006/wordml" xmlns:wp14="http://schemas.microsoft.com/office/word/2010/wordprocessingDrawing" xmlns:wp="http://schemas.openxmlformats.org/drawingml/2006/wordprocessingDrawing" xmlns:wpc="http://schemas.microsoft.com/office/word/2010/wordprocessingCanvas" xmlns:wpg="http://schemas.microsoft.com/office/word/2010/wordprocessingGroup" xmlns:wpi="http://schemas.microsoft.com/office/word/2010/wordprocessingInk" xmlns:wps="http://schemas.microsoft.com/office/word/2010/wordprocessingShape" mc:Ignorable="w14 wp14">
+  <w:p>
+    <w:pPr>
+      <w:pStyle w:val="Footer"/>
+      <w:jc w:val="center"/>
+    </w:pPr>
+    <w:r>
+      <w:rPr>
+        <w:rFonts w:ascii="Calibri" w:hAnsi="Calibri"/>
+        <w:color w:val="666666"/>
+        <w:sz w:val="16"/>
+      </w:rPr>
+      <w:t xml:space="preserve">ETC 88 · Higüey 2026   ·   </w:t>
+    </w:r>
+    <w:r>
+      <w:rPr>
+        <w:color w:val="666666"/>
+        <w:sz w:val="16"/>
+      </w:rPr>
+      <w:fldChar w:fldCharType="begin"/>
+      <w:instrText xml:space="preserve">PAGE</w:instrText>
+      <w:fldChar w:fldCharType="end"/>
+    </w:r>
+  </w:p>
+</w:ftr>
 </file>
 
 <file path=word/numbering.xml><?xml version="1.0" encoding="utf-8"?>

--- a/entrega_diseno/CARPETA_ETC88.docx
+++ b/entrega_diseno/CARPETA_ETC88.docx
@@ -16260,19 +16260,11 @@
             <w:r>
               <w:rPr>
                 <w:rFonts w:ascii="Calibri" w:hAnsi="Calibri"/>
-                <w:color w:val="1B3A5C"/>
-                <w:sz w:val="21"/>
-              </w:rPr>
-              <w:t xml:space="preserve">Reúne los momentos de oración del ETC: cuándo, quién los lleva, su base bíblica y los materiales. Los textos marcados </w:t>
-            </w:r>
-            <w:r>
-              <w:rPr>
-                <w:rFonts w:ascii="Calibri" w:hAnsi="Calibri"/>
                 <w:b/>
                 <w:color w:val="1B3A5C"/>
                 <w:sz w:val="21"/>
               </w:rPr>
-              <w:t>[DEL CANCIONERO]</w:t>
+              <w:t>Borrador de oraciones.</w:t>
             </w:r>
             <w:r>
               <w:rPr>
@@ -16280,7 +16272,7 @@
                 <w:color w:val="1B3A5C"/>
                 <w:sz w:val="21"/>
               </w:rPr>
-              <w:t xml:space="preserve"> los trae Música; los marcados </w:t>
+              <w:t xml:space="preserve"> Los textos compuestos van marcados </w:t>
             </w:r>
             <w:r>
               <w:rPr>
@@ -16289,7 +16281,7 @@
                 <w:color w:val="1B3A5C"/>
                 <w:sz w:val="21"/>
               </w:rPr>
-              <w:t>[POR DEFINIR]</w:t>
+              <w:t>[PROPUESTA]</w:t>
             </w:r>
             <w:r>
               <w:rPr>
@@ -16297,7 +16289,24 @@
                 <w:color w:val="1B3A5C"/>
                 <w:sz w:val="21"/>
               </w:rPr>
-              <w:t xml:space="preserve"> se cierran con el Padre Paul.</w:t>
+              <w:t xml:space="preserve"> — se confirman o se reemplazan con </w:t>
+            </w:r>
+            <w:r>
+              <w:rPr>
+                <w:rFonts w:ascii="Calibri" w:hAnsi="Calibri"/>
+                <w:b/>
+                <w:color w:val="1B3A5C"/>
+                <w:sz w:val="21"/>
+              </w:rPr>
+              <w:t>Padre Paul + Sor Angelina</w:t>
+            </w:r>
+            <w:r>
+              <w:rPr>
+                <w:rFonts w:ascii="Calibri" w:hAnsi="Calibri"/>
+                <w:color w:val="1B3A5C"/>
+                <w:sz w:val="21"/>
+              </w:rPr>
+              <w:t xml:space="preserve"> (y Música para los cantos/Bayuyo). Las oraciones de la Iglesia (Ave María, bendición de la mesa) van sin marca.</w:t>
             </w:r>
           </w:p>
         </w:tc>
@@ -16323,7 +16332,7 @@
           <w:color w:val="1B3A5C"/>
           <w:sz w:val="40"/>
         </w:rPr>
-        <w:t>1. Oración del equipo (mañana y noche)</w:t>
+        <w:t>1. Oración del equipo — mañana</w:t>
       </w:r>
     </w:p>
     <w:p>
@@ -16346,14 +16355,8 @@
           <w:color w:val="1A1A1A"/>
           <w:sz w:val="22"/>
         </w:rPr>
-        <w:t xml:space="preserve"> al despertar y antes de dormir, cada día (solo el equipo).</w:t>
-      </w:r>
-    </w:p>
-    <w:p>
-      <w:pPr>
-        <w:pStyle w:val="ListBullet"/>
-        <w:spacing w:after="20"/>
-      </w:pPr>
+        <w:t xml:space="preserve"> al despertar, cada día (solo el equipo). </w:t>
+      </w:r>
       <w:r>
         <w:rPr>
           <w:rFonts w:ascii="Calibri" w:hAnsi="Calibri"/>
@@ -16369,132 +16372,7 @@
           <w:color w:val="1A1A1A"/>
           <w:sz w:val="22"/>
         </w:rPr>
-        <w:t xml:space="preserve"> un asesor o un guía designado.</w:t>
-      </w:r>
-    </w:p>
-    <w:p>
-      <w:pPr>
-        <w:pStyle w:val="ListBullet"/>
-        <w:spacing w:after="20"/>
-      </w:pPr>
-      <w:r>
-        <w:rPr>
-          <w:rFonts w:ascii="Calibri" w:hAnsi="Calibri"/>
-          <w:b/>
-          <w:color w:val="1A1A1A"/>
-          <w:sz w:val="22"/>
-        </w:rPr>
-        <w:t>Forma:</w:t>
-      </w:r>
-      <w:r>
-        <w:rPr>
-          <w:rFonts w:ascii="Calibri" w:hAnsi="Calibri"/>
-          <w:color w:val="1A1A1A"/>
-          <w:sz w:val="22"/>
-        </w:rPr>
-        <w:t xml:space="preserve"> dirigida o espontánea; centra al equipo en el servicio y en el participante. Sin texto fijo.</w:t>
-      </w:r>
-    </w:p>
-    <w:p>
-      <w:pPr>
-        <w:keepNext/>
-        <w:spacing w:before="80" w:after="160"/>
-        <w:pBdr>
-          <w:bottom w:val="single" w:sz="12" w:space="4" w:color="E36C4F"/>
-        </w:pBdr>
-      </w:pPr>
-      <w:r>
-        <w:rPr>
-          <w:rFonts w:ascii="Calibri" w:hAnsi="Calibri"/>
-          <w:b/>
-          <w:color w:val="1B3A5C"/>
-          <w:sz w:val="40"/>
-        </w:rPr>
-        <w:t>2. Oración de los participantes a María (sábado AM)</w:t>
-      </w:r>
-    </w:p>
-    <w:p>
-      <w:pPr>
-        <w:pStyle w:val="ListBullet"/>
-        <w:spacing w:after="20"/>
-      </w:pPr>
-      <w:r>
-        <w:rPr>
-          <w:rFonts w:ascii="Calibri" w:hAnsi="Calibri"/>
-          <w:b/>
-          <w:color w:val="1A1A1A"/>
-          <w:sz w:val="22"/>
-        </w:rPr>
-        <w:t>Cuándo:</w:t>
-      </w:r>
-      <w:r>
-        <w:rPr>
-          <w:rFonts w:ascii="Calibri" w:hAnsi="Calibri"/>
-          <w:color w:val="1A1A1A"/>
-          <w:sz w:val="22"/>
-        </w:rPr>
-        <w:t xml:space="preserve"> sábado en la mañana, en la capilla.</w:t>
-      </w:r>
-    </w:p>
-    <w:p>
-      <w:pPr>
-        <w:pStyle w:val="ListBullet"/>
-        <w:spacing w:after="20"/>
-      </w:pPr>
-      <w:r>
-        <w:rPr>
-          <w:rFonts w:ascii="Calibri" w:hAnsi="Calibri"/>
-          <w:b/>
-          <w:color w:val="1A1A1A"/>
-          <w:sz w:val="22"/>
-        </w:rPr>
-        <w:t>Quién:</w:t>
-      </w:r>
-      <w:r>
-        <w:rPr>
-          <w:rFonts w:ascii="Calibri" w:hAnsi="Calibri"/>
-          <w:color w:val="1A1A1A"/>
-          <w:sz w:val="22"/>
-        </w:rPr>
-        <w:t xml:space="preserve"> los guías designados + Música (cantos marianos).</w:t>
-      </w:r>
-    </w:p>
-    <w:p>
-      <w:pPr>
-        <w:pStyle w:val="ListBullet"/>
-        <w:spacing w:after="20"/>
-      </w:pPr>
-      <w:r>
-        <w:rPr>
-          <w:rFonts w:ascii="Calibri" w:hAnsi="Calibri"/>
-          <w:b/>
-          <w:color w:val="1A1A1A"/>
-          <w:sz w:val="22"/>
-        </w:rPr>
-        <w:t>Base:</w:t>
-      </w:r>
-      <w:r>
-        <w:rPr>
-          <w:rFonts w:ascii="Calibri" w:hAnsi="Calibri"/>
-          <w:color w:val="1A1A1A"/>
-          <w:sz w:val="22"/>
-        </w:rPr>
-        <w:t xml:space="preserve"> el Rosario o una oración inspirada en María.</w:t>
-      </w:r>
-    </w:p>
-    <w:p>
-      <w:pPr>
-        <w:pStyle w:val="ListBullet"/>
-        <w:spacing w:after="20"/>
-      </w:pPr>
-      <w:r>
-        <w:rPr>
-          <w:rFonts w:ascii="Calibri" w:hAnsi="Calibri"/>
-          <w:b/>
-          <w:color w:val="1A1A1A"/>
-          <w:sz w:val="22"/>
-        </w:rPr>
-        <w:t>Texto base — Ave María:</w:t>
+        <w:t xml:space="preserve"> un asesor o guía designado.</w:t>
       </w:r>
     </w:p>
     <w:tbl>
@@ -16526,10 +16404,43 @@
             <w:r>
               <w:rPr>
                 <w:rFonts w:ascii="Calibri" w:hAnsi="Calibri"/>
+                <w:b/>
                 <w:color w:val="1B3A5C"/>
                 <w:sz w:val="21"/>
               </w:rPr>
-              <w:t>Dios te salve, María, llena eres de gracia, el Señor es contigo. Bendita tú eres entre todas las mujeres, y bendito es el fruto de tu vientre, Jesús. Santa María, Madre de Dios, ruega por nosotros, pecadores, ahora y en la hora de nuestra muerte. Amén.</w:t>
+              <w:t>[PROPUESTA]</w:t>
+            </w:r>
+          </w:p>
+          <w:p>
+            <w:pPr>
+              <w:spacing w:after="20"/>
+            </w:pPr>
+            <w:r>
+              <w:rPr>
+                <w:rFonts w:ascii="Calibri" w:hAnsi="Calibri"/>
+                <w:i/>
+                <w:color w:val="1B3A5C"/>
+                <w:sz w:val="21"/>
+              </w:rPr>
+              <w:t xml:space="preserve">Señor Jesús, gracias por este nuevo día para servirte. Que hoy todos nuestros pensamientos, palabras y obras sean para Ti. Haznos instrumentos de tu gracia: que cada participante te encuentre a través de nosotros, y danos un corazón que se ponga de último. Que nada nos separe de Ti ni del equipo. </w:t>
+            </w:r>
+            <w:r>
+              <w:rPr>
+                <w:rFonts w:ascii="Calibri" w:hAnsi="Calibri"/>
+                <w:i/>
+                <w:color w:val="1B3A5C"/>
+                <w:sz w:val="21"/>
+              </w:rPr>
+              <w:t>Siempre amigos.</w:t>
+            </w:r>
+            <w:r>
+              <w:rPr>
+                <w:rFonts w:ascii="Calibri" w:hAnsi="Calibri"/>
+                <w:i/>
+                <w:color w:val="1B3A5C"/>
+                <w:sz w:val="21"/>
+              </w:rPr>
+              <w:t xml:space="preserve"> Amén.</w:t>
             </w:r>
           </w:p>
         </w:tc>
@@ -16555,7 +16466,7 @@
           <w:color w:val="1B3A5C"/>
           <w:sz w:val="40"/>
         </w:rPr>
-        <w:t>3. Oración "Sal y Luz del Mundo" — el Bayuyo (viernes noche)</w:t>
+        <w:t>2. Oración del equipo — noche</w:t>
       </w:r>
     </w:p>
     <w:p>
@@ -16578,14 +16489,8 @@
           <w:color w:val="1A1A1A"/>
           <w:sz w:val="22"/>
         </w:rPr>
-        <w:t xml:space="preserve"> viernes en la noche, en el patio.</w:t>
-      </w:r>
-    </w:p>
-    <w:p>
-      <w:pPr>
-        <w:pStyle w:val="ListBullet"/>
-        <w:spacing w:after="20"/>
-      </w:pPr>
+        <w:t xml:space="preserve"> antes de dormir (solo el equipo). </w:t>
+      </w:r>
       <w:r>
         <w:rPr>
           <w:rFonts w:ascii="Calibri" w:hAnsi="Calibri"/>
@@ -16601,238 +16506,7 @@
           <w:color w:val="1A1A1A"/>
           <w:sz w:val="22"/>
         </w:rPr>
-        <w:t xml:space="preserve"> Música la conduce.</w:t>
-      </w:r>
-    </w:p>
-    <w:p>
-      <w:pPr>
-        <w:pStyle w:val="ListBullet"/>
-        <w:spacing w:after="20"/>
-      </w:pPr>
-      <w:r>
-        <w:rPr>
-          <w:rFonts w:ascii="Calibri" w:hAnsi="Calibri"/>
-          <w:b/>
-          <w:color w:val="1A1A1A"/>
-          <w:sz w:val="22"/>
-        </w:rPr>
-        <w:t>Base bíblica:</w:t>
-      </w:r>
-      <w:r>
-        <w:rPr>
-          <w:rFonts w:ascii="Calibri" w:hAnsi="Calibri"/>
-          <w:color w:val="1A1A1A"/>
-          <w:sz w:val="22"/>
-        </w:rPr>
-        <w:t xml:space="preserve"> </w:t>
-      </w:r>
-      <w:r>
-        <w:rPr>
-          <w:rFonts w:ascii="Calibri" w:hAnsi="Calibri"/>
-          <w:b/>
-          <w:color w:val="1A1A1A"/>
-          <w:sz w:val="22"/>
-        </w:rPr>
-        <w:t>Mt 5,13–16</w:t>
-      </w:r>
-      <w:r>
-        <w:rPr>
-          <w:rFonts w:ascii="Calibri" w:hAnsi="Calibri"/>
-          <w:color w:val="1A1A1A"/>
-          <w:sz w:val="22"/>
-        </w:rPr>
-        <w:t xml:space="preserve"> — </w:t>
-      </w:r>
-      <w:r>
-        <w:rPr>
-          <w:rFonts w:ascii="Calibri" w:hAnsi="Calibri"/>
-          <w:i/>
-          <w:color w:val="1A1A1A"/>
-          <w:sz w:val="22"/>
-        </w:rPr>
-        <w:t>"Ustedes son la sal de la tierra… ustedes son la luz del mundo. Brille así su luz delante de los hombres."</w:t>
-      </w:r>
-    </w:p>
-    <w:p>
-      <w:pPr>
-        <w:pStyle w:val="ListBullet"/>
-        <w:spacing w:after="20"/>
-      </w:pPr>
-      <w:r>
-        <w:rPr>
-          <w:rFonts w:ascii="Calibri" w:hAnsi="Calibri"/>
-          <w:b/>
-          <w:color w:val="1A1A1A"/>
-          <w:sz w:val="22"/>
-        </w:rPr>
-        <w:t>Materiales:</w:t>
-      </w:r>
-      <w:r>
-        <w:rPr>
-          <w:rFonts w:ascii="Calibri" w:hAnsi="Calibri"/>
-          <w:color w:val="1A1A1A"/>
-          <w:sz w:val="22"/>
-        </w:rPr>
-        <w:t xml:space="preserve"> antifaces de tela negra (uno por participante) · velas.</w:t>
-      </w:r>
-    </w:p>
-    <w:p>
-      <w:pPr>
-        <w:pStyle w:val="ListBullet"/>
-        <w:spacing w:after="20"/>
-      </w:pPr>
-      <w:r>
-        <w:rPr>
-          <w:rFonts w:ascii="Calibri" w:hAnsi="Calibri"/>
-          <w:b/>
-          <w:color w:val="1A1A1A"/>
-          <w:sz w:val="22"/>
-        </w:rPr>
-        <w:t>Texto y ritual del Bayuyo:</w:t>
-      </w:r>
-      <w:r>
-        <w:rPr>
-          <w:rFonts w:ascii="Calibri" w:hAnsi="Calibri"/>
-          <w:color w:val="1A1A1A"/>
-          <w:sz w:val="22"/>
-        </w:rPr>
-        <w:t xml:space="preserve"> </w:t>
-      </w:r>
-      <w:r>
-        <w:rPr>
-          <w:rFonts w:ascii="Calibri" w:hAnsi="Calibri"/>
-          <w:b/>
-          <w:color w:val="1A1A1A"/>
-          <w:sz w:val="22"/>
-        </w:rPr>
-        <w:t>[POR DEFINIR — del cancionero eteciano / Padre Paul].</w:t>
-      </w:r>
-      <w:r>
-        <w:rPr>
-          <w:rFonts w:ascii="Calibri" w:hAnsi="Calibri"/>
-          <w:color w:val="1A1A1A"/>
-          <w:sz w:val="22"/>
-        </w:rPr>
-        <w:t xml:space="preserve"> Es un momento característico del ETC; el texto y el orden los trae Música.</w:t>
-      </w:r>
-    </w:p>
-    <w:p>
-      <w:pPr>
-        <w:keepNext/>
-        <w:spacing w:before="80" w:after="160"/>
-        <w:pBdr>
-          <w:bottom w:val="single" w:sz="12" w:space="4" w:color="E36C4F"/>
-        </w:pBdr>
-      </w:pPr>
-      <w:r>
-        <w:rPr>
-          <w:rFonts w:ascii="Calibri" w:hAnsi="Calibri"/>
-          <w:b/>
-          <w:color w:val="1B3A5C"/>
-          <w:sz w:val="40"/>
-        </w:rPr>
-        <w:t>4. Bendición de los alimentos (cada tiempo de comida)</w:t>
-      </w:r>
-    </w:p>
-    <w:p>
-      <w:pPr>
-        <w:pStyle w:val="ListBullet"/>
-        <w:spacing w:after="20"/>
-      </w:pPr>
-      <w:r>
-        <w:rPr>
-          <w:rFonts w:ascii="Calibri" w:hAnsi="Calibri"/>
-          <w:b/>
-          <w:color w:val="1A1A1A"/>
-          <w:sz w:val="22"/>
-        </w:rPr>
-        <w:t>Cuándo:</w:t>
-      </w:r>
-      <w:r>
-        <w:rPr>
-          <w:rFonts w:ascii="Calibri" w:hAnsi="Calibri"/>
-          <w:color w:val="1A1A1A"/>
-          <w:sz w:val="22"/>
-        </w:rPr>
-        <w:t xml:space="preserve"> antes de cada comida.</w:t>
-      </w:r>
-    </w:p>
-    <w:p>
-      <w:pPr>
-        <w:pStyle w:val="ListBullet"/>
-        <w:spacing w:after="20"/>
-      </w:pPr>
-      <w:r>
-        <w:rPr>
-          <w:rFonts w:ascii="Calibri" w:hAnsi="Calibri"/>
-          <w:b/>
-          <w:color w:val="1A1A1A"/>
-          <w:sz w:val="22"/>
-        </w:rPr>
-        <w:t>Quién:</w:t>
-      </w:r>
-      <w:r>
-        <w:rPr>
-          <w:rFonts w:ascii="Calibri" w:hAnsi="Calibri"/>
-          <w:color w:val="1A1A1A"/>
-          <w:sz w:val="22"/>
-        </w:rPr>
-        <w:t xml:space="preserve"> un cocinero o el designado.</w:t>
-      </w:r>
-    </w:p>
-    <w:p>
-      <w:pPr>
-        <w:pStyle w:val="ListBullet"/>
-        <w:spacing w:after="20"/>
-      </w:pPr>
-      <w:r>
-        <w:rPr>
-          <w:rFonts w:ascii="Calibri" w:hAnsi="Calibri"/>
-          <w:b/>
-          <w:color w:val="1A1A1A"/>
-          <w:sz w:val="22"/>
-        </w:rPr>
-        <w:t>Forma:</w:t>
-      </w:r>
-      <w:r>
-        <w:rPr>
-          <w:rFonts w:ascii="Calibri" w:hAnsi="Calibri"/>
-          <w:color w:val="1A1A1A"/>
-          <w:sz w:val="22"/>
-        </w:rPr>
-        <w:t xml:space="preserve"> </w:t>
-      </w:r>
-      <w:r>
-        <w:rPr>
-          <w:rFonts w:ascii="Calibri" w:hAnsi="Calibri"/>
-          <w:b/>
-          <w:color w:val="1A1A1A"/>
-          <w:sz w:val="22"/>
-        </w:rPr>
-        <w:t>breve</w:t>
-      </w:r>
-      <w:r>
-        <w:rPr>
-          <w:rFonts w:ascii="Calibri" w:hAnsi="Calibri"/>
-          <w:color w:val="1A1A1A"/>
-          <w:sz w:val="22"/>
-        </w:rPr>
-        <w:t>, ligada al tema del día (los gestos o sociodramas breves enriquecen, no se prohíben).</w:t>
-      </w:r>
-    </w:p>
-    <w:p>
-      <w:pPr>
-        <w:pStyle w:val="ListBullet"/>
-        <w:spacing w:after="20"/>
-      </w:pPr>
-      <w:r>
-        <w:rPr>
-          <w:rFonts w:ascii="Calibri" w:hAnsi="Calibri"/>
-          <w:b/>
-          <w:color w:val="1A1A1A"/>
-          <w:sz w:val="22"/>
-        </w:rPr>
-        <w:t>Texto base (ejemplo):</w:t>
+        <w:t xml:space="preserve"> un asesor o guía.</w:t>
       </w:r>
     </w:p>
     <w:tbl>
@@ -16864,10 +16538,25 @@
             <w:r>
               <w:rPr>
                 <w:rFonts w:ascii="Calibri" w:hAnsi="Calibri"/>
+                <w:b/>
                 <w:color w:val="1B3A5C"/>
                 <w:sz w:val="21"/>
               </w:rPr>
-              <w:t>Bendícenos, Señor, y bendice estos alimentos que por tu bondad vamos a recibir. Por Cristo nuestro Señor. Amén.</w:t>
+              <w:t>[PROPUESTA]</w:t>
+            </w:r>
+          </w:p>
+          <w:p>
+            <w:pPr>
+              <w:spacing w:after="20"/>
+            </w:pPr>
+            <w:r>
+              <w:rPr>
+                <w:rFonts w:ascii="Calibri" w:hAnsi="Calibri"/>
+                <w:i/>
+                <w:color w:val="1B3A5C"/>
+                <w:sz w:val="21"/>
+              </w:rPr>
+              <w:t>Señor, al terminar el día te damos gracias por lo vivido. Perdona lo que no hicimos bien, bendice a cada participante y a cada hermano del equipo, y danos descanso para servir mejor mañana. En tus manos nos ponemos. Amén.</w:t>
             </w:r>
           </w:p>
         </w:tc>
@@ -16893,7 +16582,7 @@
           <w:color w:val="1B3A5C"/>
           <w:sz w:val="40"/>
         </w:rPr>
-        <w:t>5. Otros momentos de oración</w:t>
+        <w:t>3. Oración de los participantes a María — sábado AM</w:t>
       </w:r>
     </w:p>
     <w:p>
@@ -16908,15 +16597,32 @@
           <w:color w:val="1A1A1A"/>
           <w:sz w:val="22"/>
         </w:rPr>
-        <w:t>Cadena de oración</w:t>
-      </w:r>
-      <w:r>
-        <w:rPr>
-          <w:rFonts w:ascii="Calibri" w:hAnsi="Calibri"/>
-          <w:color w:val="1A1A1A"/>
-          <w:sz w:val="22"/>
-        </w:rPr>
-        <w:t xml:space="preserve"> (Asesores / Intersección): durante todo el retiro, por turnos, para que se produzca un verdadero encuentro.</w:t>
+        <w:t>Cuándo:</w:t>
+      </w:r>
+      <w:r>
+        <w:rPr>
+          <w:rFonts w:ascii="Calibri" w:hAnsi="Calibri"/>
+          <w:color w:val="1A1A1A"/>
+          <w:sz w:val="22"/>
+        </w:rPr>
+        <w:t xml:space="preserve"> sábado en la mañana, en la capilla. </w:t>
+      </w:r>
+      <w:r>
+        <w:rPr>
+          <w:rFonts w:ascii="Calibri" w:hAnsi="Calibri"/>
+          <w:b/>
+          <w:color w:val="1A1A1A"/>
+          <w:sz w:val="22"/>
+        </w:rPr>
+        <w:t>Quién:</w:t>
+      </w:r>
+      <w:r>
+        <w:rPr>
+          <w:rFonts w:ascii="Calibri" w:hAnsi="Calibri"/>
+          <w:color w:val="1A1A1A"/>
+          <w:sz w:val="22"/>
+        </w:rPr>
+        <w:t xml:space="preserve"> guías designados + Música (cantos marianos).</w:t>
       </w:r>
     </w:p>
     <w:p>
@@ -16931,15 +16637,149 @@
           <w:color w:val="1A1A1A"/>
           <w:sz w:val="22"/>
         </w:rPr>
-        <w:t>Confesiones</w:t>
-      </w:r>
-      <w:r>
-        <w:rPr>
-          <w:rFonts w:ascii="Calibri" w:hAnsi="Calibri"/>
-          <w:color w:val="1A1A1A"/>
-          <w:sz w:val="22"/>
-        </w:rPr>
-        <w:t xml:space="preserve"> (sábado noche): música ambiente de oración mientras los sacerdotes confiesan.</w:t>
+        <w:t>Forma:</w:t>
+      </w:r>
+      <w:r>
+        <w:rPr>
+          <w:rFonts w:ascii="Calibri" w:hAnsi="Calibri"/>
+          <w:color w:val="1A1A1A"/>
+          <w:sz w:val="22"/>
+        </w:rPr>
+        <w:t xml:space="preserve"> el Rosario o una oración inspirada en María.</w:t>
+      </w:r>
+    </w:p>
+    <w:tbl>
+      <w:tblPr>
+        <w:tblW w:type="auto" w:w="0"/>
+        <w:jc w:val="center"/>
+        <w:tblLook w:firstColumn="1" w:firstRow="1" w:lastColumn="0" w:lastRow="0" w:noHBand="0" w:noVBand="1" w:val="04A0"/>
+      </w:tblPr>
+      <w:tblGrid>
+        <w:gridCol w:w="9746"/>
+      </w:tblGrid>
+      <w:tr>
+        <w:tc>
+          <w:tcPr>
+            <w:tcW w:type="dxa" w:w="9071"/>
+            <w:shd w:val="clear" w:color="auto" w:fill="F7F1E3"/>
+            <w:tcBorders>
+              <w:left w:val="single" w:sz="24" w:color="E36C4F"/>
+              <w:top w:val="single" w:sz="4" w:color="E8D4A8"/>
+              <w:right w:val="single" w:sz="4" w:color="E8D4A8"/>
+              <w:bottom w:val="single" w:sz="4" w:color="E8D4A8"/>
+            </w:tcBorders>
+          </w:tcPr>
+          <w:p>
+            <w:pPr>
+              <w:spacing w:after="20"/>
+            </w:pPr>
+            <w:r/>
+            <w:r>
+              <w:rPr>
+                <w:rFonts w:ascii="Calibri" w:hAnsi="Calibri"/>
+                <w:b/>
+                <w:color w:val="1B3A5C"/>
+                <w:sz w:val="21"/>
+              </w:rPr>
+              <w:t>Ave María</w:t>
+            </w:r>
+          </w:p>
+          <w:p>
+            <w:pPr>
+              <w:spacing w:after="20"/>
+            </w:pPr>
+            <w:r>
+              <w:rPr>
+                <w:rFonts w:ascii="Calibri" w:hAnsi="Calibri"/>
+                <w:i/>
+                <w:color w:val="1B3A5C"/>
+                <w:sz w:val="21"/>
+              </w:rPr>
+              <w:t>Dios te salve, María, llena eres de gracia, el Señor es contigo. Bendita tú eres entre todas las mujeres, y bendito es el fruto de tu vientre, Jesús. Santa María, Madre de Dios, ruega por nosotros, pecadores, ahora y en la hora de nuestra muerte. Amén.</w:t>
+            </w:r>
+          </w:p>
+        </w:tc>
+      </w:tr>
+    </w:tbl>
+    <w:p>
+      <w:pPr>
+        <w:spacing w:after="0"/>
+      </w:pPr>
+    </w:p>
+    <w:tbl>
+      <w:tblPr>
+        <w:tblW w:type="auto" w:w="0"/>
+        <w:jc w:val="center"/>
+        <w:tblLook w:firstColumn="1" w:firstRow="1" w:lastColumn="0" w:lastRow="0" w:noHBand="0" w:noVBand="1" w:val="04A0"/>
+      </w:tblPr>
+      <w:tblGrid>
+        <w:gridCol w:w="9746"/>
+      </w:tblGrid>
+      <w:tr>
+        <w:tc>
+          <w:tcPr>
+            <w:tcW w:type="dxa" w:w="9071"/>
+            <w:shd w:val="clear" w:color="auto" w:fill="F7F1E3"/>
+            <w:tcBorders>
+              <w:left w:val="single" w:sz="24" w:color="E36C4F"/>
+              <w:top w:val="single" w:sz="4" w:color="E8D4A8"/>
+              <w:right w:val="single" w:sz="4" w:color="E8D4A8"/>
+              <w:bottom w:val="single" w:sz="4" w:color="E8D4A8"/>
+            </w:tcBorders>
+          </w:tcPr>
+          <w:p>
+            <w:pPr>
+              <w:spacing w:after="20"/>
+            </w:pPr>
+            <w:r/>
+            <w:r>
+              <w:rPr>
+                <w:rFonts w:ascii="Calibri" w:hAnsi="Calibri"/>
+                <w:b/>
+                <w:color w:val="1B3A5C"/>
+                <w:sz w:val="21"/>
+              </w:rPr>
+              <w:t>[PROPUESTA · invocación breve]</w:t>
+            </w:r>
+          </w:p>
+          <w:p>
+            <w:pPr>
+              <w:spacing w:after="20"/>
+            </w:pPr>
+            <w:r>
+              <w:rPr>
+                <w:rFonts w:ascii="Calibri" w:hAnsi="Calibri"/>
+                <w:i/>
+                <w:color w:val="1B3A5C"/>
+                <w:sz w:val="21"/>
+              </w:rPr>
+              <w:t>Madre, ponemos este día en tus manos. Enséñanos a decir "sí" como tú, y acompaña a cada participante en su encuentro con tu Hijo. Amén.</w:t>
+            </w:r>
+          </w:p>
+        </w:tc>
+      </w:tr>
+    </w:tbl>
+    <w:p>
+      <w:pPr>
+        <w:spacing w:after="0"/>
+      </w:pPr>
+    </w:p>
+    <w:p>
+      <w:pPr>
+        <w:keepNext/>
+        <w:spacing w:before="80" w:after="160"/>
+        <w:pBdr>
+          <w:bottom w:val="single" w:sz="12" w:space="4" w:color="E36C4F"/>
+        </w:pBdr>
+      </w:pPr>
+      <w:r>
+        <w:rPr>
+          <w:rFonts w:ascii="Calibri" w:hAnsi="Calibri"/>
+          <w:b/>
+          <w:color w:val="1B3A5C"/>
+          <w:sz w:val="40"/>
+        </w:rPr>
+        <w:t>4. Oración "Sal y Luz del Mundo" — el Bayuyo (viernes noche)</w:t>
       </w:r>
     </w:p>
     <w:p>
@@ -16954,6 +16794,605 @@
           <w:color w:val="1A1A1A"/>
           <w:sz w:val="22"/>
         </w:rPr>
+        <w:t>Cuándo:</w:t>
+      </w:r>
+      <w:r>
+        <w:rPr>
+          <w:rFonts w:ascii="Calibri" w:hAnsi="Calibri"/>
+          <w:color w:val="1A1A1A"/>
+          <w:sz w:val="22"/>
+        </w:rPr>
+        <w:t xml:space="preserve"> viernes en la noche, en el patio. </w:t>
+      </w:r>
+      <w:r>
+        <w:rPr>
+          <w:rFonts w:ascii="Calibri" w:hAnsi="Calibri"/>
+          <w:b/>
+          <w:color w:val="1A1A1A"/>
+          <w:sz w:val="22"/>
+        </w:rPr>
+        <w:t>Quién:</w:t>
+      </w:r>
+      <w:r>
+        <w:rPr>
+          <w:rFonts w:ascii="Calibri" w:hAnsi="Calibri"/>
+          <w:color w:val="1A1A1A"/>
+          <w:sz w:val="22"/>
+        </w:rPr>
+        <w:t xml:space="preserve"> Música conduce.</w:t>
+      </w:r>
+    </w:p>
+    <w:p>
+      <w:pPr>
+        <w:pStyle w:val="ListBullet"/>
+        <w:spacing w:after="20"/>
+      </w:pPr>
+      <w:r>
+        <w:rPr>
+          <w:rFonts w:ascii="Calibri" w:hAnsi="Calibri"/>
+          <w:b/>
+          <w:color w:val="1A1A1A"/>
+          <w:sz w:val="22"/>
+        </w:rPr>
+        <w:t>Materiales:</w:t>
+      </w:r>
+      <w:r>
+        <w:rPr>
+          <w:rFonts w:ascii="Calibri" w:hAnsi="Calibri"/>
+          <w:color w:val="1A1A1A"/>
+          <w:sz w:val="22"/>
+        </w:rPr>
+        <w:t xml:space="preserve"> antifaces de tela negra (uno por participante) · velas.</w:t>
+      </w:r>
+    </w:p>
+    <w:p>
+      <w:pPr>
+        <w:pStyle w:val="ListBullet"/>
+        <w:spacing w:after="20"/>
+      </w:pPr>
+      <w:r>
+        <w:rPr>
+          <w:rFonts w:ascii="Calibri" w:hAnsi="Calibri"/>
+          <w:b/>
+          <w:color w:val="1A1A1A"/>
+          <w:sz w:val="22"/>
+        </w:rPr>
+        <w:t>Base bíblica — Mt 5,13–16</w:t>
+      </w:r>
+      <w:r>
+        <w:rPr>
+          <w:rFonts w:ascii="Calibri" w:hAnsi="Calibri"/>
+          <w:color w:val="1A1A1A"/>
+          <w:sz w:val="22"/>
+        </w:rPr>
+        <w:t xml:space="preserve"> </w:t>
+      </w:r>
+      <w:r>
+        <w:rPr>
+          <w:rFonts w:ascii="Calibri" w:hAnsi="Calibri"/>
+          <w:i/>
+          <w:color w:val="1A1A1A"/>
+          <w:sz w:val="22"/>
+        </w:rPr>
+        <w:t>(se proclama):</w:t>
+      </w:r>
+    </w:p>
+    <w:tbl>
+      <w:tblPr>
+        <w:tblW w:type="auto" w:w="0"/>
+        <w:jc w:val="center"/>
+        <w:tblLook w:firstColumn="1" w:firstRow="1" w:lastColumn="0" w:lastRow="0" w:noHBand="0" w:noVBand="1" w:val="04A0"/>
+      </w:tblPr>
+      <w:tblGrid>
+        <w:gridCol w:w="9746"/>
+      </w:tblGrid>
+      <w:tr>
+        <w:tc>
+          <w:tcPr>
+            <w:tcW w:type="dxa" w:w="9071"/>
+            <w:shd w:val="clear" w:color="auto" w:fill="F7F1E3"/>
+            <w:tcBorders>
+              <w:left w:val="single" w:sz="24" w:color="E36C4F"/>
+              <w:top w:val="single" w:sz="4" w:color="E8D4A8"/>
+              <w:right w:val="single" w:sz="4" w:color="E8D4A8"/>
+              <w:bottom w:val="single" w:sz="4" w:color="E8D4A8"/>
+            </w:tcBorders>
+          </w:tcPr>
+          <w:p>
+            <w:pPr>
+              <w:spacing w:after="20"/>
+            </w:pPr>
+            <w:r/>
+            <w:r>
+              <w:rPr>
+                <w:rFonts w:ascii="Calibri" w:hAnsi="Calibri"/>
+                <w:i/>
+                <w:color w:val="1B3A5C"/>
+                <w:sz w:val="21"/>
+              </w:rPr>
+              <w:t>"Ustedes son la sal de la tierra… Ustedes son la luz del mundo. No se enciende una lámpara para meterla debajo de un cajón, sino para ponerla en el candelero y que alumbre a todos. Brille así la luz de ustedes ante los hombres, para que, viendo sus buenas obras, glorifiquen al Padre que está en el cielo."</w:t>
+            </w:r>
+          </w:p>
+        </w:tc>
+      </w:tr>
+    </w:tbl>
+    <w:p>
+      <w:pPr>
+        <w:spacing w:after="0"/>
+      </w:pPr>
+    </w:p>
+    <w:p>
+      <w:pPr>
+        <w:pStyle w:val="ListBullet"/>
+        <w:spacing w:after="20"/>
+      </w:pPr>
+      <w:r>
+        <w:rPr>
+          <w:rFonts w:ascii="Calibri" w:hAnsi="Calibri"/>
+          <w:b/>
+          <w:color w:val="1A1A1A"/>
+          <w:sz w:val="22"/>
+        </w:rPr>
+        <w:t>Rito del Bayuyo:</w:t>
+      </w:r>
+      <w:r>
+        <w:rPr>
+          <w:rFonts w:ascii="Calibri" w:hAnsi="Calibri"/>
+          <w:color w:val="1A1A1A"/>
+          <w:sz w:val="22"/>
+        </w:rPr>
+        <w:t xml:space="preserve"> con los antifaces puestos y en silencio, se van </w:t>
+      </w:r>
+      <w:r>
+        <w:rPr>
+          <w:rFonts w:ascii="Calibri" w:hAnsi="Calibri"/>
+          <w:b/>
+          <w:color w:val="1A1A1A"/>
+          <w:sz w:val="22"/>
+        </w:rPr>
+        <w:t>encendiendo las velas</w:t>
+      </w:r>
+      <w:r>
+        <w:rPr>
+          <w:rFonts w:ascii="Calibri" w:hAnsi="Calibri"/>
+          <w:color w:val="1A1A1A"/>
+          <w:sz w:val="22"/>
+        </w:rPr>
+        <w:t xml:space="preserve"> una a una mientras se canta; cada luz representa el paso de la oscuridad a la luz de Cristo.</w:t>
+      </w:r>
+    </w:p>
+    <w:tbl>
+      <w:tblPr>
+        <w:tblW w:type="auto" w:w="0"/>
+        <w:jc w:val="center"/>
+        <w:tblLook w:firstColumn="1" w:firstRow="1" w:lastColumn="0" w:lastRow="0" w:noHBand="0" w:noVBand="1" w:val="04A0"/>
+      </w:tblPr>
+      <w:tblGrid>
+        <w:gridCol w:w="9746"/>
+      </w:tblGrid>
+      <w:tr>
+        <w:tc>
+          <w:tcPr>
+            <w:tcW w:type="dxa" w:w="9071"/>
+            <w:shd w:val="clear" w:color="auto" w:fill="F7F1E3"/>
+            <w:tcBorders>
+              <w:left w:val="single" w:sz="24" w:color="E36C4F"/>
+              <w:top w:val="single" w:sz="4" w:color="E8D4A8"/>
+              <w:right w:val="single" w:sz="4" w:color="E8D4A8"/>
+              <w:bottom w:val="single" w:sz="4" w:color="E8D4A8"/>
+            </w:tcBorders>
+          </w:tcPr>
+          <w:p>
+            <w:pPr>
+              <w:spacing w:after="20"/>
+            </w:pPr>
+            <w:r/>
+            <w:r>
+              <w:rPr>
+                <w:rFonts w:ascii="Calibri" w:hAnsi="Calibri"/>
+                <w:b/>
+                <w:color w:val="1B3A5C"/>
+                <w:sz w:val="21"/>
+              </w:rPr>
+              <w:t>[PROPUESTA · guion a confirmar con Padre Paul + Música]</w:t>
+            </w:r>
+          </w:p>
+          <w:p>
+            <w:pPr>
+              <w:spacing w:after="20"/>
+            </w:pPr>
+            <w:r>
+              <w:rPr>
+                <w:rFonts w:ascii="Calibri" w:hAnsi="Calibri"/>
+                <w:i/>
+                <w:color w:val="1B3A5C"/>
+                <w:sz w:val="21"/>
+              </w:rPr>
+              <w:t>En la oscuridad de mi antifaz reconozco lo que aún no veo de mí. (Se enciende la primera vela.) Cristo, Luz del mundo, alumbra mi vida. Hazme sal que dé sabor y luz que no se esconda. Que mi vida brille no para mí, sino para que otros te encuentren. Amén.</w:t>
+            </w:r>
+          </w:p>
+          <w:p>
+            <w:pPr>
+              <w:spacing w:after="20"/>
+            </w:pPr>
+            <w:r>
+              <w:rPr>
+                <w:rFonts w:ascii="Calibri" w:hAnsi="Calibri"/>
+                <w:i/>
+                <w:color w:val="1B3A5C"/>
+                <w:sz w:val="21"/>
+              </w:rPr>
+              <w:t>El texto y los cantos definitivos del Bayuyo los trae el cancionero eteciano (Música + Padre Paul).</w:t>
+            </w:r>
+          </w:p>
+        </w:tc>
+      </w:tr>
+    </w:tbl>
+    <w:p>
+      <w:pPr>
+        <w:spacing w:after="0"/>
+      </w:pPr>
+    </w:p>
+    <w:p>
+      <w:pPr>
+        <w:keepNext/>
+        <w:spacing w:before="80" w:after="160"/>
+        <w:pBdr>
+          <w:bottom w:val="single" w:sz="12" w:space="4" w:color="E36C4F"/>
+        </w:pBdr>
+      </w:pPr>
+      <w:r>
+        <w:rPr>
+          <w:rFonts w:ascii="Calibri" w:hAnsi="Calibri"/>
+          <w:b/>
+          <w:color w:val="1B3A5C"/>
+          <w:sz w:val="40"/>
+        </w:rPr>
+        <w:t>5. Bendición de los alimentos — cada tiempo de comida</w:t>
+      </w:r>
+    </w:p>
+    <w:p>
+      <w:pPr>
+        <w:pStyle w:val="ListBullet"/>
+        <w:spacing w:after="20"/>
+      </w:pPr>
+      <w:r>
+        <w:rPr>
+          <w:rFonts w:ascii="Calibri" w:hAnsi="Calibri"/>
+          <w:b/>
+          <w:color w:val="1A1A1A"/>
+          <w:sz w:val="22"/>
+        </w:rPr>
+        <w:t>Cuándo:</w:t>
+      </w:r>
+      <w:r>
+        <w:rPr>
+          <w:rFonts w:ascii="Calibri" w:hAnsi="Calibri"/>
+          <w:color w:val="1A1A1A"/>
+          <w:sz w:val="22"/>
+        </w:rPr>
+        <w:t xml:space="preserve"> antes de cada comida. </w:t>
+      </w:r>
+      <w:r>
+        <w:rPr>
+          <w:rFonts w:ascii="Calibri" w:hAnsi="Calibri"/>
+          <w:b/>
+          <w:color w:val="1A1A1A"/>
+          <w:sz w:val="22"/>
+        </w:rPr>
+        <w:t>Quién:</w:t>
+      </w:r>
+      <w:r>
+        <w:rPr>
+          <w:rFonts w:ascii="Calibri" w:hAnsi="Calibri"/>
+          <w:color w:val="1A1A1A"/>
+          <w:sz w:val="22"/>
+        </w:rPr>
+        <w:t xml:space="preserve"> un cocinero o el designado. </w:t>
+      </w:r>
+      <w:r>
+        <w:rPr>
+          <w:rFonts w:ascii="Calibri" w:hAnsi="Calibri"/>
+          <w:b/>
+          <w:color w:val="1A1A1A"/>
+          <w:sz w:val="22"/>
+        </w:rPr>
+        <w:t>Forma:</w:t>
+      </w:r>
+      <w:r>
+        <w:rPr>
+          <w:rFonts w:ascii="Calibri" w:hAnsi="Calibri"/>
+          <w:color w:val="1A1A1A"/>
+          <w:sz w:val="22"/>
+        </w:rPr>
+        <w:t xml:space="preserve"> breve, ligada al tema del día.</w:t>
+      </w:r>
+    </w:p>
+    <w:tbl>
+      <w:tblPr>
+        <w:tblW w:type="auto" w:w="0"/>
+        <w:jc w:val="center"/>
+        <w:tblLook w:firstColumn="1" w:firstRow="1" w:lastColumn="0" w:lastRow="0" w:noHBand="0" w:noVBand="1" w:val="04A0"/>
+      </w:tblPr>
+      <w:tblGrid>
+        <w:gridCol w:w="9746"/>
+      </w:tblGrid>
+      <w:tr>
+        <w:tc>
+          <w:tcPr>
+            <w:tcW w:type="dxa" w:w="9071"/>
+            <w:shd w:val="clear" w:color="auto" w:fill="F7F1E3"/>
+            <w:tcBorders>
+              <w:left w:val="single" w:sz="24" w:color="E36C4F"/>
+              <w:top w:val="single" w:sz="4" w:color="E8D4A8"/>
+              <w:right w:val="single" w:sz="4" w:color="E8D4A8"/>
+              <w:bottom w:val="single" w:sz="4" w:color="E8D4A8"/>
+            </w:tcBorders>
+          </w:tcPr>
+          <w:p>
+            <w:pPr>
+              <w:spacing w:after="20"/>
+            </w:pPr>
+            <w:r/>
+            <w:r>
+              <w:rPr>
+                <w:rFonts w:ascii="Calibri" w:hAnsi="Calibri"/>
+                <w:b/>
+                <w:color w:val="1B3A5C"/>
+                <w:sz w:val="21"/>
+              </w:rPr>
+              <w:t>Bendición de la mesa</w:t>
+            </w:r>
+          </w:p>
+          <w:p>
+            <w:pPr>
+              <w:spacing w:after="20"/>
+            </w:pPr>
+            <w:r>
+              <w:rPr>
+                <w:rFonts w:ascii="Calibri" w:hAnsi="Calibri"/>
+                <w:i/>
+                <w:color w:val="1B3A5C"/>
+                <w:sz w:val="21"/>
+              </w:rPr>
+              <w:t>Bendícenos, Señor, y bendice estos alimentos que por tu bondad vamos a recibir. Por Cristo nuestro Señor. Amén.</w:t>
+            </w:r>
+          </w:p>
+        </w:tc>
+      </w:tr>
+    </w:tbl>
+    <w:p>
+      <w:pPr>
+        <w:spacing w:after="0"/>
+      </w:pPr>
+    </w:p>
+    <w:tbl>
+      <w:tblPr>
+        <w:tblW w:type="auto" w:w="0"/>
+        <w:jc w:val="center"/>
+        <w:tblLook w:firstColumn="1" w:firstRow="1" w:lastColumn="0" w:lastRow="0" w:noHBand="0" w:noVBand="1" w:val="04A0"/>
+      </w:tblPr>
+      <w:tblGrid>
+        <w:gridCol w:w="9746"/>
+      </w:tblGrid>
+      <w:tr>
+        <w:tc>
+          <w:tcPr>
+            <w:tcW w:type="dxa" w:w="9071"/>
+            <w:shd w:val="clear" w:color="auto" w:fill="F7F1E3"/>
+            <w:tcBorders>
+              <w:left w:val="single" w:sz="24" w:color="E36C4F"/>
+              <w:top w:val="single" w:sz="4" w:color="E8D4A8"/>
+              <w:right w:val="single" w:sz="4" w:color="E8D4A8"/>
+              <w:bottom w:val="single" w:sz="4" w:color="E8D4A8"/>
+            </w:tcBorders>
+          </w:tcPr>
+          <w:p>
+            <w:pPr>
+              <w:spacing w:after="20"/>
+            </w:pPr>
+            <w:r/>
+            <w:r>
+              <w:rPr>
+                <w:rFonts w:ascii="Calibri" w:hAnsi="Calibri"/>
+                <w:b/>
+                <w:color w:val="1B3A5C"/>
+                <w:sz w:val="21"/>
+              </w:rPr>
+              <w:t>[PROPUESTA · variante ligada al tema]</w:t>
+            </w:r>
+            <w:r>
+              <w:rPr>
+                <w:rFonts w:ascii="Calibri" w:hAnsi="Calibri"/>
+                <w:color w:val="1B3A5C"/>
+                <w:sz w:val="21"/>
+              </w:rPr>
+              <w:t xml:space="preserve"> — una frase corta antes o después de la bendición, según el tema del momento (Singularidad, María, Pescador de Hombres, Lavatorio, Nacer de Nuevo, Despedida). La prepara cocina con el asesor espiritual.</w:t>
+            </w:r>
+          </w:p>
+        </w:tc>
+      </w:tr>
+    </w:tbl>
+    <w:p>
+      <w:pPr>
+        <w:spacing w:after="0"/>
+      </w:pPr>
+    </w:p>
+    <w:p>
+      <w:pPr>
+        <w:keepNext/>
+        <w:spacing w:before="80" w:after="160"/>
+        <w:pBdr>
+          <w:bottom w:val="single" w:sz="12" w:space="4" w:color="E36C4F"/>
+        </w:pBdr>
+      </w:pPr>
+      <w:r>
+        <w:rPr>
+          <w:rFonts w:ascii="Calibri" w:hAnsi="Calibri"/>
+          <w:b/>
+          <w:color w:val="1B3A5C"/>
+          <w:sz w:val="40"/>
+        </w:rPr>
+        <w:t>6. Oración ante el Santísimo — antes de cada testimonio</w:t>
+      </w:r>
+    </w:p>
+    <w:p>
+      <w:pPr>
+        <w:pStyle w:val="ListBullet"/>
+        <w:spacing w:after="20"/>
+      </w:pPr>
+      <w:r>
+        <w:rPr>
+          <w:rFonts w:ascii="Calibri" w:hAnsi="Calibri"/>
+          <w:b/>
+          <w:color w:val="1A1A1A"/>
+          <w:sz w:val="22"/>
+        </w:rPr>
+        <w:t>Cuándo:</w:t>
+      </w:r>
+      <w:r>
+        <w:rPr>
+          <w:rFonts w:ascii="Calibri" w:hAnsi="Calibri"/>
+          <w:color w:val="1A1A1A"/>
+          <w:sz w:val="22"/>
+        </w:rPr>
+        <w:t xml:space="preserve"> los asesores presentan ante el Santísimo a cada persona que va a dar testimonio.</w:t>
+      </w:r>
+    </w:p>
+    <w:tbl>
+      <w:tblPr>
+        <w:tblW w:type="auto" w:w="0"/>
+        <w:jc w:val="center"/>
+        <w:tblLook w:firstColumn="1" w:firstRow="1" w:lastColumn="0" w:lastRow="0" w:noHBand="0" w:noVBand="1" w:val="04A0"/>
+      </w:tblPr>
+      <w:tblGrid>
+        <w:gridCol w:w="9746"/>
+      </w:tblGrid>
+      <w:tr>
+        <w:tc>
+          <w:tcPr>
+            <w:tcW w:type="dxa" w:w="9071"/>
+            <w:shd w:val="clear" w:color="auto" w:fill="F7F1E3"/>
+            <w:tcBorders>
+              <w:left w:val="single" w:sz="24" w:color="E36C4F"/>
+              <w:top w:val="single" w:sz="4" w:color="E8D4A8"/>
+              <w:right w:val="single" w:sz="4" w:color="E8D4A8"/>
+              <w:bottom w:val="single" w:sz="4" w:color="E8D4A8"/>
+            </w:tcBorders>
+          </w:tcPr>
+          <w:p>
+            <w:pPr>
+              <w:spacing w:after="20"/>
+            </w:pPr>
+            <w:r/>
+            <w:r>
+              <w:rPr>
+                <w:rFonts w:ascii="Calibri" w:hAnsi="Calibri"/>
+                <w:b/>
+                <w:color w:val="1B3A5C"/>
+                <w:sz w:val="21"/>
+              </w:rPr>
+              <w:t>[PROPUESTA]</w:t>
+            </w:r>
+          </w:p>
+          <w:p>
+            <w:pPr>
+              <w:spacing w:after="20"/>
+            </w:pPr>
+            <w:r>
+              <w:rPr>
+                <w:rFonts w:ascii="Calibri" w:hAnsi="Calibri"/>
+                <w:i/>
+                <w:color w:val="1B3A5C"/>
+                <w:sz w:val="21"/>
+              </w:rPr>
+              <w:t>Señor, aquí está tu siervo/a que va a compartir su vida. Habla Tú a través de sus palabras; toca el corazón de quien escucha. Que no se busque a sí mismo, sino a Ti. Amén.</w:t>
+            </w:r>
+          </w:p>
+        </w:tc>
+      </w:tr>
+    </w:tbl>
+    <w:p>
+      <w:pPr>
+        <w:spacing w:after="0"/>
+      </w:pPr>
+    </w:p>
+    <w:p>
+      <w:pPr>
+        <w:keepNext/>
+        <w:spacing w:before="80" w:after="160"/>
+        <w:pBdr>
+          <w:bottom w:val="single" w:sz="12" w:space="4" w:color="E36C4F"/>
+        </w:pBdr>
+      </w:pPr>
+      <w:r>
+        <w:rPr>
+          <w:rFonts w:ascii="Calibri" w:hAnsi="Calibri"/>
+          <w:b/>
+          <w:color w:val="1B3A5C"/>
+          <w:sz w:val="40"/>
+        </w:rPr>
+        <w:t>7. Otros momentos de oración</w:t>
+      </w:r>
+    </w:p>
+    <w:p>
+      <w:pPr>
+        <w:pStyle w:val="ListBullet"/>
+        <w:spacing w:after="20"/>
+      </w:pPr>
+      <w:r>
+        <w:rPr>
+          <w:rFonts w:ascii="Calibri" w:hAnsi="Calibri"/>
+          <w:b/>
+          <w:color w:val="1A1A1A"/>
+          <w:sz w:val="22"/>
+        </w:rPr>
+        <w:t>Cadena de oración</w:t>
+      </w:r>
+      <w:r>
+        <w:rPr>
+          <w:rFonts w:ascii="Calibri" w:hAnsi="Calibri"/>
+          <w:color w:val="1A1A1A"/>
+          <w:sz w:val="22"/>
+        </w:rPr>
+        <w:t xml:space="preserve"> (Asesores / Intersección): por turnos, durante todo el retiro, para que se produzca un verdadero encuentro.</w:t>
+      </w:r>
+    </w:p>
+    <w:p>
+      <w:pPr>
+        <w:pStyle w:val="ListBullet"/>
+        <w:spacing w:after="20"/>
+      </w:pPr>
+      <w:r>
+        <w:rPr>
+          <w:rFonts w:ascii="Calibri" w:hAnsi="Calibri"/>
+          <w:b/>
+          <w:color w:val="1A1A1A"/>
+          <w:sz w:val="22"/>
+        </w:rPr>
+        <w:t>Confesiones</w:t>
+      </w:r>
+      <w:r>
+        <w:rPr>
+          <w:rFonts w:ascii="Calibri" w:hAnsi="Calibri"/>
+          <w:color w:val="1A1A1A"/>
+          <w:sz w:val="22"/>
+        </w:rPr>
+        <w:t xml:space="preserve"> (sábado noche): música ambiente de oración mientras los sacerdotes confiesan.</w:t>
+      </w:r>
+    </w:p>
+    <w:p>
+      <w:pPr>
+        <w:pStyle w:val="ListBullet"/>
+        <w:spacing w:after="20"/>
+      </w:pPr>
+      <w:r>
+        <w:rPr>
+          <w:rFonts w:ascii="Calibri" w:hAnsi="Calibri"/>
+          <w:b/>
+          <w:color w:val="1A1A1A"/>
+          <w:sz w:val="22"/>
+        </w:rPr>
         <w:t>Carta de compromiso / Proyecto de Vida</w:t>
       </w:r>
       <w:r>
@@ -16963,6 +17402,29 @@
           <w:sz w:val="22"/>
         </w:rPr>
         <w:t xml:space="preserve"> (sábado): cada participante escribe su compromiso personal con Dios.</w:t>
+      </w:r>
+    </w:p>
+    <w:p>
+      <w:pPr>
+        <w:pStyle w:val="ListBullet"/>
+        <w:spacing w:after="20"/>
+      </w:pPr>
+      <w:r>
+        <w:rPr>
+          <w:rFonts w:ascii="Calibri" w:hAnsi="Calibri"/>
+          <w:b/>
+          <w:color w:val="1A1A1A"/>
+          <w:sz w:val="22"/>
+        </w:rPr>
+        <w:t>Oración de envío</w:t>
+      </w:r>
+      <w:r>
+        <w:rPr>
+          <w:rFonts w:ascii="Calibri" w:hAnsi="Calibri"/>
+          <w:color w:val="1A1A1A"/>
+          <w:sz w:val="22"/>
+        </w:rPr>
+        <w:t xml:space="preserve"> (clausura): la lleva el Padre Paul en la Eucaristía.</w:t>
       </w:r>
     </w:p>
     <w:p>
@@ -16977,7 +17439,7 @@
           <w:color w:val="666666"/>
           <w:sz w:val="22"/>
         </w:rPr>
-        <w:t>Anexo de Oraciones ETC 88 · borrador · los textos del cancionero y el Bayuyo se cierran con Música + Padre Paul.</w:t>
+        <w:t>Anexo de Oraciones ETC 88 · borrador · los textos [PROPUESTA] y los cantos/Bayuyo se confirman con Padre Paul + Sor Angelina + Música.</w:t>
       </w:r>
     </w:p>
     <w:sectPr>

--- a/entrega_diseno/CARPETA_ETC88.docx
+++ b/entrega_diseno/CARPETA_ETC88.docx
@@ -672,6 +672,19 @@
     </w:p>
     <w:p>
       <w:pPr>
+        <w:spacing w:after="40"/>
+      </w:pPr>
+      <w:r>
+        <w:rPr>
+          <w:rFonts w:ascii="Calibri" w:hAnsi="Calibri"/>
+          <w:color w:val="1A1A1A"/>
+          <w:sz w:val="22"/>
+        </w:rPr>
+        <w:t>13. Mensaje de los directores</w:t>
+      </w:r>
+    </w:p>
+    <w:p>
+      <w:pPr>
         <w:spacing w:before="120"/>
       </w:pPr>
       <w:r>
@@ -8158,62 +8171,1052 @@
         <w:t>12. Directorio del equipo del ETC 88</w:t>
       </w:r>
     </w:p>
-    <w:tbl>
-      <w:tblPr>
-        <w:tblW w:type="auto" w:w="0"/>
-        <w:jc w:val="center"/>
-        <w:tblLook w:firstColumn="1" w:firstRow="1" w:lastColumn="0" w:lastRow="0" w:noHBand="0" w:noVBand="1" w:val="04A0"/>
-      </w:tblPr>
-      <w:tblGrid>
-        <w:gridCol w:w="9746"/>
-      </w:tblGrid>
-      <w:tr>
-        <w:tc>
-          <w:tcPr>
-            <w:tcW w:type="dxa" w:w="9071"/>
-            <w:shd w:val="clear" w:color="auto" w:fill="F7F1E3"/>
-            <w:tcBorders>
-              <w:left w:val="single" w:sz="24" w:color="E36C4F"/>
-              <w:top w:val="single" w:sz="4" w:color="E8D4A8"/>
-              <w:right w:val="single" w:sz="4" w:color="E8D4A8"/>
-              <w:bottom w:val="single" w:sz="4" w:color="E8D4A8"/>
-            </w:tcBorders>
-          </w:tcPr>
-          <w:p>
-            <w:pPr>
-              <w:spacing w:after="20"/>
-            </w:pPr>
-            <w:r/>
-            <w:r>
-              <w:rPr>
-                <w:rFonts w:ascii="Calibri" w:hAnsi="Calibri"/>
-                <w:b/>
-                <w:color w:val="1B3A5C"/>
-                <w:sz w:val="21"/>
-              </w:rPr>
-              <w:t>[ESTA PÁGINA SE COMPLETA AL FINAL — es lo último que limpiamos.]</w:t>
-            </w:r>
-          </w:p>
-          <w:p>
-            <w:pPr>
-              <w:spacing w:after="20"/>
-            </w:pPr>
-            <w:r>
-              <w:rPr>
-                <w:rFonts w:ascii="Calibri" w:hAnsi="Calibri"/>
-                <w:color w:val="1B3A5C"/>
-                <w:sz w:val="21"/>
-              </w:rPr>
-              <w:t>Directorio definitivo del equipo (Co-Directores · Asesores · Asesores Espirituales · Coordinadores y equipo de Guías · Coordinadores y equipo de Cocina · equipo de Música · Asesores de comunidad · Equipos auxiliares) con nombres y contactos. Se rellena cuando se cierren los pendientes del equipo.</w:t>
-            </w:r>
-          </w:p>
-        </w:tc>
-      </w:tr>
-    </w:tbl>
-    <w:p>
-      <w:pPr>
-        <w:spacing w:after="0"/>
-      </w:pPr>
+    <w:p>
+      <w:pPr>
+        <w:keepNext/>
+        <w:spacing w:before="200" w:after="40"/>
+      </w:pPr>
+      <w:r>
+        <w:rPr>
+          <w:rFonts w:ascii="Calibri" w:hAnsi="Calibri"/>
+          <w:b/>
+          <w:color w:val="1B3A5C"/>
+          <w:sz w:val="26"/>
+        </w:rPr>
+        <w:t>Dirección (2)</w:t>
+      </w:r>
+    </w:p>
+    <w:p>
+      <w:pPr>
+        <w:pStyle w:val="ListBullet"/>
+        <w:spacing w:after="20"/>
+      </w:pPr>
+      <w:r>
+        <w:rPr>
+          <w:rFonts w:ascii="Calibri" w:hAnsi="Calibri"/>
+          <w:color w:val="1A1A1A"/>
+          <w:sz w:val="22"/>
+        </w:rPr>
+        <w:t>Jean Carlo De la Cruz Mendez — Director · cumple 12 may</w:t>
+      </w:r>
+    </w:p>
+    <w:p>
+      <w:pPr>
+        <w:pStyle w:val="ListBullet"/>
+        <w:spacing w:after="20"/>
+      </w:pPr>
+      <w:r>
+        <w:rPr>
+          <w:rFonts w:ascii="Calibri" w:hAnsi="Calibri"/>
+          <w:color w:val="1A1A1A"/>
+          <w:sz w:val="22"/>
+        </w:rPr>
+        <w:t>Juan Manuel de la Cruz Méndez — Director · cumple 20 ene</w:t>
+      </w:r>
+    </w:p>
+    <w:p>
+      <w:pPr>
+        <w:keepNext/>
+        <w:spacing w:before="200" w:after="40"/>
+      </w:pPr>
+      <w:r>
+        <w:rPr>
+          <w:rFonts w:ascii="Calibri" w:hAnsi="Calibri"/>
+          <w:b/>
+          <w:color w:val="1B3A5C"/>
+          <w:sz w:val="26"/>
+        </w:rPr>
+        <w:t>Asesores (3)</w:t>
+      </w:r>
+    </w:p>
+    <w:p>
+      <w:pPr>
+        <w:pStyle w:val="ListBullet"/>
+        <w:spacing w:after="20"/>
+      </w:pPr>
+      <w:r>
+        <w:rPr>
+          <w:rFonts w:ascii="Calibri" w:hAnsi="Calibri"/>
+          <w:color w:val="1A1A1A"/>
+          <w:sz w:val="22"/>
+        </w:rPr>
+        <w:t>Frank Morales</w:t>
+      </w:r>
+    </w:p>
+    <w:p>
+      <w:pPr>
+        <w:pStyle w:val="ListBullet"/>
+        <w:spacing w:after="20"/>
+      </w:pPr>
+      <w:r>
+        <w:rPr>
+          <w:rFonts w:ascii="Calibri" w:hAnsi="Calibri"/>
+          <w:color w:val="1A1A1A"/>
+          <w:sz w:val="22"/>
+        </w:rPr>
+        <w:t>Laura Fernández · cumple 26 oct</w:t>
+      </w:r>
+    </w:p>
+    <w:p>
+      <w:pPr>
+        <w:pStyle w:val="ListBullet"/>
+        <w:spacing w:after="20"/>
+      </w:pPr>
+      <w:r>
+        <w:rPr>
+          <w:rFonts w:ascii="Calibri" w:hAnsi="Calibri"/>
+          <w:color w:val="1A1A1A"/>
+          <w:sz w:val="22"/>
+        </w:rPr>
+        <w:t>Tomás Lorenzo · cumple 14 mar</w:t>
+      </w:r>
+    </w:p>
+    <w:p>
+      <w:pPr>
+        <w:keepNext/>
+        <w:spacing w:before="200" w:after="40"/>
+      </w:pPr>
+      <w:r>
+        <w:rPr>
+          <w:rFonts w:ascii="Calibri" w:hAnsi="Calibri"/>
+          <w:b/>
+          <w:color w:val="1B3A5C"/>
+          <w:sz w:val="26"/>
+        </w:rPr>
+        <w:t>Asesores espirituales (2)</w:t>
+      </w:r>
+    </w:p>
+    <w:p>
+      <w:pPr>
+        <w:pStyle w:val="ListBullet"/>
+        <w:spacing w:after="20"/>
+      </w:pPr>
+      <w:r>
+        <w:rPr>
+          <w:rFonts w:ascii="Calibri" w:hAnsi="Calibri"/>
+          <w:color w:val="1A1A1A"/>
+          <w:sz w:val="22"/>
+        </w:rPr>
+        <w:t>Padre Paul Ramírez — (acompaña todo el proceso)</w:t>
+      </w:r>
+    </w:p>
+    <w:p>
+      <w:pPr>
+        <w:pStyle w:val="ListBullet"/>
+        <w:spacing w:after="20"/>
+      </w:pPr>
+      <w:r>
+        <w:rPr>
+          <w:rFonts w:ascii="Calibri" w:hAnsi="Calibri"/>
+          <w:color w:val="1A1A1A"/>
+          <w:sz w:val="22"/>
+        </w:rPr>
+        <w:t>Sor Angelina Lebrón — (acompaña todo el proceso)</w:t>
+      </w:r>
+    </w:p>
+    <w:p>
+      <w:pPr>
+        <w:keepNext/>
+        <w:spacing w:before="200" w:after="40"/>
+      </w:pPr>
+      <w:r>
+        <w:rPr>
+          <w:rFonts w:ascii="Calibri" w:hAnsi="Calibri"/>
+          <w:b/>
+          <w:color w:val="1B3A5C"/>
+          <w:sz w:val="26"/>
+        </w:rPr>
+        <w:t>Guías (14)</w:t>
+      </w:r>
+    </w:p>
+    <w:p>
+      <w:pPr>
+        <w:pStyle w:val="ListBullet"/>
+        <w:spacing w:after="20"/>
+      </w:pPr>
+      <w:r>
+        <w:rPr>
+          <w:rFonts w:ascii="Calibri" w:hAnsi="Calibri"/>
+          <w:color w:val="1A1A1A"/>
+          <w:sz w:val="22"/>
+        </w:rPr>
+        <w:t>Camila Fernández Hazim — Coordinador/a · cumple 18 ago</w:t>
+      </w:r>
+    </w:p>
+    <w:p>
+      <w:pPr>
+        <w:pStyle w:val="ListBullet"/>
+        <w:spacing w:after="20"/>
+      </w:pPr>
+      <w:r>
+        <w:rPr>
+          <w:rFonts w:ascii="Calibri" w:hAnsi="Calibri"/>
+          <w:color w:val="1A1A1A"/>
+          <w:sz w:val="22"/>
+        </w:rPr>
+        <w:t>Priscilla Hidalgo Pou — Coordinador/a · cumple 16 jul</w:t>
+      </w:r>
+    </w:p>
+    <w:p>
+      <w:pPr>
+        <w:pStyle w:val="ListBullet"/>
+        <w:spacing w:after="20"/>
+      </w:pPr>
+      <w:r>
+        <w:rPr>
+          <w:rFonts w:ascii="Calibri" w:hAnsi="Calibri"/>
+          <w:color w:val="1A1A1A"/>
+          <w:sz w:val="22"/>
+        </w:rPr>
+        <w:t>Darianny Rodriguez Belliard · cumple 30 ene</w:t>
+      </w:r>
+    </w:p>
+    <w:p>
+      <w:pPr>
+        <w:pStyle w:val="ListBullet"/>
+        <w:spacing w:after="20"/>
+      </w:pPr>
+      <w:r>
+        <w:rPr>
+          <w:rFonts w:ascii="Calibri" w:hAnsi="Calibri"/>
+          <w:color w:val="1A1A1A"/>
+          <w:sz w:val="22"/>
+        </w:rPr>
+        <w:t>Fernando Cordero · cumple 20 dic</w:t>
+      </w:r>
+    </w:p>
+    <w:p>
+      <w:pPr>
+        <w:pStyle w:val="ListBullet"/>
+        <w:spacing w:after="20"/>
+      </w:pPr>
+      <w:r>
+        <w:rPr>
+          <w:rFonts w:ascii="Calibri" w:hAnsi="Calibri"/>
+          <w:color w:val="1A1A1A"/>
+          <w:sz w:val="22"/>
+        </w:rPr>
+        <w:t>Franklin De Jesús Silverio Delgadillo · cumple 18 feb</w:t>
+      </w:r>
+    </w:p>
+    <w:p>
+      <w:pPr>
+        <w:pStyle w:val="ListBullet"/>
+        <w:spacing w:after="20"/>
+      </w:pPr>
+      <w:r>
+        <w:rPr>
+          <w:rFonts w:ascii="Calibri" w:hAnsi="Calibri"/>
+          <w:color w:val="1A1A1A"/>
+          <w:sz w:val="22"/>
+        </w:rPr>
+        <w:t>Ivanna Marien Mercedes Sosa · cumple 9 nov</w:t>
+      </w:r>
+    </w:p>
+    <w:p>
+      <w:pPr>
+        <w:pStyle w:val="ListBullet"/>
+        <w:spacing w:after="20"/>
+      </w:pPr>
+      <w:r>
+        <w:rPr>
+          <w:rFonts w:ascii="Calibri" w:hAnsi="Calibri"/>
+          <w:color w:val="1A1A1A"/>
+          <w:sz w:val="22"/>
+        </w:rPr>
+        <w:t>Jhonnalia Franchesca Silvestre Guzmán · cumple 20 oct</w:t>
+      </w:r>
+    </w:p>
+    <w:p>
+      <w:pPr>
+        <w:pStyle w:val="ListBullet"/>
+        <w:spacing w:after="20"/>
+      </w:pPr>
+      <w:r>
+        <w:rPr>
+          <w:rFonts w:ascii="Calibri" w:hAnsi="Calibri"/>
+          <w:color w:val="1A1A1A"/>
+          <w:sz w:val="22"/>
+        </w:rPr>
+        <w:t>Jonathan Andres Medina Mota · cumple 26 sep</w:t>
+      </w:r>
+    </w:p>
+    <w:p>
+      <w:pPr>
+        <w:pStyle w:val="ListBullet"/>
+        <w:spacing w:after="20"/>
+      </w:pPr>
+      <w:r>
+        <w:rPr>
+          <w:rFonts w:ascii="Calibri" w:hAnsi="Calibri"/>
+          <w:color w:val="1A1A1A"/>
+          <w:sz w:val="22"/>
+        </w:rPr>
+        <w:t>Juan Pablo Argüello Alzate · cumple 21 ene</w:t>
+      </w:r>
+    </w:p>
+    <w:p>
+      <w:pPr>
+        <w:pStyle w:val="ListBullet"/>
+        <w:spacing w:after="20"/>
+      </w:pPr>
+      <w:r>
+        <w:rPr>
+          <w:rFonts w:ascii="Calibri" w:hAnsi="Calibri"/>
+          <w:color w:val="1A1A1A"/>
+          <w:sz w:val="22"/>
+        </w:rPr>
+        <w:t>Luisa Maria Fiorentino Brugal · cumple 19 may</w:t>
+      </w:r>
+    </w:p>
+    <w:p>
+      <w:pPr>
+        <w:pStyle w:val="ListBullet"/>
+        <w:spacing w:after="20"/>
+      </w:pPr>
+      <w:r>
+        <w:rPr>
+          <w:rFonts w:ascii="Calibri" w:hAnsi="Calibri"/>
+          <w:color w:val="1A1A1A"/>
+          <w:sz w:val="22"/>
+        </w:rPr>
+        <w:t>Oliver Rafael De León Ramírez · cumple 24 abr</w:t>
+      </w:r>
+    </w:p>
+    <w:p>
+      <w:pPr>
+        <w:pStyle w:val="ListBullet"/>
+        <w:spacing w:after="20"/>
+      </w:pPr>
+      <w:r>
+        <w:rPr>
+          <w:rFonts w:ascii="Calibri" w:hAnsi="Calibri"/>
+          <w:color w:val="1A1A1A"/>
+          <w:sz w:val="22"/>
+        </w:rPr>
+        <w:t>Victoria Lorenzo Rivera · cumple 21 sep</w:t>
+      </w:r>
+    </w:p>
+    <w:p>
+      <w:pPr>
+        <w:pStyle w:val="ListBullet"/>
+        <w:spacing w:after="20"/>
+      </w:pPr>
+      <w:r>
+        <w:rPr>
+          <w:rFonts w:ascii="Calibri" w:hAnsi="Calibri"/>
+          <w:color w:val="1A1A1A"/>
+          <w:sz w:val="22"/>
+        </w:rPr>
+        <w:t>Wilka María Reyes Mota · cumple 8 sep</w:t>
+      </w:r>
+    </w:p>
+    <w:p>
+      <w:pPr>
+        <w:pStyle w:val="ListBullet"/>
+        <w:spacing w:after="20"/>
+      </w:pPr>
+      <w:r>
+        <w:rPr>
+          <w:rFonts w:ascii="Calibri" w:hAnsi="Calibri"/>
+          <w:color w:val="1A1A1A"/>
+          <w:sz w:val="22"/>
+        </w:rPr>
+        <w:t>Yelaxni Mota · cumple 25 sep</w:t>
+      </w:r>
+    </w:p>
+    <w:p>
+      <w:pPr>
+        <w:keepNext/>
+        <w:spacing w:before="200" w:after="40"/>
+      </w:pPr>
+      <w:r>
+        <w:rPr>
+          <w:rFonts w:ascii="Calibri" w:hAnsi="Calibri"/>
+          <w:b/>
+          <w:color w:val="1B3A5C"/>
+          <w:sz w:val="26"/>
+        </w:rPr>
+        <w:t>Cocina (21)</w:t>
+      </w:r>
+    </w:p>
+    <w:p>
+      <w:pPr>
+        <w:pStyle w:val="ListBullet"/>
+        <w:spacing w:after="20"/>
+      </w:pPr>
+      <w:r>
+        <w:rPr>
+          <w:rFonts w:ascii="Calibri" w:hAnsi="Calibri"/>
+          <w:color w:val="1A1A1A"/>
+          <w:sz w:val="22"/>
+        </w:rPr>
+        <w:t>Johnnito Richiez Brugal — Coordinador/a · cumple 23 oct</w:t>
+      </w:r>
+    </w:p>
+    <w:p>
+      <w:pPr>
+        <w:pStyle w:val="ListBullet"/>
+        <w:spacing w:after="20"/>
+      </w:pPr>
+      <w:r>
+        <w:rPr>
+          <w:rFonts w:ascii="Calibri" w:hAnsi="Calibri"/>
+          <w:color w:val="1A1A1A"/>
+          <w:sz w:val="22"/>
+        </w:rPr>
+        <w:t>Paloma Mendez — Coordinador/a · cumple 27 jun</w:t>
+      </w:r>
+    </w:p>
+    <w:p>
+      <w:pPr>
+        <w:pStyle w:val="ListBullet"/>
+        <w:spacing w:after="20"/>
+      </w:pPr>
+      <w:r>
+        <w:rPr>
+          <w:rFonts w:ascii="Calibri" w:hAnsi="Calibri"/>
+          <w:color w:val="1A1A1A"/>
+          <w:sz w:val="22"/>
+        </w:rPr>
+        <w:t>Adrián Francisco Santana Puente · cumple 22 ene</w:t>
+      </w:r>
+    </w:p>
+    <w:p>
+      <w:pPr>
+        <w:pStyle w:val="ListBullet"/>
+        <w:spacing w:after="20"/>
+      </w:pPr>
+      <w:r>
+        <w:rPr>
+          <w:rFonts w:ascii="Calibri" w:hAnsi="Calibri"/>
+          <w:color w:val="1A1A1A"/>
+          <w:sz w:val="22"/>
+        </w:rPr>
+        <w:t>Ambar Liz Jáquez Lebrón · cumple 22 sep</w:t>
+      </w:r>
+    </w:p>
+    <w:p>
+      <w:pPr>
+        <w:pStyle w:val="ListBullet"/>
+        <w:spacing w:after="20"/>
+      </w:pPr>
+      <w:r>
+        <w:rPr>
+          <w:rFonts w:ascii="Calibri" w:hAnsi="Calibri"/>
+          <w:color w:val="1A1A1A"/>
+          <w:sz w:val="22"/>
+        </w:rPr>
+        <w:t>Brianelis Abreu Calderón · cumple 12 nov</w:t>
+      </w:r>
+    </w:p>
+    <w:p>
+      <w:pPr>
+        <w:pStyle w:val="ListBullet"/>
+        <w:spacing w:after="20"/>
+      </w:pPr>
+      <w:r>
+        <w:rPr>
+          <w:rFonts w:ascii="Calibri" w:hAnsi="Calibri"/>
+          <w:color w:val="1A1A1A"/>
+          <w:sz w:val="22"/>
+        </w:rPr>
+        <w:t>Candy Elizabeth Gatwood Ramos · cumple 5 ene</w:t>
+      </w:r>
+    </w:p>
+    <w:p>
+      <w:pPr>
+        <w:pStyle w:val="ListBullet"/>
+        <w:spacing w:after="20"/>
+      </w:pPr>
+      <w:r>
+        <w:rPr>
+          <w:rFonts w:ascii="Calibri" w:hAnsi="Calibri"/>
+          <w:color w:val="1A1A1A"/>
+          <w:sz w:val="22"/>
+        </w:rPr>
+        <w:t>Chantal Melissa Carpio Jiménez · cumple 24 dic</w:t>
+      </w:r>
+    </w:p>
+    <w:p>
+      <w:pPr>
+        <w:pStyle w:val="ListBullet"/>
+        <w:spacing w:after="20"/>
+      </w:pPr>
+      <w:r>
+        <w:rPr>
+          <w:rFonts w:ascii="Calibri" w:hAnsi="Calibri"/>
+          <w:color w:val="1A1A1A"/>
+          <w:sz w:val="22"/>
+        </w:rPr>
+        <w:t>Dayrelins Jazmin Santana Salas · cumple 30 ago</w:t>
+      </w:r>
+    </w:p>
+    <w:p>
+      <w:pPr>
+        <w:pStyle w:val="ListBullet"/>
+        <w:spacing w:after="20"/>
+      </w:pPr>
+      <w:r>
+        <w:rPr>
+          <w:rFonts w:ascii="Calibri" w:hAnsi="Calibri"/>
+          <w:color w:val="1A1A1A"/>
+          <w:sz w:val="22"/>
+        </w:rPr>
+        <w:t>Fabelly Maciel Fabian Bello · cumple 11 ago</w:t>
+      </w:r>
+    </w:p>
+    <w:p>
+      <w:pPr>
+        <w:pStyle w:val="ListBullet"/>
+        <w:spacing w:after="20"/>
+      </w:pPr>
+      <w:r>
+        <w:rPr>
+          <w:rFonts w:ascii="Calibri" w:hAnsi="Calibri"/>
+          <w:color w:val="1A1A1A"/>
+          <w:sz w:val="22"/>
+        </w:rPr>
+        <w:t>Guido Maldonado · cumple 30 nov</w:t>
+      </w:r>
+    </w:p>
+    <w:p>
+      <w:pPr>
+        <w:pStyle w:val="ListBullet"/>
+        <w:spacing w:after="20"/>
+      </w:pPr>
+      <w:r>
+        <w:rPr>
+          <w:rFonts w:ascii="Calibri" w:hAnsi="Calibri"/>
+          <w:color w:val="1A1A1A"/>
+          <w:sz w:val="22"/>
+        </w:rPr>
+        <w:t>Jordelis Mateo · cumple 26 jul</w:t>
+      </w:r>
+    </w:p>
+    <w:p>
+      <w:pPr>
+        <w:pStyle w:val="ListBullet"/>
+        <w:spacing w:after="20"/>
+      </w:pPr>
+      <w:r>
+        <w:rPr>
+          <w:rFonts w:ascii="Calibri" w:hAnsi="Calibri"/>
+          <w:color w:val="1A1A1A"/>
+          <w:sz w:val="22"/>
+        </w:rPr>
+        <w:t>Kelvin Alexis Ventura Santana · cumple 28 jul</w:t>
+      </w:r>
+    </w:p>
+    <w:p>
+      <w:pPr>
+        <w:pStyle w:val="ListBullet"/>
+        <w:spacing w:after="20"/>
+      </w:pPr>
+      <w:r>
+        <w:rPr>
+          <w:rFonts w:ascii="Calibri" w:hAnsi="Calibri"/>
+          <w:color w:val="1A1A1A"/>
+          <w:sz w:val="22"/>
+        </w:rPr>
+        <w:t>Maria del Carmen Mejías Mateo · cumple 29 ago</w:t>
+      </w:r>
+    </w:p>
+    <w:p>
+      <w:pPr>
+        <w:pStyle w:val="ListBullet"/>
+        <w:spacing w:after="20"/>
+      </w:pPr>
+      <w:r>
+        <w:rPr>
+          <w:rFonts w:ascii="Calibri" w:hAnsi="Calibri"/>
+          <w:color w:val="1A1A1A"/>
+          <w:sz w:val="22"/>
+        </w:rPr>
+        <w:t>Marian Olanlly Ortiz Carrasco</w:t>
+      </w:r>
+    </w:p>
+    <w:p>
+      <w:pPr>
+        <w:pStyle w:val="ListBullet"/>
+        <w:spacing w:after="20"/>
+      </w:pPr>
+      <w:r>
+        <w:rPr>
+          <w:rFonts w:ascii="Calibri" w:hAnsi="Calibri"/>
+          <w:color w:val="1A1A1A"/>
+          <w:sz w:val="22"/>
+        </w:rPr>
+        <w:t>Randol Joseph Payano</w:t>
+      </w:r>
+    </w:p>
+    <w:p>
+      <w:pPr>
+        <w:pStyle w:val="ListBullet"/>
+        <w:spacing w:after="20"/>
+      </w:pPr>
+      <w:r>
+        <w:rPr>
+          <w:rFonts w:ascii="Calibri" w:hAnsi="Calibri"/>
+          <w:color w:val="1A1A1A"/>
+          <w:sz w:val="22"/>
+        </w:rPr>
+        <w:t>Risaira Santana Rosario · cumple 29 jun</w:t>
+      </w:r>
+    </w:p>
+    <w:p>
+      <w:pPr>
+        <w:pStyle w:val="ListBullet"/>
+        <w:spacing w:after="20"/>
+      </w:pPr>
+      <w:r>
+        <w:rPr>
+          <w:rFonts w:ascii="Calibri" w:hAnsi="Calibri"/>
+          <w:color w:val="1A1A1A"/>
+          <w:sz w:val="22"/>
+        </w:rPr>
+        <w:t>Risairi Santana Rosario · cumple 28 mar</w:t>
+      </w:r>
+    </w:p>
+    <w:p>
+      <w:pPr>
+        <w:pStyle w:val="ListBullet"/>
+        <w:spacing w:after="20"/>
+      </w:pPr>
+      <w:r>
+        <w:rPr>
+          <w:rFonts w:ascii="Calibri" w:hAnsi="Calibri"/>
+          <w:color w:val="1A1A1A"/>
+          <w:sz w:val="22"/>
+        </w:rPr>
+        <w:t>Roberto Figueroa · cumple 12 may</w:t>
+      </w:r>
+    </w:p>
+    <w:p>
+      <w:pPr>
+        <w:pStyle w:val="ListBullet"/>
+        <w:spacing w:after="20"/>
+      </w:pPr>
+      <w:r>
+        <w:rPr>
+          <w:rFonts w:ascii="Calibri" w:hAnsi="Calibri"/>
+          <w:color w:val="1A1A1A"/>
+          <w:sz w:val="22"/>
+        </w:rPr>
+        <w:t>Roselyn Quiroz · cumple 2 nov</w:t>
+      </w:r>
+    </w:p>
+    <w:p>
+      <w:pPr>
+        <w:pStyle w:val="ListBullet"/>
+        <w:spacing w:after="20"/>
+      </w:pPr>
+      <w:r>
+        <w:rPr>
+          <w:rFonts w:ascii="Calibri" w:hAnsi="Calibri"/>
+          <w:color w:val="1A1A1A"/>
+          <w:sz w:val="22"/>
+        </w:rPr>
+        <w:t>Tommy Nova Nolasco · cumple 7 sep</w:t>
+      </w:r>
+    </w:p>
+    <w:p>
+      <w:pPr>
+        <w:pStyle w:val="ListBullet"/>
+        <w:spacing w:after="20"/>
+      </w:pPr>
+      <w:r>
+        <w:rPr>
+          <w:rFonts w:ascii="Calibri" w:hAnsi="Calibri"/>
+          <w:color w:val="1A1A1A"/>
+          <w:sz w:val="22"/>
+        </w:rPr>
+        <w:t>Wirna Miguelina Stapleton Pilier · cumple 29 sep</w:t>
+      </w:r>
+    </w:p>
+    <w:p>
+      <w:pPr>
+        <w:keepNext/>
+        <w:spacing w:before="200" w:after="40"/>
+      </w:pPr>
+      <w:r>
+        <w:rPr>
+          <w:rFonts w:ascii="Calibri" w:hAnsi="Calibri"/>
+          <w:b/>
+          <w:color w:val="1B3A5C"/>
+          <w:sz w:val="26"/>
+        </w:rPr>
+        <w:t>Música (6)</w:t>
+      </w:r>
+    </w:p>
+    <w:p>
+      <w:pPr>
+        <w:pStyle w:val="ListBullet"/>
+        <w:spacing w:after="20"/>
+      </w:pPr>
+      <w:r>
+        <w:rPr>
+          <w:rFonts w:ascii="Calibri" w:hAnsi="Calibri"/>
+          <w:color w:val="1A1A1A"/>
+          <w:sz w:val="22"/>
+        </w:rPr>
+        <w:t>José Ángel Tusen Russo — Coordinador/a · cumple 30 oct</w:t>
+      </w:r>
+    </w:p>
+    <w:p>
+      <w:pPr>
+        <w:pStyle w:val="ListBullet"/>
+        <w:spacing w:after="20"/>
+      </w:pPr>
+      <w:r>
+        <w:rPr>
+          <w:rFonts w:ascii="Calibri" w:hAnsi="Calibri"/>
+          <w:color w:val="1A1A1A"/>
+          <w:sz w:val="22"/>
+        </w:rPr>
+        <w:t>Daylin M Rambalde Moreta</w:t>
+      </w:r>
+    </w:p>
+    <w:p>
+      <w:pPr>
+        <w:pStyle w:val="ListBullet"/>
+        <w:spacing w:after="20"/>
+      </w:pPr>
+      <w:r>
+        <w:rPr>
+          <w:rFonts w:ascii="Calibri" w:hAnsi="Calibri"/>
+          <w:color w:val="1A1A1A"/>
+          <w:sz w:val="22"/>
+        </w:rPr>
+        <w:t>Dorian Elina Rodriguez Belliard · cumple 21 mar</w:t>
+      </w:r>
+    </w:p>
+    <w:p>
+      <w:pPr>
+        <w:pStyle w:val="ListBullet"/>
+        <w:spacing w:after="20"/>
+      </w:pPr>
+      <w:r>
+        <w:rPr>
+          <w:rFonts w:ascii="Calibri" w:hAnsi="Calibri"/>
+          <w:color w:val="1A1A1A"/>
+          <w:sz w:val="22"/>
+        </w:rPr>
+        <w:t>Ismarie Sthepanie Constanzo Ramos · cumple 14 jun</w:t>
+      </w:r>
+    </w:p>
+    <w:p>
+      <w:pPr>
+        <w:pStyle w:val="ListBullet"/>
+        <w:spacing w:after="20"/>
+      </w:pPr>
+      <w:r>
+        <w:rPr>
+          <w:rFonts w:ascii="Calibri" w:hAnsi="Calibri"/>
+          <w:color w:val="1A1A1A"/>
+          <w:sz w:val="22"/>
+        </w:rPr>
+        <w:t>Leober Carrion Soriano · cumple 4 oct</w:t>
+      </w:r>
+    </w:p>
+    <w:p>
+      <w:pPr>
+        <w:pStyle w:val="ListBullet"/>
+        <w:spacing w:after="20"/>
+      </w:pPr>
+      <w:r>
+        <w:rPr>
+          <w:rFonts w:ascii="Calibri" w:hAnsi="Calibri"/>
+          <w:color w:val="1A1A1A"/>
+          <w:sz w:val="22"/>
+        </w:rPr>
+        <w:t>Mary Carmen Ramírez Vásquez · cumple 29 ago</w:t>
+      </w:r>
+    </w:p>
+    <w:p>
+      <w:pPr>
+        <w:keepNext/>
+        <w:spacing w:before="200" w:after="40"/>
+      </w:pPr>
+      <w:r>
+        <w:rPr>
+          <w:rFonts w:ascii="Calibri" w:hAnsi="Calibri"/>
+          <w:b/>
+          <w:color w:val="1B3A5C"/>
+          <w:sz w:val="26"/>
+        </w:rPr>
+        <w:t>Asesoras de cocina (2)</w:t>
+      </w:r>
+    </w:p>
+    <w:p>
+      <w:pPr>
+        <w:pStyle w:val="ListBullet"/>
+        <w:spacing w:after="20"/>
+      </w:pPr>
+      <w:r>
+        <w:rPr>
+          <w:rFonts w:ascii="Calibri" w:hAnsi="Calibri"/>
+          <w:color w:val="1A1A1A"/>
+          <w:sz w:val="22"/>
+        </w:rPr>
+        <w:t>Johanny García</w:t>
+      </w:r>
+    </w:p>
+    <w:p>
+      <w:pPr>
+        <w:pStyle w:val="ListBullet"/>
+        <w:spacing w:after="20"/>
+      </w:pPr>
+      <w:r>
+        <w:rPr>
+          <w:rFonts w:ascii="Calibri" w:hAnsi="Calibri"/>
+          <w:color w:val="1A1A1A"/>
+          <w:sz w:val="22"/>
+        </w:rPr>
+        <w:t>Mary "Petra" Morales</w:t>
+      </w:r>
+    </w:p>
+    <w:p>
+      <w:pPr>
+        <w:keepNext/>
+        <w:spacing w:before="200" w:after="40"/>
+      </w:pPr>
+      <w:r>
+        <w:rPr>
+          <w:rFonts w:ascii="Calibri" w:hAnsi="Calibri"/>
+          <w:b/>
+          <w:color w:val="1B3A5C"/>
+          <w:sz w:val="26"/>
+        </w:rPr>
+        <w:t>Asesores de comunidad (3)</w:t>
+      </w:r>
+    </w:p>
+    <w:p>
+      <w:pPr>
+        <w:pStyle w:val="ListBullet"/>
+        <w:spacing w:after="20"/>
+      </w:pPr>
+      <w:r>
+        <w:rPr>
+          <w:rFonts w:ascii="Calibri" w:hAnsi="Calibri"/>
+          <w:color w:val="1A1A1A"/>
+          <w:sz w:val="22"/>
+        </w:rPr>
+        <w:t>Leticia González — La Vega</w:t>
+      </w:r>
+    </w:p>
+    <w:p>
+      <w:pPr>
+        <w:pStyle w:val="ListBullet"/>
+        <w:spacing w:after="20"/>
+      </w:pPr>
+      <w:r>
+        <w:rPr>
+          <w:rFonts w:ascii="Calibri" w:hAnsi="Calibri"/>
+          <w:color w:val="1A1A1A"/>
+          <w:sz w:val="22"/>
+        </w:rPr>
+        <w:t>Marleny — Santo Domingo</w:t>
+      </w:r>
+    </w:p>
+    <w:p>
+      <w:pPr>
+        <w:pStyle w:val="ListBullet"/>
+        <w:spacing w:after="20"/>
+      </w:pPr>
+      <w:r>
+        <w:rPr>
+          <w:rFonts w:ascii="Calibri" w:hAnsi="Calibri"/>
+          <w:color w:val="1A1A1A"/>
+          <w:sz w:val="22"/>
+        </w:rPr>
+        <w:t>Sandrita — Santo Domingo</w:t>
+      </w:r>
+    </w:p>
+    <w:p>
+      <w:pPr>
+        <w:spacing w:after="80"/>
+        <w:jc w:val="both"/>
+      </w:pPr>
+      <w:r>
+        <w:rPr>
+          <w:rFonts w:ascii="Calibri" w:hAnsi="Calibri"/>
+          <w:color w:val="1A1A1A"/>
+          <w:sz w:val="22"/>
+        </w:rPr>
+        <w:t xml:space="preserve">Lista del equipo por área, con cumpleaños. Los datos de contacto viven en la hoja </w:t>
+      </w:r>
+      <w:r>
+        <w:rPr>
+          <w:rFonts w:ascii="Calibri" w:hAnsi="Calibri"/>
+          <w:b/>
+          <w:color w:val="1A1A1A"/>
+          <w:sz w:val="22"/>
+        </w:rPr>
+        <w:t>Equipo_ETC88.xlsx</w:t>
+      </w:r>
+      <w:r>
+        <w:rPr>
+          <w:rFonts w:ascii="Calibri" w:hAnsi="Calibri"/>
+          <w:color w:val="1A1A1A"/>
+          <w:sz w:val="22"/>
+        </w:rPr>
+        <w:t>.</w:t>
+      </w:r>
+    </w:p>
+    <w:p>
+      <w:r>
+        <w:br w:type="page"/>
+      </w:r>
+    </w:p>
+    <w:p>
+      <w:pPr>
+        <w:keepNext/>
+        <w:spacing w:before="80" w:after="160"/>
+        <w:pBdr>
+          <w:bottom w:val="single" w:sz="12" w:space="4" w:color="E36C4F"/>
+        </w:pBdr>
+      </w:pPr>
+      <w:r>
+        <w:rPr>
+          <w:rFonts w:ascii="Calibri" w:hAnsi="Calibri"/>
+          <w:b/>
+          <w:color w:val="1B3A5C"/>
+          <w:sz w:val="40"/>
+        </w:rPr>
+        <w:t>13. Mensaje de los directores</w:t>
+      </w:r>
+    </w:p>
+    <w:p>
+      <w:pPr>
+        <w:spacing w:after="80"/>
+        <w:jc w:val="both"/>
+      </w:pPr>
+      <w:r>
+        <w:rPr>
+          <w:rFonts w:ascii="Calibri" w:hAnsi="Calibri"/>
+          <w:i/>
+          <w:color w:val="666666"/>
+          <w:sz w:val="22"/>
+        </w:rPr>
+        <w:t>(Borrador para que los directores lo ajusten y firmen.)</w:t>
+      </w:r>
+    </w:p>
+    <w:p>
+      <w:pPr>
+        <w:spacing w:after="80"/>
+        <w:jc w:val="both"/>
+      </w:pPr>
+      <w:r>
+        <w:rPr>
+          <w:rFonts w:ascii="Calibri" w:hAnsi="Calibri"/>
+          <w:color w:val="1A1A1A"/>
+          <w:sz w:val="22"/>
+        </w:rPr>
+        <w:t xml:space="preserve">Querido equipo: este retiro es, antes que nada, una </w:t>
+      </w:r>
+      <w:r>
+        <w:rPr>
+          <w:rFonts w:ascii="Calibri" w:hAnsi="Calibri"/>
+          <w:b/>
+          <w:color w:val="1A1A1A"/>
+          <w:sz w:val="22"/>
+        </w:rPr>
+        <w:t>aventura</w:t>
+      </w:r>
+      <w:r>
+        <w:rPr>
+          <w:rFonts w:ascii="Calibri" w:hAnsi="Calibri"/>
+          <w:color w:val="1A1A1A"/>
+          <w:sz w:val="22"/>
+        </w:rPr>
+        <w:t xml:space="preserve"> — una expedición en busca del verdadero tesoro. Jesús lo dijo claro: </w:t>
+      </w:r>
+      <w:r>
+        <w:rPr>
+          <w:rFonts w:ascii="Calibri" w:hAnsi="Calibri"/>
+          <w:i/>
+          <w:color w:val="1A1A1A"/>
+          <w:sz w:val="22"/>
+        </w:rPr>
+        <w:t>"donde está tu tesoro, allí estará también tu corazón"</w:t>
+      </w:r>
+      <w:r>
+        <w:rPr>
+          <w:rFonts w:ascii="Calibri" w:hAnsi="Calibri"/>
+          <w:color w:val="1A1A1A"/>
+          <w:sz w:val="22"/>
+        </w:rPr>
+        <w:t xml:space="preserve"> (Mt 6,21). Y prometió que quien halla ese tesoro escondido, de pura alegría, lo deja todo por él (Mt 13,44).</w:t>
+      </w:r>
+    </w:p>
+    <w:p>
+      <w:pPr>
+        <w:spacing w:after="80"/>
+        <w:jc w:val="both"/>
+      </w:pPr>
+      <w:r>
+        <w:rPr>
+          <w:rFonts w:ascii="Calibri" w:hAnsi="Calibri"/>
+          <w:color w:val="1A1A1A"/>
+          <w:sz w:val="22"/>
+        </w:rPr>
+        <w:t>Durante tres días vamos a acompañar a cada participante a encontrar ese tesoro, que es Cristo mismo. Pero el primer corazón que tiene que dejarse encontrar es el nuestro: servimos mejor cuando nosotros también buscamos. No vinimos a lucirnos; vinimos a poner el corazón donde está el tesoro, y a remar juntos para que otro lo halle.</w:t>
+      </w:r>
+    </w:p>
+    <w:p>
+      <w:pPr>
+        <w:spacing w:after="80"/>
+        <w:jc w:val="both"/>
+      </w:pPr>
+      <w:r>
+        <w:rPr>
+          <w:rFonts w:ascii="Calibri" w:hAnsi="Calibri"/>
+          <w:color w:val="1A1A1A"/>
+          <w:sz w:val="22"/>
+        </w:rPr>
+        <w:t xml:space="preserve">Gracias por decir que sí. Cuiden los detalles, cuídense entre ustedes y déjense sorprender por lo que Dios va a hacer. Como nos recordamos siempre: </w:t>
+      </w:r>
+      <w:r>
+        <w:rPr>
+          <w:rFonts w:ascii="Calibri" w:hAnsi="Calibri"/>
+          <w:b/>
+          <w:color w:val="1A1A1A"/>
+          <w:sz w:val="22"/>
+        </w:rPr>
+        <w:t>somos siempre amigos</w:t>
+      </w:r>
+      <w:r>
+        <w:rPr>
+          <w:rFonts w:ascii="Calibri" w:hAnsi="Calibri"/>
+          <w:color w:val="1A1A1A"/>
+          <w:sz w:val="22"/>
+        </w:rPr>
+        <w:t xml:space="preserve"> (Jn 15,15).</w:t>
+      </w:r>
+    </w:p>
+    <w:p>
+      <w:pPr>
+        <w:spacing w:after="80"/>
+        <w:jc w:val="both"/>
+      </w:pPr>
+      <w:r>
+        <w:rPr>
+          <w:rFonts w:ascii="Calibri" w:hAnsi="Calibri"/>
+          <w:b/>
+          <w:color w:val="1A1A1A"/>
+          <w:sz w:val="22"/>
+        </w:rPr>
+        <w:t>Juan Manuel de la Cruz · Jean Carlo de la Cruz</w:t>
+      </w:r>
+      <w:r>
+        <w:rPr>
+          <w:rFonts w:ascii="Calibri" w:hAnsi="Calibri"/>
+          <w:color w:val="1A1A1A"/>
+          <w:sz w:val="22"/>
+        </w:rPr>
+        <w:t xml:space="preserve"> — Co-Directores del ETC 88</w:t>
+      </w:r>
     </w:p>
     <w:p>
       <w:pPr>
@@ -10058,15 +11061,15 @@
           <w:color w:val="1A1A1A"/>
           <w:sz w:val="22"/>
         </w:rPr>
-        <w:t>Definir con tiempo el espacio del PG y tener un backup</w:t>
-      </w:r>
-      <w:r>
-        <w:rPr>
-          <w:rFonts w:ascii="Calibri" w:hAnsi="Calibri"/>
-          <w:color w:val="1A1A1A"/>
-          <w:sz w:val="22"/>
-        </w:rPr>
-        <w:t xml:space="preserve"> por si el lugar asignado no sirve. </w:t>
+        <w:t>Definir con tiempo el espacio del PG y tener un lugar alterno</w:t>
+      </w:r>
+      <w:r>
+        <w:rPr>
+          <w:rFonts w:ascii="Calibri" w:hAnsi="Calibri"/>
+          <w:color w:val="1A1A1A"/>
+          <w:sz w:val="22"/>
+        </w:rPr>
+        <w:t xml:space="preserve"> por si el asignado no sirve. </w:t>
       </w:r>
       <w:r>
         <w:rPr>

--- a/entrega_diseno/CARPETA_ETC88.docx
+++ b/entrega_diseno/CARPETA_ETC88.docx
@@ -67,7 +67,7 @@
           <w:color w:val="C0A06C"/>
           <w:sz w:val="28"/>
         </w:rPr>
-        <w:t>Encuentro Total con Cristo · San Pedro de Macorís · 4–6 septiembre 2026</w:t>
+        <w:t>Encuentro Total con Cristo · 4–6 septiembre 2026</w:t>
       </w:r>
     </w:p>
     <w:p>

--- a/entrega_diseno/CARPETA_ETC88.docx
+++ b/entrega_diseno/CARPETA_ETC88.docx
@@ -8733,7 +8733,7 @@
           <w:color w:val="1A1A1A"/>
           <w:sz w:val="22"/>
         </w:rPr>
-        <w:t>Marian Olanlly Ortiz Carrasco</w:t>
+        <w:t>Marian Olanlly Ortiz Carrasco · cumple 23 oct</w:t>
       </w:r>
     </w:p>
     <w:p>
@@ -8747,7 +8747,7 @@
           <w:color w:val="1A1A1A"/>
           <w:sz w:val="22"/>
         </w:rPr>
-        <w:t>Randol Joseph Payano</w:t>
+        <w:t>Randol Joseph Payano · cumple 18 dic</w:t>
       </w:r>
     </w:p>
     <w:p>
@@ -8874,7 +8874,7 @@
           <w:color w:val="1A1A1A"/>
           <w:sz w:val="22"/>
         </w:rPr>
-        <w:t>Daylin M Rambalde Moreta</w:t>
+        <w:t>Daylin M Rambalde Moreta · cumple 23 nov</w:t>
       </w:r>
     </w:p>
     <w:p>

--- a/entrega_diseno/CARPETA_ETC88.docx
+++ b/entrega_diseno/CARPETA_ETC88.docx
@@ -4013,7 +4013,7 @@
           <w:color w:val="1B3A5C"/>
           <w:sz w:val="26"/>
         </w:rPr>
-        <w:t>5.6 Regalo del Perdón (sábado noche · cena del Lavatorio)</w:t>
+        <w:t>5.6 Alegría del Perdón (sábado noche · cena del Lavatorio)</w:t>
       </w:r>
     </w:p>
     <w:p>
@@ -6235,7 +6235,7 @@
                 <w:color w:val="1A1A1A"/>
                 <w:sz w:val="20"/>
               </w:rPr>
-              <w:t>Plenario · Testimonio "Regalo del Perdón" · dinámica del lodo · examen de conciencia.</w:t>
+              <w:t>Plenario · Testimonio "Alegría del Perdón" · dinámica del lodo · examen de conciencia.</w:t>
             </w:r>
           </w:p>
         </w:tc>
@@ -12627,7 +12627,7 @@
           <w:color w:val="1B3A5C"/>
           <w:sz w:val="26"/>
         </w:rPr>
-        <w:t>Regalo del Perdón</w:t>
+        <w:t>Alegría del Perdón</w:t>
       </w:r>
     </w:p>
     <w:p>

--- a/entrega_diseno/CARPETA_ETC88.docx
+++ b/entrega_diseno/CARPETA_ETC88.docx
@@ -8663,7 +8663,7 @@
           <w:color w:val="1A1A1A"/>
           <w:sz w:val="22"/>
         </w:rPr>
-        <w:t>Fabelly Maciel Fabian Bello · cumple 11 ago</w:t>
+        <w:t>Guido Maldonado · cumple 30 nov</w:t>
       </w:r>
     </w:p>
     <w:p>
@@ -8677,7 +8677,7 @@
           <w:color w:val="1A1A1A"/>
           <w:sz w:val="22"/>
         </w:rPr>
-        <w:t>Guido Maldonado · cumple 30 nov</w:t>
+        <w:t>Jordelis Mateo · cumple 26 jul</w:t>
       </w:r>
     </w:p>
     <w:p>
@@ -8691,7 +8691,7 @@
           <w:color w:val="1A1A1A"/>
           <w:sz w:val="22"/>
         </w:rPr>
-        <w:t>Jordelis Mateo · cumple 26 jul</w:t>
+        <w:t>Kelvin Alexis Ventura Santana · cumple 28 jul</w:t>
       </w:r>
     </w:p>
     <w:p>
@@ -8705,7 +8705,7 @@
           <w:color w:val="1A1A1A"/>
           <w:sz w:val="22"/>
         </w:rPr>
-        <w:t>Kelvin Alexis Ventura Santana · cumple 28 jul</w:t>
+        <w:t>Maria del Carmen Mejías Mateo · cumple 29 ago</w:t>
       </w:r>
     </w:p>
     <w:p>
@@ -8719,7 +8719,7 @@
           <w:color w:val="1A1A1A"/>
           <w:sz w:val="22"/>
         </w:rPr>
-        <w:t>Maria del Carmen Mejías Mateo · cumple 29 ago</w:t>
+        <w:t>Marian Olanlly Ortiz Carrasco · cumple 23 oct</w:t>
       </w:r>
     </w:p>
     <w:p>
@@ -8733,7 +8733,7 @@
           <w:color w:val="1A1A1A"/>
           <w:sz w:val="22"/>
         </w:rPr>
-        <w:t>Marian Olanlly Ortiz Carrasco · cumple 23 oct</w:t>
+        <w:t>Merkin Jean</w:t>
       </w:r>
     </w:p>
     <w:p>

--- a/entrega_diseno/CARPETA_ETC88.docx
+++ b/entrega_diseno/CARPETA_ETC88.docx
@@ -8733,7 +8733,7 @@
           <w:color w:val="1A1A1A"/>
           <w:sz w:val="22"/>
         </w:rPr>
-        <w:t>Merkin Jean</w:t>
+        <w:t>Merkin Jean Vásquez · cumple 4 may</w:t>
       </w:r>
     </w:p>
     <w:p>

--- a/entrega_diseno/CARPETA_ETC88.docx
+++ b/entrega_diseno/CARPETA_ETC88.docx
@@ -11301,7 +11301,7 @@
           <w:color w:val="1A1A1A"/>
           <w:sz w:val="22"/>
         </w:rPr>
-        <w:t>F4/F5:</w:t>
+        <w:t>F4 (19-jul) y Convivencia (16-ago):</w:t>
       </w:r>
       <w:r>
         <w:rPr>
@@ -14981,7 +14981,7 @@
                 <w:color w:val="1A1A1A"/>
                 <w:sz w:val="20"/>
               </w:rPr>
-              <w:t>F5 / agosto</w:t>
+              <w:t>agosto (antes de la Convivencia 16-ago)</w:t>
             </w:r>
           </w:p>
         </w:tc>
@@ -16974,7 +16974,7 @@
                 <w:color w:val="1A1A1A"/>
                 <w:sz w:val="20"/>
               </w:rPr>
-              <w:t>F4</w:t>
+              <w:t>F4 (19-jul)</w:t>
             </w:r>
           </w:p>
         </w:tc>
@@ -17009,7 +17009,7 @@
                 <w:color w:val="1A1A1A"/>
                 <w:sz w:val="20"/>
               </w:rPr>
-              <w:t>F5</w:t>
+              <w:t>Convivencia (16-ago)</w:t>
             </w:r>
           </w:p>
         </w:tc>

--- a/entrega_diseno/CARPETA_ETC88.docx
+++ b/entrega_diseno/CARPETA_ETC88.docx
@@ -8240,7 +8240,7 @@
           <w:color w:val="1A1A1A"/>
           <w:sz w:val="22"/>
         </w:rPr>
-        <w:t>Frank Morales</w:t>
+        <w:t>Frank Morales · cumple 11 jul</w:t>
       </w:r>
     </w:p>
     <w:p>
@@ -8297,7 +8297,7 @@
           <w:color w:val="1A1A1A"/>
           <w:sz w:val="22"/>
         </w:rPr>
-        <w:t>Padre Paul Ramírez — (acompaña todo el proceso)</w:t>
+        <w:t>Padre Paul Ramírez — (acompaña todo el proceso) · cumple 9 nov</w:t>
       </w:r>
     </w:p>
     <w:p>
@@ -8311,7 +8311,7 @@
           <w:color w:val="1A1A1A"/>
           <w:sz w:val="22"/>
         </w:rPr>
-        <w:t>Sor Angelina Lebrón — (acompaña todo el proceso)</w:t>
+        <w:t>Sor Angelina Lebrón — (acompaña todo el proceso) · cumple 22 oct</w:t>
       </w:r>
     </w:p>
     <w:p>
@@ -8677,7 +8677,7 @@
           <w:color w:val="1A1A1A"/>
           <w:sz w:val="22"/>
         </w:rPr>
-        <w:t>Jordelis Mateo · cumple 26 jul</w:t>
+        <w:t>Kelvin Alexis Ventura Santana · cumple 28 jul</w:t>
       </w:r>
     </w:p>
     <w:p>
@@ -8691,7 +8691,7 @@
           <w:color w:val="1A1A1A"/>
           <w:sz w:val="22"/>
         </w:rPr>
-        <w:t>Kelvin Alexis Ventura Santana · cumple 28 jul</w:t>
+        <w:t>Maria del Carmen Mejías Mateo · cumple 29 ago</w:t>
       </w:r>
     </w:p>
     <w:p>
@@ -8705,7 +8705,7 @@
           <w:color w:val="1A1A1A"/>
           <w:sz w:val="22"/>
         </w:rPr>
-        <w:t>Maria del Carmen Mejías Mateo · cumple 29 ago</w:t>
+        <w:t>Marian Olanlly Ortiz Carrasco · cumple 23 oct</w:t>
       </w:r>
     </w:p>
     <w:p>
@@ -8719,7 +8719,7 @@
           <w:color w:val="1A1A1A"/>
           <w:sz w:val="22"/>
         </w:rPr>
-        <w:t>Marian Olanlly Ortiz Carrasco · cumple 23 oct</w:t>
+        <w:t>Merkin Jean Vásquez · cumple 4 may</w:t>
       </w:r>
     </w:p>
     <w:p>
@@ -8733,7 +8733,7 @@
           <w:color w:val="1A1A1A"/>
           <w:sz w:val="22"/>
         </w:rPr>
-        <w:t>Merkin Jean Vásquez · cumple 4 may</w:t>
+        <w:t>Pamela Colón · cumple 15 may</w:t>
       </w:r>
     </w:p>
     <w:p>
@@ -8747,7 +8747,7 @@
           <w:color w:val="1A1A1A"/>
           <w:sz w:val="22"/>
         </w:rPr>
-        <w:t>Randol Joseph Payano · cumple 18 dic</w:t>
+        <w:t>Randol Joseph payano · cumple 18 dic</w:t>
       </w:r>
     </w:p>
     <w:p>
@@ -8959,7 +8959,7 @@
           <w:color w:val="1A1A1A"/>
           <w:sz w:val="22"/>
         </w:rPr>
-        <w:t>Johanny García</w:t>
+        <w:t>Johanny García · cumple 13 feb</w:t>
       </w:r>
     </w:p>
     <w:p>
@@ -8973,7 +8973,7 @@
           <w:color w:val="1A1A1A"/>
           <w:sz w:val="22"/>
         </w:rPr>
-        <w:t>Mary "Petra" Morales</w:t>
+        <w:t>Mary "Petra" Morales · cumple 19 oct</w:t>
       </w:r>
     </w:p>
     <w:p>

--- a/entrega_diseno/CARPETA_ETC88.docx
+++ b/entrega_diseno/CARPETA_ETC88.docx
@@ -8817,7 +8817,7 @@
           <w:color w:val="1A1A1A"/>
           <w:sz w:val="22"/>
         </w:rPr>
-        <w:t>Tommy Nova Nolasco · cumple 7 sep</w:t>
+        <w:t>Wirna Miguelina Stapleton Pilier · cumple 29 sep</w:t>
       </w:r>
     </w:p>
     <w:p>
@@ -8831,7 +8831,7 @@
           <w:color w:val="1A1A1A"/>
           <w:sz w:val="22"/>
         </w:rPr>
-        <w:t>Wirna Miguelina Stapleton Pilier · cumple 29 sep</w:t>
+        <w:t>Zahir Valoy · cumple 7 jun</w:t>
       </w:r>
     </w:p>
     <w:p>

--- a/entrega_diseno/CARPETA_ETC88.docx
+++ b/entrega_diseno/CARPETA_ETC88.docx
@@ -9002,7 +9002,7 @@
           <w:color w:val="1A1A1A"/>
           <w:sz w:val="22"/>
         </w:rPr>
-        <w:t>Leticia González — La Vega</w:t>
+        <w:t>Por definir — La Vega</w:t>
       </w:r>
     </w:p>
     <w:p>
@@ -9016,7 +9016,7 @@
           <w:color w:val="1A1A1A"/>
           <w:sz w:val="22"/>
         </w:rPr>
-        <w:t>Marleny — Santo Domingo</w:t>
+        <w:t>Por definir — Santo Domingo (1)</w:t>
       </w:r>
     </w:p>
     <w:p>
@@ -9030,7 +9030,7 @@
           <w:color w:val="1A1A1A"/>
           <w:sz w:val="22"/>
         </w:rPr>
-        <w:t>Sandrita — Santo Domingo</w:t>
+        <w:t>Por definir — Santo Domingo (2)</w:t>
       </w:r>
     </w:p>
     <w:p>

--- a/entrega_diseno/CARPETA_ETC88.docx
+++ b/entrega_diseno/CARPETA_ETC88.docx
@@ -8649,7 +8649,7 @@
           <w:color w:val="1A1A1A"/>
           <w:sz w:val="22"/>
         </w:rPr>
-        <w:t>Dayrelins Jazmin Santana Salas · cumple 30 ago</w:t>
+        <w:t>Cristopher Jimenez · cumple 3 ene</w:t>
       </w:r>
     </w:p>
     <w:p>
@@ -8663,7 +8663,7 @@
           <w:color w:val="1A1A1A"/>
           <w:sz w:val="22"/>
         </w:rPr>
-        <w:t>Guido Maldonado · cumple 30 nov</w:t>
+        <w:t>Dayrelins Jazmin Santana Salas · cumple 30 ago</w:t>
       </w:r>
     </w:p>
     <w:p>
@@ -8733,7 +8733,7 @@
           <w:color w:val="1A1A1A"/>
           <w:sz w:val="22"/>
         </w:rPr>
-        <w:t>Pamela Colón · cumple 15 may</w:t>
+        <w:t>Nelson Mariano Morales Aybar · cumple 5 ene</w:t>
       </w:r>
     </w:p>
     <w:p>
@@ -8747,7 +8747,7 @@
           <w:color w:val="1A1A1A"/>
           <w:sz w:val="22"/>
         </w:rPr>
-        <w:t>Randol Joseph payano · cumple 18 dic</w:t>
+        <w:t>Pamela Colón · cumple 15 may</w:t>
       </w:r>
     </w:p>
     <w:p>
@@ -8817,7 +8817,7 @@
           <w:color w:val="1A1A1A"/>
           <w:sz w:val="22"/>
         </w:rPr>
-        <w:t>Tommy Nova Nolasco · cumple 7 sep</w:t>
+        <w:t>Wirna Miguelina Stapleton Pilier · cumple 29 sep</w:t>
       </w:r>
     </w:p>
     <w:p>
@@ -8831,7 +8831,7 @@
           <w:color w:val="1A1A1A"/>
           <w:sz w:val="22"/>
         </w:rPr>
-        <w:t>Wirna Miguelina Stapleton Pilier · cumple 29 sep</w:t>
+        <w:t>Zahir Valoy · cumple 7 jun</w:t>
       </w:r>
     </w:p>
     <w:p>
@@ -9016,7 +9016,7 @@
           <w:color w:val="1A1A1A"/>
           <w:sz w:val="22"/>
         </w:rPr>
-        <w:t>Marleny — Santo Domingo</w:t>
+        <w:t>Manuel Almonte — Santo Domingo</w:t>
       </w:r>
     </w:p>
     <w:p>
@@ -9030,7 +9030,7 @@
           <w:color w:val="1A1A1A"/>
           <w:sz w:val="22"/>
         </w:rPr>
-        <w:t>Sandrita — Santo Domingo</w:t>
+        <w:t>Yraisa Álvarez — Santo Domingo</w:t>
       </w:r>
     </w:p>
     <w:p>
